--- a/docs/전달용/SSF2026_구매목록_계통별.docx
+++ b/docs/전달용/SSF2026_구매목록_계통별.docx
@@ -1265,7 +1265,7 @@
                 <w:sz w:val="19"/>
                 <w:szCs w:val="19"/>
               </w:rPr>
-              <w:t xml:space="preserve">자율운항 비전 카메라. 마스트 꼭대기에서 부표·표식 인식. 옵션: 32MP·US Cord 인젝터 선택 금지</w:t>
+              <w:t xml:space="preserve">[지원금 들어옴] 자율운항 비전 카메라. 마스트 꼭대기에서 부표·표식 인식. 옵션: 32MP·US Cord 인젝터 선택 금지</w:t>
             </w:r>
           </w:p>
         </w:tc>
@@ -1379,7 +1379,7 @@
             </w:tcMar>
           </w:tcPr>
           <w:p>
-            <w:hyperlink w:history="1" r:id="rIdl4eursupncs_pijrsc-rf">
+            <w:hyperlink w:history="1" r:id="rIdn-k8864y4jjgb8q43prmv">
               <w:r>
                 <w:rPr>
                   <w:rStyle w:val="Hyperlink"/>
@@ -1562,7 +1562,7 @@
             </w:tcMar>
           </w:tcPr>
           <w:p>
-            <w:hyperlink w:history="1" r:id="rIdeuzegjgjnommozk92hmix">
+            <w:hyperlink w:history="1" r:id="rId8opyp5xu0scs9tvnu4eyo">
               <w:r>
                 <w:rPr>
                   <w:rStyle w:val="Hyperlink"/>
@@ -1745,7 +1745,7 @@
             </w:tcMar>
           </w:tcPr>
           <w:p>
-            <w:hyperlink w:history="1" r:id="rIdvm3kfic5c1o2e4u-chxgf">
+            <w:hyperlink w:history="1" r:id="rIdhp1w9ggazwqkzv-cglbs8">
               <w:r>
                 <w:rPr>
                   <w:rStyle w:val="Hyperlink"/>
@@ -1928,7 +1928,7 @@
             </w:tcMar>
           </w:tcPr>
           <w:p>
-            <w:hyperlink w:history="1" r:id="rIdiwvb9z7ejvme_pskku3ih">
+            <w:hyperlink w:history="1" r:id="rId2gwv37lmrewhm2ssigly_">
               <w:r>
                 <w:rPr>
                   <w:rStyle w:val="Hyperlink"/>
@@ -1949,7 +1949,7 @@
               </w:rPr>
               <w:t xml:space="preserve"> · </w:t>
             </w:r>
-            <w:hyperlink w:history="1" r:id="rIdppe5mdg0ijfjtf6kafx0q">
+            <w:hyperlink w:history="1" r:id="rIdqkjdxuhxc2wps1b2f1d6-">
               <w:r>
                 <w:rPr>
                   <w:rStyle w:val="Hyperlink"/>
@@ -2561,7 +2561,7 @@
             </w:tcMar>
           </w:tcPr>
           <w:p>
-            <w:hyperlink w:history="1" r:id="rIdfn94o0yhidvhesjxizbrx">
+            <w:hyperlink w:history="1" r:id="rIdkbx5v3njbiru3mqsu96wf">
               <w:r>
                 <w:rPr>
                   <w:rStyle w:val="Hyperlink"/>
@@ -2582,7 +2582,7 @@
               </w:rPr>
               <w:t xml:space="preserve"> · </w:t>
             </w:r>
-            <w:hyperlink w:history="1" r:id="rIdtpaue2xs_mcy5hzugqzum">
+            <w:hyperlink w:history="1" r:id="rIdw3kemsvluvhouh87niwdu">
               <w:r>
                 <w:rPr>
                   <w:rStyle w:val="Hyperlink"/>
@@ -3219,7 +3219,7 @@
             </w:tcMar>
           </w:tcPr>
           <w:p>
-            <w:hyperlink w:history="1" r:id="rId8zof0ykcolkjulvxo3m_j">
+            <w:hyperlink w:history="1" r:id="rIdeeuubu542y8vfldvbbuu_">
               <w:r>
                 <w:rPr>
                   <w:rStyle w:val="Hyperlink"/>
@@ -3831,7 +3831,7 @@
             </w:tcMar>
           </w:tcPr>
           <w:p>
-            <w:hyperlink w:history="1" r:id="rIdeozowlxp7lbwungycdx0n">
+            <w:hyperlink w:history="1" r:id="rIdxtieaj_3lhwbjvjqj5ccj">
               <w:r>
                 <w:rPr>
                   <w:rStyle w:val="Hyperlink"/>
@@ -3852,7 +3852,7 @@
               </w:rPr>
               <w:t xml:space="preserve"> · </w:t>
             </w:r>
-            <w:hyperlink w:history="1" r:id="rIdtn9xtqcv7h-kayr5qkchc">
+            <w:hyperlink w:history="1" r:id="rId34yagvk_swipmjxuzbbfh">
               <w:r>
                 <w:rPr>
                   <w:rStyle w:val="Hyperlink"/>
@@ -4035,7 +4035,7 @@
             </w:tcMar>
           </w:tcPr>
           <w:p>
-            <w:hyperlink w:history="1" r:id="rIdprrthd-p27-lm6dhfoblh">
+            <w:hyperlink w:history="1" r:id="rIdj0yaujpgt7sfgmm3auotx">
               <w:r>
                 <w:rPr>
                   <w:rStyle w:val="Hyperlink"/>
@@ -4218,7 +4218,7 @@
             </w:tcMar>
           </w:tcPr>
           <w:p>
-            <w:hyperlink w:history="1" r:id="rIdjxv-iwmffjk-bzdmwoe6m">
+            <w:hyperlink w:history="1" r:id="rIdcek-nrlyg5rxefbj74sq-">
               <w:r>
                 <w:rPr>
                   <w:rStyle w:val="Hyperlink"/>
@@ -4239,7 +4239,7 @@
               </w:rPr>
               <w:t xml:space="preserve"> · </w:t>
             </w:r>
-            <w:hyperlink w:history="1" r:id="rId1bdky2opar-szwkys8zsz">
+            <w:hyperlink w:history="1" r:id="rIdgebciadlzr3kcg0zj-ytt">
               <w:r>
                 <w:rPr>
                   <w:rStyle w:val="Hyperlink"/>

--- a/docs/전달용/SSF2026_구매목록_계통별.docx
+++ b/docs/전달용/SSF2026_구매목록_계통별.docx
@@ -39,7 +39,7 @@
           <w:sz w:val="19"/>
           <w:szCs w:val="19"/>
         </w:rPr>
-        <w:t xml:space="preserve">사야 할 것은 8항목, 합계 약 159~162만원이다. 아직 하나도 주문하지 않았다. 같은 계통 안에서 하나만 빠져도 그 계통은 안 돈다.</w:t>
+        <w:t xml:space="preserve">사야 할 것은 9항목, 합계 약 164~168만원이다. 아직 하나도 주문하지 않았다. 같은 계통 안에서 하나만 빠져도 그 계통은 안 돈다.</w:t>
       </w:r>
     </w:p>
     <w:tbl>
@@ -849,7 +849,6 @@
               <w:bottom w:val="single" w:color="A6A6A6" w:sz="4"/>
               <w:right w:val="single" w:color="A6A6A6" w:sz="4"/>
             </w:tcBorders>
-            <w:shd w:fill="F2F2F2" w:color="auto" w:val="clear"/>
             <w:tcMar>
               <w:top w:type="dxa" w:w="60"/>
               <w:left w:type="dxa" w:w="100"/>
@@ -869,7 +868,7 @@
                 <w:sz w:val="19"/>
                 <w:szCs w:val="19"/>
               </w:rPr>
-              <w:t xml:space="preserve">합계</w:t>
+              <w:t xml:space="preserve">G. 제어 (Mega)</w:t>
             </w:r>
           </w:p>
         </w:tc>
@@ -882,7 +881,6 @@
               <w:bottom w:val="single" w:color="A6A6A6" w:sz="4"/>
               <w:right w:val="single" w:color="A6A6A6" w:sz="4"/>
             </w:tcBorders>
-            <w:shd w:fill="F2F2F2" w:color="auto" w:val="clear"/>
             <w:tcMar>
               <w:top w:type="dxa" w:w="60"/>
               <w:left w:type="dxa" w:w="100"/>
@@ -897,12 +895,12 @@
             <w:r>
               <w:rPr>
                 <w:rFonts w:ascii="Malgun Gothic" w:cs="Malgun Gothic" w:eastAsia="Malgun Gothic" w:hAnsi="Malgun Gothic"/>
-                <w:b/>
-                <w:bCs/>
-                <w:sz w:val="19"/>
-                <w:szCs w:val="19"/>
-              </w:rPr>
-              <w:t xml:space="preserve">8</w:t>
+                <w:b w:val="false"/>
+                <w:bCs w:val="false"/>
+                <w:sz w:val="19"/>
+                <w:szCs w:val="19"/>
+              </w:rPr>
+              <w:t xml:space="preserve">1</w:t>
             </w:r>
           </w:p>
         </w:tc>
@@ -915,7 +913,6 @@
               <w:bottom w:val="single" w:color="A6A6A6" w:sz="4"/>
               <w:right w:val="single" w:color="A6A6A6" w:sz="4"/>
             </w:tcBorders>
-            <w:shd w:fill="F2F2F2" w:color="auto" w:val="clear"/>
             <w:tcMar>
               <w:top w:type="dxa" w:w="60"/>
               <w:left w:type="dxa" w:w="100"/>
@@ -930,12 +927,12 @@
             <w:r>
               <w:rPr>
                 <w:rFonts w:ascii="Malgun Gothic" w:cs="Malgun Gothic" w:eastAsia="Malgun Gothic" w:hAnsi="Malgun Gothic"/>
-                <w:b/>
-                <w:bCs/>
-                <w:sz w:val="19"/>
-                <w:szCs w:val="19"/>
-              </w:rPr>
-              <w:t xml:space="preserve">1,585,180 ~ 1,624,180</w:t>
+                <w:b w:val="false"/>
+                <w:bCs w:val="false"/>
+                <w:sz w:val="19"/>
+                <w:szCs w:val="19"/>
+              </w:rPr>
+              <w:t xml:space="preserve">58,000</w:t>
             </w:r>
           </w:p>
         </w:tc>
@@ -948,7 +945,6 @@
               <w:bottom w:val="single" w:color="A6A6A6" w:sz="4"/>
               <w:right w:val="single" w:color="A6A6A6" w:sz="4"/>
             </w:tcBorders>
-            <w:shd w:fill="F2F2F2" w:color="auto" w:val="clear"/>
             <w:tcMar>
               <w:top w:type="dxa" w:w="60"/>
               <w:left w:type="dxa" w:w="100"/>
@@ -963,12 +959,146 @@
             <w:r>
               <w:rPr>
                 <w:rFonts w:ascii="Malgun Gothic" w:cs="Malgun Gothic" w:eastAsia="Malgun Gothic" w:hAnsi="Malgun Gothic"/>
-                <w:b/>
-                <w:bCs/>
-                <w:sz w:val="19"/>
-                <w:szCs w:val="19"/>
-              </w:rPr>
-              <w:t xml:space="preserve">OAK 2대가 81~83%</w:t>
+                <w:b w:val="false"/>
+                <w:bCs w:val="false"/>
+                <w:sz w:val="19"/>
+                <w:szCs w:val="19"/>
+              </w:rPr>
+              <w:t xml:space="preserve">P0 — 2번배용. 지원금 들어옴</w:t>
+            </w:r>
+          </w:p>
+        </w:tc>
+      </w:tr>
+      <w:tr>
+        <w:tc>
+          <w:tcPr>
+            <w:tcW w:type="dxa" w:w="5000"/>
+            <w:tcBorders>
+              <w:top w:val="single" w:color="A6A6A6" w:sz="4"/>
+              <w:left w:val="single" w:color="A6A6A6" w:sz="4"/>
+              <w:bottom w:val="single" w:color="A6A6A6" w:sz="4"/>
+              <w:right w:val="single" w:color="A6A6A6" w:sz="4"/>
+            </w:tcBorders>
+            <w:shd w:fill="F2F2F2" w:color="auto" w:val="clear"/>
+            <w:tcMar>
+              <w:top w:type="dxa" w:w="60"/>
+              <w:left w:type="dxa" w:w="100"/>
+              <w:bottom w:type="dxa" w:w="60"/>
+              <w:right w:type="dxa" w:w="100"/>
+            </w:tcMar>
+          </w:tcPr>
+          <w:p>
+            <w:pPr>
+              <w:jc w:val="left"/>
+            </w:pPr>
+            <w:r>
+              <w:rPr>
+                <w:rFonts w:ascii="Malgun Gothic" w:cs="Malgun Gothic" w:eastAsia="Malgun Gothic" w:hAnsi="Malgun Gothic"/>
+                <w:b/>
+                <w:bCs/>
+                <w:sz w:val="19"/>
+                <w:szCs w:val="19"/>
+              </w:rPr>
+              <w:t xml:space="preserve">합계</w:t>
+            </w:r>
+          </w:p>
+        </w:tc>
+        <w:tc>
+          <w:tcPr>
+            <w:tcW w:type="dxa" w:w="2000"/>
+            <w:tcBorders>
+              <w:top w:val="single" w:color="A6A6A6" w:sz="4"/>
+              <w:left w:val="single" w:color="A6A6A6" w:sz="4"/>
+              <w:bottom w:val="single" w:color="A6A6A6" w:sz="4"/>
+              <w:right w:val="single" w:color="A6A6A6" w:sz="4"/>
+            </w:tcBorders>
+            <w:shd w:fill="F2F2F2" w:color="auto" w:val="clear"/>
+            <w:tcMar>
+              <w:top w:type="dxa" w:w="60"/>
+              <w:left w:type="dxa" w:w="100"/>
+              <w:bottom w:type="dxa" w:w="60"/>
+              <w:right w:type="dxa" w:w="100"/>
+            </w:tcMar>
+          </w:tcPr>
+          <w:p>
+            <w:pPr>
+              <w:jc w:val="center"/>
+            </w:pPr>
+            <w:r>
+              <w:rPr>
+                <w:rFonts w:ascii="Malgun Gothic" w:cs="Malgun Gothic" w:eastAsia="Malgun Gothic" w:hAnsi="Malgun Gothic"/>
+                <w:b/>
+                <w:bCs/>
+                <w:sz w:val="19"/>
+                <w:szCs w:val="19"/>
+              </w:rPr>
+              <w:t xml:space="preserve">9</w:t>
+            </w:r>
+          </w:p>
+        </w:tc>
+        <w:tc>
+          <w:tcPr>
+            <w:tcW w:type="dxa" w:w="3500"/>
+            <w:tcBorders>
+              <w:top w:val="single" w:color="A6A6A6" w:sz="4"/>
+              <w:left w:val="single" w:color="A6A6A6" w:sz="4"/>
+              <w:bottom w:val="single" w:color="A6A6A6" w:sz="4"/>
+              <w:right w:val="single" w:color="A6A6A6" w:sz="4"/>
+            </w:tcBorders>
+            <w:shd w:fill="F2F2F2" w:color="auto" w:val="clear"/>
+            <w:tcMar>
+              <w:top w:type="dxa" w:w="60"/>
+              <w:left w:type="dxa" w:w="100"/>
+              <w:bottom w:type="dxa" w:w="60"/>
+              <w:right w:type="dxa" w:w="100"/>
+            </w:tcMar>
+          </w:tcPr>
+          <w:p>
+            <w:pPr>
+              <w:jc w:val="right"/>
+            </w:pPr>
+            <w:r>
+              <w:rPr>
+                <w:rFonts w:ascii="Malgun Gothic" w:cs="Malgun Gothic" w:eastAsia="Malgun Gothic" w:hAnsi="Malgun Gothic"/>
+                <w:b/>
+                <w:bCs/>
+                <w:sz w:val="19"/>
+                <w:szCs w:val="19"/>
+              </w:rPr>
+              <w:t xml:space="preserve">1,643,180 ~ 1,682,180</w:t>
+            </w:r>
+          </w:p>
+        </w:tc>
+        <w:tc>
+          <w:tcPr>
+            <w:tcW w:type="dxa" w:w="4070"/>
+            <w:tcBorders>
+              <w:top w:val="single" w:color="A6A6A6" w:sz="4"/>
+              <w:left w:val="single" w:color="A6A6A6" w:sz="4"/>
+              <w:bottom w:val="single" w:color="A6A6A6" w:sz="4"/>
+              <w:right w:val="single" w:color="A6A6A6" w:sz="4"/>
+            </w:tcBorders>
+            <w:shd w:fill="F2F2F2" w:color="auto" w:val="clear"/>
+            <w:tcMar>
+              <w:top w:type="dxa" w:w="60"/>
+              <w:left w:type="dxa" w:w="100"/>
+              <w:bottom w:type="dxa" w:w="60"/>
+              <w:right w:type="dxa" w:w="100"/>
+            </w:tcMar>
+          </w:tcPr>
+          <w:p>
+            <w:pPr>
+              <w:jc w:val="left"/>
+            </w:pPr>
+            <w:r>
+              <w:rPr>
+                <w:rFonts w:ascii="Malgun Gothic" w:cs="Malgun Gothic" w:eastAsia="Malgun Gothic" w:hAnsi="Malgun Gothic"/>
+                <w:b/>
+                <w:bCs/>
+                <w:sz w:val="19"/>
+                <w:szCs w:val="19"/>
+              </w:rPr>
+              <w:t xml:space="preserve">OAK 2대가 79~80%</w:t>
             </w:r>
           </w:p>
         </w:tc>
@@ -1379,7 +1509,7 @@
             </w:tcMar>
           </w:tcPr>
           <w:p>
-            <w:hyperlink w:history="1" r:id="rIdn-k8864y4jjgb8q43prmv">
+            <w:hyperlink w:history="1" r:id="rIdcjdbj5ena5jtxxpofekhk">
               <w:r>
                 <w:rPr>
                   <w:rStyle w:val="Hyperlink"/>
@@ -1562,7 +1692,7 @@
             </w:tcMar>
           </w:tcPr>
           <w:p>
-            <w:hyperlink w:history="1" r:id="rId8opyp5xu0scs9tvnu4eyo">
+            <w:hyperlink w:history="1" r:id="rIdpd57reltzffwuvjaq6mth">
               <w:r>
                 <w:rPr>
                   <w:rStyle w:val="Hyperlink"/>
@@ -1745,7 +1875,7 @@
             </w:tcMar>
           </w:tcPr>
           <w:p>
-            <w:hyperlink w:history="1" r:id="rIdhp1w9ggazwqkzv-cglbs8">
+            <w:hyperlink w:history="1" r:id="rIdrookex7nzsmevij95u15f">
               <w:r>
                 <w:rPr>
                   <w:rStyle w:val="Hyperlink"/>
@@ -1928,7 +2058,7 @@
             </w:tcMar>
           </w:tcPr>
           <w:p>
-            <w:hyperlink w:history="1" r:id="rId2gwv37lmrewhm2ssigly_">
+            <w:hyperlink w:history="1" r:id="rIdkkvm8fgs22ztaw72lpxkw">
               <w:r>
                 <w:rPr>
                   <w:rStyle w:val="Hyperlink"/>
@@ -1949,7 +2079,7 @@
               </w:rPr>
               <w:t xml:space="preserve"> · </w:t>
             </w:r>
-            <w:hyperlink w:history="1" r:id="rIdqkjdxuhxc2wps1b2f1d6-">
+            <w:hyperlink w:history="1" r:id="rIdbigo-nse_6itz6bumcuwx">
               <w:r>
                 <w:rPr>
                   <w:rStyle w:val="Hyperlink"/>
@@ -2561,7 +2691,7 @@
             </w:tcMar>
           </w:tcPr>
           <w:p>
-            <w:hyperlink w:history="1" r:id="rIdkbx5v3njbiru3mqsu96wf">
+            <w:hyperlink w:history="1" r:id="rIdznemyul1buvpsdo9rug4m">
               <w:r>
                 <w:rPr>
                   <w:rStyle w:val="Hyperlink"/>
@@ -2582,7 +2712,7 @@
               </w:rPr>
               <w:t xml:space="preserve"> · </w:t>
             </w:r>
-            <w:hyperlink w:history="1" r:id="rIdw3kemsvluvhouh87niwdu">
+            <w:hyperlink w:history="1" r:id="rIdy3wy-5u88uhkg3o-7xczv">
               <w:r>
                 <w:rPr>
                   <w:rStyle w:val="Hyperlink"/>
@@ -3219,7 +3349,7 @@
             </w:tcMar>
           </w:tcPr>
           <w:p>
-            <w:hyperlink w:history="1" r:id="rIdeeuubu542y8vfldvbbuu_">
+            <w:hyperlink w:history="1" r:id="rId3exmsrxqxx28esnzih-ww">
               <w:r>
                 <w:rPr>
                   <w:rStyle w:val="Hyperlink"/>
@@ -3831,7 +3961,7 @@
             </w:tcMar>
           </w:tcPr>
           <w:p>
-            <w:hyperlink w:history="1" r:id="rIdxtieaj_3lhwbjvjqj5ccj">
+            <w:hyperlink w:history="1" r:id="rIdkjxiz3ope8y19a2jwzixr">
               <w:r>
                 <w:rPr>
                   <w:rStyle w:val="Hyperlink"/>
@@ -3852,7 +3982,7 @@
               </w:rPr>
               <w:t xml:space="preserve"> · </w:t>
             </w:r>
-            <w:hyperlink w:history="1" r:id="rId34yagvk_swipmjxuzbbfh">
+            <w:hyperlink w:history="1" r:id="rId3ej_l9m7c8l4b-lrxlqyo">
               <w:r>
                 <w:rPr>
                   <w:rStyle w:val="Hyperlink"/>
@@ -4035,7 +4165,7 @@
             </w:tcMar>
           </w:tcPr>
           <w:p>
-            <w:hyperlink w:history="1" r:id="rIdj0yaujpgt7sfgmm3auotx">
+            <w:hyperlink w:history="1" r:id="rIdcsqrelocu9sgvlnhcly68">
               <w:r>
                 <w:rPr>
                   <w:rStyle w:val="Hyperlink"/>
@@ -4218,7 +4348,7 @@
             </w:tcMar>
           </w:tcPr>
           <w:p>
-            <w:hyperlink w:history="1" r:id="rIdcek-nrlyg5rxefbj74sq-">
+            <w:hyperlink w:history="1" r:id="rId0uxz39tpdjlniighvx0qm">
               <w:r>
                 <w:rPr>
                   <w:rStyle w:val="Hyperlink"/>
@@ -4239,7 +4369,7 @@
               </w:rPr>
               <w:t xml:space="preserve"> · </w:t>
             </w:r>
-            <w:hyperlink w:history="1" r:id="rIdgebciadlzr3kcg0zj-ytt">
+            <w:hyperlink w:history="1" r:id="rIdzera1sm7ufjhm2locyngn">
               <w:r>
                 <w:rPr>
                   <w:rStyle w:val="Hyperlink"/>
@@ -4444,6 +4574,618 @@
           <w:szCs w:val="18"/>
         </w:rPr>
         <w:t xml:space="preserve">아두이노는 허브에 꽂지 않는다. 허브를 거치면 수신기 전압이 4.09V 까지 떨어진다(최소 4.0V).</w:t>
+      </w:r>
+    </w:p>
+    <w:p>
+      <w:pPr>
+        <w:pStyle w:val="Heading2"/>
+        <w:spacing w:after="100" w:before="280"/>
+      </w:pPr>
+      <w:r>
+        <w:rPr>
+          <w:rFonts w:ascii="Malgun Gothic" w:cs="Malgun Gothic" w:eastAsia="Malgun Gothic" w:hAnsi="Malgun Gothic"/>
+        </w:rPr>
+        <w:t xml:space="preserve">G. 제어 계통 — Arduino Mega</w:t>
+      </w:r>
+    </w:p>
+    <w:p>
+      <w:pPr>
+        <w:shd w:fill="F2F2F2" w:color="auto" w:val="clear"/>
+        <w:spacing w:after="100"/>
+      </w:pPr>
+      <w:r>
+        <w:rPr>
+          <w:rFonts w:ascii="Consolas" w:cs="Consolas" w:eastAsia="Consolas" w:hAnsi="Consolas"/>
+          <w:color w:val="404040"/>
+          <w:sz w:val="17"/>
+          <w:szCs w:val="17"/>
+        </w:rPr>
+        <w:t xml:space="preserve">노트북 USB ─▶ Mega 2560 ─┬─▶ 수신기 FS-iA6B        Mega 핀 12·11 ─▶ ESC 좌·우</w:t>
+      </w:r>
+    </w:p>
+    <w:tbl>
+      <w:tblPr>
+        <w:tblW w:type="dxa" w:w="14570"/>
+        <w:tblBorders>
+          <w:top w:val="single" w:color="auto" w:sz="4"/>
+          <w:left w:val="single" w:color="auto" w:sz="4"/>
+          <w:bottom w:val="single" w:color="auto" w:sz="4"/>
+          <w:right w:val="single" w:color="auto" w:sz="4"/>
+          <w:insideH w:val="single" w:color="auto" w:sz="4"/>
+          <w:insideV w:val="single" w:color="auto" w:sz="4"/>
+        </w:tblBorders>
+      </w:tblPr>
+      <w:tblGrid>
+        <w:gridCol w:w="3000"/>
+        <w:gridCol w:w="4000"/>
+        <w:gridCol w:w="1100"/>
+        <w:gridCol w:w="2300"/>
+        <w:gridCol w:w="700"/>
+        <w:gridCol w:w="3470"/>
+      </w:tblGrid>
+      <w:tr>
+        <w:trPr>
+          <w:tblHeader/>
+        </w:trPr>
+        <w:tc>
+          <w:tcPr>
+            <w:tcW w:type="dxa" w:w="3000"/>
+            <w:tcBorders>
+              <w:top w:val="single" w:color="A6A6A6" w:sz="4"/>
+              <w:left w:val="single" w:color="A6A6A6" w:sz="4"/>
+              <w:bottom w:val="single" w:color="A6A6A6" w:sz="4"/>
+              <w:right w:val="single" w:color="A6A6A6" w:sz="4"/>
+            </w:tcBorders>
+            <w:shd w:fill="1F3864" w:color="auto" w:val="clear"/>
+            <w:tcMar>
+              <w:top w:type="dxa" w:w="60"/>
+              <w:left w:type="dxa" w:w="100"/>
+              <w:bottom w:type="dxa" w:w="60"/>
+              <w:right w:type="dxa" w:w="100"/>
+            </w:tcMar>
+          </w:tcPr>
+          <w:p>
+            <w:r>
+              <w:rPr>
+                <w:rFonts w:ascii="Malgun Gothic" w:cs="Malgun Gothic" w:eastAsia="Malgun Gothic" w:hAnsi="Malgun Gothic"/>
+                <w:b/>
+                <w:bCs/>
+                <w:color w:val="FFFFFF"/>
+                <w:sz w:val="19"/>
+                <w:szCs w:val="19"/>
+              </w:rPr>
+              <w:t xml:space="preserve">품목</w:t>
+            </w:r>
+          </w:p>
+        </w:tc>
+        <w:tc>
+          <w:tcPr>
+            <w:tcW w:type="dxa" w:w="4000"/>
+            <w:tcBorders>
+              <w:top w:val="single" w:color="A6A6A6" w:sz="4"/>
+              <w:left w:val="single" w:color="A6A6A6" w:sz="4"/>
+              <w:bottom w:val="single" w:color="A6A6A6" w:sz="4"/>
+              <w:right w:val="single" w:color="A6A6A6" w:sz="4"/>
+            </w:tcBorders>
+            <w:shd w:fill="1F3864" w:color="auto" w:val="clear"/>
+            <w:tcMar>
+              <w:top w:type="dxa" w:w="60"/>
+              <w:left w:type="dxa" w:w="100"/>
+              <w:bottom w:type="dxa" w:w="60"/>
+              <w:right w:type="dxa" w:w="100"/>
+            </w:tcMar>
+          </w:tcPr>
+          <w:p>
+            <w:r>
+              <w:rPr>
+                <w:rFonts w:ascii="Malgun Gothic" w:cs="Malgun Gothic" w:eastAsia="Malgun Gothic" w:hAnsi="Malgun Gothic"/>
+                <w:b/>
+                <w:bCs/>
+                <w:color w:val="FFFFFF"/>
+                <w:sz w:val="19"/>
+                <w:szCs w:val="19"/>
+              </w:rPr>
+              <w:t xml:space="preserve">용도 — 어디에 쓰나</w:t>
+            </w:r>
+          </w:p>
+        </w:tc>
+        <w:tc>
+          <w:tcPr>
+            <w:tcW w:type="dxa" w:w="1100"/>
+            <w:tcBorders>
+              <w:top w:val="single" w:color="A6A6A6" w:sz="4"/>
+              <w:left w:val="single" w:color="A6A6A6" w:sz="4"/>
+              <w:bottom w:val="single" w:color="A6A6A6" w:sz="4"/>
+              <w:right w:val="single" w:color="A6A6A6" w:sz="4"/>
+            </w:tcBorders>
+            <w:shd w:fill="1F3864" w:color="auto" w:val="clear"/>
+            <w:tcMar>
+              <w:top w:type="dxa" w:w="60"/>
+              <w:left w:type="dxa" w:w="100"/>
+              <w:bottom w:type="dxa" w:w="60"/>
+              <w:right w:type="dxa" w:w="100"/>
+            </w:tcMar>
+          </w:tcPr>
+          <w:p>
+            <w:r>
+              <w:rPr>
+                <w:rFonts w:ascii="Malgun Gothic" w:cs="Malgun Gothic" w:eastAsia="Malgun Gothic" w:hAnsi="Malgun Gothic"/>
+                <w:b/>
+                <w:bCs/>
+                <w:color w:val="FFFFFF"/>
+                <w:sz w:val="19"/>
+                <w:szCs w:val="19"/>
+              </w:rPr>
+              <w:t xml:space="preserve">수량</w:t>
+            </w:r>
+          </w:p>
+        </w:tc>
+        <w:tc>
+          <w:tcPr>
+            <w:tcW w:type="dxa" w:w="2300"/>
+            <w:tcBorders>
+              <w:top w:val="single" w:color="A6A6A6" w:sz="4"/>
+              <w:left w:val="single" w:color="A6A6A6" w:sz="4"/>
+              <w:bottom w:val="single" w:color="A6A6A6" w:sz="4"/>
+              <w:right w:val="single" w:color="A6A6A6" w:sz="4"/>
+            </w:tcBorders>
+            <w:shd w:fill="1F3864" w:color="auto" w:val="clear"/>
+            <w:tcMar>
+              <w:top w:type="dxa" w:w="60"/>
+              <w:left w:type="dxa" w:w="100"/>
+              <w:bottom w:type="dxa" w:w="60"/>
+              <w:right w:type="dxa" w:w="100"/>
+            </w:tcMar>
+          </w:tcPr>
+          <w:p>
+            <w:r>
+              <w:rPr>
+                <w:rFonts w:ascii="Malgun Gothic" w:cs="Malgun Gothic" w:eastAsia="Malgun Gothic" w:hAnsi="Malgun Gothic"/>
+                <w:b/>
+                <w:bCs/>
+                <w:color w:val="FFFFFF"/>
+                <w:sz w:val="19"/>
+                <w:szCs w:val="19"/>
+              </w:rPr>
+              <w:t xml:space="preserve">금액(원)</w:t>
+            </w:r>
+          </w:p>
+        </w:tc>
+        <w:tc>
+          <w:tcPr>
+            <w:tcW w:type="dxa" w:w="700"/>
+            <w:tcBorders>
+              <w:top w:val="single" w:color="A6A6A6" w:sz="4"/>
+              <w:left w:val="single" w:color="A6A6A6" w:sz="4"/>
+              <w:bottom w:val="single" w:color="A6A6A6" w:sz="4"/>
+              <w:right w:val="single" w:color="A6A6A6" w:sz="4"/>
+            </w:tcBorders>
+            <w:shd w:fill="1F3864" w:color="auto" w:val="clear"/>
+            <w:tcMar>
+              <w:top w:type="dxa" w:w="60"/>
+              <w:left w:type="dxa" w:w="100"/>
+              <w:bottom w:type="dxa" w:w="60"/>
+              <w:right w:type="dxa" w:w="100"/>
+            </w:tcMar>
+          </w:tcPr>
+          <w:p>
+            <w:r>
+              <w:rPr>
+                <w:rFonts w:ascii="Malgun Gothic" w:cs="Malgun Gothic" w:eastAsia="Malgun Gothic" w:hAnsi="Malgun Gothic"/>
+                <w:b/>
+                <w:bCs/>
+                <w:color w:val="FFFFFF"/>
+                <w:sz w:val="19"/>
+                <w:szCs w:val="19"/>
+              </w:rPr>
+              <w:t xml:space="preserve">우선</w:t>
+            </w:r>
+          </w:p>
+        </w:tc>
+        <w:tc>
+          <w:tcPr>
+            <w:tcW w:type="dxa" w:w="3470"/>
+            <w:tcBorders>
+              <w:top w:val="single" w:color="A6A6A6" w:sz="4"/>
+              <w:left w:val="single" w:color="A6A6A6" w:sz="4"/>
+              <w:bottom w:val="single" w:color="A6A6A6" w:sz="4"/>
+              <w:right w:val="single" w:color="A6A6A6" w:sz="4"/>
+            </w:tcBorders>
+            <w:shd w:fill="1F3864" w:color="auto" w:val="clear"/>
+            <w:tcMar>
+              <w:top w:type="dxa" w:w="60"/>
+              <w:left w:type="dxa" w:w="100"/>
+              <w:bottom w:type="dxa" w:w="60"/>
+              <w:right w:type="dxa" w:w="100"/>
+            </w:tcMar>
+          </w:tcPr>
+          <w:p>
+            <w:r>
+              <w:rPr>
+                <w:rFonts w:ascii="Malgun Gothic" w:cs="Malgun Gothic" w:eastAsia="Malgun Gothic" w:hAnsi="Malgun Gothic"/>
+                <w:b/>
+                <w:bCs/>
+                <w:color w:val="FFFFFF"/>
+                <w:sz w:val="19"/>
+                <w:szCs w:val="19"/>
+              </w:rPr>
+              <w:t xml:space="preserve">구매 링크</w:t>
+            </w:r>
+          </w:p>
+        </w:tc>
+      </w:tr>
+      <w:tr>
+        <w:tc>
+          <w:tcPr>
+            <w:tcW w:type="dxa" w:w="3000"/>
+            <w:tcBorders>
+              <w:top w:val="single" w:color="A6A6A6" w:sz="4"/>
+              <w:left w:val="single" w:color="A6A6A6" w:sz="4"/>
+              <w:bottom w:val="single" w:color="A6A6A6" w:sz="4"/>
+              <w:right w:val="single" w:color="A6A6A6" w:sz="4"/>
+            </w:tcBorders>
+            <w:tcMar>
+              <w:top w:type="dxa" w:w="60"/>
+              <w:left w:type="dxa" w:w="100"/>
+              <w:bottom w:type="dxa" w:w="60"/>
+              <w:right w:type="dxa" w:w="100"/>
+            </w:tcMar>
+          </w:tcPr>
+          <w:p>
+            <w:r>
+              <w:rPr>
+                <w:rFonts w:ascii="Malgun Gothic" w:cs="Malgun Gothic" w:eastAsia="Malgun Gothic" w:hAnsi="Malgun Gothic"/>
+                <w:b/>
+                <w:bCs/>
+                <w:sz w:val="19"/>
+                <w:szCs w:val="19"/>
+              </w:rPr>
+              <w:t xml:space="preserve">Arduino Mega 2560 R3 정품 (A000067)</w:t>
+            </w:r>
+          </w:p>
+        </w:tc>
+        <w:tc>
+          <w:tcPr>
+            <w:tcW w:type="dxa" w:w="4000"/>
+            <w:tcBorders>
+              <w:top w:val="single" w:color="A6A6A6" w:sz="4"/>
+              <w:left w:val="single" w:color="A6A6A6" w:sz="4"/>
+              <w:bottom w:val="single" w:color="A6A6A6" w:sz="4"/>
+              <w:right w:val="single" w:color="A6A6A6" w:sz="4"/>
+            </w:tcBorders>
+            <w:tcMar>
+              <w:top w:type="dxa" w:w="60"/>
+              <w:left w:type="dxa" w:w="100"/>
+              <w:bottom w:type="dxa" w:w="60"/>
+              <w:right w:type="dxa" w:w="100"/>
+            </w:tcMar>
+          </w:tcPr>
+          <w:p>
+            <w:r>
+              <w:rPr>
+                <w:rFonts w:ascii="Malgun Gothic" w:cs="Malgun Gothic" w:eastAsia="Malgun Gothic" w:hAnsi="Malgun Gothic"/>
+                <w:sz w:val="19"/>
+                <w:szCs w:val="19"/>
+              </w:rPr>
+              <w:t xml:space="preserve">[지원금 들어옴] 2번배 메인 제어기. RC 수신·ESC 신호·LED·비상정지 감지. 보유 1대는 1번배용</w:t>
+            </w:r>
+          </w:p>
+        </w:tc>
+        <w:tc>
+          <w:tcPr>
+            <w:tcW w:type="dxa" w:w="1100"/>
+            <w:tcBorders>
+              <w:top w:val="single" w:color="A6A6A6" w:sz="4"/>
+              <w:left w:val="single" w:color="A6A6A6" w:sz="4"/>
+              <w:bottom w:val="single" w:color="A6A6A6" w:sz="4"/>
+              <w:right w:val="single" w:color="A6A6A6" w:sz="4"/>
+            </w:tcBorders>
+            <w:tcMar>
+              <w:top w:type="dxa" w:w="60"/>
+              <w:left w:type="dxa" w:w="100"/>
+              <w:bottom w:type="dxa" w:w="60"/>
+              <w:right w:type="dxa" w:w="100"/>
+            </w:tcMar>
+          </w:tcPr>
+          <w:p>
+            <w:pPr>
+              <w:jc w:val="center"/>
+            </w:pPr>
+            <w:r>
+              <w:rPr>
+                <w:rFonts w:ascii="Malgun Gothic" w:cs="Malgun Gothic" w:eastAsia="Malgun Gothic" w:hAnsi="Malgun Gothic"/>
+                <w:sz w:val="19"/>
+                <w:szCs w:val="19"/>
+              </w:rPr>
+              <w:t xml:space="preserve">1</w:t>
+            </w:r>
+          </w:p>
+        </w:tc>
+        <w:tc>
+          <w:tcPr>
+            <w:tcW w:type="dxa" w:w="2300"/>
+            <w:tcBorders>
+              <w:top w:val="single" w:color="A6A6A6" w:sz="4"/>
+              <w:left w:val="single" w:color="A6A6A6" w:sz="4"/>
+              <w:bottom w:val="single" w:color="A6A6A6" w:sz="4"/>
+              <w:right w:val="single" w:color="A6A6A6" w:sz="4"/>
+            </w:tcBorders>
+            <w:tcMar>
+              <w:top w:type="dxa" w:w="60"/>
+              <w:left w:type="dxa" w:w="100"/>
+              <w:bottom w:type="dxa" w:w="60"/>
+              <w:right w:type="dxa" w:w="100"/>
+            </w:tcMar>
+          </w:tcPr>
+          <w:p>
+            <w:pPr>
+              <w:jc w:val="right"/>
+            </w:pPr>
+            <w:r>
+              <w:rPr>
+                <w:rFonts w:ascii="Malgun Gothic" w:cs="Malgun Gothic" w:eastAsia="Malgun Gothic" w:hAnsi="Malgun Gothic"/>
+                <w:sz w:val="19"/>
+                <w:szCs w:val="19"/>
+              </w:rPr>
+              <w:t xml:space="preserve">58,000</w:t>
+            </w:r>
+          </w:p>
+        </w:tc>
+        <w:tc>
+          <w:tcPr>
+            <w:tcW w:type="dxa" w:w="700"/>
+            <w:tcBorders>
+              <w:top w:val="single" w:color="A6A6A6" w:sz="4"/>
+              <w:left w:val="single" w:color="A6A6A6" w:sz="4"/>
+              <w:bottom w:val="single" w:color="A6A6A6" w:sz="4"/>
+              <w:right w:val="single" w:color="A6A6A6" w:sz="4"/>
+            </w:tcBorders>
+            <w:tcMar>
+              <w:top w:type="dxa" w:w="60"/>
+              <w:left w:type="dxa" w:w="100"/>
+              <w:bottom w:type="dxa" w:w="60"/>
+              <w:right w:type="dxa" w:w="100"/>
+            </w:tcMar>
+          </w:tcPr>
+          <w:p>
+            <w:pPr>
+              <w:jc w:val="center"/>
+            </w:pPr>
+            <w:r>
+              <w:rPr>
+                <w:rFonts w:ascii="Malgun Gothic" w:cs="Malgun Gothic" w:eastAsia="Malgun Gothic" w:hAnsi="Malgun Gothic"/>
+                <w:b/>
+                <w:bCs/>
+                <w:color w:val="C00000"/>
+                <w:sz w:val="19"/>
+                <w:szCs w:val="19"/>
+              </w:rPr>
+              <w:t xml:space="preserve">P0</w:t>
+            </w:r>
+          </w:p>
+        </w:tc>
+        <w:tc>
+          <w:tcPr>
+            <w:tcW w:type="dxa" w:w="3470"/>
+            <w:tcBorders>
+              <w:top w:val="single" w:color="A6A6A6" w:sz="4"/>
+              <w:left w:val="single" w:color="A6A6A6" w:sz="4"/>
+              <w:bottom w:val="single" w:color="A6A6A6" w:sz="4"/>
+              <w:right w:val="single" w:color="A6A6A6" w:sz="4"/>
+            </w:tcBorders>
+            <w:tcMar>
+              <w:top w:type="dxa" w:w="60"/>
+              <w:left w:type="dxa" w:w="100"/>
+              <w:bottom w:type="dxa" w:w="60"/>
+              <w:right w:type="dxa" w:w="100"/>
+            </w:tcMar>
+          </w:tcPr>
+          <w:p>
+            <w:hyperlink w:history="1" r:id="rIdno0u9o7jzdtjcgsc5doxc">
+              <w:r>
+                <w:rPr>
+                  <w:rStyle w:val="Hyperlink"/>
+                  <w:rFonts w:ascii="Malgun Gothic" w:cs="Malgun Gothic" w:eastAsia="Malgun Gothic" w:hAnsi="Malgun Gothic"/>
+                  <w:color w:val="0563C1"/>
+                  <w:sz w:val="19"/>
+                  <w:szCs w:val="19"/>
+                  <w:u w:val="single"/>
+                </w:rPr>
+                <w:t xml:space="preserve">다나와 검색</w:t>
+              </w:r>
+            </w:hyperlink>
+          </w:p>
+        </w:tc>
+      </w:tr>
+      <w:tr>
+        <w:tc>
+          <w:tcPr>
+            <w:tcW w:type="dxa" w:w="3000"/>
+            <w:tcBorders>
+              <w:top w:val="single" w:color="A6A6A6" w:sz="4"/>
+              <w:left w:val="single" w:color="A6A6A6" w:sz="4"/>
+              <w:bottom w:val="single" w:color="A6A6A6" w:sz="4"/>
+              <w:right w:val="single" w:color="A6A6A6" w:sz="4"/>
+            </w:tcBorders>
+            <w:shd w:fill="F2F2F2" w:color="auto" w:val="clear"/>
+            <w:tcMar>
+              <w:top w:type="dxa" w:w="60"/>
+              <w:left w:type="dxa" w:w="100"/>
+              <w:bottom w:type="dxa" w:w="60"/>
+              <w:right w:type="dxa" w:w="100"/>
+            </w:tcMar>
+          </w:tcPr>
+          <w:p>
+            <w:r>
+              <w:rPr>
+                <w:rFonts w:ascii="Malgun Gothic" w:cs="Malgun Gothic" w:eastAsia="Malgun Gothic" w:hAnsi="Malgun Gothic"/>
+                <w:b/>
+                <w:bCs/>
+                <w:sz w:val="19"/>
+                <w:szCs w:val="19"/>
+              </w:rPr>
+              <w:t xml:space="preserve">소계</w:t>
+            </w:r>
+          </w:p>
+        </w:tc>
+        <w:tc>
+          <w:tcPr>
+            <w:tcW w:type="dxa" w:w="4000"/>
+            <w:tcBorders>
+              <w:top w:val="single" w:color="A6A6A6" w:sz="4"/>
+              <w:left w:val="single" w:color="A6A6A6" w:sz="4"/>
+              <w:bottom w:val="single" w:color="A6A6A6" w:sz="4"/>
+              <w:right w:val="single" w:color="A6A6A6" w:sz="4"/>
+            </w:tcBorders>
+            <w:shd w:fill="F2F2F2" w:color="auto" w:val="clear"/>
+            <w:tcMar>
+              <w:top w:type="dxa" w:w="60"/>
+              <w:left w:type="dxa" w:w="100"/>
+              <w:bottom w:type="dxa" w:w="60"/>
+              <w:right w:type="dxa" w:w="100"/>
+            </w:tcMar>
+          </w:tcPr>
+          <w:p>
+            <w:r>
+              <w:rPr>
+                <w:rFonts w:ascii="Malgun Gothic" w:cs="Malgun Gothic" w:eastAsia="Malgun Gothic" w:hAnsi="Malgun Gothic"/>
+                <w:sz w:val="19"/>
+                <w:szCs w:val="19"/>
+              </w:rPr>
+              <w:t xml:space="preserve"/>
+            </w:r>
+          </w:p>
+        </w:tc>
+        <w:tc>
+          <w:tcPr>
+            <w:tcW w:type="dxa" w:w="1100"/>
+            <w:tcBorders>
+              <w:top w:val="single" w:color="A6A6A6" w:sz="4"/>
+              <w:left w:val="single" w:color="A6A6A6" w:sz="4"/>
+              <w:bottom w:val="single" w:color="A6A6A6" w:sz="4"/>
+              <w:right w:val="single" w:color="A6A6A6" w:sz="4"/>
+            </w:tcBorders>
+            <w:shd w:fill="F2F2F2" w:color="auto" w:val="clear"/>
+            <w:tcMar>
+              <w:top w:type="dxa" w:w="60"/>
+              <w:left w:type="dxa" w:w="100"/>
+              <w:bottom w:type="dxa" w:w="60"/>
+              <w:right w:type="dxa" w:w="100"/>
+            </w:tcMar>
+          </w:tcPr>
+          <w:p>
+            <w:r>
+              <w:rPr>
+                <w:rFonts w:ascii="Malgun Gothic" w:cs="Malgun Gothic" w:eastAsia="Malgun Gothic" w:hAnsi="Malgun Gothic"/>
+                <w:sz w:val="19"/>
+                <w:szCs w:val="19"/>
+              </w:rPr>
+              <w:t xml:space="preserve"/>
+            </w:r>
+          </w:p>
+        </w:tc>
+        <w:tc>
+          <w:tcPr>
+            <w:tcW w:type="dxa" w:w="2300"/>
+            <w:tcBorders>
+              <w:top w:val="single" w:color="A6A6A6" w:sz="4"/>
+              <w:left w:val="single" w:color="A6A6A6" w:sz="4"/>
+              <w:bottom w:val="single" w:color="A6A6A6" w:sz="4"/>
+              <w:right w:val="single" w:color="A6A6A6" w:sz="4"/>
+            </w:tcBorders>
+            <w:shd w:fill="F2F2F2" w:color="auto" w:val="clear"/>
+            <w:tcMar>
+              <w:top w:type="dxa" w:w="60"/>
+              <w:left w:type="dxa" w:w="100"/>
+              <w:bottom w:type="dxa" w:w="60"/>
+              <w:right w:type="dxa" w:w="100"/>
+            </w:tcMar>
+          </w:tcPr>
+          <w:p>
+            <w:pPr>
+              <w:jc w:val="right"/>
+            </w:pPr>
+            <w:r>
+              <w:rPr>
+                <w:rFonts w:ascii="Malgun Gothic" w:cs="Malgun Gothic" w:eastAsia="Malgun Gothic" w:hAnsi="Malgun Gothic"/>
+                <w:b/>
+                <w:bCs/>
+                <w:sz w:val="19"/>
+                <w:szCs w:val="19"/>
+              </w:rPr>
+              <w:t xml:space="preserve">58,000</w:t>
+            </w:r>
+          </w:p>
+        </w:tc>
+        <w:tc>
+          <w:tcPr>
+            <w:tcW w:type="dxa" w:w="700"/>
+            <w:tcBorders>
+              <w:top w:val="single" w:color="A6A6A6" w:sz="4"/>
+              <w:left w:val="single" w:color="A6A6A6" w:sz="4"/>
+              <w:bottom w:val="single" w:color="A6A6A6" w:sz="4"/>
+              <w:right w:val="single" w:color="A6A6A6" w:sz="4"/>
+            </w:tcBorders>
+            <w:shd w:fill="F2F2F2" w:color="auto" w:val="clear"/>
+            <w:tcMar>
+              <w:top w:type="dxa" w:w="60"/>
+              <w:left w:type="dxa" w:w="100"/>
+              <w:bottom w:type="dxa" w:w="60"/>
+              <w:right w:type="dxa" w:w="100"/>
+            </w:tcMar>
+          </w:tcPr>
+          <w:p>
+            <w:r>
+              <w:rPr>
+                <w:rFonts w:ascii="Malgun Gothic" w:cs="Malgun Gothic" w:eastAsia="Malgun Gothic" w:hAnsi="Malgun Gothic"/>
+                <w:sz w:val="19"/>
+                <w:szCs w:val="19"/>
+              </w:rPr>
+              <w:t xml:space="preserve"/>
+            </w:r>
+          </w:p>
+        </w:tc>
+        <w:tc>
+          <w:tcPr>
+            <w:tcW w:type="dxa" w:w="3470"/>
+            <w:tcBorders>
+              <w:top w:val="single" w:color="A6A6A6" w:sz="4"/>
+              <w:left w:val="single" w:color="A6A6A6" w:sz="4"/>
+              <w:bottom w:val="single" w:color="A6A6A6" w:sz="4"/>
+              <w:right w:val="single" w:color="A6A6A6" w:sz="4"/>
+            </w:tcBorders>
+            <w:shd w:fill="F2F2F2" w:color="auto" w:val="clear"/>
+            <w:tcMar>
+              <w:top w:type="dxa" w:w="60"/>
+              <w:left w:type="dxa" w:w="100"/>
+              <w:bottom w:type="dxa" w:w="60"/>
+              <w:right w:type="dxa" w:w="100"/>
+            </w:tcMar>
+          </w:tcPr>
+          <w:p>
+            <w:r>
+              <w:rPr>
+                <w:rFonts w:ascii="Malgun Gothic" w:cs="Malgun Gothic" w:eastAsia="Malgun Gothic" w:hAnsi="Malgun Gothic"/>
+                <w:sz w:val="19"/>
+                <w:szCs w:val="19"/>
+              </w:rPr>
+              <w:t xml:space="preserve"/>
+            </w:r>
+          </w:p>
+        </w:tc>
+      </w:tr>
+    </w:tbl>
+    <w:p>
+      <w:pPr>
+        <w:spacing w:after="80" w:before="80"/>
+      </w:pPr>
+      <w:r>
+        <w:rPr>
+          <w:rFonts w:ascii="Malgun Gothic" w:cs="Malgun Gothic" w:eastAsia="Malgun Gothic" w:hAnsi="Malgun Gothic"/>
+          <w:sz w:val="18"/>
+          <w:szCs w:val="18"/>
+        </w:rPr>
+        <w:t xml:space="preserve">보유 1대는 1번배용이다. 2번배 회로 세팅(10.1~10.15)에 1대가 더 필요하다. 동아리 계획서엔 2대로 올라가 있다.</w:t>
       </w:r>
     </w:p>
     <w:p>
@@ -4527,6 +5269,24 @@
           <w:sz w:val="19"/>
           <w:szCs w:val="19"/>
         </w:rPr>
+        <w:t xml:space="preserve">2번배 몫 확인: 접촉기·무선 릴레이·비상정지 버튼·수신기·방수 박스·IMU·LED 가 2척분 있는지. 컨버터·허브·XL4015 는 지금 1척분만 잡혀 있다.</w:t>
+      </w:r>
+    </w:p>
+    <w:p>
+      <w:pPr>
+        <w:pStyle w:val="ListParagraph"/>
+        <w:numPr>
+          <w:ilvl w:val="0"/>
+          <w:numId w:val="2"/>
+        </w:numPr>
+        <w:spacing w:after="60"/>
+      </w:pPr>
+      <w:r>
+        <w:rPr>
+          <w:rFonts w:ascii="Malgun Gothic" w:cs="Malgun Gothic" w:eastAsia="Malgun Gothic" w:hAnsi="Malgun Gothic"/>
+          <w:sz w:val="19"/>
+          <w:szCs w:val="19"/>
+        </w:rPr>
         <w:t xml:space="preserve">BF303 홀더가 도착하면 5x20 퓨즈를 끼워 본다. 안 맞으면 F-520 클립(110원)을 전선에 납땜한다.</w:t>
       </w:r>
     </w:p>
@@ -4890,7 +5650,7 @@
                 <w:sz w:val="19"/>
                 <w:szCs w:val="19"/>
               </w:rPr>
-              <w:t xml:space="preserve">노트북을 항상 싣는다 — Mega·수신기는 노트북 USB</w:t>
+              <w:t xml:space="preserve">노트북을 항상 싣는다 — Mega·수신기는 노트북 USB (Mega 본체는 위 G 에서 구매)</w:t>
             </w:r>
           </w:p>
         </w:tc>
@@ -5203,7 +5963,7 @@
           <w:sz w:val="18"/>
           <w:szCs w:val="18"/>
         </w:rPr>
-        <w:t xml:space="preserve">보유: T200 6개 · 4S 배터리 5개(예비 1) · ESC 4개 · 접촉기·릴레이·버튼 · 노트북 2대 · D455 1대 · RPLIDAR A3 정상 2대.</w:t>
+        <w:t xml:space="preserve">보유: T200 6개 · 4S 배터리 5개(예비 1) · ESC 8개(필요 6) · 접촉기·릴레이·버튼 · 노트북 2대 · D455 1대 · RPLIDAR A3 정상 2대.</w:t>
       </w:r>
     </w:p>
     <w:sectPr>

--- a/docs/전달용/SSF2026_구매목록_계통별.docx
+++ b/docs/전달용/SSF2026_구매목록_계통별.docx
@@ -39,7 +39,7 @@
           <w:sz w:val="19"/>
           <w:szCs w:val="19"/>
         </w:rPr>
-        <w:t xml:space="preserve">사야 할 것은 9항목, 합계 약 164~168만원이다. 아직 하나도 주문하지 않았다. 같은 계통 안에서 하나만 빠져도 그 계통은 안 돈다.</w:t>
+        <w:t xml:space="preserve">사야 할 것은 10항목, 합계 약 167~171만원이다. 아직 하나도 주문하지 않았다. 같은 계통 안에서 하나만 빠져도 그 계통은 안 돈다.</w:t>
       </w:r>
     </w:p>
     <w:tbl>
@@ -640,7 +640,7 @@
                 <w:sz w:val="19"/>
                 <w:szCs w:val="19"/>
               </w:rPr>
-              <w:t xml:space="preserve">1</w:t>
+              <w:t xml:space="preserve">2</w:t>
             </w:r>
           </w:p>
         </w:tc>
@@ -672,7 +672,7 @@
                 <w:sz w:val="19"/>
                 <w:szCs w:val="19"/>
               </w:rPr>
-              <w:t xml:space="preserve">26,400</w:t>
+              <w:t xml:space="preserve">53,600</w:t>
             </w:r>
           </w:p>
         </w:tc>
@@ -704,7 +704,7 @@
                 <w:sz w:val="19"/>
                 <w:szCs w:val="19"/>
               </w:rPr>
-              <w:t xml:space="preserve">P0 — 만충 운용이 이것에 막혀 있다</w:t>
+              <w:t xml:space="preserve">P0 — 컨버터 + 2번배 무선스위치(지원금)</w:t>
             </w:r>
           </w:p>
         </w:tc>
@@ -1032,7 +1032,7 @@
                 <w:sz w:val="19"/>
                 <w:szCs w:val="19"/>
               </w:rPr>
-              <w:t xml:space="preserve">9</w:t>
+              <w:t xml:space="preserve">10</w:t>
             </w:r>
           </w:p>
         </w:tc>
@@ -1065,7 +1065,7 @@
                 <w:sz w:val="19"/>
                 <w:szCs w:val="19"/>
               </w:rPr>
-              <w:t xml:space="preserve">1,643,180 ~ 1,682,180</w:t>
+              <w:t xml:space="preserve">1,670,380 ~ 1,709,380</w:t>
             </w:r>
           </w:p>
         </w:tc>
@@ -1098,7 +1098,7 @@
                 <w:sz w:val="19"/>
                 <w:szCs w:val="19"/>
               </w:rPr>
-              <w:t xml:space="preserve">OAK 2대가 79~80%</w:t>
+              <w:t xml:space="preserve">OAK 2대가 77~79%</w:t>
             </w:r>
           </w:p>
         </w:tc>
@@ -1509,7 +1509,7 @@
             </w:tcMar>
           </w:tcPr>
           <w:p>
-            <w:hyperlink w:history="1" r:id="rIdcjdbj5ena5jtxxpofekhk">
+            <w:hyperlink w:history="1" r:id="rIdjderywjkanlor-axbqyey">
               <w:r>
                 <w:rPr>
                   <w:rStyle w:val="Hyperlink"/>
@@ -1692,7 +1692,7 @@
             </w:tcMar>
           </w:tcPr>
           <w:p>
-            <w:hyperlink w:history="1" r:id="rIdpd57reltzffwuvjaq6mth">
+            <w:hyperlink w:history="1" r:id="rIduj3o9pmkwvvolbvkeuz2w">
               <w:r>
                 <w:rPr>
                   <w:rStyle w:val="Hyperlink"/>
@@ -1875,7 +1875,7 @@
             </w:tcMar>
           </w:tcPr>
           <w:p>
-            <w:hyperlink w:history="1" r:id="rIdrookex7nzsmevij95u15f">
+            <w:hyperlink w:history="1" r:id="rIdq3rdjmsk_y-dyr_rwe3xg">
               <w:r>
                 <w:rPr>
                   <w:rStyle w:val="Hyperlink"/>
@@ -2058,7 +2058,7 @@
             </w:tcMar>
           </w:tcPr>
           <w:p>
-            <w:hyperlink w:history="1" r:id="rIdkkvm8fgs22ztaw72lpxkw">
+            <w:hyperlink w:history="1" r:id="rIdudardqbo4qju8cpou1sge">
               <w:r>
                 <w:rPr>
                   <w:rStyle w:val="Hyperlink"/>
@@ -2079,7 +2079,7 @@
               </w:rPr>
               <w:t xml:space="preserve"> · </w:t>
             </w:r>
-            <w:hyperlink w:history="1" r:id="rIdbigo-nse_6itz6bumcuwx">
+            <w:hyperlink w:history="1" r:id="rId9q5zgzrdad4texkh1frhh">
               <w:r>
                 <w:rPr>
                   <w:rStyle w:val="Hyperlink"/>
@@ -2691,7 +2691,7 @@
             </w:tcMar>
           </w:tcPr>
           <w:p>
-            <w:hyperlink w:history="1" r:id="rIdznemyul1buvpsdo9rug4m">
+            <w:hyperlink w:history="1" r:id="rIdat9xaca9mf6iot_hf9s5m">
               <w:r>
                 <w:rPr>
                   <w:rStyle w:val="Hyperlink"/>
@@ -2712,7 +2712,7 @@
               </w:rPr>
               <w:t xml:space="preserve"> · </w:t>
             </w:r>
-            <w:hyperlink w:history="1" r:id="rIdy3wy-5u88uhkg3o-7xczv">
+            <w:hyperlink w:history="1" r:id="rIdogaho91ch1js-uj4dluyx">
               <w:r>
                 <w:rPr>
                   <w:rStyle w:val="Hyperlink"/>
@@ -3349,7 +3349,7 @@
             </w:tcMar>
           </w:tcPr>
           <w:p>
-            <w:hyperlink w:history="1" r:id="rId3exmsrxqxx28esnzih-ww">
+            <w:hyperlink w:history="1" r:id="rId69c-n6pnsm9v4y0brnhmf">
               <w:r>
                 <w:rPr>
                   <w:rStyle w:val="Hyperlink"/>
@@ -3375,24 +3375,23 @@
               <w:bottom w:val="single" w:color="A6A6A6" w:sz="4"/>
               <w:right w:val="single" w:color="A6A6A6" w:sz="4"/>
             </w:tcBorders>
-            <w:shd w:fill="F2F2F2" w:color="auto" w:val="clear"/>
-            <w:tcMar>
-              <w:top w:type="dxa" w:w="60"/>
-              <w:left w:type="dxa" w:w="100"/>
-              <w:bottom w:type="dxa" w:w="60"/>
-              <w:right w:type="dxa" w:w="100"/>
-            </w:tcMar>
-          </w:tcPr>
-          <w:p>
-            <w:r>
-              <w:rPr>
-                <w:rFonts w:ascii="Malgun Gothic" w:cs="Malgun Gothic" w:eastAsia="Malgun Gothic" w:hAnsi="Malgun Gothic"/>
-                <w:b/>
-                <w:bCs/>
-                <w:sz w:val="19"/>
-                <w:szCs w:val="19"/>
-              </w:rPr>
-              <w:t xml:space="preserve">소계</w:t>
+            <w:tcMar>
+              <w:top w:type="dxa" w:w="60"/>
+              <w:left w:type="dxa" w:w="100"/>
+              <w:bottom w:type="dxa" w:w="60"/>
+              <w:right w:type="dxa" w:w="100"/>
+            </w:tcMar>
+          </w:tcPr>
+          <w:p>
+            <w:r>
+              <w:rPr>
+                <w:rFonts w:ascii="Malgun Gothic" w:cs="Malgun Gothic" w:eastAsia="Malgun Gothic" w:hAnsi="Malgun Gothic"/>
+                <w:b/>
+                <w:bCs/>
+                <w:sz w:val="19"/>
+                <w:szCs w:val="19"/>
+              </w:rPr>
+              <w:t xml:space="preserve">RF 무선스위치 무선릴레이 + 리모컨</w:t>
             </w:r>
           </w:p>
         </w:tc>
@@ -3405,22 +3404,21 @@
               <w:bottom w:val="single" w:color="A6A6A6" w:sz="4"/>
               <w:right w:val="single" w:color="A6A6A6" w:sz="4"/>
             </w:tcBorders>
-            <w:shd w:fill="F2F2F2" w:color="auto" w:val="clear"/>
-            <w:tcMar>
-              <w:top w:type="dxa" w:w="60"/>
-              <w:left w:type="dxa" w:w="100"/>
-              <w:bottom w:type="dxa" w:w="60"/>
-              <w:right w:type="dxa" w:w="100"/>
-            </w:tcMar>
-          </w:tcPr>
-          <w:p>
-            <w:r>
-              <w:rPr>
-                <w:rFonts w:ascii="Malgun Gothic" w:cs="Malgun Gothic" w:eastAsia="Malgun Gothic" w:hAnsi="Malgun Gothic"/>
-                <w:sz w:val="19"/>
-                <w:szCs w:val="19"/>
-              </w:rPr>
-              <w:t xml:space="preserve"/>
+            <w:tcMar>
+              <w:top w:type="dxa" w:w="60"/>
+              <w:left w:type="dxa" w:w="100"/>
+              <w:bottom w:type="dxa" w:w="60"/>
+              <w:right w:type="dxa" w:w="100"/>
+            </w:tcMar>
+          </w:tcPr>
+          <w:p>
+            <w:r>
+              <w:rPr>
+                <w:rFonts w:ascii="Malgun Gothic" w:cs="Malgun Gothic" w:eastAsia="Malgun Gothic" w:hAnsi="Malgun Gothic"/>
+                <w:sz w:val="19"/>
+                <w:szCs w:val="19"/>
+              </w:rPr>
+              <w:t xml:space="preserve">[지원금 들어옴] 2번배 무선 비상정지. 코일 회로에 버튼과 직렬. 1번배(SRD-12VDC-SL-C)와 같은 제품으로</w:t>
             </w:r>
           </w:p>
         </w:tc>
@@ -3433,22 +3431,24 @@
               <w:bottom w:val="single" w:color="A6A6A6" w:sz="4"/>
               <w:right w:val="single" w:color="A6A6A6" w:sz="4"/>
             </w:tcBorders>
-            <w:shd w:fill="F2F2F2" w:color="auto" w:val="clear"/>
-            <w:tcMar>
-              <w:top w:type="dxa" w:w="60"/>
-              <w:left w:type="dxa" w:w="100"/>
-              <w:bottom w:type="dxa" w:w="60"/>
-              <w:right w:type="dxa" w:w="100"/>
-            </w:tcMar>
-          </w:tcPr>
-          <w:p>
-            <w:r>
-              <w:rPr>
-                <w:rFonts w:ascii="Malgun Gothic" w:cs="Malgun Gothic" w:eastAsia="Malgun Gothic" w:hAnsi="Malgun Gothic"/>
-                <w:sz w:val="19"/>
-                <w:szCs w:val="19"/>
-              </w:rPr>
-              <w:t xml:space="preserve"/>
+            <w:tcMar>
+              <w:top w:type="dxa" w:w="60"/>
+              <w:left w:type="dxa" w:w="100"/>
+              <w:bottom w:type="dxa" w:w="60"/>
+              <w:right w:type="dxa" w:w="100"/>
+            </w:tcMar>
+          </w:tcPr>
+          <w:p>
+            <w:pPr>
+              <w:jc w:val="center"/>
+            </w:pPr>
+            <w:r>
+              <w:rPr>
+                <w:rFonts w:ascii="Malgun Gothic" w:cs="Malgun Gothic" w:eastAsia="Malgun Gothic" w:hAnsi="Malgun Gothic"/>
+                <w:sz w:val="19"/>
+                <w:szCs w:val="19"/>
+              </w:rPr>
+              <w:t xml:space="preserve">1</w:t>
             </w:r>
           </w:p>
         </w:tc>
@@ -3461,7 +3461,6 @@
               <w:bottom w:val="single" w:color="A6A6A6" w:sz="4"/>
               <w:right w:val="single" w:color="A6A6A6" w:sz="4"/>
             </w:tcBorders>
-            <w:shd w:fill="F2F2F2" w:color="auto" w:val="clear"/>
             <w:tcMar>
               <w:top w:type="dxa" w:w="60"/>
               <w:left w:type="dxa" w:w="100"/>
@@ -3476,12 +3475,196 @@
             <w:r>
               <w:rPr>
                 <w:rFonts w:ascii="Malgun Gothic" w:cs="Malgun Gothic" w:eastAsia="Malgun Gothic" w:hAnsi="Malgun Gothic"/>
-                <w:b/>
-                <w:bCs/>
-                <w:sz w:val="19"/>
-                <w:szCs w:val="19"/>
-              </w:rPr>
-              <w:t xml:space="preserve">26,400</w:t>
+                <w:sz w:val="19"/>
+                <w:szCs w:val="19"/>
+              </w:rPr>
+              <w:t xml:space="preserve">27,200</w:t>
+            </w:r>
+          </w:p>
+        </w:tc>
+        <w:tc>
+          <w:tcPr>
+            <w:tcW w:type="dxa" w:w="700"/>
+            <w:tcBorders>
+              <w:top w:val="single" w:color="A6A6A6" w:sz="4"/>
+              <w:left w:val="single" w:color="A6A6A6" w:sz="4"/>
+              <w:bottom w:val="single" w:color="A6A6A6" w:sz="4"/>
+              <w:right w:val="single" w:color="A6A6A6" w:sz="4"/>
+            </w:tcBorders>
+            <w:tcMar>
+              <w:top w:type="dxa" w:w="60"/>
+              <w:left w:type="dxa" w:w="100"/>
+              <w:bottom w:type="dxa" w:w="60"/>
+              <w:right w:type="dxa" w:w="100"/>
+            </w:tcMar>
+          </w:tcPr>
+          <w:p>
+            <w:pPr>
+              <w:jc w:val="center"/>
+            </w:pPr>
+            <w:r>
+              <w:rPr>
+                <w:rFonts w:ascii="Malgun Gothic" w:cs="Malgun Gothic" w:eastAsia="Malgun Gothic" w:hAnsi="Malgun Gothic"/>
+                <w:b/>
+                <w:bCs/>
+                <w:color w:val="C00000"/>
+                <w:sz w:val="19"/>
+                <w:szCs w:val="19"/>
+              </w:rPr>
+              <w:t xml:space="preserve">P0</w:t>
+            </w:r>
+          </w:p>
+        </w:tc>
+        <w:tc>
+          <w:tcPr>
+            <w:tcW w:type="dxa" w:w="3470"/>
+            <w:tcBorders>
+              <w:top w:val="single" w:color="A6A6A6" w:sz="4"/>
+              <w:left w:val="single" w:color="A6A6A6" w:sz="4"/>
+              <w:bottom w:val="single" w:color="A6A6A6" w:sz="4"/>
+              <w:right w:val="single" w:color="A6A6A6" w:sz="4"/>
+            </w:tcBorders>
+            <w:tcMar>
+              <w:top w:type="dxa" w:w="60"/>
+              <w:left w:type="dxa" w:w="100"/>
+              <w:bottom w:type="dxa" w:w="60"/>
+              <w:right w:type="dxa" w:w="100"/>
+            </w:tcMar>
+          </w:tcPr>
+          <w:p>
+            <w:hyperlink w:history="1" r:id="rIdiy-iv689lgpyu5vew-6nr">
+              <w:r>
+                <w:rPr>
+                  <w:rStyle w:val="Hyperlink"/>
+                  <w:rFonts w:ascii="Malgun Gothic" w:cs="Malgun Gothic" w:eastAsia="Malgun Gothic" w:hAnsi="Malgun Gothic"/>
+                  <w:color w:val="0563C1"/>
+                  <w:sz w:val="19"/>
+                  <w:szCs w:val="19"/>
+                  <w:u w:val="single"/>
+                </w:rPr>
+                <w:t xml:space="preserve">다나와 검색</w:t>
+              </w:r>
+            </w:hyperlink>
+          </w:p>
+        </w:tc>
+      </w:tr>
+      <w:tr>
+        <w:tc>
+          <w:tcPr>
+            <w:tcW w:type="dxa" w:w="3000"/>
+            <w:tcBorders>
+              <w:top w:val="single" w:color="A6A6A6" w:sz="4"/>
+              <w:left w:val="single" w:color="A6A6A6" w:sz="4"/>
+              <w:bottom w:val="single" w:color="A6A6A6" w:sz="4"/>
+              <w:right w:val="single" w:color="A6A6A6" w:sz="4"/>
+            </w:tcBorders>
+            <w:shd w:fill="F2F2F2" w:color="auto" w:val="clear"/>
+            <w:tcMar>
+              <w:top w:type="dxa" w:w="60"/>
+              <w:left w:type="dxa" w:w="100"/>
+              <w:bottom w:type="dxa" w:w="60"/>
+              <w:right w:type="dxa" w:w="100"/>
+            </w:tcMar>
+          </w:tcPr>
+          <w:p>
+            <w:r>
+              <w:rPr>
+                <w:rFonts w:ascii="Malgun Gothic" w:cs="Malgun Gothic" w:eastAsia="Malgun Gothic" w:hAnsi="Malgun Gothic"/>
+                <w:b/>
+                <w:bCs/>
+                <w:sz w:val="19"/>
+                <w:szCs w:val="19"/>
+              </w:rPr>
+              <w:t xml:space="preserve">소계</w:t>
+            </w:r>
+          </w:p>
+        </w:tc>
+        <w:tc>
+          <w:tcPr>
+            <w:tcW w:type="dxa" w:w="4000"/>
+            <w:tcBorders>
+              <w:top w:val="single" w:color="A6A6A6" w:sz="4"/>
+              <w:left w:val="single" w:color="A6A6A6" w:sz="4"/>
+              <w:bottom w:val="single" w:color="A6A6A6" w:sz="4"/>
+              <w:right w:val="single" w:color="A6A6A6" w:sz="4"/>
+            </w:tcBorders>
+            <w:shd w:fill="F2F2F2" w:color="auto" w:val="clear"/>
+            <w:tcMar>
+              <w:top w:type="dxa" w:w="60"/>
+              <w:left w:type="dxa" w:w="100"/>
+              <w:bottom w:type="dxa" w:w="60"/>
+              <w:right w:type="dxa" w:w="100"/>
+            </w:tcMar>
+          </w:tcPr>
+          <w:p>
+            <w:r>
+              <w:rPr>
+                <w:rFonts w:ascii="Malgun Gothic" w:cs="Malgun Gothic" w:eastAsia="Malgun Gothic" w:hAnsi="Malgun Gothic"/>
+                <w:sz w:val="19"/>
+                <w:szCs w:val="19"/>
+              </w:rPr>
+              <w:t xml:space="preserve"/>
+            </w:r>
+          </w:p>
+        </w:tc>
+        <w:tc>
+          <w:tcPr>
+            <w:tcW w:type="dxa" w:w="1100"/>
+            <w:tcBorders>
+              <w:top w:val="single" w:color="A6A6A6" w:sz="4"/>
+              <w:left w:val="single" w:color="A6A6A6" w:sz="4"/>
+              <w:bottom w:val="single" w:color="A6A6A6" w:sz="4"/>
+              <w:right w:val="single" w:color="A6A6A6" w:sz="4"/>
+            </w:tcBorders>
+            <w:shd w:fill="F2F2F2" w:color="auto" w:val="clear"/>
+            <w:tcMar>
+              <w:top w:type="dxa" w:w="60"/>
+              <w:left w:type="dxa" w:w="100"/>
+              <w:bottom w:type="dxa" w:w="60"/>
+              <w:right w:type="dxa" w:w="100"/>
+            </w:tcMar>
+          </w:tcPr>
+          <w:p>
+            <w:r>
+              <w:rPr>
+                <w:rFonts w:ascii="Malgun Gothic" w:cs="Malgun Gothic" w:eastAsia="Malgun Gothic" w:hAnsi="Malgun Gothic"/>
+                <w:sz w:val="19"/>
+                <w:szCs w:val="19"/>
+              </w:rPr>
+              <w:t xml:space="preserve"/>
+            </w:r>
+          </w:p>
+        </w:tc>
+        <w:tc>
+          <w:tcPr>
+            <w:tcW w:type="dxa" w:w="2300"/>
+            <w:tcBorders>
+              <w:top w:val="single" w:color="A6A6A6" w:sz="4"/>
+              <w:left w:val="single" w:color="A6A6A6" w:sz="4"/>
+              <w:bottom w:val="single" w:color="A6A6A6" w:sz="4"/>
+              <w:right w:val="single" w:color="A6A6A6" w:sz="4"/>
+            </w:tcBorders>
+            <w:shd w:fill="F2F2F2" w:color="auto" w:val="clear"/>
+            <w:tcMar>
+              <w:top w:type="dxa" w:w="60"/>
+              <w:left w:type="dxa" w:w="100"/>
+              <w:bottom w:type="dxa" w:w="60"/>
+              <w:right w:type="dxa" w:w="100"/>
+            </w:tcMar>
+          </w:tcPr>
+          <w:p>
+            <w:pPr>
+              <w:jc w:val="right"/>
+            </w:pPr>
+            <w:r>
+              <w:rPr>
+                <w:rFonts w:ascii="Malgun Gothic" w:cs="Malgun Gothic" w:eastAsia="Malgun Gothic" w:hAnsi="Malgun Gothic"/>
+                <w:b/>
+                <w:bCs/>
+                <w:sz w:val="19"/>
+                <w:szCs w:val="19"/>
+              </w:rPr>
+              <w:t xml:space="preserve">53,600</w:t>
             </w:r>
           </w:p>
         </w:tc>
@@ -3553,7 +3736,7 @@
           <w:sz w:val="18"/>
           <w:szCs w:val="18"/>
         </w:rPr>
-        <w:t xml:space="preserve">접촉기·릴레이·버튼은 전부 보유. 08-25 주문분이 09-17 취소돼 재구매다. 컨버터가 없어서 지금 만충 운용이 막혀 있다.</w:t>
+        <w:t xml:space="preserve">접촉기·버튼은 보유. 무선스위치는 1번배용 1대뿐이라 2번배용 1대 추가. 08-25 주문분이 09-17 취소돼 재구매다. 컨버터가 없어서 지금 만충 운용이 막혀 있다.</w:t>
       </w:r>
     </w:p>
     <w:p>
@@ -3961,7 +4144,7 @@
             </w:tcMar>
           </w:tcPr>
           <w:p>
-            <w:hyperlink w:history="1" r:id="rIdkjxiz3ope8y19a2jwzixr">
+            <w:hyperlink w:history="1" r:id="rId7yq2nj8yf_y3h-hc0qjdx">
               <w:r>
                 <w:rPr>
                   <w:rStyle w:val="Hyperlink"/>
@@ -3982,7 +4165,7 @@
               </w:rPr>
               <w:t xml:space="preserve"> · </w:t>
             </w:r>
-            <w:hyperlink w:history="1" r:id="rId3ej_l9m7c8l4b-lrxlqyo">
+            <w:hyperlink w:history="1" r:id="rIdkpkfhidu7le3yrxhvifiw">
               <w:r>
                 <w:rPr>
                   <w:rStyle w:val="Hyperlink"/>
@@ -4165,7 +4348,7 @@
             </w:tcMar>
           </w:tcPr>
           <w:p>
-            <w:hyperlink w:history="1" r:id="rIdcsqrelocu9sgvlnhcly68">
+            <w:hyperlink w:history="1" r:id="rIdixls61bxz7mkxcvh1zvv_">
               <w:r>
                 <w:rPr>
                   <w:rStyle w:val="Hyperlink"/>
@@ -4348,7 +4531,7 @@
             </w:tcMar>
           </w:tcPr>
           <w:p>
-            <w:hyperlink w:history="1" r:id="rId0uxz39tpdjlniighvx0qm">
+            <w:hyperlink w:history="1" r:id="rIdr8trxxvu4id7j4j0v_cmh">
               <w:r>
                 <w:rPr>
                   <w:rStyle w:val="Hyperlink"/>
@@ -4369,7 +4552,7 @@
               </w:rPr>
               <w:t xml:space="preserve"> · </w:t>
             </w:r>
-            <w:hyperlink w:history="1" r:id="rIdzera1sm7ufjhm2locyngn">
+            <w:hyperlink w:history="1" r:id="rId-vtlspc9qd9nc4b-x6z27">
               <w:r>
                 <w:rPr>
                   <w:rStyle w:val="Hyperlink"/>
@@ -4981,7 +5164,7 @@
             </w:tcMar>
           </w:tcPr>
           <w:p>
-            <w:hyperlink w:history="1" r:id="rIdno0u9o7jzdtjcgsc5doxc">
+            <w:hyperlink w:history="1" r:id="rIdp31atq_ggag_hmaw6giw4">
               <w:r>
                 <w:rPr>
                   <w:rStyle w:val="Hyperlink"/>
@@ -5269,7 +5452,7 @@
           <w:sz w:val="19"/>
           <w:szCs w:val="19"/>
         </w:rPr>
-        <w:t xml:space="preserve">2번배 몫 확인: 접촉기·무선 릴레이·비상정지 버튼·수신기·방수 박스·IMU·LED 가 2척분 있는지. 컨버터·허브·XL4015 는 지금 1척분만 잡혀 있다.</w:t>
+        <w:t xml:space="preserve">2번배 몫은 1번배로 실험한 뒤 추가 구매한다: 컨버터·허브·XL4015(지금 1척분), 접촉기·비상정지 버튼·수신기·방수 박스·IMU·LED(보유 대수 미확인).</w:t>
       </w:r>
     </w:p>
     <w:p>

--- a/docs/전달용/SSF2026_구매목록_계통별.docx
+++ b/docs/전달용/SSF2026_구매목록_계통별.docx
@@ -1509,7 +1509,7 @@
             </w:tcMar>
           </w:tcPr>
           <w:p>
-            <w:hyperlink w:history="1" r:id="rIdjderywjkanlor-axbqyey">
+            <w:hyperlink w:history="1" r:id="rIdtcbgpn_rlflab9hq-kjju">
               <w:r>
                 <w:rPr>
                   <w:rStyle w:val="Hyperlink"/>
@@ -1692,7 +1692,7 @@
             </w:tcMar>
           </w:tcPr>
           <w:p>
-            <w:hyperlink w:history="1" r:id="rIduj3o9pmkwvvolbvkeuz2w">
+            <w:hyperlink w:history="1" r:id="rIdqefmgul6o9yz7n_pm4qrh">
               <w:r>
                 <w:rPr>
                   <w:rStyle w:val="Hyperlink"/>
@@ -1875,7 +1875,7 @@
             </w:tcMar>
           </w:tcPr>
           <w:p>
-            <w:hyperlink w:history="1" r:id="rIdq3rdjmsk_y-dyr_rwe3xg">
+            <w:hyperlink w:history="1" r:id="rIdxgsmstfaqi0uibbsnpylf">
               <w:r>
                 <w:rPr>
                   <w:rStyle w:val="Hyperlink"/>
@@ -2058,7 +2058,7 @@
             </w:tcMar>
           </w:tcPr>
           <w:p>
-            <w:hyperlink w:history="1" r:id="rIdudardqbo4qju8cpou1sge">
+            <w:hyperlink w:history="1" r:id="rIdpinf8katibyxub3iezf0q">
               <w:r>
                 <w:rPr>
                   <w:rStyle w:val="Hyperlink"/>
@@ -2079,7 +2079,7 @@
               </w:rPr>
               <w:t xml:space="preserve"> · </w:t>
             </w:r>
-            <w:hyperlink w:history="1" r:id="rId9q5zgzrdad4texkh1frhh">
+            <w:hyperlink w:history="1" r:id="rId1octwwk_iit0_vildgl-0">
               <w:r>
                 <w:rPr>
                   <w:rStyle w:val="Hyperlink"/>
@@ -2691,7 +2691,7 @@
             </w:tcMar>
           </w:tcPr>
           <w:p>
-            <w:hyperlink w:history="1" r:id="rIdat9xaca9mf6iot_hf9s5m">
+            <w:hyperlink w:history="1" r:id="rIdpufqjikktenrztcpbbxtz">
               <w:r>
                 <w:rPr>
                   <w:rStyle w:val="Hyperlink"/>
@@ -2712,7 +2712,7 @@
               </w:rPr>
               <w:t xml:space="preserve"> · </w:t>
             </w:r>
-            <w:hyperlink w:history="1" r:id="rIdogaho91ch1js-uj4dluyx">
+            <w:hyperlink w:history="1" r:id="rIdlaxqqoukx9lqwljqlsmlu">
               <w:r>
                 <w:rPr>
                   <w:rStyle w:val="Hyperlink"/>
@@ -3349,7 +3349,7 @@
             </w:tcMar>
           </w:tcPr>
           <w:p>
-            <w:hyperlink w:history="1" r:id="rId69c-n6pnsm9v4y0brnhmf">
+            <w:hyperlink w:history="1" r:id="rIdkg7rm1g6nkl1p6wshp7oy">
               <w:r>
                 <w:rPr>
                   <w:rStyle w:val="Hyperlink"/>
@@ -3532,7 +3532,7 @@
             </w:tcMar>
           </w:tcPr>
           <w:p>
-            <w:hyperlink w:history="1" r:id="rIdiy-iv689lgpyu5vew-6nr">
+            <w:hyperlink w:history="1" r:id="rIdu3iujiycwhsemdibzo6fi">
               <w:r>
                 <w:rPr>
                   <w:rStyle w:val="Hyperlink"/>
@@ -4144,7 +4144,7 @@
             </w:tcMar>
           </w:tcPr>
           <w:p>
-            <w:hyperlink w:history="1" r:id="rId7yq2nj8yf_y3h-hc0qjdx">
+            <w:hyperlink w:history="1" r:id="rIdfwk44j12anvvnp0raqjec">
               <w:r>
                 <w:rPr>
                   <w:rStyle w:val="Hyperlink"/>
@@ -4165,7 +4165,7 @@
               </w:rPr>
               <w:t xml:space="preserve"> · </w:t>
             </w:r>
-            <w:hyperlink w:history="1" r:id="rIdkpkfhidu7le3yrxhvifiw">
+            <w:hyperlink w:history="1" r:id="rIdf54zrio2nxphcnfeglnuy">
               <w:r>
                 <w:rPr>
                   <w:rStyle w:val="Hyperlink"/>
@@ -4348,7 +4348,7 @@
             </w:tcMar>
           </w:tcPr>
           <w:p>
-            <w:hyperlink w:history="1" r:id="rIdixls61bxz7mkxcvh1zvv_">
+            <w:hyperlink w:history="1" r:id="rIdpbod9ryrcjj-7lwpoo5m4">
               <w:r>
                 <w:rPr>
                   <w:rStyle w:val="Hyperlink"/>
@@ -4531,7 +4531,7 @@
             </w:tcMar>
           </w:tcPr>
           <w:p>
-            <w:hyperlink w:history="1" r:id="rIdr8trxxvu4id7j4j0v_cmh">
+            <w:hyperlink w:history="1" r:id="rIdresxkrlglw-2a7sffugyg">
               <w:r>
                 <w:rPr>
                   <w:rStyle w:val="Hyperlink"/>
@@ -4552,7 +4552,7 @@
               </w:rPr>
               <w:t xml:space="preserve"> · </w:t>
             </w:r>
-            <w:hyperlink w:history="1" r:id="rId-vtlspc9qd9nc4b-x6z27">
+            <w:hyperlink w:history="1" r:id="rId8k4c48rg9qichebvhgepo">
               <w:r>
                 <w:rPr>
                   <w:rStyle w:val="Hyperlink"/>
@@ -5164,7 +5164,7 @@
             </w:tcMar>
           </w:tcPr>
           <w:p>
-            <w:hyperlink w:history="1" r:id="rIdp31atq_ggag_hmaw6giw4">
+            <w:hyperlink w:history="1" r:id="rIduritql0vjw2i7gx3iyc6h">
               <w:r>
                 <w:rPr>
                   <w:rStyle w:val="Hyperlink"/>
@@ -6147,6 +6147,1879 @@
           <w:szCs w:val="18"/>
         </w:rPr>
         <w:t xml:space="preserve">보유: T200 6개 · 4S 배터리 5개(예비 1) · ESC 8개(필요 6) · 접촉기·릴레이·버튼 · 노트북 2대 · D455 1대 · RPLIDAR A3 정상 2대.</w:t>
+      </w:r>
+    </w:p>
+    <w:p>
+      <w:pPr>
+        <w:pStyle w:val="Heading2"/>
+        <w:spacing w:after="100" w:before="280"/>
+      </w:pPr>
+      <w:r>
+        <w:rPr>
+          <w:rFonts w:ascii="Malgun Gothic" w:cs="Malgun Gothic" w:eastAsia="Malgun Gothic" w:hAnsi="Malgun Gothic"/>
+        </w:rPr>
+        <w:t xml:space="preserve">금액 정리 — 지원금과 자부담</w:t>
+      </w:r>
+    </w:p>
+    <w:tbl>
+      <w:tblPr>
+        <w:tblW w:type="dxa" w:w="14570"/>
+        <w:tblBorders>
+          <w:top w:val="single" w:color="auto" w:sz="4"/>
+          <w:left w:val="single" w:color="auto" w:sz="4"/>
+          <w:bottom w:val="single" w:color="auto" w:sz="4"/>
+          <w:right w:val="single" w:color="auto" w:sz="4"/>
+          <w:insideH w:val="single" w:color="auto" w:sz="4"/>
+          <w:insideV w:val="single" w:color="auto" w:sz="4"/>
+        </w:tblBorders>
+      </w:tblPr>
+      <w:tblGrid>
+        <w:gridCol w:w="2600"/>
+        <w:gridCol w:w="4200"/>
+        <w:gridCol w:w="7770"/>
+      </w:tblGrid>
+      <w:tr>
+        <w:trPr>
+          <w:tblHeader/>
+        </w:trPr>
+        <w:tc>
+          <w:tcPr>
+            <w:tcW w:type="dxa" w:w="2600"/>
+            <w:tcBorders>
+              <w:top w:val="single" w:color="A6A6A6" w:sz="4"/>
+              <w:left w:val="single" w:color="A6A6A6" w:sz="4"/>
+              <w:bottom w:val="single" w:color="A6A6A6" w:sz="4"/>
+              <w:right w:val="single" w:color="A6A6A6" w:sz="4"/>
+            </w:tcBorders>
+            <w:shd w:fill="1F3864" w:color="auto" w:val="clear"/>
+            <w:tcMar>
+              <w:top w:type="dxa" w:w="60"/>
+              <w:left w:type="dxa" w:w="100"/>
+              <w:bottom w:type="dxa" w:w="60"/>
+              <w:right w:type="dxa" w:w="100"/>
+            </w:tcMar>
+          </w:tcPr>
+          <w:p>
+            <w:r>
+              <w:rPr>
+                <w:rFonts w:ascii="Malgun Gothic" w:cs="Malgun Gothic" w:eastAsia="Malgun Gothic" w:hAnsi="Malgun Gothic"/>
+                <w:b/>
+                <w:bCs/>
+                <w:color w:val="FFFFFF"/>
+                <w:sz w:val="19"/>
+                <w:szCs w:val="19"/>
+              </w:rPr>
+              <w:t xml:space="preserve">구분</w:t>
+            </w:r>
+          </w:p>
+        </w:tc>
+        <w:tc>
+          <w:tcPr>
+            <w:tcW w:type="dxa" w:w="4200"/>
+            <w:tcBorders>
+              <w:top w:val="single" w:color="A6A6A6" w:sz="4"/>
+              <w:left w:val="single" w:color="A6A6A6" w:sz="4"/>
+              <w:bottom w:val="single" w:color="A6A6A6" w:sz="4"/>
+              <w:right w:val="single" w:color="A6A6A6" w:sz="4"/>
+            </w:tcBorders>
+            <w:shd w:fill="1F3864" w:color="auto" w:val="clear"/>
+            <w:tcMar>
+              <w:top w:type="dxa" w:w="60"/>
+              <w:left w:type="dxa" w:w="100"/>
+              <w:bottom w:type="dxa" w:w="60"/>
+              <w:right w:type="dxa" w:w="100"/>
+            </w:tcMar>
+          </w:tcPr>
+          <w:p>
+            <w:r>
+              <w:rPr>
+                <w:rFonts w:ascii="Malgun Gothic" w:cs="Malgun Gothic" w:eastAsia="Malgun Gothic" w:hAnsi="Malgun Gothic"/>
+                <w:b/>
+                <w:bCs/>
+                <w:color w:val="FFFFFF"/>
+                <w:sz w:val="19"/>
+                <w:szCs w:val="19"/>
+              </w:rPr>
+              <w:t xml:space="preserve">금액(원, VAT 포함)</w:t>
+            </w:r>
+          </w:p>
+        </w:tc>
+        <w:tc>
+          <w:tcPr>
+            <w:tcW w:type="dxa" w:w="7770"/>
+            <w:tcBorders>
+              <w:top w:val="single" w:color="A6A6A6" w:sz="4"/>
+              <w:left w:val="single" w:color="A6A6A6" w:sz="4"/>
+              <w:bottom w:val="single" w:color="A6A6A6" w:sz="4"/>
+              <w:right w:val="single" w:color="A6A6A6" w:sz="4"/>
+            </w:tcBorders>
+            <w:shd w:fill="1F3864" w:color="auto" w:val="clear"/>
+            <w:tcMar>
+              <w:top w:type="dxa" w:w="60"/>
+              <w:left w:type="dxa" w:w="100"/>
+              <w:bottom w:type="dxa" w:w="60"/>
+              <w:right w:type="dxa" w:w="100"/>
+            </w:tcMar>
+          </w:tcPr>
+          <w:p>
+            <w:r>
+              <w:rPr>
+                <w:rFonts w:ascii="Malgun Gothic" w:cs="Malgun Gothic" w:eastAsia="Malgun Gothic" w:hAnsi="Malgun Gothic"/>
+                <w:b/>
+                <w:bCs/>
+                <w:color w:val="FFFFFF"/>
+                <w:sz w:val="19"/>
+                <w:szCs w:val="19"/>
+              </w:rPr>
+              <w:t xml:space="preserve">내용</w:t>
+            </w:r>
+          </w:p>
+        </w:tc>
+      </w:tr>
+      <w:tr>
+        <w:tc>
+          <w:tcPr>
+            <w:tcW w:type="dxa" w:w="2600"/>
+            <w:tcBorders>
+              <w:top w:val="single" w:color="A6A6A6" w:sz="4"/>
+              <w:left w:val="single" w:color="A6A6A6" w:sz="4"/>
+              <w:bottom w:val="single" w:color="A6A6A6" w:sz="4"/>
+              <w:right w:val="single" w:color="A6A6A6" w:sz="4"/>
+            </w:tcBorders>
+            <w:tcMar>
+              <w:top w:type="dxa" w:w="60"/>
+              <w:left w:type="dxa" w:w="100"/>
+              <w:bottom w:type="dxa" w:w="60"/>
+              <w:right w:type="dxa" w:w="100"/>
+            </w:tcMar>
+          </w:tcPr>
+          <w:p>
+            <w:r>
+              <w:rPr>
+                <w:rFonts w:ascii="Malgun Gothic" w:cs="Malgun Gothic" w:eastAsia="Malgun Gothic" w:hAnsi="Malgun Gothic"/>
+                <w:b/>
+                <w:bCs/>
+                <w:sz w:val="22"/>
+                <w:szCs w:val="22"/>
+              </w:rPr>
+              <w:t xml:space="preserve">총 사야 하는 금액</w:t>
+            </w:r>
+          </w:p>
+        </w:tc>
+        <w:tc>
+          <w:tcPr>
+            <w:tcW w:type="dxa" w:w="4200"/>
+            <w:tcBorders>
+              <w:top w:val="single" w:color="A6A6A6" w:sz="4"/>
+              <w:left w:val="single" w:color="A6A6A6" w:sz="4"/>
+              <w:bottom w:val="single" w:color="A6A6A6" w:sz="4"/>
+              <w:right w:val="single" w:color="A6A6A6" w:sz="4"/>
+            </w:tcBorders>
+            <w:tcMar>
+              <w:top w:type="dxa" w:w="60"/>
+              <w:left w:type="dxa" w:w="100"/>
+              <w:bottom w:type="dxa" w:w="60"/>
+              <w:right w:type="dxa" w:w="100"/>
+            </w:tcMar>
+          </w:tcPr>
+          <w:p>
+            <w:pPr>
+              <w:jc w:val="right"/>
+            </w:pPr>
+            <w:r>
+              <w:rPr>
+                <w:rFonts w:ascii="Malgun Gothic" w:cs="Malgun Gothic" w:eastAsia="Malgun Gothic" w:hAnsi="Malgun Gothic"/>
+                <w:b/>
+                <w:bCs/>
+                <w:color w:val="000000"/>
+                <w:sz w:val="24"/>
+                <w:szCs w:val="24"/>
+              </w:rPr>
+              <w:t xml:space="preserve">1,670,380 ~ 1,709,380</w:t>
+            </w:r>
+          </w:p>
+        </w:tc>
+        <w:tc>
+          <w:tcPr>
+            <w:tcW w:type="dxa" w:w="7770"/>
+            <w:tcBorders>
+              <w:top w:val="single" w:color="A6A6A6" w:sz="4"/>
+              <w:left w:val="single" w:color="A6A6A6" w:sz="4"/>
+              <w:bottom w:val="single" w:color="A6A6A6" w:sz="4"/>
+              <w:right w:val="single" w:color="A6A6A6" w:sz="4"/>
+            </w:tcBorders>
+            <w:tcMar>
+              <w:top w:type="dxa" w:w="60"/>
+              <w:left w:type="dxa" w:w="100"/>
+              <w:bottom w:type="dxa" w:w="60"/>
+              <w:right w:type="dxa" w:w="100"/>
+            </w:tcMar>
+          </w:tcPr>
+          <w:p>
+            <w:r>
+              <w:rPr>
+                <w:rFonts w:ascii="Malgun Gothic" w:cs="Malgun Gothic" w:eastAsia="Malgun Gothic" w:hAnsi="Malgun Gothic"/>
+                <w:sz w:val="19"/>
+                <w:szCs w:val="19"/>
+              </w:rPr>
+              <w:t xml:space="preserve">10항목 전체</w:t>
+            </w:r>
+          </w:p>
+        </w:tc>
+      </w:tr>
+      <w:tr>
+        <w:tc>
+          <w:tcPr>
+            <w:tcW w:type="dxa" w:w="2600"/>
+            <w:tcBorders>
+              <w:top w:val="single" w:color="A6A6A6" w:sz="4"/>
+              <w:left w:val="single" w:color="A6A6A6" w:sz="4"/>
+              <w:bottom w:val="single" w:color="A6A6A6" w:sz="4"/>
+              <w:right w:val="single" w:color="A6A6A6" w:sz="4"/>
+            </w:tcBorders>
+            <w:tcMar>
+              <w:top w:type="dxa" w:w="60"/>
+              <w:left w:type="dxa" w:w="100"/>
+              <w:bottom w:type="dxa" w:w="60"/>
+              <w:right w:type="dxa" w:w="100"/>
+            </w:tcMar>
+          </w:tcPr>
+          <w:p>
+            <w:r>
+              <w:rPr>
+                <w:rFonts w:ascii="Malgun Gothic" w:cs="Malgun Gothic" w:eastAsia="Malgun Gothic" w:hAnsi="Malgun Gothic"/>
+                <w:b/>
+                <w:bCs/>
+                <w:sz w:val="22"/>
+                <w:szCs w:val="22"/>
+              </w:rPr>
+              <w:t xml:space="preserve">지원금</w:t>
+            </w:r>
+          </w:p>
+        </w:tc>
+        <w:tc>
+          <w:tcPr>
+            <w:tcW w:type="dxa" w:w="4200"/>
+            <w:tcBorders>
+              <w:top w:val="single" w:color="A6A6A6" w:sz="4"/>
+              <w:left w:val="single" w:color="A6A6A6" w:sz="4"/>
+              <w:bottom w:val="single" w:color="A6A6A6" w:sz="4"/>
+              <w:right w:val="single" w:color="A6A6A6" w:sz="4"/>
+            </w:tcBorders>
+            <w:tcMar>
+              <w:top w:type="dxa" w:w="60"/>
+              <w:left w:type="dxa" w:w="100"/>
+              <w:bottom w:type="dxa" w:w="60"/>
+              <w:right w:type="dxa" w:w="100"/>
+            </w:tcMar>
+          </w:tcPr>
+          <w:p>
+            <w:pPr>
+              <w:jc w:val="right"/>
+            </w:pPr>
+            <w:r>
+              <w:rPr>
+                <w:rFonts w:ascii="Malgun Gothic" w:cs="Malgun Gothic" w:eastAsia="Malgun Gothic" w:hAnsi="Malgun Gothic"/>
+                <w:b/>
+                <w:bCs/>
+                <w:color w:val="1F7A3A"/>
+                <w:sz w:val="24"/>
+                <w:szCs w:val="24"/>
+              </w:rPr>
+              <w:t xml:space="preserve">1,407,200</w:t>
+            </w:r>
+          </w:p>
+        </w:tc>
+        <w:tc>
+          <w:tcPr>
+            <w:tcW w:type="dxa" w:w="7770"/>
+            <w:tcBorders>
+              <w:top w:val="single" w:color="A6A6A6" w:sz="4"/>
+              <w:left w:val="single" w:color="A6A6A6" w:sz="4"/>
+              <w:bottom w:val="single" w:color="A6A6A6" w:sz="4"/>
+              <w:right w:val="single" w:color="A6A6A6" w:sz="4"/>
+            </w:tcBorders>
+            <w:tcMar>
+              <w:top w:type="dxa" w:w="60"/>
+              <w:left w:type="dxa" w:w="100"/>
+              <w:bottom w:type="dxa" w:w="60"/>
+              <w:right w:type="dxa" w:w="100"/>
+            </w:tcMar>
+          </w:tcPr>
+          <w:p>
+            <w:r>
+              <w:rPr>
+                <w:rFonts w:ascii="Malgun Gothic" w:cs="Malgun Gothic" w:eastAsia="Malgun Gothic" w:hAnsi="Malgun Gothic"/>
+                <w:sz w:val="19"/>
+                <w:szCs w:val="19"/>
+              </w:rPr>
+              <w:t xml:space="preserve">OAK-1 PoE ×2 · Arduino Mega ×1 · RF 무선스위치 ×1 (동아리 2차 활동계획서)</w:t>
+            </w:r>
+          </w:p>
+        </w:tc>
+      </w:tr>
+      <w:tr>
+        <w:tc>
+          <w:tcPr>
+            <w:tcW w:type="dxa" w:w="2600"/>
+            <w:tcBorders>
+              <w:top w:val="single" w:color="A6A6A6" w:sz="4"/>
+              <w:left w:val="single" w:color="A6A6A6" w:sz="4"/>
+              <w:bottom w:val="single" w:color="A6A6A6" w:sz="4"/>
+              <w:right w:val="single" w:color="A6A6A6" w:sz="4"/>
+            </w:tcBorders>
+            <w:tcMar>
+              <w:top w:type="dxa" w:w="60"/>
+              <w:left w:type="dxa" w:w="100"/>
+              <w:bottom w:type="dxa" w:w="60"/>
+              <w:right w:type="dxa" w:w="100"/>
+            </w:tcMar>
+          </w:tcPr>
+          <w:p>
+            <w:r>
+              <w:rPr>
+                <w:rFonts w:ascii="Malgun Gothic" w:cs="Malgun Gothic" w:eastAsia="Malgun Gothic" w:hAnsi="Malgun Gothic"/>
+                <w:b/>
+                <w:bCs/>
+                <w:sz w:val="22"/>
+                <w:szCs w:val="22"/>
+              </w:rPr>
+              <w:t xml:space="preserve">자부담 (지원금 제외)</w:t>
+            </w:r>
+          </w:p>
+        </w:tc>
+        <w:tc>
+          <w:tcPr>
+            <w:tcW w:type="dxa" w:w="4200"/>
+            <w:tcBorders>
+              <w:top w:val="single" w:color="A6A6A6" w:sz="4"/>
+              <w:left w:val="single" w:color="A6A6A6" w:sz="4"/>
+              <w:bottom w:val="single" w:color="A6A6A6" w:sz="4"/>
+              <w:right w:val="single" w:color="A6A6A6" w:sz="4"/>
+            </w:tcBorders>
+            <w:tcMar>
+              <w:top w:type="dxa" w:w="60"/>
+              <w:left w:type="dxa" w:w="100"/>
+              <w:bottom w:type="dxa" w:w="60"/>
+              <w:right w:type="dxa" w:w="100"/>
+            </w:tcMar>
+          </w:tcPr>
+          <w:p>
+            <w:pPr>
+              <w:jc w:val="right"/>
+            </w:pPr>
+            <w:r>
+              <w:rPr>
+                <w:rFonts w:ascii="Malgun Gothic" w:cs="Malgun Gothic" w:eastAsia="Malgun Gothic" w:hAnsi="Malgun Gothic"/>
+                <w:b/>
+                <w:bCs/>
+                <w:color w:val="C00000"/>
+                <w:sz w:val="24"/>
+                <w:szCs w:val="24"/>
+              </w:rPr>
+              <w:t xml:space="preserve">263,180 ~ 302,180</w:t>
+            </w:r>
+          </w:p>
+        </w:tc>
+        <w:tc>
+          <w:tcPr>
+            <w:tcW w:type="dxa" w:w="7770"/>
+            <w:tcBorders>
+              <w:top w:val="single" w:color="A6A6A6" w:sz="4"/>
+              <w:left w:val="single" w:color="A6A6A6" w:sz="4"/>
+              <w:bottom w:val="single" w:color="A6A6A6" w:sz="4"/>
+              <w:right w:val="single" w:color="A6A6A6" w:sz="4"/>
+            </w:tcBorders>
+            <w:tcMar>
+              <w:top w:type="dxa" w:w="60"/>
+              <w:left w:type="dxa" w:w="100"/>
+              <w:bottom w:type="dxa" w:w="60"/>
+              <w:right w:type="dxa" w:w="100"/>
+            </w:tcMar>
+          </w:tcPr>
+          <w:p>
+            <w:r>
+              <w:rPr>
+                <w:rFonts w:ascii="Malgun Gothic" w:cs="Malgun Gothic" w:eastAsia="Malgun Gothic" w:hAnsi="Malgun Gothic"/>
+                <w:sz w:val="19"/>
+                <w:szCs w:val="19"/>
+              </w:rPr>
+              <w:t xml:space="preserve">나머지 7항목 — 우리가 내야 하는 금액</w:t>
+            </w:r>
+          </w:p>
+        </w:tc>
+      </w:tr>
+    </w:tbl>
+    <w:p>
+      <w:pPr>
+        <w:spacing w:after="80" w:before="80"/>
+      </w:pPr>
+      <w:r>
+        <w:rPr>
+          <w:rFonts w:ascii="Malgun Gothic" w:cs="Malgun Gothic" w:eastAsia="Malgun Gothic" w:hAnsi="Malgun Gothic"/>
+          <w:b/>
+          <w:bCs/>
+          <w:sz w:val="19"/>
+          <w:szCs w:val="19"/>
+        </w:rPr>
+        <w:t xml:space="preserve">지원금 품목</w:t>
+      </w:r>
+    </w:p>
+    <w:tbl>
+      <w:tblPr>
+        <w:tblW w:type="dxa" w:w="14570"/>
+        <w:tblBorders>
+          <w:top w:val="single" w:color="auto" w:sz="4"/>
+          <w:left w:val="single" w:color="auto" w:sz="4"/>
+          <w:bottom w:val="single" w:color="auto" w:sz="4"/>
+          <w:right w:val="single" w:color="auto" w:sz="4"/>
+          <w:insideH w:val="single" w:color="auto" w:sz="4"/>
+          <w:insideV w:val="single" w:color="auto" w:sz="4"/>
+        </w:tblBorders>
+      </w:tblPr>
+      <w:tblGrid>
+        <w:gridCol w:w="4200"/>
+        <w:gridCol w:w="3800"/>
+        <w:gridCol w:w="6570"/>
+      </w:tblGrid>
+      <w:tr>
+        <w:trPr>
+          <w:tblHeader/>
+        </w:trPr>
+        <w:tc>
+          <w:tcPr>
+            <w:tcW w:type="dxa" w:w="4200"/>
+            <w:tcBorders>
+              <w:top w:val="single" w:color="A6A6A6" w:sz="4"/>
+              <w:left w:val="single" w:color="A6A6A6" w:sz="4"/>
+              <w:bottom w:val="single" w:color="A6A6A6" w:sz="4"/>
+              <w:right w:val="single" w:color="A6A6A6" w:sz="4"/>
+            </w:tcBorders>
+            <w:shd w:fill="1F7A3A" w:color="auto" w:val="clear"/>
+            <w:tcMar>
+              <w:top w:type="dxa" w:w="60"/>
+              <w:left w:type="dxa" w:w="100"/>
+              <w:bottom w:type="dxa" w:w="60"/>
+              <w:right w:type="dxa" w:w="100"/>
+            </w:tcMar>
+          </w:tcPr>
+          <w:p>
+            <w:r>
+              <w:rPr>
+                <w:rFonts w:ascii="Malgun Gothic" w:cs="Malgun Gothic" w:eastAsia="Malgun Gothic" w:hAnsi="Malgun Gothic"/>
+                <w:b/>
+                <w:bCs/>
+                <w:color w:val="FFFFFF"/>
+                <w:sz w:val="19"/>
+                <w:szCs w:val="19"/>
+              </w:rPr>
+              <w:t xml:space="preserve">품목</w:t>
+            </w:r>
+          </w:p>
+        </w:tc>
+        <w:tc>
+          <w:tcPr>
+            <w:tcW w:type="dxa" w:w="3800"/>
+            <w:tcBorders>
+              <w:top w:val="single" w:color="A6A6A6" w:sz="4"/>
+              <w:left w:val="single" w:color="A6A6A6" w:sz="4"/>
+              <w:bottom w:val="single" w:color="A6A6A6" w:sz="4"/>
+              <w:right w:val="single" w:color="A6A6A6" w:sz="4"/>
+            </w:tcBorders>
+            <w:shd w:fill="1F7A3A" w:color="auto" w:val="clear"/>
+            <w:tcMar>
+              <w:top w:type="dxa" w:w="60"/>
+              <w:left w:type="dxa" w:w="100"/>
+              <w:bottom w:type="dxa" w:w="60"/>
+              <w:right w:type="dxa" w:w="100"/>
+            </w:tcMar>
+          </w:tcPr>
+          <w:p>
+            <w:r>
+              <w:rPr>
+                <w:rFonts w:ascii="Malgun Gothic" w:cs="Malgun Gothic" w:eastAsia="Malgun Gothic" w:hAnsi="Malgun Gothic"/>
+                <w:b/>
+                <w:bCs/>
+                <w:color w:val="FFFFFF"/>
+                <w:sz w:val="19"/>
+                <w:szCs w:val="19"/>
+              </w:rPr>
+              <w:t xml:space="preserve">금액(원)</w:t>
+            </w:r>
+          </w:p>
+        </w:tc>
+        <w:tc>
+          <w:tcPr>
+            <w:tcW w:type="dxa" w:w="6570"/>
+            <w:tcBorders>
+              <w:top w:val="single" w:color="A6A6A6" w:sz="4"/>
+              <w:left w:val="single" w:color="A6A6A6" w:sz="4"/>
+              <w:bottom w:val="single" w:color="A6A6A6" w:sz="4"/>
+              <w:right w:val="single" w:color="A6A6A6" w:sz="4"/>
+            </w:tcBorders>
+            <w:shd w:fill="1F7A3A" w:color="auto" w:val="clear"/>
+            <w:tcMar>
+              <w:top w:type="dxa" w:w="60"/>
+              <w:left w:type="dxa" w:w="100"/>
+              <w:bottom w:type="dxa" w:w="60"/>
+              <w:right w:type="dxa" w:w="100"/>
+            </w:tcMar>
+          </w:tcPr>
+          <w:p>
+            <w:r>
+              <w:rPr>
+                <w:rFonts w:ascii="Malgun Gothic" w:cs="Malgun Gothic" w:eastAsia="Malgun Gothic" w:hAnsi="Malgun Gothic"/>
+                <w:b/>
+                <w:bCs/>
+                <w:color w:val="FFFFFF"/>
+                <w:sz w:val="19"/>
+                <w:szCs w:val="19"/>
+              </w:rPr>
+              <w:t xml:space="preserve">근거</w:t>
+            </w:r>
+          </w:p>
+        </w:tc>
+      </w:tr>
+      <w:tr>
+        <w:tc>
+          <w:tcPr>
+            <w:tcW w:type="dxa" w:w="4200"/>
+            <w:tcBorders>
+              <w:top w:val="single" w:color="A6A6A6" w:sz="4"/>
+              <w:left w:val="single" w:color="A6A6A6" w:sz="4"/>
+              <w:bottom w:val="single" w:color="A6A6A6" w:sz="4"/>
+              <w:right w:val="single" w:color="A6A6A6" w:sz="4"/>
+            </w:tcBorders>
+            <w:tcMar>
+              <w:top w:type="dxa" w:w="60"/>
+              <w:left w:type="dxa" w:w="100"/>
+              <w:bottom w:type="dxa" w:w="60"/>
+              <w:right w:type="dxa" w:w="100"/>
+            </w:tcMar>
+          </w:tcPr>
+          <w:p>
+            <w:pPr>
+              <w:jc w:val="left"/>
+            </w:pPr>
+            <w:r>
+              <w:rPr>
+                <w:rFonts w:ascii="Malgun Gothic" w:cs="Malgun Gothic" w:eastAsia="Malgun Gothic" w:hAnsi="Malgun Gothic"/>
+                <w:b/>
+                <w:bCs/>
+                <w:sz w:val="19"/>
+                <w:szCs w:val="19"/>
+              </w:rPr>
+              <w:t xml:space="preserve">OAK-1 PoE ×2</w:t>
+            </w:r>
+          </w:p>
+        </w:tc>
+        <w:tc>
+          <w:tcPr>
+            <w:tcW w:type="dxa" w:w="3800"/>
+            <w:tcBorders>
+              <w:top w:val="single" w:color="A6A6A6" w:sz="4"/>
+              <w:left w:val="single" w:color="A6A6A6" w:sz="4"/>
+              <w:bottom w:val="single" w:color="A6A6A6" w:sz="4"/>
+              <w:right w:val="single" w:color="A6A6A6" w:sz="4"/>
+            </w:tcBorders>
+            <w:tcMar>
+              <w:top w:type="dxa" w:w="60"/>
+              <w:left w:type="dxa" w:w="100"/>
+              <w:bottom w:type="dxa" w:w="60"/>
+              <w:right w:type="dxa" w:w="100"/>
+            </w:tcMar>
+          </w:tcPr>
+          <w:p>
+            <w:pPr>
+              <w:jc w:val="right"/>
+            </w:pPr>
+            <w:r>
+              <w:rPr>
+                <w:rFonts w:ascii="Malgun Gothic" w:cs="Malgun Gothic" w:eastAsia="Malgun Gothic" w:hAnsi="Malgun Gothic"/>
+                <w:b w:val="false"/>
+                <w:bCs w:val="false"/>
+                <w:sz w:val="19"/>
+                <w:szCs w:val="19"/>
+              </w:rPr>
+              <w:t xml:space="preserve">1,322,000</w:t>
+            </w:r>
+          </w:p>
+        </w:tc>
+        <w:tc>
+          <w:tcPr>
+            <w:tcW w:type="dxa" w:w="6570"/>
+            <w:tcBorders>
+              <w:top w:val="single" w:color="A6A6A6" w:sz="4"/>
+              <w:left w:val="single" w:color="A6A6A6" w:sz="4"/>
+              <w:bottom w:val="single" w:color="A6A6A6" w:sz="4"/>
+              <w:right w:val="single" w:color="A6A6A6" w:sz="4"/>
+            </w:tcBorders>
+            <w:tcMar>
+              <w:top w:type="dxa" w:w="60"/>
+              <w:left w:type="dxa" w:w="100"/>
+              <w:bottom w:type="dxa" w:w="60"/>
+              <w:right w:type="dxa" w:w="100"/>
+            </w:tcMar>
+          </w:tcPr>
+          <w:p>
+            <w:pPr>
+              <w:jc w:val="left"/>
+            </w:pPr>
+            <w:r>
+              <w:rPr>
+                <w:rFonts w:ascii="Malgun Gothic" w:cs="Malgun Gothic" w:eastAsia="Malgun Gothic" w:hAnsi="Malgun Gothic"/>
+                <w:b w:val="false"/>
+                <w:bCs w:val="false"/>
+                <w:sz w:val="19"/>
+                <w:szCs w:val="19"/>
+              </w:rPr>
+              <w:t xml:space="preserve">계획서 7번</w:t>
+            </w:r>
+          </w:p>
+        </w:tc>
+      </w:tr>
+      <w:tr>
+        <w:tc>
+          <w:tcPr>
+            <w:tcW w:type="dxa" w:w="4200"/>
+            <w:tcBorders>
+              <w:top w:val="single" w:color="A6A6A6" w:sz="4"/>
+              <w:left w:val="single" w:color="A6A6A6" w:sz="4"/>
+              <w:bottom w:val="single" w:color="A6A6A6" w:sz="4"/>
+              <w:right w:val="single" w:color="A6A6A6" w:sz="4"/>
+            </w:tcBorders>
+            <w:tcMar>
+              <w:top w:type="dxa" w:w="60"/>
+              <w:left w:type="dxa" w:w="100"/>
+              <w:bottom w:type="dxa" w:w="60"/>
+              <w:right w:type="dxa" w:w="100"/>
+            </w:tcMar>
+          </w:tcPr>
+          <w:p>
+            <w:pPr>
+              <w:jc w:val="left"/>
+            </w:pPr>
+            <w:r>
+              <w:rPr>
+                <w:rFonts w:ascii="Malgun Gothic" w:cs="Malgun Gothic" w:eastAsia="Malgun Gothic" w:hAnsi="Malgun Gothic"/>
+                <w:b/>
+                <w:bCs/>
+                <w:sz w:val="19"/>
+                <w:szCs w:val="19"/>
+              </w:rPr>
+              <w:t xml:space="preserve">Arduino Mega 2560 R3 ×1</w:t>
+            </w:r>
+          </w:p>
+        </w:tc>
+        <w:tc>
+          <w:tcPr>
+            <w:tcW w:type="dxa" w:w="3800"/>
+            <w:tcBorders>
+              <w:top w:val="single" w:color="A6A6A6" w:sz="4"/>
+              <w:left w:val="single" w:color="A6A6A6" w:sz="4"/>
+              <w:bottom w:val="single" w:color="A6A6A6" w:sz="4"/>
+              <w:right w:val="single" w:color="A6A6A6" w:sz="4"/>
+            </w:tcBorders>
+            <w:tcMar>
+              <w:top w:type="dxa" w:w="60"/>
+              <w:left w:type="dxa" w:w="100"/>
+              <w:bottom w:type="dxa" w:w="60"/>
+              <w:right w:type="dxa" w:w="100"/>
+            </w:tcMar>
+          </w:tcPr>
+          <w:p>
+            <w:pPr>
+              <w:jc w:val="right"/>
+            </w:pPr>
+            <w:r>
+              <w:rPr>
+                <w:rFonts w:ascii="Malgun Gothic" w:cs="Malgun Gothic" w:eastAsia="Malgun Gothic" w:hAnsi="Malgun Gothic"/>
+                <w:b w:val="false"/>
+                <w:bCs w:val="false"/>
+                <w:sz w:val="19"/>
+                <w:szCs w:val="19"/>
+              </w:rPr>
+              <w:t xml:space="preserve">58,000</w:t>
+            </w:r>
+          </w:p>
+        </w:tc>
+        <w:tc>
+          <w:tcPr>
+            <w:tcW w:type="dxa" w:w="6570"/>
+            <w:tcBorders>
+              <w:top w:val="single" w:color="A6A6A6" w:sz="4"/>
+              <w:left w:val="single" w:color="A6A6A6" w:sz="4"/>
+              <w:bottom w:val="single" w:color="A6A6A6" w:sz="4"/>
+              <w:right w:val="single" w:color="A6A6A6" w:sz="4"/>
+            </w:tcBorders>
+            <w:tcMar>
+              <w:top w:type="dxa" w:w="60"/>
+              <w:left w:type="dxa" w:w="100"/>
+              <w:bottom w:type="dxa" w:w="60"/>
+              <w:right w:type="dxa" w:w="100"/>
+            </w:tcMar>
+          </w:tcPr>
+          <w:p>
+            <w:pPr>
+              <w:jc w:val="left"/>
+            </w:pPr>
+            <w:r>
+              <w:rPr>
+                <w:rFonts w:ascii="Malgun Gothic" w:cs="Malgun Gothic" w:eastAsia="Malgun Gothic" w:hAnsi="Malgun Gothic"/>
+                <w:b w:val="false"/>
+                <w:bCs w:val="false"/>
+                <w:sz w:val="19"/>
+                <w:szCs w:val="19"/>
+              </w:rPr>
+              <w:t xml:space="preserve">계획서 3번 — 계획서는 2대, 필요 1대</w:t>
+            </w:r>
+          </w:p>
+        </w:tc>
+      </w:tr>
+      <w:tr>
+        <w:tc>
+          <w:tcPr>
+            <w:tcW w:type="dxa" w:w="4200"/>
+            <w:tcBorders>
+              <w:top w:val="single" w:color="A6A6A6" w:sz="4"/>
+              <w:left w:val="single" w:color="A6A6A6" w:sz="4"/>
+              <w:bottom w:val="single" w:color="A6A6A6" w:sz="4"/>
+              <w:right w:val="single" w:color="A6A6A6" w:sz="4"/>
+            </w:tcBorders>
+            <w:tcMar>
+              <w:top w:type="dxa" w:w="60"/>
+              <w:left w:type="dxa" w:w="100"/>
+              <w:bottom w:type="dxa" w:w="60"/>
+              <w:right w:type="dxa" w:w="100"/>
+            </w:tcMar>
+          </w:tcPr>
+          <w:p>
+            <w:pPr>
+              <w:jc w:val="left"/>
+            </w:pPr>
+            <w:r>
+              <w:rPr>
+                <w:rFonts w:ascii="Malgun Gothic" w:cs="Malgun Gothic" w:eastAsia="Malgun Gothic" w:hAnsi="Malgun Gothic"/>
+                <w:b/>
+                <w:bCs/>
+                <w:sz w:val="19"/>
+                <w:szCs w:val="19"/>
+              </w:rPr>
+              <w:t xml:space="preserve">RF 무선스위치 무선릴레이 ×1</w:t>
+            </w:r>
+          </w:p>
+        </w:tc>
+        <w:tc>
+          <w:tcPr>
+            <w:tcW w:type="dxa" w:w="3800"/>
+            <w:tcBorders>
+              <w:top w:val="single" w:color="A6A6A6" w:sz="4"/>
+              <w:left w:val="single" w:color="A6A6A6" w:sz="4"/>
+              <w:bottom w:val="single" w:color="A6A6A6" w:sz="4"/>
+              <w:right w:val="single" w:color="A6A6A6" w:sz="4"/>
+            </w:tcBorders>
+            <w:tcMar>
+              <w:top w:type="dxa" w:w="60"/>
+              <w:left w:type="dxa" w:w="100"/>
+              <w:bottom w:type="dxa" w:w="60"/>
+              <w:right w:type="dxa" w:w="100"/>
+            </w:tcMar>
+          </w:tcPr>
+          <w:p>
+            <w:pPr>
+              <w:jc w:val="right"/>
+            </w:pPr>
+            <w:r>
+              <w:rPr>
+                <w:rFonts w:ascii="Malgun Gothic" w:cs="Malgun Gothic" w:eastAsia="Malgun Gothic" w:hAnsi="Malgun Gothic"/>
+                <w:b w:val="false"/>
+                <w:bCs w:val="false"/>
+                <w:sz w:val="19"/>
+                <w:szCs w:val="19"/>
+              </w:rPr>
+              <w:t xml:space="preserve">27,200</w:t>
+            </w:r>
+          </w:p>
+        </w:tc>
+        <w:tc>
+          <w:tcPr>
+            <w:tcW w:type="dxa" w:w="6570"/>
+            <w:tcBorders>
+              <w:top w:val="single" w:color="A6A6A6" w:sz="4"/>
+              <w:left w:val="single" w:color="A6A6A6" w:sz="4"/>
+              <w:bottom w:val="single" w:color="A6A6A6" w:sz="4"/>
+              <w:right w:val="single" w:color="A6A6A6" w:sz="4"/>
+            </w:tcBorders>
+            <w:tcMar>
+              <w:top w:type="dxa" w:w="60"/>
+              <w:left w:type="dxa" w:w="100"/>
+              <w:bottom w:type="dxa" w:w="60"/>
+              <w:right w:type="dxa" w:w="100"/>
+            </w:tcMar>
+          </w:tcPr>
+          <w:p>
+            <w:pPr>
+              <w:jc w:val="left"/>
+            </w:pPr>
+            <w:r>
+              <w:rPr>
+                <w:rFonts w:ascii="Malgun Gothic" w:cs="Malgun Gothic" w:eastAsia="Malgun Gothic" w:hAnsi="Malgun Gothic"/>
+                <w:b w:val="false"/>
+                <w:bCs w:val="false"/>
+                <w:sz w:val="19"/>
+                <w:szCs w:val="19"/>
+              </w:rPr>
+              <w:t xml:space="preserve">계획서 11번</w:t>
+            </w:r>
+          </w:p>
+        </w:tc>
+      </w:tr>
+      <w:tr>
+        <w:tc>
+          <w:tcPr>
+            <w:tcW w:type="dxa" w:w="4200"/>
+            <w:tcBorders>
+              <w:top w:val="single" w:color="A6A6A6" w:sz="4"/>
+              <w:left w:val="single" w:color="A6A6A6" w:sz="4"/>
+              <w:bottom w:val="single" w:color="A6A6A6" w:sz="4"/>
+              <w:right w:val="single" w:color="A6A6A6" w:sz="4"/>
+            </w:tcBorders>
+            <w:shd w:fill="F2F2F2" w:color="auto" w:val="clear"/>
+            <w:tcMar>
+              <w:top w:type="dxa" w:w="60"/>
+              <w:left w:type="dxa" w:w="100"/>
+              <w:bottom w:type="dxa" w:w="60"/>
+              <w:right w:type="dxa" w:w="100"/>
+            </w:tcMar>
+          </w:tcPr>
+          <w:p>
+            <w:pPr>
+              <w:jc w:val="left"/>
+            </w:pPr>
+            <w:r>
+              <w:rPr>
+                <w:rFonts w:ascii="Malgun Gothic" w:cs="Malgun Gothic" w:eastAsia="Malgun Gothic" w:hAnsi="Malgun Gothic"/>
+                <w:b/>
+                <w:bCs/>
+                <w:sz w:val="19"/>
+                <w:szCs w:val="19"/>
+              </w:rPr>
+              <w:t xml:space="preserve">지원금 합계</w:t>
+            </w:r>
+          </w:p>
+        </w:tc>
+        <w:tc>
+          <w:tcPr>
+            <w:tcW w:type="dxa" w:w="3800"/>
+            <w:tcBorders>
+              <w:top w:val="single" w:color="A6A6A6" w:sz="4"/>
+              <w:left w:val="single" w:color="A6A6A6" w:sz="4"/>
+              <w:bottom w:val="single" w:color="A6A6A6" w:sz="4"/>
+              <w:right w:val="single" w:color="A6A6A6" w:sz="4"/>
+            </w:tcBorders>
+            <w:shd w:fill="F2F2F2" w:color="auto" w:val="clear"/>
+            <w:tcMar>
+              <w:top w:type="dxa" w:w="60"/>
+              <w:left w:type="dxa" w:w="100"/>
+              <w:bottom w:type="dxa" w:w="60"/>
+              <w:right w:type="dxa" w:w="100"/>
+            </w:tcMar>
+          </w:tcPr>
+          <w:p>
+            <w:pPr>
+              <w:jc w:val="right"/>
+            </w:pPr>
+            <w:r>
+              <w:rPr>
+                <w:rFonts w:ascii="Malgun Gothic" w:cs="Malgun Gothic" w:eastAsia="Malgun Gothic" w:hAnsi="Malgun Gothic"/>
+                <w:b/>
+                <w:bCs/>
+                <w:sz w:val="19"/>
+                <w:szCs w:val="19"/>
+              </w:rPr>
+              <w:t xml:space="preserve">1,407,200</w:t>
+            </w:r>
+          </w:p>
+        </w:tc>
+        <w:tc>
+          <w:tcPr>
+            <w:tcW w:type="dxa" w:w="6570"/>
+            <w:tcBorders>
+              <w:top w:val="single" w:color="A6A6A6" w:sz="4"/>
+              <w:left w:val="single" w:color="A6A6A6" w:sz="4"/>
+              <w:bottom w:val="single" w:color="A6A6A6" w:sz="4"/>
+              <w:right w:val="single" w:color="A6A6A6" w:sz="4"/>
+            </w:tcBorders>
+            <w:shd w:fill="F2F2F2" w:color="auto" w:val="clear"/>
+            <w:tcMar>
+              <w:top w:type="dxa" w:w="60"/>
+              <w:left w:type="dxa" w:w="100"/>
+              <w:bottom w:type="dxa" w:w="60"/>
+              <w:right w:type="dxa" w:w="100"/>
+            </w:tcMar>
+          </w:tcPr>
+          <w:p>
+            <w:pPr>
+              <w:jc w:val="left"/>
+            </w:pPr>
+            <w:r>
+              <w:rPr>
+                <w:rFonts w:ascii="Malgun Gothic" w:cs="Malgun Gothic" w:eastAsia="Malgun Gothic" w:hAnsi="Malgun Gothic"/>
+                <w:b/>
+                <w:bCs/>
+                <w:sz w:val="19"/>
+                <w:szCs w:val="19"/>
+              </w:rPr>
+              <w:t xml:space="preserve"/>
+            </w:r>
+          </w:p>
+        </w:tc>
+      </w:tr>
+    </w:tbl>
+    <w:p>
+      <w:pPr>
+        <w:spacing w:after="80" w:before="80"/>
+      </w:pPr>
+      <w:r>
+        <w:rPr>
+          <w:rFonts w:ascii="Malgun Gothic" w:cs="Malgun Gothic" w:eastAsia="Malgun Gothic" w:hAnsi="Malgun Gothic"/>
+          <w:b/>
+          <w:bCs/>
+          <w:sz w:val="19"/>
+          <w:szCs w:val="19"/>
+        </w:rPr>
+        <w:t xml:space="preserve">자부담 품목 — 지원금에 없는 것</w:t>
+      </w:r>
+    </w:p>
+    <w:tbl>
+      <w:tblPr>
+        <w:tblW w:type="dxa" w:w="14570"/>
+        <w:tblBorders>
+          <w:top w:val="single" w:color="auto" w:sz="4"/>
+          <w:left w:val="single" w:color="auto" w:sz="4"/>
+          <w:bottom w:val="single" w:color="auto" w:sz="4"/>
+          <w:right w:val="single" w:color="auto" w:sz="4"/>
+          <w:insideH w:val="single" w:color="auto" w:sz="4"/>
+          <w:insideV w:val="single" w:color="auto" w:sz="4"/>
+        </w:tblBorders>
+      </w:tblPr>
+      <w:tblGrid>
+        <w:gridCol w:w="4200"/>
+        <w:gridCol w:w="3800"/>
+        <w:gridCol w:w="6570"/>
+      </w:tblGrid>
+      <w:tr>
+        <w:trPr>
+          <w:tblHeader/>
+        </w:trPr>
+        <w:tc>
+          <w:tcPr>
+            <w:tcW w:type="dxa" w:w="4200"/>
+            <w:tcBorders>
+              <w:top w:val="single" w:color="A6A6A6" w:sz="4"/>
+              <w:left w:val="single" w:color="A6A6A6" w:sz="4"/>
+              <w:bottom w:val="single" w:color="A6A6A6" w:sz="4"/>
+              <w:right w:val="single" w:color="A6A6A6" w:sz="4"/>
+            </w:tcBorders>
+            <w:shd w:fill="C00000" w:color="auto" w:val="clear"/>
+            <w:tcMar>
+              <w:top w:type="dxa" w:w="60"/>
+              <w:left w:type="dxa" w:w="100"/>
+              <w:bottom w:type="dxa" w:w="60"/>
+              <w:right w:type="dxa" w:w="100"/>
+            </w:tcMar>
+          </w:tcPr>
+          <w:p>
+            <w:r>
+              <w:rPr>
+                <w:rFonts w:ascii="Malgun Gothic" w:cs="Malgun Gothic" w:eastAsia="Malgun Gothic" w:hAnsi="Malgun Gothic"/>
+                <w:b/>
+                <w:bCs/>
+                <w:color w:val="FFFFFF"/>
+                <w:sz w:val="19"/>
+                <w:szCs w:val="19"/>
+              </w:rPr>
+              <w:t xml:space="preserve">품목</w:t>
+            </w:r>
+          </w:p>
+        </w:tc>
+        <w:tc>
+          <w:tcPr>
+            <w:tcW w:type="dxa" w:w="3800"/>
+            <w:tcBorders>
+              <w:top w:val="single" w:color="A6A6A6" w:sz="4"/>
+              <w:left w:val="single" w:color="A6A6A6" w:sz="4"/>
+              <w:bottom w:val="single" w:color="A6A6A6" w:sz="4"/>
+              <w:right w:val="single" w:color="A6A6A6" w:sz="4"/>
+            </w:tcBorders>
+            <w:shd w:fill="C00000" w:color="auto" w:val="clear"/>
+            <w:tcMar>
+              <w:top w:type="dxa" w:w="60"/>
+              <w:left w:type="dxa" w:w="100"/>
+              <w:bottom w:type="dxa" w:w="60"/>
+              <w:right w:type="dxa" w:w="100"/>
+            </w:tcMar>
+          </w:tcPr>
+          <w:p>
+            <w:r>
+              <w:rPr>
+                <w:rFonts w:ascii="Malgun Gothic" w:cs="Malgun Gothic" w:eastAsia="Malgun Gothic" w:hAnsi="Malgun Gothic"/>
+                <w:b/>
+                <w:bCs/>
+                <w:color w:val="FFFFFF"/>
+                <w:sz w:val="19"/>
+                <w:szCs w:val="19"/>
+              </w:rPr>
+              <w:t xml:space="preserve">금액(원)</w:t>
+            </w:r>
+          </w:p>
+        </w:tc>
+        <w:tc>
+          <w:tcPr>
+            <w:tcW w:type="dxa" w:w="6570"/>
+            <w:tcBorders>
+              <w:top w:val="single" w:color="A6A6A6" w:sz="4"/>
+              <w:left w:val="single" w:color="A6A6A6" w:sz="4"/>
+              <w:bottom w:val="single" w:color="A6A6A6" w:sz="4"/>
+              <w:right w:val="single" w:color="A6A6A6" w:sz="4"/>
+            </w:tcBorders>
+            <w:shd w:fill="C00000" w:color="auto" w:val="clear"/>
+            <w:tcMar>
+              <w:top w:type="dxa" w:w="60"/>
+              <w:left w:type="dxa" w:w="100"/>
+              <w:bottom w:type="dxa" w:w="60"/>
+              <w:right w:type="dxa" w:w="100"/>
+            </w:tcMar>
+          </w:tcPr>
+          <w:p>
+            <w:r>
+              <w:rPr>
+                <w:rFonts w:ascii="Malgun Gothic" w:cs="Malgun Gothic" w:eastAsia="Malgun Gothic" w:hAnsi="Malgun Gothic"/>
+                <w:b/>
+                <w:bCs/>
+                <w:color w:val="FFFFFF"/>
+                <w:sz w:val="19"/>
+                <w:szCs w:val="19"/>
+              </w:rPr>
+              <w:t xml:space="preserve">계통</w:t>
+            </w:r>
+          </w:p>
+        </w:tc>
+      </w:tr>
+      <w:tr>
+        <w:tc>
+          <w:tcPr>
+            <w:tcW w:type="dxa" w:w="4200"/>
+            <w:tcBorders>
+              <w:top w:val="single" w:color="A6A6A6" w:sz="4"/>
+              <w:left w:val="single" w:color="A6A6A6" w:sz="4"/>
+              <w:bottom w:val="single" w:color="A6A6A6" w:sz="4"/>
+              <w:right w:val="single" w:color="A6A6A6" w:sz="4"/>
+            </w:tcBorders>
+            <w:tcMar>
+              <w:top w:type="dxa" w:w="60"/>
+              <w:left w:type="dxa" w:w="100"/>
+              <w:bottom w:type="dxa" w:w="60"/>
+              <w:right w:type="dxa" w:w="100"/>
+            </w:tcMar>
+          </w:tcPr>
+          <w:p>
+            <w:pPr>
+              <w:jc w:val="left"/>
+            </w:pPr>
+            <w:r>
+              <w:rPr>
+                <w:rFonts w:ascii="Malgun Gothic" w:cs="Malgun Gothic" w:eastAsia="Malgun Gothic" w:hAnsi="Malgun Gothic"/>
+                <w:b/>
+                <w:bCs/>
+                <w:sz w:val="19"/>
+                <w:szCs w:val="19"/>
+              </w:rPr>
+              <w:t xml:space="preserve">PoE 인젝터 REVOTECH ×2</w:t>
+            </w:r>
+          </w:p>
+        </w:tc>
+        <w:tc>
+          <w:tcPr>
+            <w:tcW w:type="dxa" w:w="3800"/>
+            <w:tcBorders>
+              <w:top w:val="single" w:color="A6A6A6" w:sz="4"/>
+              <w:left w:val="single" w:color="A6A6A6" w:sz="4"/>
+              <w:bottom w:val="single" w:color="A6A6A6" w:sz="4"/>
+              <w:right w:val="single" w:color="A6A6A6" w:sz="4"/>
+            </w:tcBorders>
+            <w:tcMar>
+              <w:top w:type="dxa" w:w="60"/>
+              <w:left w:type="dxa" w:w="100"/>
+              <w:bottom w:type="dxa" w:w="60"/>
+              <w:right w:type="dxa" w:w="100"/>
+            </w:tcMar>
+          </w:tcPr>
+          <w:p>
+            <w:pPr>
+              <w:jc w:val="right"/>
+            </w:pPr>
+            <w:r>
+              <w:rPr>
+                <w:rFonts w:ascii="Malgun Gothic" w:cs="Malgun Gothic" w:eastAsia="Malgun Gothic" w:hAnsi="Malgun Gothic"/>
+                <w:b w:val="false"/>
+                <w:bCs w:val="false"/>
+                <w:sz w:val="19"/>
+                <w:szCs w:val="19"/>
+              </w:rPr>
+              <w:t xml:space="preserve">145,240</w:t>
+            </w:r>
+          </w:p>
+        </w:tc>
+        <w:tc>
+          <w:tcPr>
+            <w:tcW w:type="dxa" w:w="6570"/>
+            <w:tcBorders>
+              <w:top w:val="single" w:color="A6A6A6" w:sz="4"/>
+              <w:left w:val="single" w:color="A6A6A6" w:sz="4"/>
+              <w:bottom w:val="single" w:color="A6A6A6" w:sz="4"/>
+              <w:right w:val="single" w:color="A6A6A6" w:sz="4"/>
+            </w:tcBorders>
+            <w:tcMar>
+              <w:top w:type="dxa" w:w="60"/>
+              <w:left w:type="dxa" w:w="100"/>
+              <w:bottom w:type="dxa" w:w="60"/>
+              <w:right w:type="dxa" w:w="100"/>
+            </w:tcMar>
+          </w:tcPr>
+          <w:p>
+            <w:pPr>
+              <w:jc w:val="left"/>
+            </w:pPr>
+            <w:r>
+              <w:rPr>
+                <w:rFonts w:ascii="Malgun Gothic" w:cs="Malgun Gothic" w:eastAsia="Malgun Gothic" w:hAnsi="Malgun Gothic"/>
+                <w:b w:val="false"/>
+                <w:bCs w:val="false"/>
+                <w:sz w:val="19"/>
+                <w:szCs w:val="19"/>
+              </w:rPr>
+              <w:t xml:space="preserve">A. OAK 카메라</w:t>
+            </w:r>
+          </w:p>
+        </w:tc>
+      </w:tr>
+      <w:tr>
+        <w:tc>
+          <w:tcPr>
+            <w:tcW w:type="dxa" w:w="4200"/>
+            <w:tcBorders>
+              <w:top w:val="single" w:color="A6A6A6" w:sz="4"/>
+              <w:left w:val="single" w:color="A6A6A6" w:sz="4"/>
+              <w:bottom w:val="single" w:color="A6A6A6" w:sz="4"/>
+              <w:right w:val="single" w:color="A6A6A6" w:sz="4"/>
+            </w:tcBorders>
+            <w:tcMar>
+              <w:top w:type="dxa" w:w="60"/>
+              <w:left w:type="dxa" w:w="100"/>
+              <w:bottom w:type="dxa" w:w="60"/>
+              <w:right w:type="dxa" w:w="100"/>
+            </w:tcMar>
+          </w:tcPr>
+          <w:p>
+            <w:pPr>
+              <w:jc w:val="left"/>
+            </w:pPr>
+            <w:r>
+              <w:rPr>
+                <w:rFonts w:ascii="Malgun Gothic" w:cs="Malgun Gothic" w:eastAsia="Malgun Gothic" w:hAnsi="Malgun Gothic"/>
+                <w:b/>
+                <w:bCs/>
+                <w:sz w:val="19"/>
+                <w:szCs w:val="19"/>
+              </w:rPr>
+              <w:t xml:space="preserve">USB-C 기가비트 어댑터 ×2</w:t>
+            </w:r>
+          </w:p>
+        </w:tc>
+        <w:tc>
+          <w:tcPr>
+            <w:tcW w:type="dxa" w:w="3800"/>
+            <w:tcBorders>
+              <w:top w:val="single" w:color="A6A6A6" w:sz="4"/>
+              <w:left w:val="single" w:color="A6A6A6" w:sz="4"/>
+              <w:bottom w:val="single" w:color="A6A6A6" w:sz="4"/>
+              <w:right w:val="single" w:color="A6A6A6" w:sz="4"/>
+            </w:tcBorders>
+            <w:tcMar>
+              <w:top w:type="dxa" w:w="60"/>
+              <w:left w:type="dxa" w:w="100"/>
+              <w:bottom w:type="dxa" w:w="60"/>
+              <w:right w:type="dxa" w:w="100"/>
+            </w:tcMar>
+          </w:tcPr>
+          <w:p>
+            <w:pPr>
+              <w:jc w:val="right"/>
+            </w:pPr>
+            <w:r>
+              <w:rPr>
+                <w:rFonts w:ascii="Malgun Gothic" w:cs="Malgun Gothic" w:eastAsia="Malgun Gothic" w:hAnsi="Malgun Gothic"/>
+                <w:b w:val="false"/>
+                <w:bCs w:val="false"/>
+                <w:sz w:val="19"/>
+                <w:szCs w:val="19"/>
+              </w:rPr>
+              <w:t xml:space="preserve">40,000 ~ 60,000</w:t>
+            </w:r>
+          </w:p>
+        </w:tc>
+        <w:tc>
+          <w:tcPr>
+            <w:tcW w:type="dxa" w:w="6570"/>
+            <w:tcBorders>
+              <w:top w:val="single" w:color="A6A6A6" w:sz="4"/>
+              <w:left w:val="single" w:color="A6A6A6" w:sz="4"/>
+              <w:bottom w:val="single" w:color="A6A6A6" w:sz="4"/>
+              <w:right w:val="single" w:color="A6A6A6" w:sz="4"/>
+            </w:tcBorders>
+            <w:tcMar>
+              <w:top w:type="dxa" w:w="60"/>
+              <w:left w:type="dxa" w:w="100"/>
+              <w:bottom w:type="dxa" w:w="60"/>
+              <w:right w:type="dxa" w:w="100"/>
+            </w:tcMar>
+          </w:tcPr>
+          <w:p>
+            <w:pPr>
+              <w:jc w:val="left"/>
+            </w:pPr>
+            <w:r>
+              <w:rPr>
+                <w:rFonts w:ascii="Malgun Gothic" w:cs="Malgun Gothic" w:eastAsia="Malgun Gothic" w:hAnsi="Malgun Gothic"/>
+                <w:b w:val="false"/>
+                <w:bCs w:val="false"/>
+                <w:sz w:val="19"/>
+                <w:szCs w:val="19"/>
+              </w:rPr>
+              <w:t xml:space="preserve">A. OAK 카메라</w:t>
+            </w:r>
+          </w:p>
+        </w:tc>
+      </w:tr>
+      <w:tr>
+        <w:tc>
+          <w:tcPr>
+            <w:tcW w:type="dxa" w:w="4200"/>
+            <w:tcBorders>
+              <w:top w:val="single" w:color="A6A6A6" w:sz="4"/>
+              <w:left w:val="single" w:color="A6A6A6" w:sz="4"/>
+              <w:bottom w:val="single" w:color="A6A6A6" w:sz="4"/>
+              <w:right w:val="single" w:color="A6A6A6" w:sz="4"/>
+            </w:tcBorders>
+            <w:tcMar>
+              <w:top w:type="dxa" w:w="60"/>
+              <w:left w:type="dxa" w:w="100"/>
+              <w:bottom w:type="dxa" w:w="60"/>
+              <w:right w:type="dxa" w:w="100"/>
+            </w:tcMar>
+          </w:tcPr>
+          <w:p>
+            <w:pPr>
+              <w:jc w:val="left"/>
+            </w:pPr>
+            <w:r>
+              <w:rPr>
+                <w:rFonts w:ascii="Malgun Gothic" w:cs="Malgun Gothic" w:eastAsia="Malgun Gothic" w:hAnsi="Malgun Gothic"/>
+                <w:b/>
+                <w:bCs/>
+                <w:sz w:val="19"/>
+                <w:szCs w:val="19"/>
+              </w:rPr>
+              <w:t xml:space="preserve">USB 3.0 C↔A 케이블 ×3</w:t>
+            </w:r>
+          </w:p>
+        </w:tc>
+        <w:tc>
+          <w:tcPr>
+            <w:tcW w:type="dxa" w:w="3800"/>
+            <w:tcBorders>
+              <w:top w:val="single" w:color="A6A6A6" w:sz="4"/>
+              <w:left w:val="single" w:color="A6A6A6" w:sz="4"/>
+              <w:bottom w:val="single" w:color="A6A6A6" w:sz="4"/>
+              <w:right w:val="single" w:color="A6A6A6" w:sz="4"/>
+            </w:tcBorders>
+            <w:tcMar>
+              <w:top w:type="dxa" w:w="60"/>
+              <w:left w:type="dxa" w:w="100"/>
+              <w:bottom w:type="dxa" w:w="60"/>
+              <w:right w:type="dxa" w:w="100"/>
+            </w:tcMar>
+          </w:tcPr>
+          <w:p>
+            <w:pPr>
+              <w:jc w:val="right"/>
+            </w:pPr>
+            <w:r>
+              <w:rPr>
+                <w:rFonts w:ascii="Malgun Gothic" w:cs="Malgun Gothic" w:eastAsia="Malgun Gothic" w:hAnsi="Malgun Gothic"/>
+                <w:b w:val="false"/>
+                <w:bCs w:val="false"/>
+                <w:sz w:val="19"/>
+                <w:szCs w:val="19"/>
+              </w:rPr>
+              <w:t xml:space="preserve">15,000 ~ 30,000</w:t>
+            </w:r>
+          </w:p>
+        </w:tc>
+        <w:tc>
+          <w:tcPr>
+            <w:tcW w:type="dxa" w:w="6570"/>
+            <w:tcBorders>
+              <w:top w:val="single" w:color="A6A6A6" w:sz="4"/>
+              <w:left w:val="single" w:color="A6A6A6" w:sz="4"/>
+              <w:bottom w:val="single" w:color="A6A6A6" w:sz="4"/>
+              <w:right w:val="single" w:color="A6A6A6" w:sz="4"/>
+            </w:tcBorders>
+            <w:tcMar>
+              <w:top w:type="dxa" w:w="60"/>
+              <w:left w:type="dxa" w:w="100"/>
+              <w:bottom w:type="dxa" w:w="60"/>
+              <w:right w:type="dxa" w:w="100"/>
+            </w:tcMar>
+          </w:tcPr>
+          <w:p>
+            <w:pPr>
+              <w:jc w:val="left"/>
+            </w:pPr>
+            <w:r>
+              <w:rPr>
+                <w:rFonts w:ascii="Malgun Gothic" w:cs="Malgun Gothic" w:eastAsia="Malgun Gothic" w:hAnsi="Malgun Gothic"/>
+                <w:b w:val="false"/>
+                <w:bCs w:val="false"/>
+                <w:sz w:val="19"/>
+                <w:szCs w:val="19"/>
+              </w:rPr>
+              <w:t xml:space="preserve">B. D455</w:t>
+            </w:r>
+          </w:p>
+        </w:tc>
+      </w:tr>
+      <w:tr>
+        <w:tc>
+          <w:tcPr>
+            <w:tcW w:type="dxa" w:w="4200"/>
+            <w:tcBorders>
+              <w:top w:val="single" w:color="A6A6A6" w:sz="4"/>
+              <w:left w:val="single" w:color="A6A6A6" w:sz="4"/>
+              <w:bottom w:val="single" w:color="A6A6A6" w:sz="4"/>
+              <w:right w:val="single" w:color="A6A6A6" w:sz="4"/>
+            </w:tcBorders>
+            <w:tcMar>
+              <w:top w:type="dxa" w:w="60"/>
+              <w:left w:type="dxa" w:w="100"/>
+              <w:bottom w:type="dxa" w:w="60"/>
+              <w:right w:type="dxa" w:w="100"/>
+            </w:tcMar>
+          </w:tcPr>
+          <w:p>
+            <w:pPr>
+              <w:jc w:val="left"/>
+            </w:pPr>
+            <w:r>
+              <w:rPr>
+                <w:rFonts w:ascii="Malgun Gothic" w:cs="Malgun Gothic" w:eastAsia="Malgun Gothic" w:hAnsi="Malgun Gothic"/>
+                <w:b/>
+                <w:bCs/>
+                <w:sz w:val="19"/>
+                <w:szCs w:val="19"/>
+              </w:rPr>
+              <w:t xml:space="preserve">승압 컨버터 SZH-BPM001 ×2</w:t>
+            </w:r>
+          </w:p>
+        </w:tc>
+        <w:tc>
+          <w:tcPr>
+            <w:tcW w:type="dxa" w:w="3800"/>
+            <w:tcBorders>
+              <w:top w:val="single" w:color="A6A6A6" w:sz="4"/>
+              <w:left w:val="single" w:color="A6A6A6" w:sz="4"/>
+              <w:bottom w:val="single" w:color="A6A6A6" w:sz="4"/>
+              <w:right w:val="single" w:color="A6A6A6" w:sz="4"/>
+            </w:tcBorders>
+            <w:tcMar>
+              <w:top w:type="dxa" w:w="60"/>
+              <w:left w:type="dxa" w:w="100"/>
+              <w:bottom w:type="dxa" w:w="60"/>
+              <w:right w:type="dxa" w:w="100"/>
+            </w:tcMar>
+          </w:tcPr>
+          <w:p>
+            <w:pPr>
+              <w:jc w:val="right"/>
+            </w:pPr>
+            <w:r>
+              <w:rPr>
+                <w:rFonts w:ascii="Malgun Gothic" w:cs="Malgun Gothic" w:eastAsia="Malgun Gothic" w:hAnsi="Malgun Gothic"/>
+                <w:b w:val="false"/>
+                <w:bCs w:val="false"/>
+                <w:sz w:val="19"/>
+                <w:szCs w:val="19"/>
+              </w:rPr>
+              <w:t xml:space="preserve">26,400</w:t>
+            </w:r>
+          </w:p>
+        </w:tc>
+        <w:tc>
+          <w:tcPr>
+            <w:tcW w:type="dxa" w:w="6570"/>
+            <w:tcBorders>
+              <w:top w:val="single" w:color="A6A6A6" w:sz="4"/>
+              <w:left w:val="single" w:color="A6A6A6" w:sz="4"/>
+              <w:bottom w:val="single" w:color="A6A6A6" w:sz="4"/>
+              <w:right w:val="single" w:color="A6A6A6" w:sz="4"/>
+            </w:tcBorders>
+            <w:tcMar>
+              <w:top w:type="dxa" w:w="60"/>
+              <w:left w:type="dxa" w:w="100"/>
+              <w:bottom w:type="dxa" w:w="60"/>
+              <w:right w:type="dxa" w:w="100"/>
+            </w:tcMar>
+          </w:tcPr>
+          <w:p>
+            <w:pPr>
+              <w:jc w:val="left"/>
+            </w:pPr>
+            <w:r>
+              <w:rPr>
+                <w:rFonts w:ascii="Malgun Gothic" w:cs="Malgun Gothic" w:eastAsia="Malgun Gothic" w:hAnsi="Malgun Gothic"/>
+                <w:b w:val="false"/>
+                <w:bCs w:val="false"/>
+                <w:sz w:val="19"/>
+                <w:szCs w:val="19"/>
+              </w:rPr>
+              <w:t xml:space="preserve">D. 비상정지</w:t>
+            </w:r>
+          </w:p>
+        </w:tc>
+      </w:tr>
+      <w:tr>
+        <w:tc>
+          <w:tcPr>
+            <w:tcW w:type="dxa" w:w="4200"/>
+            <w:tcBorders>
+              <w:top w:val="single" w:color="A6A6A6" w:sz="4"/>
+              <w:left w:val="single" w:color="A6A6A6" w:sz="4"/>
+              <w:bottom w:val="single" w:color="A6A6A6" w:sz="4"/>
+              <w:right w:val="single" w:color="A6A6A6" w:sz="4"/>
+            </w:tcBorders>
+            <w:tcMar>
+              <w:top w:type="dxa" w:w="60"/>
+              <w:left w:type="dxa" w:w="100"/>
+              <w:bottom w:type="dxa" w:w="60"/>
+              <w:right w:type="dxa" w:w="100"/>
+            </w:tcMar>
+          </w:tcPr>
+          <w:p>
+            <w:pPr>
+              <w:jc w:val="left"/>
+            </w:pPr>
+            <w:r>
+              <w:rPr>
+                <w:rFonts w:ascii="Malgun Gothic" w:cs="Malgun Gothic" w:eastAsia="Malgun Gothic" w:hAnsi="Malgun Gothic"/>
+                <w:b/>
+                <w:bCs/>
+                <w:sz w:val="19"/>
+                <w:szCs w:val="19"/>
+              </w:rPr>
+              <w:t xml:space="preserve">ipTIME UH308 허브 ×1</w:t>
+            </w:r>
+          </w:p>
+        </w:tc>
+        <w:tc>
+          <w:tcPr>
+            <w:tcW w:type="dxa" w:w="3800"/>
+            <w:tcBorders>
+              <w:top w:val="single" w:color="A6A6A6" w:sz="4"/>
+              <w:left w:val="single" w:color="A6A6A6" w:sz="4"/>
+              <w:bottom w:val="single" w:color="A6A6A6" w:sz="4"/>
+              <w:right w:val="single" w:color="A6A6A6" w:sz="4"/>
+            </w:tcBorders>
+            <w:tcMar>
+              <w:top w:type="dxa" w:w="60"/>
+              <w:left w:type="dxa" w:w="100"/>
+              <w:bottom w:type="dxa" w:w="60"/>
+              <w:right w:type="dxa" w:w="100"/>
+            </w:tcMar>
+          </w:tcPr>
+          <w:p>
+            <w:pPr>
+              <w:jc w:val="right"/>
+            </w:pPr>
+            <w:r>
+              <w:rPr>
+                <w:rFonts w:ascii="Malgun Gothic" w:cs="Malgun Gothic" w:eastAsia="Malgun Gothic" w:hAnsi="Malgun Gothic"/>
+                <w:b w:val="false"/>
+                <w:bCs w:val="false"/>
+                <w:sz w:val="19"/>
+                <w:szCs w:val="19"/>
+              </w:rPr>
+              <w:t xml:space="preserve">27,900</w:t>
+            </w:r>
+          </w:p>
+        </w:tc>
+        <w:tc>
+          <w:tcPr>
+            <w:tcW w:type="dxa" w:w="6570"/>
+            <w:tcBorders>
+              <w:top w:val="single" w:color="A6A6A6" w:sz="4"/>
+              <w:left w:val="single" w:color="A6A6A6" w:sz="4"/>
+              <w:bottom w:val="single" w:color="A6A6A6" w:sz="4"/>
+              <w:right w:val="single" w:color="A6A6A6" w:sz="4"/>
+            </w:tcBorders>
+            <w:tcMar>
+              <w:top w:type="dxa" w:w="60"/>
+              <w:left w:type="dxa" w:w="100"/>
+              <w:bottom w:type="dxa" w:w="60"/>
+              <w:right w:type="dxa" w:w="100"/>
+            </w:tcMar>
+          </w:tcPr>
+          <w:p>
+            <w:pPr>
+              <w:jc w:val="left"/>
+            </w:pPr>
+            <w:r>
+              <w:rPr>
+                <w:rFonts w:ascii="Malgun Gothic" w:cs="Malgun Gothic" w:eastAsia="Malgun Gothic" w:hAnsi="Malgun Gothic"/>
+                <w:b w:val="false"/>
+                <w:bCs w:val="false"/>
+                <w:sz w:val="19"/>
+                <w:szCs w:val="19"/>
+              </w:rPr>
+              <w:t xml:space="preserve">E. USB 허브</w:t>
+            </w:r>
+          </w:p>
+        </w:tc>
+      </w:tr>
+      <w:tr>
+        <w:tc>
+          <w:tcPr>
+            <w:tcW w:type="dxa" w:w="4200"/>
+            <w:tcBorders>
+              <w:top w:val="single" w:color="A6A6A6" w:sz="4"/>
+              <w:left w:val="single" w:color="A6A6A6" w:sz="4"/>
+              <w:bottom w:val="single" w:color="A6A6A6" w:sz="4"/>
+              <w:right w:val="single" w:color="A6A6A6" w:sz="4"/>
+            </w:tcBorders>
+            <w:tcMar>
+              <w:top w:type="dxa" w:w="60"/>
+              <w:left w:type="dxa" w:w="100"/>
+              <w:bottom w:type="dxa" w:w="60"/>
+              <w:right w:type="dxa" w:w="100"/>
+            </w:tcMar>
+          </w:tcPr>
+          <w:p>
+            <w:pPr>
+              <w:jc w:val="left"/>
+            </w:pPr>
+            <w:r>
+              <w:rPr>
+                <w:rFonts w:ascii="Malgun Gothic" w:cs="Malgun Gothic" w:eastAsia="Malgun Gothic" w:hAnsi="Malgun Gothic"/>
+                <w:b/>
+                <w:bCs/>
+                <w:sz w:val="19"/>
+                <w:szCs w:val="19"/>
+              </w:rPr>
+              <w:t xml:space="preserve">XL4015 강압 + DC 플러그 ×1</w:t>
+            </w:r>
+          </w:p>
+        </w:tc>
+        <w:tc>
+          <w:tcPr>
+            <w:tcW w:type="dxa" w:w="3800"/>
+            <w:tcBorders>
+              <w:top w:val="single" w:color="A6A6A6" w:sz="4"/>
+              <w:left w:val="single" w:color="A6A6A6" w:sz="4"/>
+              <w:bottom w:val="single" w:color="A6A6A6" w:sz="4"/>
+              <w:right w:val="single" w:color="A6A6A6" w:sz="4"/>
+            </w:tcBorders>
+            <w:tcMar>
+              <w:top w:type="dxa" w:w="60"/>
+              <w:left w:type="dxa" w:w="100"/>
+              <w:bottom w:type="dxa" w:w="60"/>
+              <w:right w:type="dxa" w:w="100"/>
+            </w:tcMar>
+          </w:tcPr>
+          <w:p>
+            <w:pPr>
+              <w:jc w:val="right"/>
+            </w:pPr>
+            <w:r>
+              <w:rPr>
+                <w:rFonts w:ascii="Malgun Gothic" w:cs="Malgun Gothic" w:eastAsia="Malgun Gothic" w:hAnsi="Malgun Gothic"/>
+                <w:b w:val="false"/>
+                <w:bCs w:val="false"/>
+                <w:sz w:val="19"/>
+                <w:szCs w:val="19"/>
+              </w:rPr>
+              <w:t xml:space="preserve">3,000 ~ 7,000</w:t>
+            </w:r>
+          </w:p>
+        </w:tc>
+        <w:tc>
+          <w:tcPr>
+            <w:tcW w:type="dxa" w:w="6570"/>
+            <w:tcBorders>
+              <w:top w:val="single" w:color="A6A6A6" w:sz="4"/>
+              <w:left w:val="single" w:color="A6A6A6" w:sz="4"/>
+              <w:bottom w:val="single" w:color="A6A6A6" w:sz="4"/>
+              <w:right w:val="single" w:color="A6A6A6" w:sz="4"/>
+            </w:tcBorders>
+            <w:tcMar>
+              <w:top w:type="dxa" w:w="60"/>
+              <w:left w:type="dxa" w:w="100"/>
+              <w:bottom w:type="dxa" w:w="60"/>
+              <w:right w:type="dxa" w:w="100"/>
+            </w:tcMar>
+          </w:tcPr>
+          <w:p>
+            <w:pPr>
+              <w:jc w:val="left"/>
+            </w:pPr>
+            <w:r>
+              <w:rPr>
+                <w:rFonts w:ascii="Malgun Gothic" w:cs="Malgun Gothic" w:eastAsia="Malgun Gothic" w:hAnsi="Malgun Gothic"/>
+                <w:b w:val="false"/>
+                <w:bCs w:val="false"/>
+                <w:sz w:val="19"/>
+                <w:szCs w:val="19"/>
+              </w:rPr>
+              <w:t xml:space="preserve">E. USB 허브</w:t>
+            </w:r>
+          </w:p>
+        </w:tc>
+      </w:tr>
+      <w:tr>
+        <w:tc>
+          <w:tcPr>
+            <w:tcW w:type="dxa" w:w="4200"/>
+            <w:tcBorders>
+              <w:top w:val="single" w:color="A6A6A6" w:sz="4"/>
+              <w:left w:val="single" w:color="A6A6A6" w:sz="4"/>
+              <w:bottom w:val="single" w:color="A6A6A6" w:sz="4"/>
+              <w:right w:val="single" w:color="A6A6A6" w:sz="4"/>
+            </w:tcBorders>
+            <w:tcMar>
+              <w:top w:type="dxa" w:w="60"/>
+              <w:left w:type="dxa" w:w="100"/>
+              <w:bottom w:type="dxa" w:w="60"/>
+              <w:right w:type="dxa" w:w="100"/>
+            </w:tcMar>
+          </w:tcPr>
+          <w:p>
+            <w:pPr>
+              <w:jc w:val="left"/>
+            </w:pPr>
+            <w:r>
+              <w:rPr>
+                <w:rFonts w:ascii="Malgun Gothic" w:cs="Malgun Gothic" w:eastAsia="Malgun Gothic" w:hAnsi="Malgun Gothic"/>
+                <w:b/>
+                <w:bCs/>
+                <w:sz w:val="19"/>
+                <w:szCs w:val="19"/>
+              </w:rPr>
+              <w:t xml:space="preserve">퓨즈홀더 ×4 + 퓨즈 ×4</w:t>
+            </w:r>
+          </w:p>
+        </w:tc>
+        <w:tc>
+          <w:tcPr>
+            <w:tcW w:type="dxa" w:w="3800"/>
+            <w:tcBorders>
+              <w:top w:val="single" w:color="A6A6A6" w:sz="4"/>
+              <w:left w:val="single" w:color="A6A6A6" w:sz="4"/>
+              <w:bottom w:val="single" w:color="A6A6A6" w:sz="4"/>
+              <w:right w:val="single" w:color="A6A6A6" w:sz="4"/>
+            </w:tcBorders>
+            <w:tcMar>
+              <w:top w:type="dxa" w:w="60"/>
+              <w:left w:type="dxa" w:w="100"/>
+              <w:bottom w:type="dxa" w:w="60"/>
+              <w:right w:type="dxa" w:w="100"/>
+            </w:tcMar>
+          </w:tcPr>
+          <w:p>
+            <w:pPr>
+              <w:jc w:val="right"/>
+            </w:pPr>
+            <w:r>
+              <w:rPr>
+                <w:rFonts w:ascii="Malgun Gothic" w:cs="Malgun Gothic" w:eastAsia="Malgun Gothic" w:hAnsi="Malgun Gothic"/>
+                <w:b w:val="false"/>
+                <w:bCs w:val="false"/>
+                <w:sz w:val="19"/>
+                <w:szCs w:val="19"/>
+              </w:rPr>
+              <w:t xml:space="preserve">5,640</w:t>
+            </w:r>
+          </w:p>
+        </w:tc>
+        <w:tc>
+          <w:tcPr>
+            <w:tcW w:type="dxa" w:w="6570"/>
+            <w:tcBorders>
+              <w:top w:val="single" w:color="A6A6A6" w:sz="4"/>
+              <w:left w:val="single" w:color="A6A6A6" w:sz="4"/>
+              <w:bottom w:val="single" w:color="A6A6A6" w:sz="4"/>
+              <w:right w:val="single" w:color="A6A6A6" w:sz="4"/>
+            </w:tcBorders>
+            <w:tcMar>
+              <w:top w:type="dxa" w:w="60"/>
+              <w:left w:type="dxa" w:w="100"/>
+              <w:bottom w:type="dxa" w:w="60"/>
+              <w:right w:type="dxa" w:w="100"/>
+            </w:tcMar>
+          </w:tcPr>
+          <w:p>
+            <w:pPr>
+              <w:jc w:val="left"/>
+            </w:pPr>
+            <w:r>
+              <w:rPr>
+                <w:rFonts w:ascii="Malgun Gothic" w:cs="Malgun Gothic" w:eastAsia="Malgun Gothic" w:hAnsi="Malgun Gothic"/>
+                <w:b w:val="false"/>
+                <w:bCs w:val="false"/>
+                <w:sz w:val="19"/>
+                <w:szCs w:val="19"/>
+              </w:rPr>
+              <w:t xml:space="preserve">A·E</w:t>
+            </w:r>
+          </w:p>
+        </w:tc>
+      </w:tr>
+      <w:tr>
+        <w:tc>
+          <w:tcPr>
+            <w:tcW w:type="dxa" w:w="4200"/>
+            <w:tcBorders>
+              <w:top w:val="single" w:color="A6A6A6" w:sz="4"/>
+              <w:left w:val="single" w:color="A6A6A6" w:sz="4"/>
+              <w:bottom w:val="single" w:color="A6A6A6" w:sz="4"/>
+              <w:right w:val="single" w:color="A6A6A6" w:sz="4"/>
+            </w:tcBorders>
+            <w:shd w:fill="F2F2F2" w:color="auto" w:val="clear"/>
+            <w:tcMar>
+              <w:top w:type="dxa" w:w="60"/>
+              <w:left w:type="dxa" w:w="100"/>
+              <w:bottom w:type="dxa" w:w="60"/>
+              <w:right w:type="dxa" w:w="100"/>
+            </w:tcMar>
+          </w:tcPr>
+          <w:p>
+            <w:pPr>
+              <w:jc w:val="left"/>
+            </w:pPr>
+            <w:r>
+              <w:rPr>
+                <w:rFonts w:ascii="Malgun Gothic" w:cs="Malgun Gothic" w:eastAsia="Malgun Gothic" w:hAnsi="Malgun Gothic"/>
+                <w:b/>
+                <w:bCs/>
+                <w:sz w:val="19"/>
+                <w:szCs w:val="19"/>
+              </w:rPr>
+              <w:t xml:space="preserve">자부담 합계</w:t>
+            </w:r>
+          </w:p>
+        </w:tc>
+        <w:tc>
+          <w:tcPr>
+            <w:tcW w:type="dxa" w:w="3800"/>
+            <w:tcBorders>
+              <w:top w:val="single" w:color="A6A6A6" w:sz="4"/>
+              <w:left w:val="single" w:color="A6A6A6" w:sz="4"/>
+              <w:bottom w:val="single" w:color="A6A6A6" w:sz="4"/>
+              <w:right w:val="single" w:color="A6A6A6" w:sz="4"/>
+            </w:tcBorders>
+            <w:shd w:fill="F2F2F2" w:color="auto" w:val="clear"/>
+            <w:tcMar>
+              <w:top w:type="dxa" w:w="60"/>
+              <w:left w:type="dxa" w:w="100"/>
+              <w:bottom w:type="dxa" w:w="60"/>
+              <w:right w:type="dxa" w:w="100"/>
+            </w:tcMar>
+          </w:tcPr>
+          <w:p>
+            <w:pPr>
+              <w:jc w:val="right"/>
+            </w:pPr>
+            <w:r>
+              <w:rPr>
+                <w:rFonts w:ascii="Malgun Gothic" w:cs="Malgun Gothic" w:eastAsia="Malgun Gothic" w:hAnsi="Malgun Gothic"/>
+                <w:b/>
+                <w:bCs/>
+                <w:sz w:val="19"/>
+                <w:szCs w:val="19"/>
+              </w:rPr>
+              <w:t xml:space="preserve">263,180 ~ 302,180</w:t>
+            </w:r>
+          </w:p>
+        </w:tc>
+        <w:tc>
+          <w:tcPr>
+            <w:tcW w:type="dxa" w:w="6570"/>
+            <w:tcBorders>
+              <w:top w:val="single" w:color="A6A6A6" w:sz="4"/>
+              <w:left w:val="single" w:color="A6A6A6" w:sz="4"/>
+              <w:bottom w:val="single" w:color="A6A6A6" w:sz="4"/>
+              <w:right w:val="single" w:color="A6A6A6" w:sz="4"/>
+            </w:tcBorders>
+            <w:shd w:fill="F2F2F2" w:color="auto" w:val="clear"/>
+            <w:tcMar>
+              <w:top w:type="dxa" w:w="60"/>
+              <w:left w:type="dxa" w:w="100"/>
+              <w:bottom w:type="dxa" w:w="60"/>
+              <w:right w:type="dxa" w:w="100"/>
+            </w:tcMar>
+          </w:tcPr>
+          <w:p>
+            <w:pPr>
+              <w:jc w:val="left"/>
+            </w:pPr>
+            <w:r>
+              <w:rPr>
+                <w:rFonts w:ascii="Malgun Gothic" w:cs="Malgun Gothic" w:eastAsia="Malgun Gothic" w:hAnsi="Malgun Gothic"/>
+                <w:b/>
+                <w:bCs/>
+                <w:sz w:val="19"/>
+                <w:szCs w:val="19"/>
+              </w:rPr>
+              <w:t xml:space="preserve"/>
+            </w:r>
+          </w:p>
+        </w:tc>
+      </w:tr>
+    </w:tbl>
+    <w:p>
+      <w:pPr>
+        <w:spacing w:after="80" w:before="80"/>
+      </w:pPr>
+      <w:r>
+        <w:rPr>
+          <w:rFonts w:ascii="Malgun Gothic" w:cs="Malgun Gothic" w:eastAsia="Malgun Gothic" w:hAnsi="Malgun Gothic"/>
+          <w:color w:val="595959"/>
+          <w:sz w:val="18"/>
+          <w:szCs w:val="18"/>
+        </w:rPr>
+        <w:t xml:space="preserve">금액은 품목가 기준이고 배송비는 빠져 있다. 계획서 기준(배송 포함, Mega 2대)으로는 지원 품목이 1,474,900원이다. 계획서 전체 총계는 2,214,500원.</w:t>
+      </w:r>
+    </w:p>
+    <w:p>
+      <w:pPr>
+        <w:spacing w:after="80" w:before="80"/>
+      </w:pPr>
+      <w:r>
+        <w:rPr>
+          <w:rFonts w:ascii="Malgun Gothic" w:cs="Malgun Gothic" w:eastAsia="Malgun Gothic" w:hAnsi="Malgun Gothic"/>
+          <w:color w:val="595959"/>
+          <w:sz w:val="18"/>
+          <w:szCs w:val="18"/>
+        </w:rPr>
+        <w:t xml:space="preserve">2번배 몫(컨버터·허브·XL4015 추가분, 접촉기·버튼·수신기·방수 박스·IMU·LED)은 1번배 실험 뒤 추가 구매라 여기 들어 있지 않다. 추가분은 다음 회차 지원금에 넣지 못하면 자부담이다.</w:t>
       </w:r>
     </w:p>
     <w:sectPr>

--- a/docs/전달용/SSF2026_구매목록_계통별.docx
+++ b/docs/전달용/SSF2026_구매목록_계통별.docx
@@ -24,7 +24,7 @@
           <w:sz w:val="17"/>
           <w:szCs w:val="17"/>
         </w:rPr>
-        <w:t xml:space="preserve">2026-09-30 기준 · 단일 출처: 저장소 docs/전달용/구매_목록.md · 가격은 09-14~09-23 다나와·공식샵 기준 추정 · 금액 = 적힌 수량 전체, VAT 포함</w:t>
+        <w:t xml:space="preserve">2026-10-14 기준 · 단일 출처: 저장소 docs/전달용/구매_목록.md · 가격은 09-14~09-23 다나와·공식샵 기준 추정 · 금액 = 적힌 수량 전체, VAT 포함</w:t>
       </w:r>
     </w:p>
     <w:p>
@@ -574,7 +574,7 @@
                 <w:sz w:val="19"/>
                 <w:szCs w:val="19"/>
               </w:rPr>
-              <w:t xml:space="preserve">구매 없음 — 예비 0</w:t>
+              <w:t xml:space="preserve">A3 1대 10-07 구매 완료(17만원) — 예비 0</w:t>
             </w:r>
           </w:p>
         </w:tc>
@@ -1509,7 +1509,7 @@
             </w:tcMar>
           </w:tcPr>
           <w:p>
-            <w:hyperlink w:history="1" r:id="rIdtcbgpn_rlflab9hq-kjju">
+            <w:hyperlink w:history="1" r:id="rIdjzlx6xpgkt58linomsvfx">
               <w:r>
                 <w:rPr>
                   <w:rStyle w:val="Hyperlink"/>
@@ -1692,7 +1692,7 @@
             </w:tcMar>
           </w:tcPr>
           <w:p>
-            <w:hyperlink w:history="1" r:id="rIdqefmgul6o9yz7n_pm4qrh">
+            <w:hyperlink w:history="1" r:id="rIdicjromrnhpeupny3c7jck">
               <w:r>
                 <w:rPr>
                   <w:rStyle w:val="Hyperlink"/>
@@ -1875,7 +1875,7 @@
             </w:tcMar>
           </w:tcPr>
           <w:p>
-            <w:hyperlink w:history="1" r:id="rIdxgsmstfaqi0uibbsnpylf">
+            <w:hyperlink w:history="1" r:id="rIdllig1_ljsnddlxm8uwxvn">
               <w:r>
                 <w:rPr>
                   <w:rStyle w:val="Hyperlink"/>
@@ -2058,7 +2058,7 @@
             </w:tcMar>
           </w:tcPr>
           <w:p>
-            <w:hyperlink w:history="1" r:id="rIdpinf8katibyxub3iezf0q">
+            <w:hyperlink w:history="1" r:id="rIdfuucaaeu4bymhqthtd-9b">
               <w:r>
                 <w:rPr>
                   <w:rStyle w:val="Hyperlink"/>
@@ -2079,7 +2079,7 @@
               </w:rPr>
               <w:t xml:space="preserve"> · </w:t>
             </w:r>
-            <w:hyperlink w:history="1" r:id="rId1octwwk_iit0_vildgl-0">
+            <w:hyperlink w:history="1" r:id="rIdc81wfy8s2e8tnfbrmfpyr">
               <w:r>
                 <w:rPr>
                   <w:rStyle w:val="Hyperlink"/>
@@ -2691,7 +2691,7 @@
             </w:tcMar>
           </w:tcPr>
           <w:p>
-            <w:hyperlink w:history="1" r:id="rIdpufqjikktenrztcpbbxtz">
+            <w:hyperlink w:history="1" r:id="rIdzfx7mdesbtzx4s8xtoy_o">
               <w:r>
                 <w:rPr>
                   <w:rStyle w:val="Hyperlink"/>
@@ -2712,7 +2712,7 @@
               </w:rPr>
               <w:t xml:space="preserve"> · </w:t>
             </w:r>
-            <w:hyperlink w:history="1" r:id="rIdlaxqqoukx9lqwljqlsmlu">
+            <w:hyperlink w:history="1" r:id="rId3wkyyrf1jladptoahg1vf">
               <w:r>
                 <w:rPr>
                   <w:rStyle w:val="Hyperlink"/>
@@ -2928,7 +2928,7 @@
         <w:rPr>
           <w:rFonts w:ascii="Malgun Gothic" w:cs="Malgun Gothic" w:eastAsia="Malgun Gothic" w:hAnsi="Malgun Gothic"/>
         </w:rPr>
-        <w:t xml:space="preserve">C. 라이다 계통 — 구매 없음</w:t>
+        <w:t xml:space="preserve">C. 라이다 계통 — A3 1대 구매 완료 (10-07, 17만원 중고)</w:t>
       </w:r>
     </w:p>
     <w:p>
@@ -2941,7 +2941,7 @@
           <w:sz w:val="18"/>
           <w:szCs w:val="18"/>
         </w:rPr>
-        <w:t xml:space="preserve">현역 2대가 돈다(09-23 팀 결정). 예비가 0 이라 대회 중 하나 죽으면 그 배는 못 나간다. 3번째(케이블 단선)는 6핀/5핀 케이블 하나면 살릴 수 있다.</w:t>
+        <w:t xml:space="preserve">시리얼 918A9AF2, FW 1.25, 1612점/0.223° 로 셋 중 가장 정밀. 10-07 실측으로 정상품 2대(80BF=1번배 · 918A=2번배). D5F1 은 소재 미확인이라 예비는 여전히 0. 딸려온 USB 어댑터 시리얼이 공장값 0001 이라 2번배 노트북은 udev 포트 고정(F7).</w:t>
       </w:r>
     </w:p>
     <w:p>
@@ -3349,7 +3349,7 @@
             </w:tcMar>
           </w:tcPr>
           <w:p>
-            <w:hyperlink w:history="1" r:id="rIdkg7rm1g6nkl1p6wshp7oy">
+            <w:hyperlink w:history="1" r:id="rIdhkl63xv0bgqhjbcayzi0f">
               <w:r>
                 <w:rPr>
                   <w:rStyle w:val="Hyperlink"/>
@@ -3532,7 +3532,7 @@
             </w:tcMar>
           </w:tcPr>
           <w:p>
-            <w:hyperlink w:history="1" r:id="rIdu3iujiycwhsemdibzo6fi">
+            <w:hyperlink w:history="1" r:id="rIdl4ixsdwzxaqejwfdsqpts">
               <w:r>
                 <w:rPr>
                   <w:rStyle w:val="Hyperlink"/>
@@ -4144,7 +4144,7 @@
             </w:tcMar>
           </w:tcPr>
           <w:p>
-            <w:hyperlink w:history="1" r:id="rIdfwk44j12anvvnp0raqjec">
+            <w:hyperlink w:history="1" r:id="rIdjwe9xupo7w8vpzff8x39i">
               <w:r>
                 <w:rPr>
                   <w:rStyle w:val="Hyperlink"/>
@@ -4165,7 +4165,7 @@
               </w:rPr>
               <w:t xml:space="preserve"> · </w:t>
             </w:r>
-            <w:hyperlink w:history="1" r:id="rIdf54zrio2nxphcnfeglnuy">
+            <w:hyperlink w:history="1" r:id="rIdgzv0qltjfd57wej2vd_dw">
               <w:r>
                 <w:rPr>
                   <w:rStyle w:val="Hyperlink"/>
@@ -4348,7 +4348,7 @@
             </w:tcMar>
           </w:tcPr>
           <w:p>
-            <w:hyperlink w:history="1" r:id="rIdpbod9ryrcjj-7lwpoo5m4">
+            <w:hyperlink w:history="1" r:id="rIdztta3-ulc9z-rbt2q4mqx">
               <w:r>
                 <w:rPr>
                   <w:rStyle w:val="Hyperlink"/>
@@ -4531,7 +4531,7 @@
             </w:tcMar>
           </w:tcPr>
           <w:p>
-            <w:hyperlink w:history="1" r:id="rIdresxkrlglw-2a7sffugyg">
+            <w:hyperlink w:history="1" r:id="rIdokjytihbfhkssjzewv53b">
               <w:r>
                 <w:rPr>
                   <w:rStyle w:val="Hyperlink"/>
@@ -4552,7 +4552,7 @@
               </w:rPr>
               <w:t xml:space="preserve"> · </w:t>
             </w:r>
-            <w:hyperlink w:history="1" r:id="rId8k4c48rg9qichebvhgepo">
+            <w:hyperlink w:history="1" r:id="rIdrsdevelalve4otdetscw2">
               <w:r>
                 <w:rPr>
                   <w:rStyle w:val="Hyperlink"/>
@@ -5164,7 +5164,7 @@
             </w:tcMar>
           </w:tcPr>
           <w:p>
-            <w:hyperlink w:history="1" r:id="rIduritql0vjw2i7gx3iyc6h">
+            <w:hyperlink w:history="1" r:id="rIdbfdjwkkd2ba5fn8kcbhmj">
               <w:r>
                 <w:rPr>
                   <w:rStyle w:val="Hyperlink"/>
@@ -5655,7 +5655,7 @@
                 <w:sz w:val="19"/>
                 <w:szCs w:val="19"/>
               </w:rPr>
-              <w:t xml:space="preserve">현역 2대가 돈다 (09-23 팀 결정)</w:t>
+              <w:t xml:space="preserve">A3 1대 10-07 구매 완료 — 정상품 2대(80BF·918A)</w:t>
             </w:r>
           </w:p>
         </w:tc>
@@ -5684,7 +5684,7 @@
                 <w:sz w:val="19"/>
                 <w:szCs w:val="19"/>
               </w:rPr>
-              <w:t xml:space="preserve">예비 0. 대회 중 하나 죽으면 그 배는 못 나간다. 단선품에 "쓰지 말 것" 표시</w:t>
+              <w:t xml:space="preserve">예비 0(D5F1 소재 미확인). 2번배 udev 포트 고정(F7). 단선품에 "쓰지 말 것" 표시</w:t>
             </w:r>
           </w:p>
         </w:tc>
@@ -6146,7 +6146,7 @@
           <w:sz w:val="18"/>
           <w:szCs w:val="18"/>
         </w:rPr>
-        <w:t xml:space="preserve">보유: T200 6개 · 4S 배터리 5개(예비 1) · ESC 8개(필요 6) · 접촉기·릴레이·버튼 · 노트북 2대 · D455 1대 · RPLIDAR A3 정상 2대.</w:t>
+        <w:t xml:space="preserve">보유: T200 6개 · 4S 배터리 5개(예비 1) · ESC 8개(필요 6) · 접촉기·릴레이·버튼 · 노트북 2대 · D455 1대 · RPLIDAR A3 정상 2대(80BF=1번배 · 918A=2번배).</w:t>
       </w:r>
     </w:p>
     <w:p>
@@ -8234,6 +8234,21 @@
   <w:style w:type="paragraph" w:styleId="Normal" w:default="1">
     <w:name w:val="Normal"/>
     <w:qFormat/>
+  </w:style>
+  <w:style w:type="table" w:styleId="TableNormal" w:default="true">
+    <w:name w:val="Normal Table"/>
+    <w:uiPriority w:val="99"/>
+    <w:semiHidden/>
+    <w:unhideWhenUsed/>
+    <w:tblPr>
+      <w:tblInd w:type="dxa" w:w="0"/>
+      <w:tblCellMar>
+        <w:top w:type="dxa" w:w="0"/>
+        <w:left w:type="dxa" w:w="108"/>
+        <w:bottom w:type="dxa" w:w="0"/>
+        <w:right w:type="dxa" w:w="108"/>
+      </w:tblCellMar>
+    </w:tblPr>
   </w:style>
   <w:style w:type="paragraph" w:styleId="Title">
     <w:name w:val="Title"/>

--- a/docs/전달용/SSF2026_구매목록_계통별.docx
+++ b/docs/전달용/SSF2026_구매목록_계통별.docx
@@ -1395,7 +1395,7 @@
                 <w:sz w:val="19"/>
                 <w:szCs w:val="19"/>
               </w:rPr>
-              <w:t xml:space="preserve">[지원금 들어옴] 자율운항 비전 카메라. 마스트 꼭대기에서 부표·표식 인식. 옵션: 32MP·US Cord 인젝터 선택 금지</w:t>
+              <w:t xml:space="preserve">[지원금 들어옴] 자율운항 비전 카메라. 마스트 꼭대기에서 부표·표식 인식. 주문 후 수입 상품(통관부호 필요) — 납기 먼저 문의</w:t>
             </w:r>
           </w:p>
         </w:tc>
@@ -1509,7 +1509,7 @@
             </w:tcMar>
           </w:tcPr>
           <w:p>
-            <w:hyperlink w:history="1" r:id="rIdjzlx6xpgkt58linomsvfx">
+            <w:hyperlink w:history="1" r:id="rIdhqnbomkrvmd_1i1sx9mxb">
               <w:r>
                 <w:rPr>
                   <w:rStyle w:val="Hyperlink"/>
@@ -1692,7 +1692,7 @@
             </w:tcMar>
           </w:tcPr>
           <w:p>
-            <w:hyperlink w:history="1" r:id="rIdicjromrnhpeupny3c7jck">
+            <w:hyperlink w:history="1" r:id="rIdwhkhklzmowj_dhvaxq48c">
               <w:r>
                 <w:rPr>
                   <w:rStyle w:val="Hyperlink"/>
@@ -1875,7 +1875,7 @@
             </w:tcMar>
           </w:tcPr>
           <w:p>
-            <w:hyperlink w:history="1" r:id="rIdllig1_ljsnddlxm8uwxvn">
+            <w:hyperlink w:history="1" r:id="rIdzipp5tpefqooh8n2zbcre">
               <w:r>
                 <w:rPr>
                   <w:rStyle w:val="Hyperlink"/>
@@ -2058,7 +2058,7 @@
             </w:tcMar>
           </w:tcPr>
           <w:p>
-            <w:hyperlink w:history="1" r:id="rIdfuucaaeu4bymhqthtd-9b">
+            <w:hyperlink w:history="1" r:id="rIdrwgvd6_orl_oj0pqmckvs">
               <w:r>
                 <w:rPr>
                   <w:rStyle w:val="Hyperlink"/>
@@ -2079,7 +2079,7 @@
               </w:rPr>
               <w:t xml:space="preserve"> · </w:t>
             </w:r>
-            <w:hyperlink w:history="1" r:id="rIdc81wfy8s2e8tnfbrmfpyr">
+            <w:hyperlink w:history="1" r:id="rId5s_nb1wrhygfhz8bilqtk">
               <w:r>
                 <w:rPr>
                   <w:rStyle w:val="Hyperlink"/>
@@ -2268,6 +2268,709 @@
                 <w:szCs w:val="19"/>
               </w:rPr>
               <w:t xml:space="preserve"/>
+            </w:r>
+          </w:p>
+        </w:tc>
+      </w:tr>
+    </w:tbl>
+    <w:p>
+      <w:pPr>
+        <w:spacing w:after="80" w:before="80"/>
+      </w:pPr>
+      <w:r>
+        <w:rPr>
+          <w:rFonts w:ascii="Malgun Gothic" w:cs="Malgun Gothic" w:eastAsia="Malgun Gothic" w:hAnsi="Malgun Gothic"/>
+          <w:b/>
+          <w:bCs/>
+          <w:sz w:val="19"/>
+          <w:szCs w:val="19"/>
+        </w:rPr>
+        <w:t xml:space="preserve">OAK-1 PoE 주문 옵션 (리얼리스토어 페이지 10-14 확인)</w:t>
+      </w:r>
+    </w:p>
+    <w:tbl>
+      <w:tblPr>
+        <w:tblW w:type="dxa" w:w="14570"/>
+        <w:tblBorders>
+          <w:top w:val="single" w:color="auto" w:sz="4"/>
+          <w:left w:val="single" w:color="auto" w:sz="4"/>
+          <w:bottom w:val="single" w:color="auto" w:sz="4"/>
+          <w:right w:val="single" w:color="auto" w:sz="4"/>
+          <w:insideH w:val="single" w:color="auto" w:sz="4"/>
+          <w:insideV w:val="single" w:color="auto" w:sz="4"/>
+        </w:tblBorders>
+      </w:tblPr>
+      <w:tblGrid>
+        <w:gridCol w:w="2600"/>
+        <w:gridCol w:w="4200"/>
+        <w:gridCol w:w="1400"/>
+        <w:gridCol w:w="6370"/>
+      </w:tblGrid>
+      <w:tr>
+        <w:trPr>
+          <w:tblHeader/>
+        </w:trPr>
+        <w:tc>
+          <w:tcPr>
+            <w:tcW w:type="dxa" w:w="2600"/>
+            <w:tcBorders>
+              <w:top w:val="single" w:color="A6A6A6" w:sz="4"/>
+              <w:left w:val="single" w:color="A6A6A6" w:sz="4"/>
+              <w:bottom w:val="single" w:color="A6A6A6" w:sz="4"/>
+              <w:right w:val="single" w:color="A6A6A6" w:sz="4"/>
+            </w:tcBorders>
+            <w:shd w:fill="1F3864" w:color="auto" w:val="clear"/>
+            <w:tcMar>
+              <w:top w:type="dxa" w:w="60"/>
+              <w:left w:type="dxa" w:w="100"/>
+              <w:bottom w:type="dxa" w:w="60"/>
+              <w:right w:type="dxa" w:w="100"/>
+            </w:tcMar>
+          </w:tcPr>
+          <w:p>
+            <w:r>
+              <w:rPr>
+                <w:rFonts w:ascii="Malgun Gothic" w:cs="Malgun Gothic" w:eastAsia="Malgun Gothic" w:hAnsi="Malgun Gothic"/>
+                <w:b/>
+                <w:bCs/>
+                <w:color w:val="FFFFFF"/>
+                <w:sz w:val="19"/>
+                <w:szCs w:val="19"/>
+              </w:rPr>
+              <w:t xml:space="preserve">옵션</w:t>
+            </w:r>
+          </w:p>
+        </w:tc>
+        <w:tc>
+          <w:tcPr>
+            <w:tcW w:type="dxa" w:w="4200"/>
+            <w:tcBorders>
+              <w:top w:val="single" w:color="A6A6A6" w:sz="4"/>
+              <w:left w:val="single" w:color="A6A6A6" w:sz="4"/>
+              <w:bottom w:val="single" w:color="A6A6A6" w:sz="4"/>
+              <w:right w:val="single" w:color="A6A6A6" w:sz="4"/>
+            </w:tcBorders>
+            <w:shd w:fill="1F3864" w:color="auto" w:val="clear"/>
+            <w:tcMar>
+              <w:top w:type="dxa" w:w="60"/>
+              <w:left w:type="dxa" w:w="100"/>
+              <w:bottom w:type="dxa" w:w="60"/>
+              <w:right w:type="dxa" w:w="100"/>
+            </w:tcMar>
+          </w:tcPr>
+          <w:p>
+            <w:r>
+              <w:rPr>
+                <w:rFonts w:ascii="Malgun Gothic" w:cs="Malgun Gothic" w:eastAsia="Malgun Gothic" w:hAnsi="Malgun Gothic"/>
+                <w:b/>
+                <w:bCs/>
+                <w:color w:val="FFFFFF"/>
+                <w:sz w:val="19"/>
+                <w:szCs w:val="19"/>
+              </w:rPr>
+              <w:t xml:space="preserve">선택지</w:t>
+            </w:r>
+          </w:p>
+        </w:tc>
+        <w:tc>
+          <w:tcPr>
+            <w:tcW w:type="dxa" w:w="1400"/>
+            <w:tcBorders>
+              <w:top w:val="single" w:color="A6A6A6" w:sz="4"/>
+              <w:left w:val="single" w:color="A6A6A6" w:sz="4"/>
+              <w:bottom w:val="single" w:color="A6A6A6" w:sz="4"/>
+              <w:right w:val="single" w:color="A6A6A6" w:sz="4"/>
+            </w:tcBorders>
+            <w:shd w:fill="1F3864" w:color="auto" w:val="clear"/>
+            <w:tcMar>
+              <w:top w:type="dxa" w:w="60"/>
+              <w:left w:type="dxa" w:w="100"/>
+              <w:bottom w:type="dxa" w:w="60"/>
+              <w:right w:type="dxa" w:w="100"/>
+            </w:tcMar>
+          </w:tcPr>
+          <w:p>
+            <w:r>
+              <w:rPr>
+                <w:rFonts w:ascii="Malgun Gothic" w:cs="Malgun Gothic" w:eastAsia="Malgun Gothic" w:hAnsi="Malgun Gothic"/>
+                <w:b/>
+                <w:bCs/>
+                <w:color w:val="FFFFFF"/>
+                <w:sz w:val="19"/>
+                <w:szCs w:val="19"/>
+              </w:rPr>
+              <w:t xml:space="preserve">결론</w:t>
+            </w:r>
+          </w:p>
+        </w:tc>
+        <w:tc>
+          <w:tcPr>
+            <w:tcW w:type="dxa" w:w="6370"/>
+            <w:tcBorders>
+              <w:top w:val="single" w:color="A6A6A6" w:sz="4"/>
+              <w:left w:val="single" w:color="A6A6A6" w:sz="4"/>
+              <w:bottom w:val="single" w:color="A6A6A6" w:sz="4"/>
+              <w:right w:val="single" w:color="A6A6A6" w:sz="4"/>
+            </w:tcBorders>
+            <w:shd w:fill="1F3864" w:color="auto" w:val="clear"/>
+            <w:tcMar>
+              <w:top w:type="dxa" w:w="60"/>
+              <w:left w:type="dxa" w:w="100"/>
+              <w:bottom w:type="dxa" w:w="60"/>
+              <w:right w:type="dxa" w:w="100"/>
+            </w:tcMar>
+          </w:tcPr>
+          <w:p>
+            <w:r>
+              <w:rPr>
+                <w:rFonts w:ascii="Malgun Gothic" w:cs="Malgun Gothic" w:eastAsia="Malgun Gothic" w:hAnsi="Malgun Gothic"/>
+                <w:b/>
+                <w:bCs/>
+                <w:color w:val="FFFFFF"/>
+                <w:sz w:val="19"/>
+                <w:szCs w:val="19"/>
+              </w:rPr>
+              <w:t xml:space="preserve">이유</w:t>
+            </w:r>
+          </w:p>
+        </w:tc>
+      </w:tr>
+      <w:tr>
+        <w:tc>
+          <w:tcPr>
+            <w:tcW w:type="dxa" w:w="2600"/>
+            <w:tcBorders>
+              <w:top w:val="single" w:color="A6A6A6" w:sz="4"/>
+              <w:left w:val="single" w:color="A6A6A6" w:sz="4"/>
+              <w:bottom w:val="single" w:color="A6A6A6" w:sz="4"/>
+              <w:right w:val="single" w:color="A6A6A6" w:sz="4"/>
+            </w:tcBorders>
+            <w:tcMar>
+              <w:top w:type="dxa" w:w="60"/>
+              <w:left w:type="dxa" w:w="100"/>
+              <w:bottom w:type="dxa" w:w="60"/>
+              <w:right w:type="dxa" w:w="100"/>
+            </w:tcMar>
+          </w:tcPr>
+          <w:p>
+            <w:pPr>
+              <w:jc w:val="left"/>
+            </w:pPr>
+            <w:r>
+              <w:rPr>
+                <w:rFonts w:ascii="Malgun Gothic" w:cs="Malgun Gothic" w:eastAsia="Malgun Gothic" w:hAnsi="Malgun Gothic"/>
+                <w:b w:val="false"/>
+                <w:bCs w:val="false"/>
+                <w:color w:val="000000"/>
+                <w:sz w:val="19"/>
+                <w:szCs w:val="19"/>
+              </w:rPr>
+              <w:t xml:space="preserve">Focus 선택</w:t>
+            </w:r>
+          </w:p>
+        </w:tc>
+        <w:tc>
+          <w:tcPr>
+            <w:tcW w:type="dxa" w:w="4200"/>
+            <w:tcBorders>
+              <w:top w:val="single" w:color="A6A6A6" w:sz="4"/>
+              <w:left w:val="single" w:color="A6A6A6" w:sz="4"/>
+              <w:bottom w:val="single" w:color="A6A6A6" w:sz="4"/>
+              <w:right w:val="single" w:color="A6A6A6" w:sz="4"/>
+            </w:tcBorders>
+            <w:tcMar>
+              <w:top w:type="dxa" w:w="60"/>
+              <w:left w:type="dxa" w:w="100"/>
+              <w:bottom w:type="dxa" w:w="60"/>
+              <w:right w:type="dxa" w:w="100"/>
+            </w:tcMar>
+          </w:tcPr>
+          <w:p>
+            <w:pPr>
+              <w:jc w:val="left"/>
+            </w:pPr>
+            <w:r>
+              <w:rPr>
+                <w:rFonts w:ascii="Malgun Gothic" w:cs="Malgun Gothic" w:eastAsia="Malgun Gothic" w:hAnsi="Malgun Gothic"/>
+                <w:b w:val="false"/>
+                <w:bCs w:val="false"/>
+                <w:color w:val="000000"/>
+                <w:sz w:val="19"/>
+                <w:szCs w:val="19"/>
+              </w:rPr>
+              <w:t xml:space="preserve">AUTO-FOCUS (A00124)</w:t>
+            </w:r>
+          </w:p>
+        </w:tc>
+        <w:tc>
+          <w:tcPr>
+            <w:tcW w:type="dxa" w:w="1400"/>
+            <w:tcBorders>
+              <w:top w:val="single" w:color="A6A6A6" w:sz="4"/>
+              <w:left w:val="single" w:color="A6A6A6" w:sz="4"/>
+              <w:bottom w:val="single" w:color="A6A6A6" w:sz="4"/>
+              <w:right w:val="single" w:color="A6A6A6" w:sz="4"/>
+            </w:tcBorders>
+            <w:tcMar>
+              <w:top w:type="dxa" w:w="60"/>
+              <w:left w:type="dxa" w:w="100"/>
+              <w:bottom w:type="dxa" w:w="60"/>
+              <w:right w:type="dxa" w:w="100"/>
+            </w:tcMar>
+          </w:tcPr>
+          <w:p>
+            <w:pPr>
+              <w:jc w:val="center"/>
+            </w:pPr>
+            <w:r>
+              <w:rPr>
+                <w:rFonts w:ascii="Malgun Gothic" w:cs="Malgun Gothic" w:eastAsia="Malgun Gothic" w:hAnsi="Malgun Gothic"/>
+                <w:b/>
+                <w:bCs/>
+                <w:color w:val="C00000"/>
+                <w:sz w:val="19"/>
+                <w:szCs w:val="19"/>
+              </w:rPr>
+              <w:t xml:space="preserve">✗</w:t>
+            </w:r>
+          </w:p>
+        </w:tc>
+        <w:tc>
+          <w:tcPr>
+            <w:tcW w:type="dxa" w:w="6370"/>
+            <w:tcBorders>
+              <w:top w:val="single" w:color="A6A6A6" w:sz="4"/>
+              <w:left w:val="single" w:color="A6A6A6" w:sz="4"/>
+              <w:bottom w:val="single" w:color="A6A6A6" w:sz="4"/>
+              <w:right w:val="single" w:color="A6A6A6" w:sz="4"/>
+            </w:tcBorders>
+            <w:tcMar>
+              <w:top w:type="dxa" w:w="60"/>
+              <w:left w:type="dxa" w:w="100"/>
+              <w:bottom w:type="dxa" w:w="60"/>
+              <w:right w:type="dxa" w:w="100"/>
+            </w:tcMar>
+          </w:tcPr>
+          <w:p>
+            <w:pPr>
+              <w:jc w:val="left"/>
+            </w:pPr>
+            <w:r>
+              <w:rPr>
+                <w:rFonts w:ascii="Malgun Gothic" w:cs="Malgun Gothic" w:eastAsia="Malgun Gothic" w:hAnsi="Malgun Gothic"/>
+                <w:b w:val="false"/>
+                <w:bCs w:val="false"/>
+                <w:color w:val="000000"/>
+                <w:sz w:val="19"/>
+                <w:szCs w:val="19"/>
+              </w:rPr>
+              <w:t xml:space="preserve">렌즈가 전자석으로 움직인다. 배 진동·파도에 초점이 흔들린다. 제조사도 진동 환경엔 고정초점 권장</w:t>
+            </w:r>
+          </w:p>
+        </w:tc>
+      </w:tr>
+      <w:tr>
+        <w:tc>
+          <w:tcPr>
+            <w:tcW w:type="dxa" w:w="2600"/>
+            <w:tcBorders>
+              <w:top w:val="single" w:color="A6A6A6" w:sz="4"/>
+              <w:left w:val="single" w:color="A6A6A6" w:sz="4"/>
+              <w:bottom w:val="single" w:color="A6A6A6" w:sz="4"/>
+              <w:right w:val="single" w:color="A6A6A6" w:sz="4"/>
+            </w:tcBorders>
+            <w:shd w:fill="E8F3EA" w:color="auto" w:val="clear"/>
+            <w:tcMar>
+              <w:top w:type="dxa" w:w="60"/>
+              <w:left w:type="dxa" w:w="100"/>
+              <w:bottom w:type="dxa" w:w="60"/>
+              <w:right w:type="dxa" w:w="100"/>
+            </w:tcMar>
+          </w:tcPr>
+          <w:p>
+            <w:pPr>
+              <w:jc w:val="left"/>
+            </w:pPr>
+            <w:r>
+              <w:rPr>
+                <w:rFonts w:ascii="Malgun Gothic" w:cs="Malgun Gothic" w:eastAsia="Malgun Gothic" w:hAnsi="Malgun Gothic"/>
+                <w:b w:val="false"/>
+                <w:bCs w:val="false"/>
+                <w:color w:val="000000"/>
+                <w:sz w:val="19"/>
+                <w:szCs w:val="19"/>
+              </w:rPr>
+              <w:t xml:space="preserve">Focus 선택</w:t>
+            </w:r>
+          </w:p>
+        </w:tc>
+        <w:tc>
+          <w:tcPr>
+            <w:tcW w:type="dxa" w:w="4200"/>
+            <w:tcBorders>
+              <w:top w:val="single" w:color="A6A6A6" w:sz="4"/>
+              <w:left w:val="single" w:color="A6A6A6" w:sz="4"/>
+              <w:bottom w:val="single" w:color="A6A6A6" w:sz="4"/>
+              <w:right w:val="single" w:color="A6A6A6" w:sz="4"/>
+            </w:tcBorders>
+            <w:shd w:fill="E8F3EA" w:color="auto" w:val="clear"/>
+            <w:tcMar>
+              <w:top w:type="dxa" w:w="60"/>
+              <w:left w:type="dxa" w:w="100"/>
+              <w:bottom w:type="dxa" w:w="60"/>
+              <w:right w:type="dxa" w:w="100"/>
+            </w:tcMar>
+          </w:tcPr>
+          <w:p>
+            <w:pPr>
+              <w:jc w:val="left"/>
+            </w:pPr>
+            <w:r>
+              <w:rPr>
+                <w:rFonts w:ascii="Malgun Gothic" w:cs="Malgun Gothic" w:eastAsia="Malgun Gothic" w:hAnsi="Malgun Gothic"/>
+                <w:b w:val="false"/>
+                <w:bCs w:val="false"/>
+                <w:color w:val="000000"/>
+                <w:sz w:val="19"/>
+                <w:szCs w:val="19"/>
+              </w:rPr>
+              <w:t xml:space="preserve">FIXED-FOCUS (OAK-1-PoE-FF)</w:t>
+            </w:r>
+          </w:p>
+        </w:tc>
+        <w:tc>
+          <w:tcPr>
+            <w:tcW w:type="dxa" w:w="1400"/>
+            <w:tcBorders>
+              <w:top w:val="single" w:color="A6A6A6" w:sz="4"/>
+              <w:left w:val="single" w:color="A6A6A6" w:sz="4"/>
+              <w:bottom w:val="single" w:color="A6A6A6" w:sz="4"/>
+              <w:right w:val="single" w:color="A6A6A6" w:sz="4"/>
+            </w:tcBorders>
+            <w:shd w:fill="E8F3EA" w:color="auto" w:val="clear"/>
+            <w:tcMar>
+              <w:top w:type="dxa" w:w="60"/>
+              <w:left w:type="dxa" w:w="100"/>
+              <w:bottom w:type="dxa" w:w="60"/>
+              <w:right w:type="dxa" w:w="100"/>
+            </w:tcMar>
+          </w:tcPr>
+          <w:p>
+            <w:pPr>
+              <w:jc w:val="center"/>
+            </w:pPr>
+            <w:r>
+              <w:rPr>
+                <w:rFonts w:ascii="Malgun Gothic" w:cs="Malgun Gothic" w:eastAsia="Malgun Gothic" w:hAnsi="Malgun Gothic"/>
+                <w:b/>
+                <w:bCs/>
+                <w:color w:val="1F7A3A"/>
+                <w:sz w:val="19"/>
+                <w:szCs w:val="19"/>
+              </w:rPr>
+              <w:t xml:space="preserve">✓ 고른다</w:t>
+            </w:r>
+          </w:p>
+        </w:tc>
+        <w:tc>
+          <w:tcPr>
+            <w:tcW w:type="dxa" w:w="6370"/>
+            <w:tcBorders>
+              <w:top w:val="single" w:color="A6A6A6" w:sz="4"/>
+              <w:left w:val="single" w:color="A6A6A6" w:sz="4"/>
+              <w:bottom w:val="single" w:color="A6A6A6" w:sz="4"/>
+              <w:right w:val="single" w:color="A6A6A6" w:sz="4"/>
+            </w:tcBorders>
+            <w:shd w:fill="E8F3EA" w:color="auto" w:val="clear"/>
+            <w:tcMar>
+              <w:top w:type="dxa" w:w="60"/>
+              <w:left w:type="dxa" w:w="100"/>
+              <w:bottom w:type="dxa" w:w="60"/>
+              <w:right w:type="dxa" w:w="100"/>
+            </w:tcMar>
+          </w:tcPr>
+          <w:p>
+            <w:pPr>
+              <w:jc w:val="left"/>
+            </w:pPr>
+            <w:r>
+              <w:rPr>
+                <w:rFonts w:ascii="Malgun Gothic" w:cs="Malgun Gothic" w:eastAsia="Malgun Gothic" w:hAnsi="Malgun Gothic"/>
+                <w:b w:val="false"/>
+                <w:bCs w:val="false"/>
+                <w:color w:val="000000"/>
+                <w:sz w:val="19"/>
+                <w:szCs w:val="19"/>
+              </w:rPr>
+              <w:t xml:space="preserve">HFOV 69°(AF 66° 보다 넓음), 50cm~∞ 고정. 부표는 전부 50cm 밖. 코드 hfov_deg 가 이 값 기준</w:t>
+            </w:r>
+          </w:p>
+        </w:tc>
+      </w:tr>
+      <w:tr>
+        <w:tc>
+          <w:tcPr>
+            <w:tcW w:type="dxa" w:w="2600"/>
+            <w:tcBorders>
+              <w:top w:val="single" w:color="A6A6A6" w:sz="4"/>
+              <w:left w:val="single" w:color="A6A6A6" w:sz="4"/>
+              <w:bottom w:val="single" w:color="A6A6A6" w:sz="4"/>
+              <w:right w:val="single" w:color="A6A6A6" w:sz="4"/>
+            </w:tcBorders>
+            <w:tcMar>
+              <w:top w:type="dxa" w:w="60"/>
+              <w:left w:type="dxa" w:w="100"/>
+              <w:bottom w:type="dxa" w:w="60"/>
+              <w:right w:type="dxa" w:w="100"/>
+            </w:tcMar>
+          </w:tcPr>
+          <w:p>
+            <w:pPr>
+              <w:jc w:val="left"/>
+            </w:pPr>
+            <w:r>
+              <w:rPr>
+                <w:rFonts w:ascii="Malgun Gothic" w:cs="Malgun Gothic" w:eastAsia="Malgun Gothic" w:hAnsi="Malgun Gothic"/>
+                <w:b w:val="false"/>
+                <w:bCs w:val="false"/>
+                <w:color w:val="000000"/>
+                <w:sz w:val="19"/>
+                <w:szCs w:val="19"/>
+              </w:rPr>
+              <w:t xml:space="preserve">Focus 선택</w:t>
+            </w:r>
+          </w:p>
+        </w:tc>
+        <w:tc>
+          <w:tcPr>
+            <w:tcW w:type="dxa" w:w="4200"/>
+            <w:tcBorders>
+              <w:top w:val="single" w:color="A6A6A6" w:sz="4"/>
+              <w:left w:val="single" w:color="A6A6A6" w:sz="4"/>
+              <w:bottom w:val="single" w:color="A6A6A6" w:sz="4"/>
+              <w:right w:val="single" w:color="A6A6A6" w:sz="4"/>
+            </w:tcBorders>
+            <w:tcMar>
+              <w:top w:type="dxa" w:w="60"/>
+              <w:left w:type="dxa" w:w="100"/>
+              <w:bottom w:type="dxa" w:w="60"/>
+              <w:right w:type="dxa" w:w="100"/>
+            </w:tcMar>
+          </w:tcPr>
+          <w:p>
+            <w:pPr>
+              <w:jc w:val="left"/>
+            </w:pPr>
+            <w:r>
+              <w:rPr>
+                <w:rFonts w:ascii="Malgun Gothic" w:cs="Malgun Gothic" w:eastAsia="Malgun Gothic" w:hAnsi="Malgun Gothic"/>
+                <w:b w:val="false"/>
+                <w:bCs w:val="false"/>
+                <w:color w:val="000000"/>
+                <w:sz w:val="19"/>
+                <w:szCs w:val="19"/>
+              </w:rPr>
+              <w:t xml:space="preserve">32MP (OAK-1-MAX-PoE) +87,000</w:t>
+            </w:r>
+          </w:p>
+        </w:tc>
+        <w:tc>
+          <w:tcPr>
+            <w:tcW w:type="dxa" w:w="1400"/>
+            <w:tcBorders>
+              <w:top w:val="single" w:color="A6A6A6" w:sz="4"/>
+              <w:left w:val="single" w:color="A6A6A6" w:sz="4"/>
+              <w:bottom w:val="single" w:color="A6A6A6" w:sz="4"/>
+              <w:right w:val="single" w:color="A6A6A6" w:sz="4"/>
+            </w:tcBorders>
+            <w:tcMar>
+              <w:top w:type="dxa" w:w="60"/>
+              <w:left w:type="dxa" w:w="100"/>
+              <w:bottom w:type="dxa" w:w="60"/>
+              <w:right w:type="dxa" w:w="100"/>
+            </w:tcMar>
+          </w:tcPr>
+          <w:p>
+            <w:pPr>
+              <w:jc w:val="center"/>
+            </w:pPr>
+            <w:r>
+              <w:rPr>
+                <w:rFonts w:ascii="Malgun Gothic" w:cs="Malgun Gothic" w:eastAsia="Malgun Gothic" w:hAnsi="Malgun Gothic"/>
+                <w:b/>
+                <w:bCs/>
+                <w:color w:val="C00000"/>
+                <w:sz w:val="19"/>
+                <w:szCs w:val="19"/>
+              </w:rPr>
+              <w:t xml:space="preserve">✗</w:t>
+            </w:r>
+          </w:p>
+        </w:tc>
+        <w:tc>
+          <w:tcPr>
+            <w:tcW w:type="dxa" w:w="6370"/>
+            <w:tcBorders>
+              <w:top w:val="single" w:color="A6A6A6" w:sz="4"/>
+              <w:left w:val="single" w:color="A6A6A6" w:sz="4"/>
+              <w:bottom w:val="single" w:color="A6A6A6" w:sz="4"/>
+              <w:right w:val="single" w:color="A6A6A6" w:sz="4"/>
+            </w:tcBorders>
+            <w:tcMar>
+              <w:top w:type="dxa" w:w="60"/>
+              <w:left w:type="dxa" w:w="100"/>
+              <w:bottom w:type="dxa" w:w="60"/>
+              <w:right w:type="dxa" w:w="100"/>
+            </w:tcMar>
+          </w:tcPr>
+          <w:p>
+            <w:pPr>
+              <w:jc w:val="left"/>
+            </w:pPr>
+            <w:r>
+              <w:rPr>
+                <w:rFonts w:ascii="Malgun Gothic" w:cs="Malgun Gothic" w:eastAsia="Malgun Gothic" w:hAnsi="Malgun Gothic"/>
+                <w:b w:val="false"/>
+                <w:bCs w:val="false"/>
+                <w:color w:val="000000"/>
+                <w:sz w:val="19"/>
+                <w:szCs w:val="19"/>
+              </w:rPr>
+              <w:t xml:space="preserve">HFOV 45° 로 좁아진다. 해상도는 남아돌고 시야만 손해. 2대면 174,000 추가</w:t>
+            </w:r>
+          </w:p>
+        </w:tc>
+      </w:tr>
+      <w:tr>
+        <w:tc>
+          <w:tcPr>
+            <w:tcW w:type="dxa" w:w="2600"/>
+            <w:tcBorders>
+              <w:top w:val="single" w:color="A6A6A6" w:sz="4"/>
+              <w:left w:val="single" w:color="A6A6A6" w:sz="4"/>
+              <w:bottom w:val="single" w:color="A6A6A6" w:sz="4"/>
+              <w:right w:val="single" w:color="A6A6A6" w:sz="4"/>
+            </w:tcBorders>
+            <w:tcMar>
+              <w:top w:type="dxa" w:w="60"/>
+              <w:left w:type="dxa" w:w="100"/>
+              <w:bottom w:type="dxa" w:w="60"/>
+              <w:right w:type="dxa" w:w="100"/>
+            </w:tcMar>
+          </w:tcPr>
+          <w:p>
+            <w:pPr>
+              <w:jc w:val="left"/>
+            </w:pPr>
+            <w:r>
+              <w:rPr>
+                <w:rFonts w:ascii="Malgun Gothic" w:cs="Malgun Gothic" w:eastAsia="Malgun Gothic" w:hAnsi="Malgun Gothic"/>
+                <w:b w:val="false"/>
+                <w:bCs w:val="false"/>
+                <w:color w:val="000000"/>
+                <w:sz w:val="19"/>
+                <w:szCs w:val="19"/>
+              </w:rPr>
+              <w:t xml:space="preserve">PoE Injector 선택</w:t>
+            </w:r>
+          </w:p>
+        </w:tc>
+        <w:tc>
+          <w:tcPr>
+            <w:tcW w:type="dxa" w:w="4200"/>
+            <w:tcBorders>
+              <w:top w:val="single" w:color="A6A6A6" w:sz="4"/>
+              <w:left w:val="single" w:color="A6A6A6" w:sz="4"/>
+              <w:bottom w:val="single" w:color="A6A6A6" w:sz="4"/>
+              <w:right w:val="single" w:color="A6A6A6" w:sz="4"/>
+            </w:tcBorders>
+            <w:tcMar>
+              <w:top w:type="dxa" w:w="60"/>
+              <w:left w:type="dxa" w:w="100"/>
+              <w:bottom w:type="dxa" w:w="60"/>
+              <w:right w:type="dxa" w:w="100"/>
+            </w:tcMar>
+          </w:tcPr>
+          <w:p>
+            <w:pPr>
+              <w:jc w:val="left"/>
+            </w:pPr>
+            <w:r>
+              <w:rPr>
+                <w:rFonts w:ascii="Malgun Gothic" w:cs="Malgun Gothic" w:eastAsia="Malgun Gothic" w:hAnsi="Malgun Gothic"/>
+                <w:b w:val="false"/>
+                <w:bCs w:val="false"/>
+                <w:color w:val="000000"/>
+                <w:sz w:val="19"/>
+                <w:szCs w:val="19"/>
+              </w:rPr>
+              <w:t xml:space="preserve">US Cord ; U-POE +42,000</w:t>
+            </w:r>
+          </w:p>
+        </w:tc>
+        <w:tc>
+          <w:tcPr>
+            <w:tcW w:type="dxa" w:w="1400"/>
+            <w:tcBorders>
+              <w:top w:val="single" w:color="A6A6A6" w:sz="4"/>
+              <w:left w:val="single" w:color="A6A6A6" w:sz="4"/>
+              <w:bottom w:val="single" w:color="A6A6A6" w:sz="4"/>
+              <w:right w:val="single" w:color="A6A6A6" w:sz="4"/>
+            </w:tcBorders>
+            <w:tcMar>
+              <w:top w:type="dxa" w:w="60"/>
+              <w:left w:type="dxa" w:w="100"/>
+              <w:bottom w:type="dxa" w:w="60"/>
+              <w:right w:type="dxa" w:w="100"/>
+            </w:tcMar>
+          </w:tcPr>
+          <w:p>
+            <w:pPr>
+              <w:jc w:val="center"/>
+            </w:pPr>
+            <w:r>
+              <w:rPr>
+                <w:rFonts w:ascii="Malgun Gothic" w:cs="Malgun Gothic" w:eastAsia="Malgun Gothic" w:hAnsi="Malgun Gothic"/>
+                <w:b/>
+                <w:bCs/>
+                <w:color w:val="C00000"/>
+                <w:sz w:val="19"/>
+                <w:szCs w:val="19"/>
+              </w:rPr>
+              <w:t xml:space="preserve">✗ 빈칸</w:t>
+            </w:r>
+          </w:p>
+        </w:tc>
+        <w:tc>
+          <w:tcPr>
+            <w:tcW w:type="dxa" w:w="6370"/>
+            <w:tcBorders>
+              <w:top w:val="single" w:color="A6A6A6" w:sz="4"/>
+              <w:left w:val="single" w:color="A6A6A6" w:sz="4"/>
+              <w:bottom w:val="single" w:color="A6A6A6" w:sz="4"/>
+              <w:right w:val="single" w:color="A6A6A6" w:sz="4"/>
+            </w:tcBorders>
+            <w:tcMar>
+              <w:top w:type="dxa" w:w="60"/>
+              <w:left w:type="dxa" w:w="100"/>
+              <w:bottom w:type="dxa" w:w="60"/>
+              <w:right w:type="dxa" w:w="100"/>
+            </w:tcMar>
+          </w:tcPr>
+          <w:p>
+            <w:pPr>
+              <w:jc w:val="left"/>
+            </w:pPr>
+            <w:r>
+              <w:rPr>
+                <w:rFonts w:ascii="Malgun Gothic" w:cs="Malgun Gothic" w:eastAsia="Malgun Gothic" w:hAnsi="Malgun Gothic"/>
+                <w:b w:val="false"/>
+                <w:bCs w:val="false"/>
+                <w:color w:val="000000"/>
+                <w:sz w:val="19"/>
+                <w:szCs w:val="19"/>
+              </w:rPr>
+              <w:t xml:space="preserve">110V 벽 콘센트용. 배엔 콘센트 없다. 4S 배터리용 REVOTECH 를 11번가에서 산다</w:t>
             </w:r>
           </w:p>
         </w:tc>
@@ -2691,7 +3394,7 @@
             </w:tcMar>
           </w:tcPr>
           <w:p>
-            <w:hyperlink w:history="1" r:id="rIdzfx7mdesbtzx4s8xtoy_o">
+            <w:hyperlink w:history="1" r:id="rIdpxg5nsrqouytw2gaq9dk0">
               <w:r>
                 <w:rPr>
                   <w:rStyle w:val="Hyperlink"/>
@@ -2712,7 +3415,7 @@
               </w:rPr>
               <w:t xml:space="preserve"> · </w:t>
             </w:r>
-            <w:hyperlink w:history="1" r:id="rId3wkyyrf1jladptoahg1vf">
+            <w:hyperlink w:history="1" r:id="rIddyhvozkbdflamv-czx91s">
               <w:r>
                 <w:rPr>
                   <w:rStyle w:val="Hyperlink"/>
@@ -3349,7 +4052,7 @@
             </w:tcMar>
           </w:tcPr>
           <w:p>
-            <w:hyperlink w:history="1" r:id="rIdhkl63xv0bgqhjbcayzi0f">
+            <w:hyperlink w:history="1" r:id="rIdmizjzu_nhqk1qh_dfaav1">
               <w:r>
                 <w:rPr>
                   <w:rStyle w:val="Hyperlink"/>
@@ -3532,7 +4235,7 @@
             </w:tcMar>
           </w:tcPr>
           <w:p>
-            <w:hyperlink w:history="1" r:id="rIdl4ixsdwzxaqejwfdsqpts">
+            <w:hyperlink w:history="1" r:id="rIdk94meg6wczbuu7vxoped5">
               <w:r>
                 <w:rPr>
                   <w:rStyle w:val="Hyperlink"/>
@@ -4144,7 +4847,7 @@
             </w:tcMar>
           </w:tcPr>
           <w:p>
-            <w:hyperlink w:history="1" r:id="rIdjwe9xupo7w8vpzff8x39i">
+            <w:hyperlink w:history="1" r:id="rIdlnbw7pyw1735cmrdtfgml">
               <w:r>
                 <w:rPr>
                   <w:rStyle w:val="Hyperlink"/>
@@ -4165,7 +4868,7 @@
               </w:rPr>
               <w:t xml:space="preserve"> · </w:t>
             </w:r>
-            <w:hyperlink w:history="1" r:id="rIdgzv0qltjfd57wej2vd_dw">
+            <w:hyperlink w:history="1" r:id="rIdr1nt5x8-lyui00fb1dba5">
               <w:r>
                 <w:rPr>
                   <w:rStyle w:val="Hyperlink"/>
@@ -4348,7 +5051,7 @@
             </w:tcMar>
           </w:tcPr>
           <w:p>
-            <w:hyperlink w:history="1" r:id="rIdztta3-ulc9z-rbt2q4mqx">
+            <w:hyperlink w:history="1" r:id="rId6kkxlr_90pibgsab5agto">
               <w:r>
                 <w:rPr>
                   <w:rStyle w:val="Hyperlink"/>
@@ -4531,7 +5234,7 @@
             </w:tcMar>
           </w:tcPr>
           <w:p>
-            <w:hyperlink w:history="1" r:id="rIdokjytihbfhkssjzewv53b">
+            <w:hyperlink w:history="1" r:id="rIdnacg1vpldkpaq3yxhqkq3">
               <w:r>
                 <w:rPr>
                   <w:rStyle w:val="Hyperlink"/>
@@ -4552,7 +5255,7 @@
               </w:rPr>
               <w:t xml:space="preserve"> · </w:t>
             </w:r>
-            <w:hyperlink w:history="1" r:id="rIdrsdevelalve4otdetscw2">
+            <w:hyperlink w:history="1" r:id="rIdg_4ydzselg_coc49p10ru">
               <w:r>
                 <w:rPr>
                   <w:rStyle w:val="Hyperlink"/>
@@ -5164,7 +5867,7 @@
             </w:tcMar>
           </w:tcPr>
           <w:p>
-            <w:hyperlink w:history="1" r:id="rIdbfdjwkkd2ba5fn8kcbhmj">
+            <w:hyperlink w:history="1" r:id="rIdojs7fdsvkliul-i7agh4r">
               <w:r>
                 <w:rPr>
                   <w:rStyle w:val="Hyperlink"/>
@@ -5398,7 +6101,7 @@
           <w:sz w:val="19"/>
           <w:szCs w:val="19"/>
         </w:rPr>
-        <w:t xml:space="preserve">리얼리스토어에 OAK 재고와 발송일을 문의한다. 132만원짜리의 납기를 아직 모른다.</w:t>
+        <w:t xml:space="preserve">리얼리스토어 031-8091-0707 (평일 09~18) 에 납기 문의. 페이지에 "해외에서 수입하여 판매" + 통관부호 수집 — 국내 재고가 아니라 주문 후 수입이다. 답이 2주 이상이어도 바로 발주한다.</w:t>
       </w:r>
     </w:p>
     <w:p>

--- a/docs/전달용/SSF2026_구매목록_계통별.docx
+++ b/docs/전달용/SSF2026_구매목록_계통별.docx
@@ -282,7 +282,7 @@
                 <w:sz w:val="19"/>
                 <w:szCs w:val="19"/>
               </w:rPr>
-              <w:t xml:space="preserve">1,510,060 ~ 1,530,060</w:t>
+              <w:t xml:space="preserve">1,510,240 ~ 1,530,240</w:t>
             </w:r>
           </w:p>
         </w:tc>
@@ -1065,7 +1065,7 @@
                 <w:sz w:val="19"/>
                 <w:szCs w:val="19"/>
               </w:rPr>
-              <w:t xml:space="preserve">1,670,380 ~ 1,709,380</w:t>
+              <w:t xml:space="preserve">1,670,560 ~ 1,709,560</w:t>
             </w:r>
           </w:p>
         </w:tc>
@@ -1509,7 +1509,7 @@
             </w:tcMar>
           </w:tcPr>
           <w:p>
-            <w:hyperlink w:history="1" r:id="rIdhqnbomkrvmd_1i1sx9mxb">
+            <w:hyperlink w:history="1" r:id="rIdowo25n1f0rjkgqoy_wqmf">
               <w:r>
                 <w:rPr>
                   <w:rStyle w:val="Hyperlink"/>
@@ -1551,7 +1551,7 @@
                 <w:sz w:val="19"/>
                 <w:szCs w:val="19"/>
               </w:rPr>
-              <w:t xml:space="preserve">PoE 인젝터 REVOTECH PSE5502G</w:t>
+              <w:t xml:space="preserve">PoE 인젝터 30W DC 12-48V→48V DIN (옥션, PSE5502G 동급)</w:t>
             </w:r>
           </w:p>
         </w:tc>
@@ -1578,7 +1578,7 @@
                 <w:sz w:val="19"/>
                 <w:szCs w:val="19"/>
               </w:rPr>
-              <w:t xml:space="preserve">4S 배터리를 48V PoE 로 변환. 랜선 한 가닥으로 카메라 전원+데이터</w:t>
+              <w:t xml:space="preserve">4S 배터리를 48V PoE 로 변환. 랜선 한 가닥으로 카메라 전원+데이터. 11번가 PSE5502G 판매중지 → 10-14 옥션으로 확정. 발주 후 3~4일 내 발송 안 되면 하이링크 DIVA-IPoEI(190,000)로 전환</w:t>
             </w:r>
           </w:p>
         </w:tc>
@@ -1638,7 +1638,7 @@
                 <w:sz w:val="19"/>
                 <w:szCs w:val="19"/>
               </w:rPr>
-              <w:t xml:space="preserve">145,240</w:t>
+              <w:t xml:space="preserve">145,420</w:t>
             </w:r>
           </w:p>
         </w:tc>
@@ -1692,7 +1692,7 @@
             </w:tcMar>
           </w:tcPr>
           <w:p>
-            <w:hyperlink w:history="1" r:id="rIdwhkhklzmowj_dhvaxq48c">
+            <w:hyperlink w:history="1" r:id="rIdp4ucqprdd8m0t1rc-4dcp">
               <w:r>
                 <w:rPr>
                   <w:rStyle w:val="Hyperlink"/>
@@ -1702,9 +1702,30 @@
                   <w:szCs w:val="19"/>
                   <w:u w:val="single"/>
                 </w:rPr>
-                <w:t xml:space="preserve">11번가</w:t>
+                <w:t xml:space="preserve">옥션 F640411167</w:t>
               </w:r>
             </w:hyperlink>
+            <w:r>
+              <w:rPr>
+                <w:rFonts w:ascii="Malgun Gothic" w:cs="Malgun Gothic" w:eastAsia="Malgun Gothic" w:hAnsi="Malgun Gothic"/>
+                <w:sz w:val="19"/>
+                <w:szCs w:val="19"/>
+              </w:rPr>
+              <w:t xml:space="preserve"> · </w:t>
+            </w:r>
+            <w:hyperlink w:history="1" r:id="rIdi2djutmkvl0q6anxtnek3">
+              <w:r>
+                <w:rPr>
+                  <w:rStyle w:val="Hyperlink"/>
+                  <w:rFonts w:ascii="Malgun Gothic" w:cs="Malgun Gothic" w:eastAsia="Malgun Gothic" w:hAnsi="Malgun Gothic"/>
+                  <w:color w:val="0563C1"/>
+                  <w:sz w:val="19"/>
+                  <w:szCs w:val="19"/>
+                  <w:u w:val="single"/>
+                </w:rPr>
+                <w:t xml:space="preserve">대안 하이링크</w:t>
+              </w:r>
+            </w:hyperlink>
           </w:p>
         </w:tc>
       </w:tr>
@@ -1875,7 +1896,7 @@
             </w:tcMar>
           </w:tcPr>
           <w:p>
-            <w:hyperlink w:history="1" r:id="rIdzipp5tpefqooh8n2zbcre">
+            <w:hyperlink w:history="1" r:id="rIdtkkenrfikasdakui8msdo">
               <w:r>
                 <w:rPr>
                   <w:rStyle w:val="Hyperlink"/>
@@ -2058,7 +2079,7 @@
             </w:tcMar>
           </w:tcPr>
           <w:p>
-            <w:hyperlink w:history="1" r:id="rIdrwgvd6_orl_oj0pqmckvs">
+            <w:hyperlink w:history="1" r:id="rIdajcp6ebpesaweiahfcpns">
               <w:r>
                 <w:rPr>
                   <w:rStyle w:val="Hyperlink"/>
@@ -2079,7 +2100,7 @@
               </w:rPr>
               <w:t xml:space="preserve"> · </w:t>
             </w:r>
-            <w:hyperlink w:history="1" r:id="rId5s_nb1wrhygfhz8bilqtk">
+            <w:hyperlink w:history="1" r:id="rIddpkezxijkyt52vatswfhi">
               <w:r>
                 <w:rPr>
                   <w:rStyle w:val="Hyperlink"/>
@@ -2211,7 +2232,7 @@
                 <w:sz w:val="19"/>
                 <w:szCs w:val="19"/>
               </w:rPr>
-              <w:t xml:space="preserve">1,510,060 ~ 1,530,060</w:t>
+              <w:t xml:space="preserve">1,510,240 ~ 1,530,240</w:t>
             </w:r>
           </w:p>
         </w:tc>
@@ -3394,7 +3415,7 @@
             </w:tcMar>
           </w:tcPr>
           <w:p>
-            <w:hyperlink w:history="1" r:id="rIdpxg5nsrqouytw2gaq9dk0">
+            <w:hyperlink w:history="1" r:id="rIdaxjony3hh5vjve4isfww3">
               <w:r>
                 <w:rPr>
                   <w:rStyle w:val="Hyperlink"/>
@@ -3415,7 +3436,7 @@
               </w:rPr>
               <w:t xml:space="preserve"> · </w:t>
             </w:r>
-            <w:hyperlink w:history="1" r:id="rIddyhvozkbdflamv-czx91s">
+            <w:hyperlink w:history="1" r:id="rId5c8omvkzjv0cv6ebut5iw">
               <w:r>
                 <w:rPr>
                   <w:rStyle w:val="Hyperlink"/>
@@ -4052,7 +4073,7 @@
             </w:tcMar>
           </w:tcPr>
           <w:p>
-            <w:hyperlink w:history="1" r:id="rIdmizjzu_nhqk1qh_dfaav1">
+            <w:hyperlink w:history="1" r:id="rIdtcreeor2kiogmmbmhon0j">
               <w:r>
                 <w:rPr>
                   <w:rStyle w:val="Hyperlink"/>
@@ -4235,7 +4256,7 @@
             </w:tcMar>
           </w:tcPr>
           <w:p>
-            <w:hyperlink w:history="1" r:id="rIdk94meg6wczbuu7vxoped5">
+            <w:hyperlink w:history="1" r:id="rIdh4od2opw1odjrk80jzypr">
               <w:r>
                 <w:rPr>
                   <w:rStyle w:val="Hyperlink"/>
@@ -4847,7 +4868,7 @@
             </w:tcMar>
           </w:tcPr>
           <w:p>
-            <w:hyperlink w:history="1" r:id="rIdlnbw7pyw1735cmrdtfgml">
+            <w:hyperlink w:history="1" r:id="rIdpl3ytczri4o33qbfv5zf2">
               <w:r>
                 <w:rPr>
                   <w:rStyle w:val="Hyperlink"/>
@@ -4868,7 +4889,7 @@
               </w:rPr>
               <w:t xml:space="preserve"> · </w:t>
             </w:r>
-            <w:hyperlink w:history="1" r:id="rIdr1nt5x8-lyui00fb1dba5">
+            <w:hyperlink w:history="1" r:id="rIdnvfsdkg1ofxdfa5wah5ae">
               <w:r>
                 <w:rPr>
                   <w:rStyle w:val="Hyperlink"/>
@@ -5051,7 +5072,7 @@
             </w:tcMar>
           </w:tcPr>
           <w:p>
-            <w:hyperlink w:history="1" r:id="rId6kkxlr_90pibgsab5agto">
+            <w:hyperlink w:history="1" r:id="rId5qfm6jrpb4wkbaacv9-rk">
               <w:r>
                 <w:rPr>
                   <w:rStyle w:val="Hyperlink"/>
@@ -5234,7 +5255,7 @@
             </w:tcMar>
           </w:tcPr>
           <w:p>
-            <w:hyperlink w:history="1" r:id="rIdnacg1vpldkpaq3yxhqkq3">
+            <w:hyperlink w:history="1" r:id="rId_v9ftl9q7e2odswjh99u2">
               <w:r>
                 <w:rPr>
                   <w:rStyle w:val="Hyperlink"/>
@@ -5255,7 +5276,7 @@
               </w:rPr>
               <w:t xml:space="preserve"> · </w:t>
             </w:r>
-            <w:hyperlink w:history="1" r:id="rIdg_4ydzselg_coc49p10ru">
+            <w:hyperlink w:history="1" r:id="rIdfcg3j_wctai_hwgigaqtz">
               <w:r>
                 <w:rPr>
                   <w:rStyle w:val="Hyperlink"/>
@@ -5867,7 +5888,7 @@
             </w:tcMar>
           </w:tcPr>
           <w:p>
-            <w:hyperlink w:history="1" r:id="rIdojs7fdsvkliul-i7agh4r">
+            <w:hyperlink w:history="1" r:id="rIdi5d2jzlna4yz59vakoung">
               <w:r>
                 <w:rPr>
                   <w:rStyle w:val="Hyperlink"/>
@@ -7038,7 +7059,7 @@
                 <w:sz w:val="24"/>
                 <w:szCs w:val="24"/>
               </w:rPr>
-              <w:t xml:space="preserve">1,670,380 ~ 1,709,380</w:t>
+              <w:t xml:space="preserve">1,670,560 ~ 1,709,560</w:t>
             </w:r>
           </w:p>
         </w:tc>
@@ -7220,7 +7241,7 @@
                 <w:sz w:val="24"/>
                 <w:szCs w:val="24"/>
               </w:rPr>
-              <w:t xml:space="preserve">263,180 ~ 302,180</w:t>
+              <w:t xml:space="preserve">263,360 ~ 302,360</w:t>
             </w:r>
           </w:p>
         </w:tc>
@@ -7938,7 +7959,7 @@
                 <w:sz w:val="19"/>
                 <w:szCs w:val="19"/>
               </w:rPr>
-              <w:t xml:space="preserve">PoE 인젝터 REVOTECH ×2</w:t>
+              <w:t xml:space="preserve">PoE 인젝터 30W 12-48V (옥션) ×2</w:t>
             </w:r>
           </w:p>
         </w:tc>
@@ -7970,7 +7991,7 @@
                 <w:sz w:val="19"/>
                 <w:szCs w:val="19"/>
               </w:rPr>
-              <w:t xml:space="preserve">145,240</w:t>
+              <w:t xml:space="preserve">145,420</w:t>
             </w:r>
           </w:p>
         </w:tc>
@@ -8658,7 +8679,7 @@
                 <w:sz w:val="19"/>
                 <w:szCs w:val="19"/>
               </w:rPr>
-              <w:t xml:space="preserve">263,180 ~ 302,180</w:t>
+              <w:t xml:space="preserve">263,360 ~ 302,360</w:t>
             </w:r>
           </w:p>
         </w:tc>

--- a/docs/전달용/SSF2026_구매목록_계통별.docx
+++ b/docs/전달용/SSF2026_구매목록_계통별.docx
@@ -39,7 +39,7 @@
           <w:sz w:val="19"/>
           <w:szCs w:val="19"/>
         </w:rPr>
-        <w:t xml:space="preserve">사야 할 것은 10항목, 합계 약 167~171만원이다. 아직 하나도 주문하지 않았다. 같은 계통 안에서 하나만 빠져도 그 계통은 안 돈다.</w:t>
+        <w:t xml:space="preserve">사야 할 것은 10항목, 합계 약 167~169만원이다. 아직 하나도 주문하지 않았다. 같은 계통 안에서 하나만 빠져도 그 계통은 안 돈다.</w:t>
       </w:r>
     </w:p>
     <w:tbl>
@@ -282,7 +282,7 @@
                 <w:sz w:val="19"/>
                 <w:szCs w:val="19"/>
               </w:rPr>
-              <w:t xml:space="preserve">1,510,240 ~ 1,530,240</w:t>
+              <w:t xml:space="preserve">1,507,220</w:t>
             </w:r>
           </w:p>
         </w:tc>
@@ -1065,7 +1065,7 @@
                 <w:sz w:val="19"/>
                 <w:szCs w:val="19"/>
               </w:rPr>
-              <w:t xml:space="preserve">1,670,560 ~ 1,709,560</w:t>
+              <w:t xml:space="preserve">1,667,540 ~ 1,686,540</w:t>
             </w:r>
           </w:p>
         </w:tc>
@@ -1098,7 +1098,7 @@
                 <w:sz w:val="19"/>
                 <w:szCs w:val="19"/>
               </w:rPr>
-              <w:t xml:space="preserve">OAK 2대가 77~79%</w:t>
+              <w:t xml:space="preserve">OAK 2대가 78~79%</w:t>
             </w:r>
           </w:p>
         </w:tc>
@@ -1509,7 +1509,7 @@
             </w:tcMar>
           </w:tcPr>
           <w:p>
-            <w:hyperlink w:history="1" r:id="rIdowo25n1f0rjkgqoy_wqmf">
+            <w:hyperlink w:history="1" r:id="rId4wcjqiholuyjitxdqewy3">
               <w:r>
                 <w:rPr>
                   <w:rStyle w:val="Hyperlink"/>
@@ -1692,7 +1692,7 @@
             </w:tcMar>
           </w:tcPr>
           <w:p>
-            <w:hyperlink w:history="1" r:id="rIdp4ucqprdd8m0t1rc-4dcp">
+            <w:hyperlink w:history="1" r:id="rIds2oerzbuxojcdbubvowgq">
               <w:r>
                 <w:rPr>
                   <w:rStyle w:val="Hyperlink"/>
@@ -1713,7 +1713,7 @@
               </w:rPr>
               <w:t xml:space="preserve"> · </w:t>
             </w:r>
-            <w:hyperlink w:history="1" r:id="rIdi2djutmkvl0q6anxtnek3">
+            <w:hyperlink w:history="1" r:id="rIdzkorzzu1pnvt046uk-dhl">
               <w:r>
                 <w:rPr>
                   <w:rStyle w:val="Hyperlink"/>
@@ -1755,7 +1755,7 @@
                 <w:sz w:val="19"/>
                 <w:szCs w:val="19"/>
               </w:rPr>
-              <w:t xml:space="preserve">USB-C 기가비트 어댑터 (AX88179 칩셋)</w:t>
+              <w:t xml:space="preserve">USB-C 기가비트 어댑터 강원전자 NETmate NM-UCL02</w:t>
             </w:r>
           </w:p>
         </w:tc>
@@ -1782,7 +1782,7 @@
                 <w:sz w:val="19"/>
                 <w:szCs w:val="19"/>
               </w:rPr>
-              <w:t xml:space="preserve">인젝터 LAN 과 노트북 연결. 노트북에 랜 포트가 없다. 1000Mbps 필수</w:t>
+              <w:t xml:space="preserve">인젝터 LAN 과 노트북 연결. 노트북에 랜 포트가 없다. 칩셋 ASIX AX88179 정확히 일치 — 우분투 기본 드라이버, 설치 0. 10-14 선정</w:t>
             </w:r>
           </w:p>
         </w:tc>
@@ -1842,7 +1842,7 @@
                 <w:sz w:val="19"/>
                 <w:szCs w:val="19"/>
               </w:rPr>
-              <w:t xml:space="preserve">40,000~60,000 (개당 2~3만)</w:t>
+              <w:t xml:space="preserve">36,980 (개당 18,490, 배송 3,000 별도)</w:t>
             </w:r>
           </w:p>
         </w:tc>
@@ -1896,7 +1896,7 @@
             </w:tcMar>
           </w:tcPr>
           <w:p>
-            <w:hyperlink w:history="1" r:id="rIdtkkenrfikasdakui8msdo">
+            <w:hyperlink w:history="1" r:id="rIdm-ikeetuso-bddqjzwnhg">
               <w:r>
                 <w:rPr>
                   <w:rStyle w:val="Hyperlink"/>
@@ -1906,7 +1906,7 @@
                   <w:szCs w:val="19"/>
                   <w:u w:val="single"/>
                 </w:rPr>
-                <w:t xml:space="preserve">다나와 검색</w:t>
+                <w:t xml:space="preserve">다나와 NM-UCL02</w:t>
               </w:r>
             </w:hyperlink>
           </w:p>
@@ -2079,7 +2079,7 @@
             </w:tcMar>
           </w:tcPr>
           <w:p>
-            <w:hyperlink w:history="1" r:id="rIdajcp6ebpesaweiahfcpns">
+            <w:hyperlink w:history="1" r:id="rIdujk80qch0se13k-xcbphz">
               <w:r>
                 <w:rPr>
                   <w:rStyle w:val="Hyperlink"/>
@@ -2100,7 +2100,7 @@
               </w:rPr>
               <w:t xml:space="preserve"> · </w:t>
             </w:r>
-            <w:hyperlink w:history="1" r:id="rIddpkezxijkyt52vatswfhi">
+            <w:hyperlink w:history="1" r:id="rId0kn8eh3g2se0y1qce2uxd">
               <w:r>
                 <w:rPr>
                   <w:rStyle w:val="Hyperlink"/>
@@ -2232,7 +2232,7 @@
                 <w:sz w:val="19"/>
                 <w:szCs w:val="19"/>
               </w:rPr>
-              <w:t xml:space="preserve">1,510,240 ~ 1,530,240</w:t>
+              <w:t xml:space="preserve">1,507,220</w:t>
             </w:r>
           </w:p>
         </w:tc>
@@ -3415,7 +3415,7 @@
             </w:tcMar>
           </w:tcPr>
           <w:p>
-            <w:hyperlink w:history="1" r:id="rIdaxjony3hh5vjve4isfww3">
+            <w:hyperlink w:history="1" r:id="rIdugnb_bhiyziwp-c6hkcsz">
               <w:r>
                 <w:rPr>
                   <w:rStyle w:val="Hyperlink"/>
@@ -3436,7 +3436,7 @@
               </w:rPr>
               <w:t xml:space="preserve"> · </w:t>
             </w:r>
-            <w:hyperlink w:history="1" r:id="rId5c8omvkzjv0cv6ebut5iw">
+            <w:hyperlink w:history="1" r:id="rIdaubmwuhsba0qtou9de-4r">
               <w:r>
                 <w:rPr>
                   <w:rStyle w:val="Hyperlink"/>
@@ -4073,7 +4073,7 @@
             </w:tcMar>
           </w:tcPr>
           <w:p>
-            <w:hyperlink w:history="1" r:id="rIdtcreeor2kiogmmbmhon0j">
+            <w:hyperlink w:history="1" r:id="rIdqgm9zc99iec0d4nskny8s">
               <w:r>
                 <w:rPr>
                   <w:rStyle w:val="Hyperlink"/>
@@ -4256,7 +4256,7 @@
             </w:tcMar>
           </w:tcPr>
           <w:p>
-            <w:hyperlink w:history="1" r:id="rIdh4od2opw1odjrk80jzypr">
+            <w:hyperlink w:history="1" r:id="rIdxtp2-ywt_iyxx9gymq2l2">
               <w:r>
                 <w:rPr>
                   <w:rStyle w:val="Hyperlink"/>
@@ -4868,7 +4868,7 @@
             </w:tcMar>
           </w:tcPr>
           <w:p>
-            <w:hyperlink w:history="1" r:id="rIdpl3ytczri4o33qbfv5zf2">
+            <w:hyperlink w:history="1" r:id="rIdlbuqai4s84stmvrj2dyuj">
               <w:r>
                 <w:rPr>
                   <w:rStyle w:val="Hyperlink"/>
@@ -4889,7 +4889,7 @@
               </w:rPr>
               <w:t xml:space="preserve"> · </w:t>
             </w:r>
-            <w:hyperlink w:history="1" r:id="rIdnvfsdkg1ofxdfa5wah5ae">
+            <w:hyperlink w:history="1" r:id="rIdpwnleb5cws13rerhzetsi">
               <w:r>
                 <w:rPr>
                   <w:rStyle w:val="Hyperlink"/>
@@ -5072,7 +5072,7 @@
             </w:tcMar>
           </w:tcPr>
           <w:p>
-            <w:hyperlink w:history="1" r:id="rId5qfm6jrpb4wkbaacv9-rk">
+            <w:hyperlink w:history="1" r:id="rIdq6lfhp8wlbmdvzdmyt9bq">
               <w:r>
                 <w:rPr>
                   <w:rStyle w:val="Hyperlink"/>
@@ -5255,7 +5255,7 @@
             </w:tcMar>
           </w:tcPr>
           <w:p>
-            <w:hyperlink w:history="1" r:id="rId_v9ftl9q7e2odswjh99u2">
+            <w:hyperlink w:history="1" r:id="rIdv6fd--0j84lqv_htmfptr">
               <w:r>
                 <w:rPr>
                   <w:rStyle w:val="Hyperlink"/>
@@ -5276,7 +5276,7 @@
               </w:rPr>
               <w:t xml:space="preserve"> · </w:t>
             </w:r>
-            <w:hyperlink w:history="1" r:id="rIdfcg3j_wctai_hwgigaqtz">
+            <w:hyperlink w:history="1" r:id="rIdtsz7biygbb3ah-2yomiup">
               <w:r>
                 <w:rPr>
                   <w:rStyle w:val="Hyperlink"/>
@@ -5888,7 +5888,7 @@
             </w:tcMar>
           </w:tcPr>
           <w:p>
-            <w:hyperlink w:history="1" r:id="rIdi5d2jzlna4yz59vakoung">
+            <w:hyperlink w:history="1" r:id="rId85-x5nz5-62dfyq9qtcr3">
               <w:r>
                 <w:rPr>
                   <w:rStyle w:val="Hyperlink"/>
@@ -6140,7 +6140,7 @@
           <w:sz w:val="19"/>
           <w:szCs w:val="19"/>
         </w:rPr>
-        <w:t xml:space="preserve">어댑터는 상세 페이지에서 칩셋이 AX88179 인지 직접 확인한다. 이름이 비슷한 TP-Link UE300C 는 RTL8153 이라 다르다.</w:t>
+        <w:t xml:space="preserve">어댑터는 NM-UCL02 로 확정(칩셋 AX88179). 다른 걸 살 땐 상세 페이지 칩셋을 직접 확인 — UE300C 는 RTL8153, NM-UCL01 은 AX88179A.</w:t>
       </w:r>
     </w:p>
     <w:p>
@@ -7059,7 +7059,7 @@
                 <w:sz w:val="24"/>
                 <w:szCs w:val="24"/>
               </w:rPr>
-              <w:t xml:space="preserve">1,670,560 ~ 1,709,560</w:t>
+              <w:t xml:space="preserve">1,667,540 ~ 1,686,540</w:t>
             </w:r>
           </w:p>
         </w:tc>
@@ -7241,7 +7241,7 @@
                 <w:sz w:val="24"/>
                 <w:szCs w:val="24"/>
               </w:rPr>
-              <w:t xml:space="preserve">263,360 ~ 302,360</w:t>
+              <w:t xml:space="preserve">260,340 ~ 279,340</w:t>
             </w:r>
           </w:p>
         </w:tc>
@@ -8057,7 +8057,7 @@
                 <w:sz w:val="19"/>
                 <w:szCs w:val="19"/>
               </w:rPr>
-              <w:t xml:space="preserve">USB-C 기가비트 어댑터 ×2</w:t>
+              <w:t xml:space="preserve">USB-C 어댑터 NM-UCL02 ×2</w:t>
             </w:r>
           </w:p>
         </w:tc>
@@ -8089,7 +8089,7 @@
                 <w:sz w:val="19"/>
                 <w:szCs w:val="19"/>
               </w:rPr>
-              <w:t xml:space="preserve">40,000 ~ 60,000</w:t>
+              <w:t xml:space="preserve">36,980</w:t>
             </w:r>
           </w:p>
         </w:tc>
@@ -8679,7 +8679,7 @@
                 <w:sz w:val="19"/>
                 <w:szCs w:val="19"/>
               </w:rPr>
-              <w:t xml:space="preserve">263,360 ~ 302,360</w:t>
+              <w:t xml:space="preserve">260,340 ~ 279,340</w:t>
             </w:r>
           </w:p>
         </w:tc>

--- a/docs/전달용/SSF2026_구매목록_계통별.docx
+++ b/docs/전달용/SSF2026_구매목록_계통별.docx
@@ -1509,7 +1509,7 @@
             </w:tcMar>
           </w:tcPr>
           <w:p>
-            <w:hyperlink w:history="1" r:id="rId4wcjqiholuyjitxdqewy3">
+            <w:hyperlink w:history="1" r:id="rIdw3dagvdrpdxcsaxykgm84">
               <w:r>
                 <w:rPr>
                   <w:rStyle w:val="Hyperlink"/>
@@ -1692,7 +1692,7 @@
             </w:tcMar>
           </w:tcPr>
           <w:p>
-            <w:hyperlink w:history="1" r:id="rIds2oerzbuxojcdbubvowgq">
+            <w:hyperlink w:history="1" r:id="rIdjbdn8zm8cted-2mhcyufj">
               <w:r>
                 <w:rPr>
                   <w:rStyle w:val="Hyperlink"/>
@@ -1713,7 +1713,7 @@
               </w:rPr>
               <w:t xml:space="preserve"> · </w:t>
             </w:r>
-            <w:hyperlink w:history="1" r:id="rIdzkorzzu1pnvt046uk-dhl">
+            <w:hyperlink w:history="1" r:id="rId4kksvw9f0ihrjtreadyk5">
               <w:r>
                 <w:rPr>
                   <w:rStyle w:val="Hyperlink"/>
@@ -1896,7 +1896,7 @@
             </w:tcMar>
           </w:tcPr>
           <w:p>
-            <w:hyperlink w:history="1" r:id="rIdm-ikeetuso-bddqjzwnhg">
+            <w:hyperlink w:history="1" r:id="rIdrok9b8swbzfyt0y7wpkvf">
               <w:r>
                 <w:rPr>
                   <w:rStyle w:val="Hyperlink"/>
@@ -2079,7 +2079,7 @@
             </w:tcMar>
           </w:tcPr>
           <w:p>
-            <w:hyperlink w:history="1" r:id="rIdujk80qch0se13k-xcbphz">
+            <w:hyperlink w:history="1" r:id="rIdhi4opknwzmpv69qyp2scj">
               <w:r>
                 <w:rPr>
                   <w:rStyle w:val="Hyperlink"/>
@@ -2100,7 +2100,7 @@
               </w:rPr>
               <w:t xml:space="preserve"> · </w:t>
             </w:r>
-            <w:hyperlink w:history="1" r:id="rId0kn8eh3g2se0y1qce2uxd">
+            <w:hyperlink w:history="1" r:id="rIdq_3hw3x_qasruethxmjf6">
               <w:r>
                 <w:rPr>
                   <w:rStyle w:val="Hyperlink"/>
@@ -2992,6 +2992,977 @@
                 <w:szCs w:val="19"/>
               </w:rPr>
               <w:t xml:space="preserve">110V 벽 콘센트용. 배엔 콘센트 없다. 4S 배터리용 REVOTECH 를 11번가에서 산다</w:t>
+            </w:r>
+          </w:p>
+        </w:tc>
+      </w:tr>
+    </w:tbl>
+    <w:p>
+      <w:pPr>
+        <w:spacing w:after="80" w:before="80"/>
+      </w:pPr>
+      <w:r>
+        <w:rPr>
+          <w:rFonts w:ascii="Malgun Gothic" w:cs="Malgun Gothic" w:eastAsia="Malgun Gothic" w:hAnsi="Malgun Gothic"/>
+          <w:b/>
+          <w:bCs/>
+          <w:sz w:val="19"/>
+          <w:szCs w:val="19"/>
+        </w:rPr>
+        <w:t xml:space="preserve">USB-C 기가비트 어댑터 후보 비교 — NM-UCL02 선정 (10-14)</w:t>
+      </w:r>
+    </w:p>
+    <w:tbl>
+      <w:tblPr>
+        <w:tblW w:type="dxa" w:w="14570"/>
+        <w:tblBorders>
+          <w:top w:val="single" w:color="auto" w:sz="4"/>
+          <w:left w:val="single" w:color="auto" w:sz="4"/>
+          <w:bottom w:val="single" w:color="auto" w:sz="4"/>
+          <w:right w:val="single" w:color="auto" w:sz="4"/>
+          <w:insideH w:val="single" w:color="auto" w:sz="4"/>
+          <w:insideV w:val="single" w:color="auto" w:sz="4"/>
+        </w:tblBorders>
+      </w:tblPr>
+      <w:tblGrid>
+        <w:gridCol w:w="3400"/>
+        <w:gridCol w:w="1600"/>
+        <w:gridCol w:w="2000"/>
+        <w:gridCol w:w="7570"/>
+      </w:tblGrid>
+      <w:tr>
+        <w:trPr>
+          <w:tblHeader/>
+        </w:trPr>
+        <w:tc>
+          <w:tcPr>
+            <w:tcW w:type="dxa" w:w="3400"/>
+            <w:tcBorders>
+              <w:top w:val="single" w:color="A6A6A6" w:sz="4"/>
+              <w:left w:val="single" w:color="A6A6A6" w:sz="4"/>
+              <w:bottom w:val="single" w:color="A6A6A6" w:sz="4"/>
+              <w:right w:val="single" w:color="A6A6A6" w:sz="4"/>
+            </w:tcBorders>
+            <w:shd w:fill="1F3864" w:color="auto" w:val="clear"/>
+            <w:tcMar>
+              <w:top w:type="dxa" w:w="60"/>
+              <w:left w:type="dxa" w:w="100"/>
+              <w:bottom w:type="dxa" w:w="60"/>
+              <w:right w:type="dxa" w:w="100"/>
+            </w:tcMar>
+          </w:tcPr>
+          <w:p>
+            <w:r>
+              <w:rPr>
+                <w:rFonts w:ascii="Malgun Gothic" w:cs="Malgun Gothic" w:eastAsia="Malgun Gothic" w:hAnsi="Malgun Gothic"/>
+                <w:b/>
+                <w:bCs/>
+                <w:color w:val="FFFFFF"/>
+                <w:sz w:val="19"/>
+                <w:szCs w:val="19"/>
+              </w:rPr>
+              <w:t xml:space="preserve">후보 (다나와 10-14)</w:t>
+            </w:r>
+          </w:p>
+        </w:tc>
+        <w:tc>
+          <w:tcPr>
+            <w:tcW w:type="dxa" w:w="1600"/>
+            <w:tcBorders>
+              <w:top w:val="single" w:color="A6A6A6" w:sz="4"/>
+              <w:left w:val="single" w:color="A6A6A6" w:sz="4"/>
+              <w:bottom w:val="single" w:color="A6A6A6" w:sz="4"/>
+              <w:right w:val="single" w:color="A6A6A6" w:sz="4"/>
+            </w:tcBorders>
+            <w:shd w:fill="1F3864" w:color="auto" w:val="clear"/>
+            <w:tcMar>
+              <w:top w:type="dxa" w:w="60"/>
+              <w:left w:type="dxa" w:w="100"/>
+              <w:bottom w:type="dxa" w:w="60"/>
+              <w:right w:type="dxa" w:w="100"/>
+            </w:tcMar>
+          </w:tcPr>
+          <w:p>
+            <w:r>
+              <w:rPr>
+                <w:rFonts w:ascii="Malgun Gothic" w:cs="Malgun Gothic" w:eastAsia="Malgun Gothic" w:hAnsi="Malgun Gothic"/>
+                <w:b/>
+                <w:bCs/>
+                <w:color w:val="FFFFFF"/>
+                <w:sz w:val="19"/>
+                <w:szCs w:val="19"/>
+              </w:rPr>
+              <w:t xml:space="preserve">칩셋</w:t>
+            </w:r>
+          </w:p>
+        </w:tc>
+        <w:tc>
+          <w:tcPr>
+            <w:tcW w:type="dxa" w:w="2000"/>
+            <w:tcBorders>
+              <w:top w:val="single" w:color="A6A6A6" w:sz="4"/>
+              <w:left w:val="single" w:color="A6A6A6" w:sz="4"/>
+              <w:bottom w:val="single" w:color="A6A6A6" w:sz="4"/>
+              <w:right w:val="single" w:color="A6A6A6" w:sz="4"/>
+            </w:tcBorders>
+            <w:shd w:fill="1F3864" w:color="auto" w:val="clear"/>
+            <w:tcMar>
+              <w:top w:type="dxa" w:w="60"/>
+              <w:left w:type="dxa" w:w="100"/>
+              <w:bottom w:type="dxa" w:w="60"/>
+              <w:right w:type="dxa" w:w="100"/>
+            </w:tcMar>
+          </w:tcPr>
+          <w:p>
+            <w:r>
+              <w:rPr>
+                <w:rFonts w:ascii="Malgun Gothic" w:cs="Malgun Gothic" w:eastAsia="Malgun Gothic" w:hAnsi="Malgun Gothic"/>
+                <w:b/>
+                <w:bCs/>
+                <w:color w:val="FFFFFF"/>
+                <w:sz w:val="19"/>
+                <w:szCs w:val="19"/>
+              </w:rPr>
+              <w:t xml:space="preserve">가격(원)</w:t>
+            </w:r>
+          </w:p>
+        </w:tc>
+        <w:tc>
+          <w:tcPr>
+            <w:tcW w:type="dxa" w:w="7570"/>
+            <w:tcBorders>
+              <w:top w:val="single" w:color="A6A6A6" w:sz="4"/>
+              <w:left w:val="single" w:color="A6A6A6" w:sz="4"/>
+              <w:bottom w:val="single" w:color="A6A6A6" w:sz="4"/>
+              <w:right w:val="single" w:color="A6A6A6" w:sz="4"/>
+            </w:tcBorders>
+            <w:shd w:fill="1F3864" w:color="auto" w:val="clear"/>
+            <w:tcMar>
+              <w:top w:type="dxa" w:w="60"/>
+              <w:left w:type="dxa" w:w="100"/>
+              <w:bottom w:type="dxa" w:w="60"/>
+              <w:right w:type="dxa" w:w="100"/>
+            </w:tcMar>
+          </w:tcPr>
+          <w:p>
+            <w:r>
+              <w:rPr>
+                <w:rFonts w:ascii="Malgun Gothic" w:cs="Malgun Gothic" w:eastAsia="Malgun Gothic" w:hAnsi="Malgun Gothic"/>
+                <w:b/>
+                <w:bCs/>
+                <w:color w:val="FFFFFF"/>
+                <w:sz w:val="19"/>
+                <w:szCs w:val="19"/>
+              </w:rPr>
+              <w:t xml:space="preserve">결론</w:t>
+            </w:r>
+          </w:p>
+        </w:tc>
+      </w:tr>
+      <w:tr>
+        <w:tc>
+          <w:tcPr>
+            <w:tcW w:type="dxa" w:w="3400"/>
+            <w:tcBorders>
+              <w:top w:val="single" w:color="A6A6A6" w:sz="4"/>
+              <w:left w:val="single" w:color="A6A6A6" w:sz="4"/>
+              <w:bottom w:val="single" w:color="A6A6A6" w:sz="4"/>
+              <w:right w:val="single" w:color="A6A6A6" w:sz="4"/>
+            </w:tcBorders>
+            <w:shd w:fill="E8F3EA" w:color="auto" w:val="clear"/>
+            <w:tcMar>
+              <w:top w:type="dxa" w:w="60"/>
+              <w:left w:type="dxa" w:w="100"/>
+              <w:bottom w:type="dxa" w:w="60"/>
+              <w:right w:type="dxa" w:w="100"/>
+            </w:tcMar>
+          </w:tcPr>
+          <w:p>
+            <w:pPr>
+              <w:jc w:val="left"/>
+            </w:pPr>
+            <w:r>
+              <w:rPr>
+                <w:rFonts w:ascii="Malgun Gothic" w:cs="Malgun Gothic" w:eastAsia="Malgun Gothic" w:hAnsi="Malgun Gothic"/>
+                <w:b/>
+                <w:bCs/>
+                <w:color w:val="000000"/>
+                <w:sz w:val="19"/>
+                <w:szCs w:val="19"/>
+              </w:rPr>
+              <w:t xml:space="preserve">강원전자 NETmate NM-UCL02</w:t>
+            </w:r>
+          </w:p>
+        </w:tc>
+        <w:tc>
+          <w:tcPr>
+            <w:tcW w:type="dxa" w:w="1600"/>
+            <w:tcBorders>
+              <w:top w:val="single" w:color="A6A6A6" w:sz="4"/>
+              <w:left w:val="single" w:color="A6A6A6" w:sz="4"/>
+              <w:bottom w:val="single" w:color="A6A6A6" w:sz="4"/>
+              <w:right w:val="single" w:color="A6A6A6" w:sz="4"/>
+            </w:tcBorders>
+            <w:shd w:fill="E8F3EA" w:color="auto" w:val="clear"/>
+            <w:tcMar>
+              <w:top w:type="dxa" w:w="60"/>
+              <w:left w:type="dxa" w:w="100"/>
+              <w:bottom w:type="dxa" w:w="60"/>
+              <w:right w:type="dxa" w:w="100"/>
+            </w:tcMar>
+          </w:tcPr>
+          <w:p>
+            <w:pPr>
+              <w:jc w:val="left"/>
+            </w:pPr>
+            <w:r>
+              <w:rPr>
+                <w:rFonts w:ascii="Malgun Gothic" w:cs="Malgun Gothic" w:eastAsia="Malgun Gothic" w:hAnsi="Malgun Gothic"/>
+                <w:b w:val="false"/>
+                <w:bCs w:val="false"/>
+                <w:color w:val="000000"/>
+                <w:sz w:val="19"/>
+                <w:szCs w:val="19"/>
+              </w:rPr>
+              <w:t xml:space="preserve">AX88179</w:t>
+            </w:r>
+          </w:p>
+        </w:tc>
+        <w:tc>
+          <w:tcPr>
+            <w:tcW w:type="dxa" w:w="2000"/>
+            <w:tcBorders>
+              <w:top w:val="single" w:color="A6A6A6" w:sz="4"/>
+              <w:left w:val="single" w:color="A6A6A6" w:sz="4"/>
+              <w:bottom w:val="single" w:color="A6A6A6" w:sz="4"/>
+              <w:right w:val="single" w:color="A6A6A6" w:sz="4"/>
+            </w:tcBorders>
+            <w:shd w:fill="E8F3EA" w:color="auto" w:val="clear"/>
+            <w:tcMar>
+              <w:top w:type="dxa" w:w="60"/>
+              <w:left w:type="dxa" w:w="100"/>
+              <w:bottom w:type="dxa" w:w="60"/>
+              <w:right w:type="dxa" w:w="100"/>
+            </w:tcMar>
+          </w:tcPr>
+          <w:p>
+            <w:pPr>
+              <w:jc w:val="right"/>
+            </w:pPr>
+            <w:r>
+              <w:rPr>
+                <w:rFonts w:ascii="Malgun Gothic" w:cs="Malgun Gothic" w:eastAsia="Malgun Gothic" w:hAnsi="Malgun Gothic"/>
+                <w:b w:val="false"/>
+                <w:bCs w:val="false"/>
+                <w:color w:val="000000"/>
+                <w:sz w:val="19"/>
+                <w:szCs w:val="19"/>
+              </w:rPr>
+              <w:t xml:space="preserve">18,490</w:t>
+            </w:r>
+          </w:p>
+        </w:tc>
+        <w:tc>
+          <w:tcPr>
+            <w:tcW w:type="dxa" w:w="7570"/>
+            <w:tcBorders>
+              <w:top w:val="single" w:color="A6A6A6" w:sz="4"/>
+              <w:left w:val="single" w:color="A6A6A6" w:sz="4"/>
+              <w:bottom w:val="single" w:color="A6A6A6" w:sz="4"/>
+              <w:right w:val="single" w:color="A6A6A6" w:sz="4"/>
+            </w:tcBorders>
+            <w:shd w:fill="E8F3EA" w:color="auto" w:val="clear"/>
+            <w:tcMar>
+              <w:top w:type="dxa" w:w="60"/>
+              <w:left w:type="dxa" w:w="100"/>
+              <w:bottom w:type="dxa" w:w="60"/>
+              <w:right w:type="dxa" w:w="100"/>
+            </w:tcMar>
+          </w:tcPr>
+          <w:p>
+            <w:pPr>
+              <w:jc w:val="left"/>
+            </w:pPr>
+            <w:r>
+              <w:rPr>
+                <w:rFonts w:ascii="Malgun Gothic" w:cs="Malgun Gothic" w:eastAsia="Malgun Gothic" w:hAnsi="Malgun Gothic"/>
+                <w:b/>
+                <w:bCs/>
+                <w:color w:val="1F7A3A"/>
+                <w:sz w:val="19"/>
+                <w:szCs w:val="19"/>
+              </w:rPr>
+              <w:t xml:space="preserve">✓ 고른다 — 칩셋 글자까지 일치, 우분투 기본 드라이버. 국내 브랜드, Linux 명시, 판매처 다수, 리뷰 12</w:t>
+            </w:r>
+          </w:p>
+        </w:tc>
+      </w:tr>
+      <w:tr>
+        <w:tc>
+          <w:tcPr>
+            <w:tcW w:type="dxa" w:w="3400"/>
+            <w:tcBorders>
+              <w:top w:val="single" w:color="A6A6A6" w:sz="4"/>
+              <w:left w:val="single" w:color="A6A6A6" w:sz="4"/>
+              <w:bottom w:val="single" w:color="A6A6A6" w:sz="4"/>
+              <w:right w:val="single" w:color="A6A6A6" w:sz="4"/>
+            </w:tcBorders>
+            <w:tcMar>
+              <w:top w:type="dxa" w:w="60"/>
+              <w:left w:type="dxa" w:w="100"/>
+              <w:bottom w:type="dxa" w:w="60"/>
+              <w:right w:type="dxa" w:w="100"/>
+            </w:tcMar>
+          </w:tcPr>
+          <w:p>
+            <w:pPr>
+              <w:jc w:val="left"/>
+            </w:pPr>
+            <w:r>
+              <w:rPr>
+                <w:rFonts w:ascii="Malgun Gothic" w:cs="Malgun Gothic" w:eastAsia="Malgun Gothic" w:hAnsi="Malgun Gothic"/>
+                <w:b/>
+                <w:bCs/>
+                <w:color w:val="000000"/>
+                <w:sz w:val="19"/>
+                <w:szCs w:val="19"/>
+              </w:rPr>
+              <w:t xml:space="preserve">강원전자 NETmate NM-UCL01</w:t>
+            </w:r>
+          </w:p>
+        </w:tc>
+        <w:tc>
+          <w:tcPr>
+            <w:tcW w:type="dxa" w:w="1600"/>
+            <w:tcBorders>
+              <w:top w:val="single" w:color="A6A6A6" w:sz="4"/>
+              <w:left w:val="single" w:color="A6A6A6" w:sz="4"/>
+              <w:bottom w:val="single" w:color="A6A6A6" w:sz="4"/>
+              <w:right w:val="single" w:color="A6A6A6" w:sz="4"/>
+            </w:tcBorders>
+            <w:tcMar>
+              <w:top w:type="dxa" w:w="60"/>
+              <w:left w:type="dxa" w:w="100"/>
+              <w:bottom w:type="dxa" w:w="60"/>
+              <w:right w:type="dxa" w:w="100"/>
+            </w:tcMar>
+          </w:tcPr>
+          <w:p>
+            <w:pPr>
+              <w:jc w:val="left"/>
+            </w:pPr>
+            <w:r>
+              <w:rPr>
+                <w:rFonts w:ascii="Malgun Gothic" w:cs="Malgun Gothic" w:eastAsia="Malgun Gothic" w:hAnsi="Malgun Gothic"/>
+                <w:b w:val="false"/>
+                <w:bCs w:val="false"/>
+                <w:color w:val="000000"/>
+                <w:sz w:val="19"/>
+                <w:szCs w:val="19"/>
+              </w:rPr>
+              <w:t xml:space="preserve">AX88179A</w:t>
+            </w:r>
+          </w:p>
+        </w:tc>
+        <w:tc>
+          <w:tcPr>
+            <w:tcW w:type="dxa" w:w="2000"/>
+            <w:tcBorders>
+              <w:top w:val="single" w:color="A6A6A6" w:sz="4"/>
+              <w:left w:val="single" w:color="A6A6A6" w:sz="4"/>
+              <w:bottom w:val="single" w:color="A6A6A6" w:sz="4"/>
+              <w:right w:val="single" w:color="A6A6A6" w:sz="4"/>
+            </w:tcBorders>
+            <w:tcMar>
+              <w:top w:type="dxa" w:w="60"/>
+              <w:left w:type="dxa" w:w="100"/>
+              <w:bottom w:type="dxa" w:w="60"/>
+              <w:right w:type="dxa" w:w="100"/>
+            </w:tcMar>
+          </w:tcPr>
+          <w:p>
+            <w:pPr>
+              <w:jc w:val="right"/>
+            </w:pPr>
+            <w:r>
+              <w:rPr>
+                <w:rFonts w:ascii="Malgun Gothic" w:cs="Malgun Gothic" w:eastAsia="Malgun Gothic" w:hAnsi="Malgun Gothic"/>
+                <w:b w:val="false"/>
+                <w:bCs w:val="false"/>
+                <w:color w:val="000000"/>
+                <w:sz w:val="19"/>
+                <w:szCs w:val="19"/>
+              </w:rPr>
+              <w:t xml:space="preserve">12,900</w:t>
+            </w:r>
+          </w:p>
+        </w:tc>
+        <w:tc>
+          <w:tcPr>
+            <w:tcW w:type="dxa" w:w="7570"/>
+            <w:tcBorders>
+              <w:top w:val="single" w:color="A6A6A6" w:sz="4"/>
+              <w:left w:val="single" w:color="A6A6A6" w:sz="4"/>
+              <w:bottom w:val="single" w:color="A6A6A6" w:sz="4"/>
+              <w:right w:val="single" w:color="A6A6A6" w:sz="4"/>
+            </w:tcBorders>
+            <w:tcMar>
+              <w:top w:type="dxa" w:w="60"/>
+              <w:left w:type="dxa" w:w="100"/>
+              <w:bottom w:type="dxa" w:w="60"/>
+              <w:right w:type="dxa" w:w="100"/>
+            </w:tcMar>
+          </w:tcPr>
+          <w:p>
+            <w:pPr>
+              <w:jc w:val="left"/>
+            </w:pPr>
+            <w:r>
+              <w:rPr>
+                <w:rFonts w:ascii="Malgun Gothic" w:cs="Malgun Gothic" w:eastAsia="Malgun Gothic" w:hAnsi="Malgun Gothic"/>
+                <w:b w:val="false"/>
+                <w:bCs w:val="false"/>
+                <w:color w:val="C00000"/>
+                <w:sz w:val="19"/>
+                <w:szCs w:val="19"/>
+              </w:rPr>
+              <w:t xml:space="preserve">✗ 더 싸지만 칩셋이 A 버전. 같은 드라이버라도 변수를 안 만든다</w:t>
+            </w:r>
+          </w:p>
+        </w:tc>
+      </w:tr>
+      <w:tr>
+        <w:tc>
+          <w:tcPr>
+            <w:tcW w:type="dxa" w:w="3400"/>
+            <w:tcBorders>
+              <w:top w:val="single" w:color="A6A6A6" w:sz="4"/>
+              <w:left w:val="single" w:color="A6A6A6" w:sz="4"/>
+              <w:bottom w:val="single" w:color="A6A6A6" w:sz="4"/>
+              <w:right w:val="single" w:color="A6A6A6" w:sz="4"/>
+            </w:tcBorders>
+            <w:tcMar>
+              <w:top w:type="dxa" w:w="60"/>
+              <w:left w:type="dxa" w:w="100"/>
+              <w:bottom w:type="dxa" w:w="60"/>
+              <w:right w:type="dxa" w:w="100"/>
+            </w:tcMar>
+          </w:tcPr>
+          <w:p>
+            <w:pPr>
+              <w:jc w:val="left"/>
+            </w:pPr>
+            <w:r>
+              <w:rPr>
+                <w:rFonts w:ascii="Malgun Gothic" w:cs="Malgun Gothic" w:eastAsia="Malgun Gothic" w:hAnsi="Malgun Gothic"/>
+                <w:b/>
+                <w:bCs/>
+                <w:color w:val="000000"/>
+                <w:sz w:val="19"/>
+                <w:szCs w:val="19"/>
+              </w:rPr>
+              <w:t xml:space="preserve">UGREEN CM483</w:t>
+            </w:r>
+          </w:p>
+        </w:tc>
+        <w:tc>
+          <w:tcPr>
+            <w:tcW w:type="dxa" w:w="1600"/>
+            <w:tcBorders>
+              <w:top w:val="single" w:color="A6A6A6" w:sz="4"/>
+              <w:left w:val="single" w:color="A6A6A6" w:sz="4"/>
+              <w:bottom w:val="single" w:color="A6A6A6" w:sz="4"/>
+              <w:right w:val="single" w:color="A6A6A6" w:sz="4"/>
+            </w:tcBorders>
+            <w:tcMar>
+              <w:top w:type="dxa" w:w="60"/>
+              <w:left w:type="dxa" w:w="100"/>
+              <w:bottom w:type="dxa" w:w="60"/>
+              <w:right w:type="dxa" w:w="100"/>
+            </w:tcMar>
+          </w:tcPr>
+          <w:p>
+            <w:pPr>
+              <w:jc w:val="left"/>
+            </w:pPr>
+            <w:r>
+              <w:rPr>
+                <w:rFonts w:ascii="Malgun Gothic" w:cs="Malgun Gothic" w:eastAsia="Malgun Gothic" w:hAnsi="Malgun Gothic"/>
+                <w:b w:val="false"/>
+                <w:bCs w:val="false"/>
+                <w:color w:val="000000"/>
+                <w:sz w:val="19"/>
+                <w:szCs w:val="19"/>
+              </w:rPr>
+              <w:t xml:space="preserve">AX88179A</w:t>
+            </w:r>
+          </w:p>
+        </w:tc>
+        <w:tc>
+          <w:tcPr>
+            <w:tcW w:type="dxa" w:w="2000"/>
+            <w:tcBorders>
+              <w:top w:val="single" w:color="A6A6A6" w:sz="4"/>
+              <w:left w:val="single" w:color="A6A6A6" w:sz="4"/>
+              <w:bottom w:val="single" w:color="A6A6A6" w:sz="4"/>
+              <w:right w:val="single" w:color="A6A6A6" w:sz="4"/>
+            </w:tcBorders>
+            <w:tcMar>
+              <w:top w:type="dxa" w:w="60"/>
+              <w:left w:type="dxa" w:w="100"/>
+              <w:bottom w:type="dxa" w:w="60"/>
+              <w:right w:type="dxa" w:w="100"/>
+            </w:tcMar>
+          </w:tcPr>
+          <w:p>
+            <w:pPr>
+              <w:jc w:val="right"/>
+            </w:pPr>
+            <w:r>
+              <w:rPr>
+                <w:rFonts w:ascii="Malgun Gothic" w:cs="Malgun Gothic" w:eastAsia="Malgun Gothic" w:hAnsi="Malgun Gothic"/>
+                <w:b w:val="false"/>
+                <w:bCs w:val="false"/>
+                <w:color w:val="000000"/>
+                <w:sz w:val="19"/>
+                <w:szCs w:val="19"/>
+              </w:rPr>
+              <w:t xml:space="preserve">26,900</w:t>
+            </w:r>
+          </w:p>
+        </w:tc>
+        <w:tc>
+          <w:tcPr>
+            <w:tcW w:type="dxa" w:w="7570"/>
+            <w:tcBorders>
+              <w:top w:val="single" w:color="A6A6A6" w:sz="4"/>
+              <w:left w:val="single" w:color="A6A6A6" w:sz="4"/>
+              <w:bottom w:val="single" w:color="A6A6A6" w:sz="4"/>
+              <w:right w:val="single" w:color="A6A6A6" w:sz="4"/>
+            </w:tcBorders>
+            <w:tcMar>
+              <w:top w:type="dxa" w:w="60"/>
+              <w:left w:type="dxa" w:w="100"/>
+              <w:bottom w:type="dxa" w:w="60"/>
+              <w:right w:type="dxa" w:w="100"/>
+            </w:tcMar>
+          </w:tcPr>
+          <w:p>
+            <w:pPr>
+              <w:jc w:val="left"/>
+            </w:pPr>
+            <w:r>
+              <w:rPr>
+                <w:rFonts w:ascii="Malgun Gothic" w:cs="Malgun Gothic" w:eastAsia="Malgun Gothic" w:hAnsi="Malgun Gothic"/>
+                <w:b w:val="false"/>
+                <w:bCs w:val="false"/>
+                <w:color w:val="C00000"/>
+                <w:sz w:val="19"/>
+                <w:szCs w:val="19"/>
+              </w:rPr>
+              <w:t xml:space="preserve">✗ A 버전 + 판매처 1곳</w:t>
+            </w:r>
+          </w:p>
+        </w:tc>
+      </w:tr>
+      <w:tr>
+        <w:tc>
+          <w:tcPr>
+            <w:tcW w:type="dxa" w:w="3400"/>
+            <w:tcBorders>
+              <w:top w:val="single" w:color="A6A6A6" w:sz="4"/>
+              <w:left w:val="single" w:color="A6A6A6" w:sz="4"/>
+              <w:bottom w:val="single" w:color="A6A6A6" w:sz="4"/>
+              <w:right w:val="single" w:color="A6A6A6" w:sz="4"/>
+            </w:tcBorders>
+            <w:tcMar>
+              <w:top w:type="dxa" w:w="60"/>
+              <w:left w:type="dxa" w:w="100"/>
+              <w:bottom w:type="dxa" w:w="60"/>
+              <w:right w:type="dxa" w:w="100"/>
+            </w:tcMar>
+          </w:tcPr>
+          <w:p>
+            <w:pPr>
+              <w:jc w:val="left"/>
+            </w:pPr>
+            <w:r>
+              <w:rPr>
+                <w:rFonts w:ascii="Malgun Gothic" w:cs="Malgun Gothic" w:eastAsia="Malgun Gothic" w:hAnsi="Malgun Gothic"/>
+                <w:b/>
+                <w:bCs/>
+                <w:color w:val="000000"/>
+                <w:sz w:val="19"/>
+                <w:szCs w:val="19"/>
+              </w:rPr>
+              <w:t xml:space="preserve">UGREEN US236</w:t>
+            </w:r>
+          </w:p>
+        </w:tc>
+        <w:tc>
+          <w:tcPr>
+            <w:tcW w:type="dxa" w:w="1600"/>
+            <w:tcBorders>
+              <w:top w:val="single" w:color="A6A6A6" w:sz="4"/>
+              <w:left w:val="single" w:color="A6A6A6" w:sz="4"/>
+              <w:bottom w:val="single" w:color="A6A6A6" w:sz="4"/>
+              <w:right w:val="single" w:color="A6A6A6" w:sz="4"/>
+            </w:tcBorders>
+            <w:tcMar>
+              <w:top w:type="dxa" w:w="60"/>
+              <w:left w:type="dxa" w:w="100"/>
+              <w:bottom w:type="dxa" w:w="60"/>
+              <w:right w:type="dxa" w:w="100"/>
+            </w:tcMar>
+          </w:tcPr>
+          <w:p>
+            <w:pPr>
+              <w:jc w:val="left"/>
+            </w:pPr>
+            <w:r>
+              <w:rPr>
+                <w:rFonts w:ascii="Malgun Gothic" w:cs="Malgun Gothic" w:eastAsia="Malgun Gothic" w:hAnsi="Malgun Gothic"/>
+                <w:b w:val="false"/>
+                <w:bCs w:val="false"/>
+                <w:color w:val="000000"/>
+                <w:sz w:val="19"/>
+                <w:szCs w:val="19"/>
+              </w:rPr>
+              <w:t xml:space="preserve">AX88179</w:t>
+            </w:r>
+          </w:p>
+        </w:tc>
+        <w:tc>
+          <w:tcPr>
+            <w:tcW w:type="dxa" w:w="2000"/>
+            <w:tcBorders>
+              <w:top w:val="single" w:color="A6A6A6" w:sz="4"/>
+              <w:left w:val="single" w:color="A6A6A6" w:sz="4"/>
+              <w:bottom w:val="single" w:color="A6A6A6" w:sz="4"/>
+              <w:right w:val="single" w:color="A6A6A6" w:sz="4"/>
+            </w:tcBorders>
+            <w:tcMar>
+              <w:top w:type="dxa" w:w="60"/>
+              <w:left w:type="dxa" w:w="100"/>
+              <w:bottom w:type="dxa" w:w="60"/>
+              <w:right w:type="dxa" w:w="100"/>
+            </w:tcMar>
+          </w:tcPr>
+          <w:p>
+            <w:pPr>
+              <w:jc w:val="right"/>
+            </w:pPr>
+            <w:r>
+              <w:rPr>
+                <w:rFonts w:ascii="Malgun Gothic" w:cs="Malgun Gothic" w:eastAsia="Malgun Gothic" w:hAnsi="Malgun Gothic"/>
+                <w:b w:val="false"/>
+                <w:bCs w:val="false"/>
+                <w:color w:val="000000"/>
+                <w:sz w:val="19"/>
+                <w:szCs w:val="19"/>
+              </w:rPr>
+              <w:t xml:space="preserve">26,900</w:t>
+            </w:r>
+          </w:p>
+        </w:tc>
+        <w:tc>
+          <w:tcPr>
+            <w:tcW w:type="dxa" w:w="7570"/>
+            <w:tcBorders>
+              <w:top w:val="single" w:color="A6A6A6" w:sz="4"/>
+              <w:left w:val="single" w:color="A6A6A6" w:sz="4"/>
+              <w:bottom w:val="single" w:color="A6A6A6" w:sz="4"/>
+              <w:right w:val="single" w:color="A6A6A6" w:sz="4"/>
+            </w:tcBorders>
+            <w:tcMar>
+              <w:top w:type="dxa" w:w="60"/>
+              <w:left w:type="dxa" w:w="100"/>
+              <w:bottom w:type="dxa" w:w="60"/>
+              <w:right w:type="dxa" w:w="100"/>
+            </w:tcMar>
+          </w:tcPr>
+          <w:p>
+            <w:pPr>
+              <w:jc w:val="left"/>
+            </w:pPr>
+            <w:r>
+              <w:rPr>
+                <w:rFonts w:ascii="Malgun Gothic" w:cs="Malgun Gothic" w:eastAsia="Malgun Gothic" w:hAnsi="Malgun Gothic"/>
+                <w:b w:val="false"/>
+                <w:bCs w:val="false"/>
+                <w:color w:val="C00000"/>
+                <w:sz w:val="19"/>
+                <w:szCs w:val="19"/>
+              </w:rPr>
+              <w:t xml:space="preserve">✗ 칩셋은 맞지만 판매처 1곳, 8,000원 비쌈</w:t>
+            </w:r>
+          </w:p>
+        </w:tc>
+      </w:tr>
+      <w:tr>
+        <w:tc>
+          <w:tcPr>
+            <w:tcW w:type="dxa" w:w="3400"/>
+            <w:tcBorders>
+              <w:top w:val="single" w:color="A6A6A6" w:sz="4"/>
+              <w:left w:val="single" w:color="A6A6A6" w:sz="4"/>
+              <w:bottom w:val="single" w:color="A6A6A6" w:sz="4"/>
+              <w:right w:val="single" w:color="A6A6A6" w:sz="4"/>
+            </w:tcBorders>
+            <w:tcMar>
+              <w:top w:type="dxa" w:w="60"/>
+              <w:left w:type="dxa" w:w="100"/>
+              <w:bottom w:type="dxa" w:w="60"/>
+              <w:right w:type="dxa" w:w="100"/>
+            </w:tcMar>
+          </w:tcPr>
+          <w:p>
+            <w:pPr>
+              <w:jc w:val="left"/>
+            </w:pPr>
+            <w:r>
+              <w:rPr>
+                <w:rFonts w:ascii="Malgun Gothic" w:cs="Malgun Gothic" w:eastAsia="Malgun Gothic" w:hAnsi="Malgun Gothic"/>
+                <w:b/>
+                <w:bCs/>
+                <w:color w:val="000000"/>
+                <w:sz w:val="19"/>
+                <w:szCs w:val="19"/>
+              </w:rPr>
+              <w:t xml:space="preserve">벤션 C타입 울트라</w:t>
+            </w:r>
+          </w:p>
+        </w:tc>
+        <w:tc>
+          <w:tcPr>
+            <w:tcW w:type="dxa" w:w="1600"/>
+            <w:tcBorders>
+              <w:top w:val="single" w:color="A6A6A6" w:sz="4"/>
+              <w:left w:val="single" w:color="A6A6A6" w:sz="4"/>
+              <w:bottom w:val="single" w:color="A6A6A6" w:sz="4"/>
+              <w:right w:val="single" w:color="A6A6A6" w:sz="4"/>
+            </w:tcBorders>
+            <w:tcMar>
+              <w:top w:type="dxa" w:w="60"/>
+              <w:left w:type="dxa" w:w="100"/>
+              <w:bottom w:type="dxa" w:w="60"/>
+              <w:right w:type="dxa" w:w="100"/>
+            </w:tcMar>
+          </w:tcPr>
+          <w:p>
+            <w:pPr>
+              <w:jc w:val="left"/>
+            </w:pPr>
+            <w:r>
+              <w:rPr>
+                <w:rFonts w:ascii="Malgun Gothic" w:cs="Malgun Gothic" w:eastAsia="Malgun Gothic" w:hAnsi="Malgun Gothic"/>
+                <w:b w:val="false"/>
+                <w:bCs w:val="false"/>
+                <w:color w:val="000000"/>
+                <w:sz w:val="19"/>
+                <w:szCs w:val="19"/>
+              </w:rPr>
+              <w:t xml:space="preserve">AX88179</w:t>
+            </w:r>
+          </w:p>
+        </w:tc>
+        <w:tc>
+          <w:tcPr>
+            <w:tcW w:type="dxa" w:w="2000"/>
+            <w:tcBorders>
+              <w:top w:val="single" w:color="A6A6A6" w:sz="4"/>
+              <w:left w:val="single" w:color="A6A6A6" w:sz="4"/>
+              <w:bottom w:val="single" w:color="A6A6A6" w:sz="4"/>
+              <w:right w:val="single" w:color="A6A6A6" w:sz="4"/>
+            </w:tcBorders>
+            <w:tcMar>
+              <w:top w:type="dxa" w:w="60"/>
+              <w:left w:type="dxa" w:w="100"/>
+              <w:bottom w:type="dxa" w:w="60"/>
+              <w:right w:type="dxa" w:w="100"/>
+            </w:tcMar>
+          </w:tcPr>
+          <w:p>
+            <w:pPr>
+              <w:jc w:val="right"/>
+            </w:pPr>
+            <w:r>
+              <w:rPr>
+                <w:rFonts w:ascii="Malgun Gothic" w:cs="Malgun Gothic" w:eastAsia="Malgun Gothic" w:hAnsi="Malgun Gothic"/>
+                <w:b w:val="false"/>
+                <w:bCs w:val="false"/>
+                <w:color w:val="000000"/>
+                <w:sz w:val="19"/>
+                <w:szCs w:val="19"/>
+              </w:rPr>
+              <w:t xml:space="preserve">29,900</w:t>
+            </w:r>
+          </w:p>
+        </w:tc>
+        <w:tc>
+          <w:tcPr>
+            <w:tcW w:type="dxa" w:w="7570"/>
+            <w:tcBorders>
+              <w:top w:val="single" w:color="A6A6A6" w:sz="4"/>
+              <w:left w:val="single" w:color="A6A6A6" w:sz="4"/>
+              <w:bottom w:val="single" w:color="A6A6A6" w:sz="4"/>
+              <w:right w:val="single" w:color="A6A6A6" w:sz="4"/>
+            </w:tcBorders>
+            <w:tcMar>
+              <w:top w:type="dxa" w:w="60"/>
+              <w:left w:type="dxa" w:w="100"/>
+              <w:bottom w:type="dxa" w:w="60"/>
+              <w:right w:type="dxa" w:w="100"/>
+            </w:tcMar>
+          </w:tcPr>
+          <w:p>
+            <w:pPr>
+              <w:jc w:val="left"/>
+            </w:pPr>
+            <w:r>
+              <w:rPr>
+                <w:rFonts w:ascii="Malgun Gothic" w:cs="Malgun Gothic" w:eastAsia="Malgun Gothic" w:hAnsi="Malgun Gothic"/>
+                <w:b w:val="false"/>
+                <w:bCs w:val="false"/>
+                <w:color w:val="C00000"/>
+                <w:sz w:val="19"/>
+                <w:szCs w:val="19"/>
+              </w:rPr>
+              <w:t xml:space="preserve">✗ 판매처 2곳, 11,000원 비쌈</w:t>
+            </w:r>
+          </w:p>
+        </w:tc>
+      </w:tr>
+      <w:tr>
+        <w:tc>
+          <w:tcPr>
+            <w:tcW w:type="dxa" w:w="3400"/>
+            <w:tcBorders>
+              <w:top w:val="single" w:color="A6A6A6" w:sz="4"/>
+              <w:left w:val="single" w:color="A6A6A6" w:sz="4"/>
+              <w:bottom w:val="single" w:color="A6A6A6" w:sz="4"/>
+              <w:right w:val="single" w:color="A6A6A6" w:sz="4"/>
+            </w:tcBorders>
+            <w:tcMar>
+              <w:top w:type="dxa" w:w="60"/>
+              <w:left w:type="dxa" w:w="100"/>
+              <w:bottom w:type="dxa" w:w="60"/>
+              <w:right w:type="dxa" w:w="100"/>
+            </w:tcMar>
+          </w:tcPr>
+          <w:p>
+            <w:pPr>
+              <w:jc w:val="left"/>
+            </w:pPr>
+            <w:r>
+              <w:rPr>
+                <w:rFonts w:ascii="Malgun Gothic" w:cs="Malgun Gothic" w:eastAsia="Malgun Gothic" w:hAnsi="Malgun Gothic"/>
+                <w:b/>
+                <w:bCs/>
+                <w:color w:val="000000"/>
+                <w:sz w:val="19"/>
+                <w:szCs w:val="19"/>
+              </w:rPr>
+              <w:t xml:space="preserve">TP-Link UE300C (참고)</w:t>
+            </w:r>
+          </w:p>
+        </w:tc>
+        <w:tc>
+          <w:tcPr>
+            <w:tcW w:type="dxa" w:w="1600"/>
+            <w:tcBorders>
+              <w:top w:val="single" w:color="A6A6A6" w:sz="4"/>
+              <w:left w:val="single" w:color="A6A6A6" w:sz="4"/>
+              <w:bottom w:val="single" w:color="A6A6A6" w:sz="4"/>
+              <w:right w:val="single" w:color="A6A6A6" w:sz="4"/>
+            </w:tcBorders>
+            <w:tcMar>
+              <w:top w:type="dxa" w:w="60"/>
+              <w:left w:type="dxa" w:w="100"/>
+              <w:bottom w:type="dxa" w:w="60"/>
+              <w:right w:type="dxa" w:w="100"/>
+            </w:tcMar>
+          </w:tcPr>
+          <w:p>
+            <w:pPr>
+              <w:jc w:val="left"/>
+            </w:pPr>
+            <w:r>
+              <w:rPr>
+                <w:rFonts w:ascii="Malgun Gothic" w:cs="Malgun Gothic" w:eastAsia="Malgun Gothic" w:hAnsi="Malgun Gothic"/>
+                <w:b w:val="false"/>
+                <w:bCs w:val="false"/>
+                <w:color w:val="000000"/>
+                <w:sz w:val="19"/>
+                <w:szCs w:val="19"/>
+              </w:rPr>
+              <w:t xml:space="preserve">RTL8153</w:t>
+            </w:r>
+          </w:p>
+        </w:tc>
+        <w:tc>
+          <w:tcPr>
+            <w:tcW w:type="dxa" w:w="2000"/>
+            <w:tcBorders>
+              <w:top w:val="single" w:color="A6A6A6" w:sz="4"/>
+              <w:left w:val="single" w:color="A6A6A6" w:sz="4"/>
+              <w:bottom w:val="single" w:color="A6A6A6" w:sz="4"/>
+              <w:right w:val="single" w:color="A6A6A6" w:sz="4"/>
+            </w:tcBorders>
+            <w:tcMar>
+              <w:top w:type="dxa" w:w="60"/>
+              <w:left w:type="dxa" w:w="100"/>
+              <w:bottom w:type="dxa" w:w="60"/>
+              <w:right w:type="dxa" w:w="100"/>
+            </w:tcMar>
+          </w:tcPr>
+          <w:p>
+            <w:pPr>
+              <w:jc w:val="right"/>
+            </w:pPr>
+            <w:r>
+              <w:rPr>
+                <w:rFonts w:ascii="Malgun Gothic" w:cs="Malgun Gothic" w:eastAsia="Malgun Gothic" w:hAnsi="Malgun Gothic"/>
+                <w:b w:val="false"/>
+                <w:bCs w:val="false"/>
+                <w:color w:val="000000"/>
+                <w:sz w:val="19"/>
+                <w:szCs w:val="19"/>
+              </w:rPr>
+              <w:t xml:space="preserve">—</w:t>
+            </w:r>
+          </w:p>
+        </w:tc>
+        <w:tc>
+          <w:tcPr>
+            <w:tcW w:type="dxa" w:w="7570"/>
+            <w:tcBorders>
+              <w:top w:val="single" w:color="A6A6A6" w:sz="4"/>
+              <w:left w:val="single" w:color="A6A6A6" w:sz="4"/>
+              <w:bottom w:val="single" w:color="A6A6A6" w:sz="4"/>
+              <w:right w:val="single" w:color="A6A6A6" w:sz="4"/>
+            </w:tcBorders>
+            <w:tcMar>
+              <w:top w:type="dxa" w:w="60"/>
+              <w:left w:type="dxa" w:w="100"/>
+              <w:bottom w:type="dxa" w:w="60"/>
+              <w:right w:type="dxa" w:w="100"/>
+            </w:tcMar>
+          </w:tcPr>
+          <w:p>
+            <w:pPr>
+              <w:jc w:val="left"/>
+            </w:pPr>
+            <w:r>
+              <w:rPr>
+                <w:rFonts w:ascii="Malgun Gothic" w:cs="Malgun Gothic" w:eastAsia="Malgun Gothic" w:hAnsi="Malgun Gothic"/>
+                <w:b w:val="false"/>
+                <w:bCs w:val="false"/>
+                <w:color w:val="C00000"/>
+                <w:sz w:val="19"/>
+                <w:szCs w:val="19"/>
+              </w:rPr>
+              <w:t xml:space="preserve">✗ 이름이 비슷해 헷갈리기 쉬움. 칩셋이 다르다</w:t>
             </w:r>
           </w:p>
         </w:tc>
@@ -3415,7 +4386,7 @@
             </w:tcMar>
           </w:tcPr>
           <w:p>
-            <w:hyperlink w:history="1" r:id="rIdugnb_bhiyziwp-c6hkcsz">
+            <w:hyperlink w:history="1" r:id="rIdcljywmrcrzy2vrvanklgl">
               <w:r>
                 <w:rPr>
                   <w:rStyle w:val="Hyperlink"/>
@@ -3436,7 +4407,7 @@
               </w:rPr>
               <w:t xml:space="preserve"> · </w:t>
             </w:r>
-            <w:hyperlink w:history="1" r:id="rIdaubmwuhsba0qtou9de-4r">
+            <w:hyperlink w:history="1" r:id="rIdihz1c08phwlbv7zep6ter">
               <w:r>
                 <w:rPr>
                   <w:rStyle w:val="Hyperlink"/>
@@ -4073,7 +5044,7 @@
             </w:tcMar>
           </w:tcPr>
           <w:p>
-            <w:hyperlink w:history="1" r:id="rIdqgm9zc99iec0d4nskny8s">
+            <w:hyperlink w:history="1" r:id="rId7w8ublpzzc5xb30t2jgeq">
               <w:r>
                 <w:rPr>
                   <w:rStyle w:val="Hyperlink"/>
@@ -4256,7 +5227,7 @@
             </w:tcMar>
           </w:tcPr>
           <w:p>
-            <w:hyperlink w:history="1" r:id="rIdxtp2-ywt_iyxx9gymq2l2">
+            <w:hyperlink w:history="1" r:id="rId9kkwackq3kyph1aeyfttt">
               <w:r>
                 <w:rPr>
                   <w:rStyle w:val="Hyperlink"/>
@@ -4868,7 +5839,7 @@
             </w:tcMar>
           </w:tcPr>
           <w:p>
-            <w:hyperlink w:history="1" r:id="rIdlbuqai4s84stmvrj2dyuj">
+            <w:hyperlink w:history="1" r:id="rId9t66dvljzgkrxycxbz7pw">
               <w:r>
                 <w:rPr>
                   <w:rStyle w:val="Hyperlink"/>
@@ -4889,7 +5860,7 @@
               </w:rPr>
               <w:t xml:space="preserve"> · </w:t>
             </w:r>
-            <w:hyperlink w:history="1" r:id="rIdpwnleb5cws13rerhzetsi">
+            <w:hyperlink w:history="1" r:id="rIdjqgnvlu__0oimeppyzcoa">
               <w:r>
                 <w:rPr>
                   <w:rStyle w:val="Hyperlink"/>
@@ -5072,7 +6043,7 @@
             </w:tcMar>
           </w:tcPr>
           <w:p>
-            <w:hyperlink w:history="1" r:id="rIdq6lfhp8wlbmdvzdmyt9bq">
+            <w:hyperlink w:history="1" r:id="rIdel7hpfoquknd0qd7um3a_">
               <w:r>
                 <w:rPr>
                   <w:rStyle w:val="Hyperlink"/>
@@ -5255,7 +6226,7 @@
             </w:tcMar>
           </w:tcPr>
           <w:p>
-            <w:hyperlink w:history="1" r:id="rIdv6fd--0j84lqv_htmfptr">
+            <w:hyperlink w:history="1" r:id="rIdbqgwbv8l2v5nv8o3oxk-c">
               <w:r>
                 <w:rPr>
                   <w:rStyle w:val="Hyperlink"/>
@@ -5276,7 +6247,7 @@
               </w:rPr>
               <w:t xml:space="preserve"> · </w:t>
             </w:r>
-            <w:hyperlink w:history="1" r:id="rIdtsz7biygbb3ah-2yomiup">
+            <w:hyperlink w:history="1" r:id="rIdmdfh4xohrepx4sgu8give">
               <w:r>
                 <w:rPr>
                   <w:rStyle w:val="Hyperlink"/>
@@ -5888,7 +6859,7 @@
             </w:tcMar>
           </w:tcPr>
           <w:p>
-            <w:hyperlink w:history="1" r:id="rId85-x5nz5-62dfyq9qtcr3">
+            <w:hyperlink w:history="1" r:id="rIdsibnafrgomfuuxy7ryslo">
               <w:r>
                 <w:rPr>
                   <w:rStyle w:val="Hyperlink"/>

--- a/docs/전달용/SSF2026_구매목록_계통별.docx
+++ b/docs/전달용/SSF2026_구매목록_계통별.docx
@@ -1509,7 +1509,7 @@
             </w:tcMar>
           </w:tcPr>
           <w:p>
-            <w:hyperlink w:history="1" r:id="rIdw3dagvdrpdxcsaxykgm84">
+            <w:hyperlink w:history="1" r:id="rIdantzpiizq9hbh8lnc8qyt">
               <w:r>
                 <w:rPr>
                   <w:rStyle w:val="Hyperlink"/>
@@ -1692,7 +1692,7 @@
             </w:tcMar>
           </w:tcPr>
           <w:p>
-            <w:hyperlink w:history="1" r:id="rIdjbdn8zm8cted-2mhcyufj">
+            <w:hyperlink w:history="1" r:id="rIdme-gxdlv9hwtagtp8c6t8">
               <w:r>
                 <w:rPr>
                   <w:rStyle w:val="Hyperlink"/>
@@ -1713,7 +1713,7 @@
               </w:rPr>
               <w:t xml:space="preserve"> · </w:t>
             </w:r>
-            <w:hyperlink w:history="1" r:id="rId4kksvw9f0ihrjtreadyk5">
+            <w:hyperlink w:history="1" r:id="rId2swiyqmwuftzpixo-b85z">
               <w:r>
                 <w:rPr>
                   <w:rStyle w:val="Hyperlink"/>
@@ -1896,7 +1896,7 @@
             </w:tcMar>
           </w:tcPr>
           <w:p>
-            <w:hyperlink w:history="1" r:id="rIdrok9b8swbzfyt0y7wpkvf">
+            <w:hyperlink w:history="1" r:id="rIdego_f-wnxwkkmbwnfswdl">
               <w:r>
                 <w:rPr>
                   <w:rStyle w:val="Hyperlink"/>
@@ -2079,7 +2079,7 @@
             </w:tcMar>
           </w:tcPr>
           <w:p>
-            <w:hyperlink w:history="1" r:id="rIdhi4opknwzmpv69qyp2scj">
+            <w:hyperlink w:history="1" r:id="rIdqvc8ln5ctolvwtmp4mgte">
               <w:r>
                 <w:rPr>
                   <w:rStyle w:val="Hyperlink"/>
@@ -2100,7 +2100,7 @@
               </w:rPr>
               <w:t xml:space="preserve"> · </w:t>
             </w:r>
-            <w:hyperlink w:history="1" r:id="rIdq_3hw3x_qasruethxmjf6">
+            <w:hyperlink w:history="1" r:id="rIdtzkjcdhs46xwz_mdanjk-">
               <w:r>
                 <w:rPr>
                   <w:rStyle w:val="Hyperlink"/>
@@ -2991,7 +2991,7 @@
                 <w:sz w:val="19"/>
                 <w:szCs w:val="19"/>
               </w:rPr>
-              <w:t xml:space="preserve">110V 벽 콘센트용. 배엔 콘센트 없다. 4S 배터리용 REVOTECH 를 11번가에서 산다</w:t>
+              <w:t xml:space="preserve">110V 벽 콘센트용. 배엔 콘센트 없다. 4S 배터리용 12-48V 인젝터를 옥션에서 따로 산다(위 표)</w:t>
             </w:r>
           </w:p>
         </w:tc>
@@ -4386,7 +4386,7 @@
             </w:tcMar>
           </w:tcPr>
           <w:p>
-            <w:hyperlink w:history="1" r:id="rIdcljywmrcrzy2vrvanklgl">
+            <w:hyperlink w:history="1" r:id="rIdbtskd3eyjsfb4si9cofka">
               <w:r>
                 <w:rPr>
                   <w:rStyle w:val="Hyperlink"/>
@@ -4407,7 +4407,7 @@
               </w:rPr>
               <w:t xml:space="preserve"> · </w:t>
             </w:r>
-            <w:hyperlink w:history="1" r:id="rIdihz1c08phwlbv7zep6ter">
+            <w:hyperlink w:history="1" r:id="rId3cx3eajvegkdk3t98uvdf">
               <w:r>
                 <w:rPr>
                   <w:rStyle w:val="Hyperlink"/>
@@ -5044,7 +5044,7 @@
             </w:tcMar>
           </w:tcPr>
           <w:p>
-            <w:hyperlink w:history="1" r:id="rId7w8ublpzzc5xb30t2jgeq">
+            <w:hyperlink w:history="1" r:id="rIdcmqnkaqcrh7o7ukf0pwpt">
               <w:r>
                 <w:rPr>
                   <w:rStyle w:val="Hyperlink"/>
@@ -5227,7 +5227,7 @@
             </w:tcMar>
           </w:tcPr>
           <w:p>
-            <w:hyperlink w:history="1" r:id="rId9kkwackq3kyph1aeyfttt">
+            <w:hyperlink w:history="1" r:id="rId-kp-wadngr8eopgeman3y">
               <w:r>
                 <w:rPr>
                   <w:rStyle w:val="Hyperlink"/>
@@ -5839,7 +5839,7 @@
             </w:tcMar>
           </w:tcPr>
           <w:p>
-            <w:hyperlink w:history="1" r:id="rId9t66dvljzgkrxycxbz7pw">
+            <w:hyperlink w:history="1" r:id="rIdn37xjlt632ze2lsrtsjhr">
               <w:r>
                 <w:rPr>
                   <w:rStyle w:val="Hyperlink"/>
@@ -5860,7 +5860,7 @@
               </w:rPr>
               <w:t xml:space="preserve"> · </w:t>
             </w:r>
-            <w:hyperlink w:history="1" r:id="rIdjqgnvlu__0oimeppyzcoa">
+            <w:hyperlink w:history="1" r:id="rIdobxxx1i_y1ijzongm_lh_">
               <w:r>
                 <w:rPr>
                   <w:rStyle w:val="Hyperlink"/>
@@ -6043,7 +6043,7 @@
             </w:tcMar>
           </w:tcPr>
           <w:p>
-            <w:hyperlink w:history="1" r:id="rIdel7hpfoquknd0qd7um3a_">
+            <w:hyperlink w:history="1" r:id="rIdt13fcamiot0kqms4kgnbs">
               <w:r>
                 <w:rPr>
                   <w:rStyle w:val="Hyperlink"/>
@@ -6226,7 +6226,7 @@
             </w:tcMar>
           </w:tcPr>
           <w:p>
-            <w:hyperlink w:history="1" r:id="rIdbqgwbv8l2v5nv8o3oxk-c">
+            <w:hyperlink w:history="1" r:id="rIdjghbdzalefodk0tz7dnoc">
               <w:r>
                 <w:rPr>
                   <w:rStyle w:val="Hyperlink"/>
@@ -6247,7 +6247,7 @@
               </w:rPr>
               <w:t xml:space="preserve"> · </w:t>
             </w:r>
-            <w:hyperlink w:history="1" r:id="rIdmdfh4xohrepx4sgu8give">
+            <w:hyperlink w:history="1" r:id="rId1bxdeqfqpqfju5bqfy1i8">
               <w:r>
                 <w:rPr>
                   <w:rStyle w:val="Hyperlink"/>
@@ -6859,7 +6859,7 @@
             </w:tcMar>
           </w:tcPr>
           <w:p>
-            <w:hyperlink w:history="1" r:id="rIdsibnafrgomfuuxy7ryslo">
+            <w:hyperlink w:history="1" r:id="rId5rjli1dl4ppxyswkfesq0">
               <w:r>
                 <w:rPr>
                   <w:rStyle w:val="Hyperlink"/>

--- a/docs/전달용/SSF2026_구매목록_계통별.docx
+++ b/docs/전달용/SSF2026_구매목록_계통별.docx
@@ -39,7 +39,7 @@
           <w:sz w:val="19"/>
           <w:szCs w:val="19"/>
         </w:rPr>
-        <w:t xml:space="preserve">사야 할 것은 10항목, 합계 약 167~169만원이다. 아직 하나도 주문하지 않았다. 같은 계통 안에서 하나만 빠져도 그 계통은 안 돈다.</w:t>
+        <w:t xml:space="preserve">사야 할 것은 11항목, 합계 약 168~170만원이다. 아직 하나도 주문하지 않았다. 같은 계통 안에서 하나만 빠져도 그 계통은 안 돈다.</w:t>
       </w:r>
     </w:p>
     <w:tbl>
@@ -868,7 +868,7 @@
                 <w:sz w:val="19"/>
                 <w:szCs w:val="19"/>
               </w:rPr>
-              <w:t xml:space="preserve">G. 제어 (Mega)</w:t>
+              <w:t xml:space="preserve">F. 주 전력 (EC5)</w:t>
             </w:r>
           </w:p>
         </w:tc>
@@ -932,7 +932,7 @@
                 <w:sz w:val="19"/>
                 <w:szCs w:val="19"/>
               </w:rPr>
-              <w:t xml:space="preserve">58,000</w:t>
+              <w:t xml:space="preserve">9,000</w:t>
             </w:r>
           </w:p>
         </w:tc>
@@ -964,7 +964,7 @@
                 <w:sz w:val="19"/>
                 <w:szCs w:val="19"/>
               </w:rPr>
-              <w:t xml:space="preserve">P0 — 2번배용. 지원금 들어옴</w:t>
+              <w:t xml:space="preserve">P0 — 분기용 피그테일 ×3</w:t>
             </w:r>
           </w:p>
         </w:tc>
@@ -979,6 +979,136 @@
               <w:bottom w:val="single" w:color="A6A6A6" w:sz="4"/>
               <w:right w:val="single" w:color="A6A6A6" w:sz="4"/>
             </w:tcBorders>
+            <w:tcMar>
+              <w:top w:type="dxa" w:w="60"/>
+              <w:left w:type="dxa" w:w="100"/>
+              <w:bottom w:type="dxa" w:w="60"/>
+              <w:right w:type="dxa" w:w="100"/>
+            </w:tcMar>
+          </w:tcPr>
+          <w:p>
+            <w:pPr>
+              <w:jc w:val="left"/>
+            </w:pPr>
+            <w:r>
+              <w:rPr>
+                <w:rFonts w:ascii="Malgun Gothic" w:cs="Malgun Gothic" w:eastAsia="Malgun Gothic" w:hAnsi="Malgun Gothic"/>
+                <w:b/>
+                <w:bCs/>
+                <w:sz w:val="19"/>
+                <w:szCs w:val="19"/>
+              </w:rPr>
+              <w:t xml:space="preserve">G. 제어 (Mega)</w:t>
+            </w:r>
+          </w:p>
+        </w:tc>
+        <w:tc>
+          <w:tcPr>
+            <w:tcW w:type="dxa" w:w="2000"/>
+            <w:tcBorders>
+              <w:top w:val="single" w:color="A6A6A6" w:sz="4"/>
+              <w:left w:val="single" w:color="A6A6A6" w:sz="4"/>
+              <w:bottom w:val="single" w:color="A6A6A6" w:sz="4"/>
+              <w:right w:val="single" w:color="A6A6A6" w:sz="4"/>
+            </w:tcBorders>
+            <w:tcMar>
+              <w:top w:type="dxa" w:w="60"/>
+              <w:left w:type="dxa" w:w="100"/>
+              <w:bottom w:type="dxa" w:w="60"/>
+              <w:right w:type="dxa" w:w="100"/>
+            </w:tcMar>
+          </w:tcPr>
+          <w:p>
+            <w:pPr>
+              <w:jc w:val="center"/>
+            </w:pPr>
+            <w:r>
+              <w:rPr>
+                <w:rFonts w:ascii="Malgun Gothic" w:cs="Malgun Gothic" w:eastAsia="Malgun Gothic" w:hAnsi="Malgun Gothic"/>
+                <w:b w:val="false"/>
+                <w:bCs w:val="false"/>
+                <w:sz w:val="19"/>
+                <w:szCs w:val="19"/>
+              </w:rPr>
+              <w:t xml:space="preserve">1</w:t>
+            </w:r>
+          </w:p>
+        </w:tc>
+        <w:tc>
+          <w:tcPr>
+            <w:tcW w:type="dxa" w:w="3500"/>
+            <w:tcBorders>
+              <w:top w:val="single" w:color="A6A6A6" w:sz="4"/>
+              <w:left w:val="single" w:color="A6A6A6" w:sz="4"/>
+              <w:bottom w:val="single" w:color="A6A6A6" w:sz="4"/>
+              <w:right w:val="single" w:color="A6A6A6" w:sz="4"/>
+            </w:tcBorders>
+            <w:tcMar>
+              <w:top w:type="dxa" w:w="60"/>
+              <w:left w:type="dxa" w:w="100"/>
+              <w:bottom w:type="dxa" w:w="60"/>
+              <w:right w:type="dxa" w:w="100"/>
+            </w:tcMar>
+          </w:tcPr>
+          <w:p>
+            <w:pPr>
+              <w:jc w:val="right"/>
+            </w:pPr>
+            <w:r>
+              <w:rPr>
+                <w:rFonts w:ascii="Malgun Gothic" w:cs="Malgun Gothic" w:eastAsia="Malgun Gothic" w:hAnsi="Malgun Gothic"/>
+                <w:b w:val="false"/>
+                <w:bCs w:val="false"/>
+                <w:sz w:val="19"/>
+                <w:szCs w:val="19"/>
+              </w:rPr>
+              <w:t xml:space="preserve">58,000</w:t>
+            </w:r>
+          </w:p>
+        </w:tc>
+        <w:tc>
+          <w:tcPr>
+            <w:tcW w:type="dxa" w:w="4070"/>
+            <w:tcBorders>
+              <w:top w:val="single" w:color="A6A6A6" w:sz="4"/>
+              <w:left w:val="single" w:color="A6A6A6" w:sz="4"/>
+              <w:bottom w:val="single" w:color="A6A6A6" w:sz="4"/>
+              <w:right w:val="single" w:color="A6A6A6" w:sz="4"/>
+            </w:tcBorders>
+            <w:tcMar>
+              <w:top w:type="dxa" w:w="60"/>
+              <w:left w:type="dxa" w:w="100"/>
+              <w:bottom w:type="dxa" w:w="60"/>
+              <w:right w:type="dxa" w:w="100"/>
+            </w:tcMar>
+          </w:tcPr>
+          <w:p>
+            <w:pPr>
+              <w:jc w:val="left"/>
+            </w:pPr>
+            <w:r>
+              <w:rPr>
+                <w:rFonts w:ascii="Malgun Gothic" w:cs="Malgun Gothic" w:eastAsia="Malgun Gothic" w:hAnsi="Malgun Gothic"/>
+                <w:b w:val="false"/>
+                <w:bCs w:val="false"/>
+                <w:sz w:val="19"/>
+                <w:szCs w:val="19"/>
+              </w:rPr>
+              <w:t xml:space="preserve">P0 — 2번배용. 지원금 들어옴</w:t>
+            </w:r>
+          </w:p>
+        </w:tc>
+      </w:tr>
+      <w:tr>
+        <w:tc>
+          <w:tcPr>
+            <w:tcW w:type="dxa" w:w="5000"/>
+            <w:tcBorders>
+              <w:top w:val="single" w:color="A6A6A6" w:sz="4"/>
+              <w:left w:val="single" w:color="A6A6A6" w:sz="4"/>
+              <w:bottom w:val="single" w:color="A6A6A6" w:sz="4"/>
+              <w:right w:val="single" w:color="A6A6A6" w:sz="4"/>
+            </w:tcBorders>
             <w:shd w:fill="F2F2F2" w:color="auto" w:val="clear"/>
             <w:tcMar>
               <w:top w:type="dxa" w:w="60"/>
@@ -1032,7 +1162,7 @@
                 <w:sz w:val="19"/>
                 <w:szCs w:val="19"/>
               </w:rPr>
-              <w:t xml:space="preserve">10</w:t>
+              <w:t xml:space="preserve">11</w:t>
             </w:r>
           </w:p>
         </w:tc>
@@ -1065,7 +1195,7 @@
                 <w:sz w:val="19"/>
                 <w:szCs w:val="19"/>
               </w:rPr>
-              <w:t xml:space="preserve">1,667,540 ~ 1,686,540</w:t>
+              <w:t xml:space="preserve">1,676,540 ~ 1,695,540</w:t>
             </w:r>
           </w:p>
         </w:tc>
@@ -1509,7 +1639,7 @@
             </w:tcMar>
           </w:tcPr>
           <w:p>
-            <w:hyperlink w:history="1" r:id="rIdantzpiizq9hbh8lnc8qyt">
+            <w:hyperlink w:history="1" r:id="rIdynnmhliyqgndgrqn1lxft">
               <w:r>
                 <w:rPr>
                   <w:rStyle w:val="Hyperlink"/>
@@ -1692,7 +1822,7 @@
             </w:tcMar>
           </w:tcPr>
           <w:p>
-            <w:hyperlink w:history="1" r:id="rIdme-gxdlv9hwtagtp8c6t8">
+            <w:hyperlink w:history="1" r:id="rIdcdzsaxbt4jwix_xz_7fdb">
               <w:r>
                 <w:rPr>
                   <w:rStyle w:val="Hyperlink"/>
@@ -1713,7 +1843,7 @@
               </w:rPr>
               <w:t xml:space="preserve"> · </w:t>
             </w:r>
-            <w:hyperlink w:history="1" r:id="rId2swiyqmwuftzpixo-b85z">
+            <w:hyperlink w:history="1" r:id="rIdvi3ssagv1oritp6xkjpjc">
               <w:r>
                 <w:rPr>
                   <w:rStyle w:val="Hyperlink"/>
@@ -1896,7 +2026,7 @@
             </w:tcMar>
           </w:tcPr>
           <w:p>
-            <w:hyperlink w:history="1" r:id="rIdego_f-wnxwkkmbwnfswdl">
+            <w:hyperlink w:history="1" r:id="rId5mv4prlzyc9bhekaxkuym">
               <w:r>
                 <w:rPr>
                   <w:rStyle w:val="Hyperlink"/>
@@ -2079,7 +2209,7 @@
             </w:tcMar>
           </w:tcPr>
           <w:p>
-            <w:hyperlink w:history="1" r:id="rIdqvc8ln5ctolvwtmp4mgte">
+            <w:hyperlink w:history="1" r:id="rIdlq1vejzkc-ikvsbn_tcvj">
               <w:r>
                 <w:rPr>
                   <w:rStyle w:val="Hyperlink"/>
@@ -2100,7 +2230,7 @@
               </w:rPr>
               <w:t xml:space="preserve"> · </w:t>
             </w:r>
-            <w:hyperlink w:history="1" r:id="rIdtzkjcdhs46xwz_mdanjk-">
+            <w:hyperlink w:history="1" r:id="rIdp2nsgnjplxxjsgmtjkpo3">
               <w:r>
                 <w:rPr>
                   <w:rStyle w:val="Hyperlink"/>
@@ -4386,7 +4516,7 @@
             </w:tcMar>
           </w:tcPr>
           <w:p>
-            <w:hyperlink w:history="1" r:id="rIdbtskd3eyjsfb4si9cofka">
+            <w:hyperlink w:history="1" r:id="rIdnzdezdjuwyfr-uf3_f6on">
               <w:r>
                 <w:rPr>
                   <w:rStyle w:val="Hyperlink"/>
@@ -4407,7 +4537,7 @@
               </w:rPr>
               <w:t xml:space="preserve"> · </w:t>
             </w:r>
-            <w:hyperlink w:history="1" r:id="rId3cx3eajvegkdk3t98uvdf">
+            <w:hyperlink w:history="1" r:id="rId088npgs21cpwux6rrxq_r">
               <w:r>
                 <w:rPr>
                   <w:rStyle w:val="Hyperlink"/>
@@ -5044,7 +5174,7 @@
             </w:tcMar>
           </w:tcPr>
           <w:p>
-            <w:hyperlink w:history="1" r:id="rIdcmqnkaqcrh7o7ukf0pwpt">
+            <w:hyperlink w:history="1" r:id="rIdt_39vicl2cghctokzhoyl">
               <w:r>
                 <w:rPr>
                   <w:rStyle w:val="Hyperlink"/>
@@ -5227,7 +5357,7 @@
             </w:tcMar>
           </w:tcPr>
           <w:p>
-            <w:hyperlink w:history="1" r:id="rId-kp-wadngr8eopgeman3y">
+            <w:hyperlink w:history="1" r:id="rIdfsjmlsraip7z76k3osqen">
               <w:r>
                 <w:rPr>
                   <w:rStyle w:val="Hyperlink"/>
@@ -5839,7 +5969,7 @@
             </w:tcMar>
           </w:tcPr>
           <w:p>
-            <w:hyperlink w:history="1" r:id="rIdn37xjlt632ze2lsrtsjhr">
+            <w:hyperlink w:history="1" r:id="rIdbjmpzxcadawhbro8gbilm">
               <w:r>
                 <w:rPr>
                   <w:rStyle w:val="Hyperlink"/>
@@ -5860,7 +5990,7 @@
               </w:rPr>
               <w:t xml:space="preserve"> · </w:t>
             </w:r>
-            <w:hyperlink w:history="1" r:id="rIdobxxx1i_y1ijzongm_lh_">
+            <w:hyperlink w:history="1" r:id="rIdh76x3soiectmgnn-nv1si">
               <w:r>
                 <w:rPr>
                   <w:rStyle w:val="Hyperlink"/>
@@ -6043,7 +6173,7 @@
             </w:tcMar>
           </w:tcPr>
           <w:p>
-            <w:hyperlink w:history="1" r:id="rIdt13fcamiot0kqms4kgnbs">
+            <w:hyperlink w:history="1" r:id="rIdxh58gvkdltbzwf3gmu4gb">
               <w:r>
                 <w:rPr>
                   <w:rStyle w:val="Hyperlink"/>
@@ -6226,7 +6356,7 @@
             </w:tcMar>
           </w:tcPr>
           <w:p>
-            <w:hyperlink w:history="1" r:id="rIdjghbdzalefodk0tz7dnoc">
+            <w:hyperlink w:history="1" r:id="rIdrppyai1yadjpuzqunyzhq">
               <w:r>
                 <w:rPr>
                   <w:rStyle w:val="Hyperlink"/>
@@ -6247,7 +6377,7 @@
               </w:rPr>
               <w:t xml:space="preserve"> · </w:t>
             </w:r>
-            <w:hyperlink w:history="1" r:id="rId1bxdeqfqpqfju5bqfy1i8">
+            <w:hyperlink w:history="1" r:id="rIddkmony9pukhghkxieomb-">
               <w:r>
                 <w:rPr>
                   <w:rStyle w:val="Hyperlink"/>
@@ -6452,6 +6582,618 @@
           <w:szCs w:val="18"/>
         </w:rPr>
         <w:t xml:space="preserve">아두이노는 허브에 꽂지 않는다. 허브를 거치면 수신기 전압이 4.09V 까지 떨어진다(최소 4.0V).</w:t>
+      </w:r>
+    </w:p>
+    <w:p>
+      <w:pPr>
+        <w:pStyle w:val="Heading2"/>
+        <w:spacing w:after="100" w:before="280"/>
+      </w:pPr>
+      <w:r>
+        <w:rPr>
+          <w:rFonts w:ascii="Malgun Gothic" w:cs="Malgun Gothic" w:eastAsia="Malgun Gothic" w:hAnsi="Malgun Gothic"/>
+        </w:rPr>
+        <w:t xml:space="preserve">F. 주 전력 계통 — EC5 분기 피그테일</w:t>
+      </w:r>
+    </w:p>
+    <w:p>
+      <w:pPr>
+        <w:shd w:fill="F2F2F2" w:color="auto" w:val="clear"/>
+        <w:spacing w:after="100"/>
+      </w:pPr>
+      <w:r>
+        <w:rPr>
+          <w:rFonts w:ascii="Consolas" w:cs="Consolas" w:eastAsia="Consolas" w:hAnsi="Consolas"/>
+          <w:color w:val="404040"/>
+          <w:sz w:val="17"/>
+          <w:szCs w:val="17"/>
+        </w:rPr>
+        <w:t xml:space="preserve">배터리A EC5 ─┬─▶ (기존) 접촉기 5번 ─▶ ESC        └─ EC5 암잭 피그테일 ─▶ 접촉기 앞 분기: 컨버터·인젝터·XL4015 IN+</w:t>
+      </w:r>
+    </w:p>
+    <w:tbl>
+      <w:tblPr>
+        <w:tblW w:type="dxa" w:w="14570"/>
+        <w:tblBorders>
+          <w:top w:val="single" w:color="auto" w:sz="4"/>
+          <w:left w:val="single" w:color="auto" w:sz="4"/>
+          <w:bottom w:val="single" w:color="auto" w:sz="4"/>
+          <w:right w:val="single" w:color="auto" w:sz="4"/>
+          <w:insideH w:val="single" w:color="auto" w:sz="4"/>
+          <w:insideV w:val="single" w:color="auto" w:sz="4"/>
+        </w:tblBorders>
+      </w:tblPr>
+      <w:tblGrid>
+        <w:gridCol w:w="3000"/>
+        <w:gridCol w:w="4000"/>
+        <w:gridCol w:w="1100"/>
+        <w:gridCol w:w="2300"/>
+        <w:gridCol w:w="700"/>
+        <w:gridCol w:w="3470"/>
+      </w:tblGrid>
+      <w:tr>
+        <w:trPr>
+          <w:tblHeader/>
+        </w:trPr>
+        <w:tc>
+          <w:tcPr>
+            <w:tcW w:type="dxa" w:w="3000"/>
+            <w:tcBorders>
+              <w:top w:val="single" w:color="A6A6A6" w:sz="4"/>
+              <w:left w:val="single" w:color="A6A6A6" w:sz="4"/>
+              <w:bottom w:val="single" w:color="A6A6A6" w:sz="4"/>
+              <w:right w:val="single" w:color="A6A6A6" w:sz="4"/>
+            </w:tcBorders>
+            <w:shd w:fill="1F3864" w:color="auto" w:val="clear"/>
+            <w:tcMar>
+              <w:top w:type="dxa" w:w="60"/>
+              <w:left w:type="dxa" w:w="100"/>
+              <w:bottom w:type="dxa" w:w="60"/>
+              <w:right w:type="dxa" w:w="100"/>
+            </w:tcMar>
+          </w:tcPr>
+          <w:p>
+            <w:r>
+              <w:rPr>
+                <w:rFonts w:ascii="Malgun Gothic" w:cs="Malgun Gothic" w:eastAsia="Malgun Gothic" w:hAnsi="Malgun Gothic"/>
+                <w:b/>
+                <w:bCs/>
+                <w:color w:val="FFFFFF"/>
+                <w:sz w:val="19"/>
+                <w:szCs w:val="19"/>
+              </w:rPr>
+              <w:t xml:space="preserve">품목</w:t>
+            </w:r>
+          </w:p>
+        </w:tc>
+        <w:tc>
+          <w:tcPr>
+            <w:tcW w:type="dxa" w:w="4000"/>
+            <w:tcBorders>
+              <w:top w:val="single" w:color="A6A6A6" w:sz="4"/>
+              <w:left w:val="single" w:color="A6A6A6" w:sz="4"/>
+              <w:bottom w:val="single" w:color="A6A6A6" w:sz="4"/>
+              <w:right w:val="single" w:color="A6A6A6" w:sz="4"/>
+            </w:tcBorders>
+            <w:shd w:fill="1F3864" w:color="auto" w:val="clear"/>
+            <w:tcMar>
+              <w:top w:type="dxa" w:w="60"/>
+              <w:left w:type="dxa" w:w="100"/>
+              <w:bottom w:type="dxa" w:w="60"/>
+              <w:right w:type="dxa" w:w="100"/>
+            </w:tcMar>
+          </w:tcPr>
+          <w:p>
+            <w:r>
+              <w:rPr>
+                <w:rFonts w:ascii="Malgun Gothic" w:cs="Malgun Gothic" w:eastAsia="Malgun Gothic" w:hAnsi="Malgun Gothic"/>
+                <w:b/>
+                <w:bCs/>
+                <w:color w:val="FFFFFF"/>
+                <w:sz w:val="19"/>
+                <w:szCs w:val="19"/>
+              </w:rPr>
+              <w:t xml:space="preserve">용도 — 어디에 쓰나</w:t>
+            </w:r>
+          </w:p>
+        </w:tc>
+        <w:tc>
+          <w:tcPr>
+            <w:tcW w:type="dxa" w:w="1100"/>
+            <w:tcBorders>
+              <w:top w:val="single" w:color="A6A6A6" w:sz="4"/>
+              <w:left w:val="single" w:color="A6A6A6" w:sz="4"/>
+              <w:bottom w:val="single" w:color="A6A6A6" w:sz="4"/>
+              <w:right w:val="single" w:color="A6A6A6" w:sz="4"/>
+            </w:tcBorders>
+            <w:shd w:fill="1F3864" w:color="auto" w:val="clear"/>
+            <w:tcMar>
+              <w:top w:type="dxa" w:w="60"/>
+              <w:left w:type="dxa" w:w="100"/>
+              <w:bottom w:type="dxa" w:w="60"/>
+              <w:right w:type="dxa" w:w="100"/>
+            </w:tcMar>
+          </w:tcPr>
+          <w:p>
+            <w:r>
+              <w:rPr>
+                <w:rFonts w:ascii="Malgun Gothic" w:cs="Malgun Gothic" w:eastAsia="Malgun Gothic" w:hAnsi="Malgun Gothic"/>
+                <w:b/>
+                <w:bCs/>
+                <w:color w:val="FFFFFF"/>
+                <w:sz w:val="19"/>
+                <w:szCs w:val="19"/>
+              </w:rPr>
+              <w:t xml:space="preserve">수량</w:t>
+            </w:r>
+          </w:p>
+        </w:tc>
+        <w:tc>
+          <w:tcPr>
+            <w:tcW w:type="dxa" w:w="2300"/>
+            <w:tcBorders>
+              <w:top w:val="single" w:color="A6A6A6" w:sz="4"/>
+              <w:left w:val="single" w:color="A6A6A6" w:sz="4"/>
+              <w:bottom w:val="single" w:color="A6A6A6" w:sz="4"/>
+              <w:right w:val="single" w:color="A6A6A6" w:sz="4"/>
+            </w:tcBorders>
+            <w:shd w:fill="1F3864" w:color="auto" w:val="clear"/>
+            <w:tcMar>
+              <w:top w:type="dxa" w:w="60"/>
+              <w:left w:type="dxa" w:w="100"/>
+              <w:bottom w:type="dxa" w:w="60"/>
+              <w:right w:type="dxa" w:w="100"/>
+            </w:tcMar>
+          </w:tcPr>
+          <w:p>
+            <w:r>
+              <w:rPr>
+                <w:rFonts w:ascii="Malgun Gothic" w:cs="Malgun Gothic" w:eastAsia="Malgun Gothic" w:hAnsi="Malgun Gothic"/>
+                <w:b/>
+                <w:bCs/>
+                <w:color w:val="FFFFFF"/>
+                <w:sz w:val="19"/>
+                <w:szCs w:val="19"/>
+              </w:rPr>
+              <w:t xml:space="preserve">금액(원)</w:t>
+            </w:r>
+          </w:p>
+        </w:tc>
+        <w:tc>
+          <w:tcPr>
+            <w:tcW w:type="dxa" w:w="700"/>
+            <w:tcBorders>
+              <w:top w:val="single" w:color="A6A6A6" w:sz="4"/>
+              <w:left w:val="single" w:color="A6A6A6" w:sz="4"/>
+              <w:bottom w:val="single" w:color="A6A6A6" w:sz="4"/>
+              <w:right w:val="single" w:color="A6A6A6" w:sz="4"/>
+            </w:tcBorders>
+            <w:shd w:fill="1F3864" w:color="auto" w:val="clear"/>
+            <w:tcMar>
+              <w:top w:type="dxa" w:w="60"/>
+              <w:left w:type="dxa" w:w="100"/>
+              <w:bottom w:type="dxa" w:w="60"/>
+              <w:right w:type="dxa" w:w="100"/>
+            </w:tcMar>
+          </w:tcPr>
+          <w:p>
+            <w:r>
+              <w:rPr>
+                <w:rFonts w:ascii="Malgun Gothic" w:cs="Malgun Gothic" w:eastAsia="Malgun Gothic" w:hAnsi="Malgun Gothic"/>
+                <w:b/>
+                <w:bCs/>
+                <w:color w:val="FFFFFF"/>
+                <w:sz w:val="19"/>
+                <w:szCs w:val="19"/>
+              </w:rPr>
+              <w:t xml:space="preserve">우선</w:t>
+            </w:r>
+          </w:p>
+        </w:tc>
+        <w:tc>
+          <w:tcPr>
+            <w:tcW w:type="dxa" w:w="3470"/>
+            <w:tcBorders>
+              <w:top w:val="single" w:color="A6A6A6" w:sz="4"/>
+              <w:left w:val="single" w:color="A6A6A6" w:sz="4"/>
+              <w:bottom w:val="single" w:color="A6A6A6" w:sz="4"/>
+              <w:right w:val="single" w:color="A6A6A6" w:sz="4"/>
+            </w:tcBorders>
+            <w:shd w:fill="1F3864" w:color="auto" w:val="clear"/>
+            <w:tcMar>
+              <w:top w:type="dxa" w:w="60"/>
+              <w:left w:type="dxa" w:w="100"/>
+              <w:bottom w:type="dxa" w:w="60"/>
+              <w:right w:type="dxa" w:w="100"/>
+            </w:tcMar>
+          </w:tcPr>
+          <w:p>
+            <w:r>
+              <w:rPr>
+                <w:rFonts w:ascii="Malgun Gothic" w:cs="Malgun Gothic" w:eastAsia="Malgun Gothic" w:hAnsi="Malgun Gothic"/>
+                <w:b/>
+                <w:bCs/>
+                <w:color w:val="FFFFFF"/>
+                <w:sz w:val="19"/>
+                <w:szCs w:val="19"/>
+              </w:rPr>
+              <w:t xml:space="preserve">구매 링크</w:t>
+            </w:r>
+          </w:p>
+        </w:tc>
+      </w:tr>
+      <w:tr>
+        <w:tc>
+          <w:tcPr>
+            <w:tcW w:type="dxa" w:w="3000"/>
+            <w:tcBorders>
+              <w:top w:val="single" w:color="A6A6A6" w:sz="4"/>
+              <w:left w:val="single" w:color="A6A6A6" w:sz="4"/>
+              <w:bottom w:val="single" w:color="A6A6A6" w:sz="4"/>
+              <w:right w:val="single" w:color="A6A6A6" w:sz="4"/>
+            </w:tcBorders>
+            <w:tcMar>
+              <w:top w:type="dxa" w:w="60"/>
+              <w:left w:type="dxa" w:w="100"/>
+              <w:bottom w:type="dxa" w:w="60"/>
+              <w:right w:type="dxa" w:w="100"/>
+            </w:tcMar>
+          </w:tcPr>
+          <w:p>
+            <w:r>
+              <w:rPr>
+                <w:rFonts w:ascii="Malgun Gothic" w:cs="Malgun Gothic" w:eastAsia="Malgun Gothic" w:hAnsi="Malgun Gothic"/>
+                <w:b/>
+                <w:bCs/>
+                <w:sz w:val="19"/>
+                <w:szCs w:val="19"/>
+              </w:rPr>
+              <w:t xml:space="preserve">EC5 전원케이블 피그테일 10AWG 100mm 90A (암잭)</w:t>
+            </w:r>
+          </w:p>
+        </w:tc>
+        <w:tc>
+          <w:tcPr>
+            <w:tcW w:type="dxa" w:w="4000"/>
+            <w:tcBorders>
+              <w:top w:val="single" w:color="A6A6A6" w:sz="4"/>
+              <w:left w:val="single" w:color="A6A6A6" w:sz="4"/>
+              <w:bottom w:val="single" w:color="A6A6A6" w:sz="4"/>
+              <w:right w:val="single" w:color="A6A6A6" w:sz="4"/>
+            </w:tcBorders>
+            <w:tcMar>
+              <w:top w:type="dxa" w:w="60"/>
+              <w:left w:type="dxa" w:w="100"/>
+              <w:bottom w:type="dxa" w:w="60"/>
+              <w:right w:type="dxa" w:w="100"/>
+            </w:tcMar>
+          </w:tcPr>
+          <w:p>
+            <w:r>
+              <w:rPr>
+                <w:rFonts w:ascii="Malgun Gothic" w:cs="Malgun Gothic" w:eastAsia="Malgun Gothic" w:hAnsi="Malgun Gothic"/>
+                <w:sz w:val="19"/>
+                <w:szCs w:val="19"/>
+              </w:rPr>
+              <w:t xml:space="preserve">배터리 EC5 분기. 접촉기 앞에서 컨버터·인젝터·XL4015 입력을 따는 자리. 10-14 팀 추가. 3개 배정은 회로팀 확정</w:t>
+            </w:r>
+          </w:p>
+        </w:tc>
+        <w:tc>
+          <w:tcPr>
+            <w:tcW w:type="dxa" w:w="1100"/>
+            <w:tcBorders>
+              <w:top w:val="single" w:color="A6A6A6" w:sz="4"/>
+              <w:left w:val="single" w:color="A6A6A6" w:sz="4"/>
+              <w:bottom w:val="single" w:color="A6A6A6" w:sz="4"/>
+              <w:right w:val="single" w:color="A6A6A6" w:sz="4"/>
+            </w:tcBorders>
+            <w:tcMar>
+              <w:top w:type="dxa" w:w="60"/>
+              <w:left w:type="dxa" w:w="100"/>
+              <w:bottom w:type="dxa" w:w="60"/>
+              <w:right w:type="dxa" w:w="100"/>
+            </w:tcMar>
+          </w:tcPr>
+          <w:p>
+            <w:pPr>
+              <w:jc w:val="center"/>
+            </w:pPr>
+            <w:r>
+              <w:rPr>
+                <w:rFonts w:ascii="Malgun Gothic" w:cs="Malgun Gothic" w:eastAsia="Malgun Gothic" w:hAnsi="Malgun Gothic"/>
+                <w:sz w:val="19"/>
+                <w:szCs w:val="19"/>
+              </w:rPr>
+              <w:t xml:space="preserve">3</w:t>
+            </w:r>
+          </w:p>
+        </w:tc>
+        <w:tc>
+          <w:tcPr>
+            <w:tcW w:type="dxa" w:w="2300"/>
+            <w:tcBorders>
+              <w:top w:val="single" w:color="A6A6A6" w:sz="4"/>
+              <w:left w:val="single" w:color="A6A6A6" w:sz="4"/>
+              <w:bottom w:val="single" w:color="A6A6A6" w:sz="4"/>
+              <w:right w:val="single" w:color="A6A6A6" w:sz="4"/>
+            </w:tcBorders>
+            <w:tcMar>
+              <w:top w:type="dxa" w:w="60"/>
+              <w:left w:type="dxa" w:w="100"/>
+              <w:bottom w:type="dxa" w:w="60"/>
+              <w:right w:type="dxa" w:w="100"/>
+            </w:tcMar>
+          </w:tcPr>
+          <w:p>
+            <w:pPr>
+              <w:jc w:val="right"/>
+            </w:pPr>
+            <w:r>
+              <w:rPr>
+                <w:rFonts w:ascii="Malgun Gothic" w:cs="Malgun Gothic" w:eastAsia="Malgun Gothic" w:hAnsi="Malgun Gothic"/>
+                <w:sz w:val="19"/>
+                <w:szCs w:val="19"/>
+              </w:rPr>
+              <w:t xml:space="preserve">9,000 (개당 3,000)</w:t>
+            </w:r>
+          </w:p>
+        </w:tc>
+        <w:tc>
+          <w:tcPr>
+            <w:tcW w:type="dxa" w:w="700"/>
+            <w:tcBorders>
+              <w:top w:val="single" w:color="A6A6A6" w:sz="4"/>
+              <w:left w:val="single" w:color="A6A6A6" w:sz="4"/>
+              <w:bottom w:val="single" w:color="A6A6A6" w:sz="4"/>
+              <w:right w:val="single" w:color="A6A6A6" w:sz="4"/>
+            </w:tcBorders>
+            <w:tcMar>
+              <w:top w:type="dxa" w:w="60"/>
+              <w:left w:type="dxa" w:w="100"/>
+              <w:bottom w:type="dxa" w:w="60"/>
+              <w:right w:type="dxa" w:w="100"/>
+            </w:tcMar>
+          </w:tcPr>
+          <w:p>
+            <w:pPr>
+              <w:jc w:val="center"/>
+            </w:pPr>
+            <w:r>
+              <w:rPr>
+                <w:rFonts w:ascii="Malgun Gothic" w:cs="Malgun Gothic" w:eastAsia="Malgun Gothic" w:hAnsi="Malgun Gothic"/>
+                <w:b/>
+                <w:bCs/>
+                <w:color w:val="C00000"/>
+                <w:sz w:val="19"/>
+                <w:szCs w:val="19"/>
+              </w:rPr>
+              <w:t xml:space="preserve">P0</w:t>
+            </w:r>
+          </w:p>
+        </w:tc>
+        <w:tc>
+          <w:tcPr>
+            <w:tcW w:type="dxa" w:w="3470"/>
+            <w:tcBorders>
+              <w:top w:val="single" w:color="A6A6A6" w:sz="4"/>
+              <w:left w:val="single" w:color="A6A6A6" w:sz="4"/>
+              <w:bottom w:val="single" w:color="A6A6A6" w:sz="4"/>
+              <w:right w:val="single" w:color="A6A6A6" w:sz="4"/>
+            </w:tcBorders>
+            <w:tcMar>
+              <w:top w:type="dxa" w:w="60"/>
+              <w:left w:type="dxa" w:w="100"/>
+              <w:bottom w:type="dxa" w:w="60"/>
+              <w:right w:type="dxa" w:w="100"/>
+            </w:tcMar>
+          </w:tcPr>
+          <w:p>
+            <w:hyperlink w:history="1" r:id="rIdxzmnqlcbgovtanyoy6f79">
+              <w:r>
+                <w:rPr>
+                  <w:rStyle w:val="Hyperlink"/>
+                  <w:rFonts w:ascii="Malgun Gothic" w:cs="Malgun Gothic" w:eastAsia="Malgun Gothic" w:hAnsi="Malgun Gothic"/>
+                  <w:color w:val="0563C1"/>
+                  <w:sz w:val="19"/>
+                  <w:szCs w:val="19"/>
+                  <w:u w:val="single"/>
+                </w:rPr>
+                <w:t xml:space="preserve">쿠팡 로켓</w:t>
+              </w:r>
+            </w:hyperlink>
+          </w:p>
+        </w:tc>
+      </w:tr>
+      <w:tr>
+        <w:tc>
+          <w:tcPr>
+            <w:tcW w:type="dxa" w:w="3000"/>
+            <w:tcBorders>
+              <w:top w:val="single" w:color="A6A6A6" w:sz="4"/>
+              <w:left w:val="single" w:color="A6A6A6" w:sz="4"/>
+              <w:bottom w:val="single" w:color="A6A6A6" w:sz="4"/>
+              <w:right w:val="single" w:color="A6A6A6" w:sz="4"/>
+            </w:tcBorders>
+            <w:shd w:fill="F2F2F2" w:color="auto" w:val="clear"/>
+            <w:tcMar>
+              <w:top w:type="dxa" w:w="60"/>
+              <w:left w:type="dxa" w:w="100"/>
+              <w:bottom w:type="dxa" w:w="60"/>
+              <w:right w:type="dxa" w:w="100"/>
+            </w:tcMar>
+          </w:tcPr>
+          <w:p>
+            <w:r>
+              <w:rPr>
+                <w:rFonts w:ascii="Malgun Gothic" w:cs="Malgun Gothic" w:eastAsia="Malgun Gothic" w:hAnsi="Malgun Gothic"/>
+                <w:b/>
+                <w:bCs/>
+                <w:sz w:val="19"/>
+                <w:szCs w:val="19"/>
+              </w:rPr>
+              <w:t xml:space="preserve">소계</w:t>
+            </w:r>
+          </w:p>
+        </w:tc>
+        <w:tc>
+          <w:tcPr>
+            <w:tcW w:type="dxa" w:w="4000"/>
+            <w:tcBorders>
+              <w:top w:val="single" w:color="A6A6A6" w:sz="4"/>
+              <w:left w:val="single" w:color="A6A6A6" w:sz="4"/>
+              <w:bottom w:val="single" w:color="A6A6A6" w:sz="4"/>
+              <w:right w:val="single" w:color="A6A6A6" w:sz="4"/>
+            </w:tcBorders>
+            <w:shd w:fill="F2F2F2" w:color="auto" w:val="clear"/>
+            <w:tcMar>
+              <w:top w:type="dxa" w:w="60"/>
+              <w:left w:type="dxa" w:w="100"/>
+              <w:bottom w:type="dxa" w:w="60"/>
+              <w:right w:type="dxa" w:w="100"/>
+            </w:tcMar>
+          </w:tcPr>
+          <w:p>
+            <w:r>
+              <w:rPr>
+                <w:rFonts w:ascii="Malgun Gothic" w:cs="Malgun Gothic" w:eastAsia="Malgun Gothic" w:hAnsi="Malgun Gothic"/>
+                <w:sz w:val="19"/>
+                <w:szCs w:val="19"/>
+              </w:rPr>
+              <w:t xml:space="preserve"/>
+            </w:r>
+          </w:p>
+        </w:tc>
+        <w:tc>
+          <w:tcPr>
+            <w:tcW w:type="dxa" w:w="1100"/>
+            <w:tcBorders>
+              <w:top w:val="single" w:color="A6A6A6" w:sz="4"/>
+              <w:left w:val="single" w:color="A6A6A6" w:sz="4"/>
+              <w:bottom w:val="single" w:color="A6A6A6" w:sz="4"/>
+              <w:right w:val="single" w:color="A6A6A6" w:sz="4"/>
+            </w:tcBorders>
+            <w:shd w:fill="F2F2F2" w:color="auto" w:val="clear"/>
+            <w:tcMar>
+              <w:top w:type="dxa" w:w="60"/>
+              <w:left w:type="dxa" w:w="100"/>
+              <w:bottom w:type="dxa" w:w="60"/>
+              <w:right w:type="dxa" w:w="100"/>
+            </w:tcMar>
+          </w:tcPr>
+          <w:p>
+            <w:r>
+              <w:rPr>
+                <w:rFonts w:ascii="Malgun Gothic" w:cs="Malgun Gothic" w:eastAsia="Malgun Gothic" w:hAnsi="Malgun Gothic"/>
+                <w:sz w:val="19"/>
+                <w:szCs w:val="19"/>
+              </w:rPr>
+              <w:t xml:space="preserve"/>
+            </w:r>
+          </w:p>
+        </w:tc>
+        <w:tc>
+          <w:tcPr>
+            <w:tcW w:type="dxa" w:w="2300"/>
+            <w:tcBorders>
+              <w:top w:val="single" w:color="A6A6A6" w:sz="4"/>
+              <w:left w:val="single" w:color="A6A6A6" w:sz="4"/>
+              <w:bottom w:val="single" w:color="A6A6A6" w:sz="4"/>
+              <w:right w:val="single" w:color="A6A6A6" w:sz="4"/>
+            </w:tcBorders>
+            <w:shd w:fill="F2F2F2" w:color="auto" w:val="clear"/>
+            <w:tcMar>
+              <w:top w:type="dxa" w:w="60"/>
+              <w:left w:type="dxa" w:w="100"/>
+              <w:bottom w:type="dxa" w:w="60"/>
+              <w:right w:type="dxa" w:w="100"/>
+            </w:tcMar>
+          </w:tcPr>
+          <w:p>
+            <w:pPr>
+              <w:jc w:val="right"/>
+            </w:pPr>
+            <w:r>
+              <w:rPr>
+                <w:rFonts w:ascii="Malgun Gothic" w:cs="Malgun Gothic" w:eastAsia="Malgun Gothic" w:hAnsi="Malgun Gothic"/>
+                <w:b/>
+                <w:bCs/>
+                <w:sz w:val="19"/>
+                <w:szCs w:val="19"/>
+              </w:rPr>
+              <w:t xml:space="preserve">9,000</w:t>
+            </w:r>
+          </w:p>
+        </w:tc>
+        <w:tc>
+          <w:tcPr>
+            <w:tcW w:type="dxa" w:w="700"/>
+            <w:tcBorders>
+              <w:top w:val="single" w:color="A6A6A6" w:sz="4"/>
+              <w:left w:val="single" w:color="A6A6A6" w:sz="4"/>
+              <w:bottom w:val="single" w:color="A6A6A6" w:sz="4"/>
+              <w:right w:val="single" w:color="A6A6A6" w:sz="4"/>
+            </w:tcBorders>
+            <w:shd w:fill="F2F2F2" w:color="auto" w:val="clear"/>
+            <w:tcMar>
+              <w:top w:type="dxa" w:w="60"/>
+              <w:left w:type="dxa" w:w="100"/>
+              <w:bottom w:type="dxa" w:w="60"/>
+              <w:right w:type="dxa" w:w="100"/>
+            </w:tcMar>
+          </w:tcPr>
+          <w:p>
+            <w:r>
+              <w:rPr>
+                <w:rFonts w:ascii="Malgun Gothic" w:cs="Malgun Gothic" w:eastAsia="Malgun Gothic" w:hAnsi="Malgun Gothic"/>
+                <w:sz w:val="19"/>
+                <w:szCs w:val="19"/>
+              </w:rPr>
+              <w:t xml:space="preserve"/>
+            </w:r>
+          </w:p>
+        </w:tc>
+        <w:tc>
+          <w:tcPr>
+            <w:tcW w:type="dxa" w:w="3470"/>
+            <w:tcBorders>
+              <w:top w:val="single" w:color="A6A6A6" w:sz="4"/>
+              <w:left w:val="single" w:color="A6A6A6" w:sz="4"/>
+              <w:bottom w:val="single" w:color="A6A6A6" w:sz="4"/>
+              <w:right w:val="single" w:color="A6A6A6" w:sz="4"/>
+            </w:tcBorders>
+            <w:shd w:fill="F2F2F2" w:color="auto" w:val="clear"/>
+            <w:tcMar>
+              <w:top w:type="dxa" w:w="60"/>
+              <w:left w:type="dxa" w:w="100"/>
+              <w:bottom w:type="dxa" w:w="60"/>
+              <w:right w:type="dxa" w:w="100"/>
+            </w:tcMar>
+          </w:tcPr>
+          <w:p>
+            <w:r>
+              <w:rPr>
+                <w:rFonts w:ascii="Malgun Gothic" w:cs="Malgun Gothic" w:eastAsia="Malgun Gothic" w:hAnsi="Malgun Gothic"/>
+                <w:sz w:val="19"/>
+                <w:szCs w:val="19"/>
+              </w:rPr>
+              <w:t xml:space="preserve"/>
+            </w:r>
+          </w:p>
+        </w:tc>
+      </w:tr>
+    </w:tbl>
+    <w:p>
+      <w:pPr>
+        <w:spacing w:after="80" w:before="80"/>
+      </w:pPr>
+      <w:r>
+        <w:rPr>
+          <w:rFonts w:ascii="Malgun Gothic" w:cs="Malgun Gothic" w:eastAsia="Malgun Gothic" w:hAnsi="Malgun Gothic"/>
+          <w:sz w:val="18"/>
+          <w:szCs w:val="18"/>
+        </w:rPr>
+        <w:t xml:space="preserve">본선(배터리↔ESC)은 08-25 에 끝났다. 이건 접촉기 앞에서 보조 전원을 따기 위한 분기 커넥터다. 옵션은 암잭 — 배터리 쪽 EC5 수컷에 꽂는다.</w:t>
       </w:r>
     </w:p>
     <w:p>
@@ -6859,7 +7601,7 @@
             </w:tcMar>
           </w:tcPr>
           <w:p>
-            <w:hyperlink w:history="1" r:id="rId5rjli1dl4ppxyswkfesq0">
+            <w:hyperlink w:history="1" r:id="rId4qb_d4hklshealocu7bha">
               <w:r>
                 <w:rPr>
                   <w:rStyle w:val="Hyperlink"/>
@@ -7410,7 +8152,7 @@
                 <w:sz w:val="19"/>
                 <w:szCs w:val="19"/>
               </w:rPr>
-              <w:t xml:space="preserve">F. 주 전력</w:t>
+              <w:t xml:space="preserve">F. 주 전력 본선</w:t>
             </w:r>
           </w:p>
         </w:tc>
@@ -7439,7 +8181,7 @@
                 <w:sz w:val="19"/>
                 <w:szCs w:val="19"/>
               </w:rPr>
-              <w:t xml:space="preserve">08-25 재배선 끝, 09-07 물 위 시험 통과</w:t>
+              <w:t xml:space="preserve">08-25 재배선 끝, 09-07 물 위 시험 통과 (분기 피그테일만 위 F 에서 구매)</w:t>
             </w:r>
           </w:p>
         </w:tc>
@@ -8030,7 +8772,7 @@
                 <w:sz w:val="24"/>
                 <w:szCs w:val="24"/>
               </w:rPr>
-              <w:t xml:space="preserve">1,667,540 ~ 1,686,540</w:t>
+              <w:t xml:space="preserve">1,676,540 ~ 1,695,540</w:t>
             </w:r>
           </w:p>
         </w:tc>
@@ -8057,7 +8799,7 @@
                 <w:sz w:val="19"/>
                 <w:szCs w:val="19"/>
               </w:rPr>
-              <w:t xml:space="preserve">10항목 전체</w:t>
+              <w:t xml:space="preserve">11항목 전체</w:t>
             </w:r>
           </w:p>
         </w:tc>
@@ -8212,7 +8954,7 @@
                 <w:sz w:val="24"/>
                 <w:szCs w:val="24"/>
               </w:rPr>
-              <w:t xml:space="preserve">260,340 ~ 279,340</w:t>
+              <w:t xml:space="preserve">269,340 ~ 288,340</w:t>
             </w:r>
           </w:p>
         </w:tc>
@@ -8239,7 +8981,7 @@
                 <w:sz w:val="19"/>
                 <w:szCs w:val="19"/>
               </w:rPr>
-              <w:t xml:space="preserve">나머지 7항목 — 우리가 내야 하는 금액</w:t>
+              <w:t xml:space="preserve">나머지 8항목 — 우리가 내야 하는 금액</w:t>
             </w:r>
           </w:p>
         </w:tc>
@@ -9597,6 +10339,104 @@
               <w:bottom w:val="single" w:color="A6A6A6" w:sz="4"/>
               <w:right w:val="single" w:color="A6A6A6" w:sz="4"/>
             </w:tcBorders>
+            <w:tcMar>
+              <w:top w:type="dxa" w:w="60"/>
+              <w:left w:type="dxa" w:w="100"/>
+              <w:bottom w:type="dxa" w:w="60"/>
+              <w:right w:type="dxa" w:w="100"/>
+            </w:tcMar>
+          </w:tcPr>
+          <w:p>
+            <w:pPr>
+              <w:jc w:val="left"/>
+            </w:pPr>
+            <w:r>
+              <w:rPr>
+                <w:rFonts w:ascii="Malgun Gothic" w:cs="Malgun Gothic" w:eastAsia="Malgun Gothic" w:hAnsi="Malgun Gothic"/>
+                <w:b/>
+                <w:bCs/>
+                <w:sz w:val="19"/>
+                <w:szCs w:val="19"/>
+              </w:rPr>
+              <w:t xml:space="preserve">EC5 피그테일 ×3</w:t>
+            </w:r>
+          </w:p>
+        </w:tc>
+        <w:tc>
+          <w:tcPr>
+            <w:tcW w:type="dxa" w:w="3800"/>
+            <w:tcBorders>
+              <w:top w:val="single" w:color="A6A6A6" w:sz="4"/>
+              <w:left w:val="single" w:color="A6A6A6" w:sz="4"/>
+              <w:bottom w:val="single" w:color="A6A6A6" w:sz="4"/>
+              <w:right w:val="single" w:color="A6A6A6" w:sz="4"/>
+            </w:tcBorders>
+            <w:tcMar>
+              <w:top w:type="dxa" w:w="60"/>
+              <w:left w:type="dxa" w:w="100"/>
+              <w:bottom w:type="dxa" w:w="60"/>
+              <w:right w:type="dxa" w:w="100"/>
+            </w:tcMar>
+          </w:tcPr>
+          <w:p>
+            <w:pPr>
+              <w:jc w:val="right"/>
+            </w:pPr>
+            <w:r>
+              <w:rPr>
+                <w:rFonts w:ascii="Malgun Gothic" w:cs="Malgun Gothic" w:eastAsia="Malgun Gothic" w:hAnsi="Malgun Gothic"/>
+                <w:b w:val="false"/>
+                <w:bCs w:val="false"/>
+                <w:sz w:val="19"/>
+                <w:szCs w:val="19"/>
+              </w:rPr>
+              <w:t xml:space="preserve">9,000</w:t>
+            </w:r>
+          </w:p>
+        </w:tc>
+        <w:tc>
+          <w:tcPr>
+            <w:tcW w:type="dxa" w:w="6570"/>
+            <w:tcBorders>
+              <w:top w:val="single" w:color="A6A6A6" w:sz="4"/>
+              <w:left w:val="single" w:color="A6A6A6" w:sz="4"/>
+              <w:bottom w:val="single" w:color="A6A6A6" w:sz="4"/>
+              <w:right w:val="single" w:color="A6A6A6" w:sz="4"/>
+            </w:tcBorders>
+            <w:tcMar>
+              <w:top w:type="dxa" w:w="60"/>
+              <w:left w:type="dxa" w:w="100"/>
+              <w:bottom w:type="dxa" w:w="60"/>
+              <w:right w:type="dxa" w:w="100"/>
+            </w:tcMar>
+          </w:tcPr>
+          <w:p>
+            <w:pPr>
+              <w:jc w:val="left"/>
+            </w:pPr>
+            <w:r>
+              <w:rPr>
+                <w:rFonts w:ascii="Malgun Gothic" w:cs="Malgun Gothic" w:eastAsia="Malgun Gothic" w:hAnsi="Malgun Gothic"/>
+                <w:b w:val="false"/>
+                <w:bCs w:val="false"/>
+                <w:sz w:val="19"/>
+                <w:szCs w:val="19"/>
+              </w:rPr>
+              <w:t xml:space="preserve">F. 주 전력</w:t>
+            </w:r>
+          </w:p>
+        </w:tc>
+      </w:tr>
+      <w:tr>
+        <w:tc>
+          <w:tcPr>
+            <w:tcW w:type="dxa" w:w="4200"/>
+            <w:tcBorders>
+              <w:top w:val="single" w:color="A6A6A6" w:sz="4"/>
+              <w:left w:val="single" w:color="A6A6A6" w:sz="4"/>
+              <w:bottom w:val="single" w:color="A6A6A6" w:sz="4"/>
+              <w:right w:val="single" w:color="A6A6A6" w:sz="4"/>
+            </w:tcBorders>
             <w:shd w:fill="F2F2F2" w:color="auto" w:val="clear"/>
             <w:tcMar>
               <w:top w:type="dxa" w:w="60"/>
@@ -9650,7 +10490,7 @@
                 <w:sz w:val="19"/>
                 <w:szCs w:val="19"/>
               </w:rPr>
-              <w:t xml:space="preserve">260,340 ~ 279,340</w:t>
+              <w:t xml:space="preserve">269,340 ~ 288,340</w:t>
             </w:r>
           </w:p>
         </w:tc>

--- a/docs/전달용/SSF2026_구매목록_계통별.docx
+++ b/docs/전달용/SSF2026_구매목록_계통별.docx
@@ -282,7 +282,7 @@
                 <w:sz w:val="19"/>
                 <w:szCs w:val="19"/>
               </w:rPr>
-              <w:t xml:space="preserve">1,507,220</w:t>
+              <w:t xml:space="preserve">1,508,100</w:t>
             </w:r>
           </w:p>
         </w:tc>
@@ -802,7 +802,7 @@
                 <w:sz w:val="19"/>
                 <w:szCs w:val="19"/>
               </w:rPr>
-              <w:t xml:space="preserve">33,720 ~ 37,720</w:t>
+              <w:t xml:space="preserve">34,600 ~ 38,600</w:t>
             </w:r>
           </w:p>
         </w:tc>
@@ -1195,7 +1195,7 @@
                 <w:sz w:val="19"/>
                 <w:szCs w:val="19"/>
               </w:rPr>
-              <w:t xml:space="preserve">1,676,540 ~ 1,695,540</w:t>
+              <w:t xml:space="preserve">1,678,300 ~ 1,697,300</w:t>
             </w:r>
           </w:p>
         </w:tc>
@@ -1639,7 +1639,7 @@
             </w:tcMar>
           </w:tcPr>
           <w:p>
-            <w:hyperlink w:history="1" r:id="rIdynnmhliyqgndgrqn1lxft">
+            <w:hyperlink w:history="1" r:id="rIdh1tpdbuobcuae0vyn8clq">
               <w:r>
                 <w:rPr>
                   <w:rStyle w:val="Hyperlink"/>
@@ -1822,7 +1822,7 @@
             </w:tcMar>
           </w:tcPr>
           <w:p>
-            <w:hyperlink w:history="1" r:id="rIdcdzsaxbt4jwix_xz_7fdb">
+            <w:hyperlink w:history="1" r:id="rIdsjeudafxqmwaeocu_kbjk">
               <w:r>
                 <w:rPr>
                   <w:rStyle w:val="Hyperlink"/>
@@ -1843,7 +1843,7 @@
               </w:rPr>
               <w:t xml:space="preserve"> · </w:t>
             </w:r>
-            <w:hyperlink w:history="1" r:id="rIdvi3ssagv1oritp6xkjpjc">
+            <w:hyperlink w:history="1" r:id="rIdcw_5vfesj-qd1enc-rgjc">
               <w:r>
                 <w:rPr>
                   <w:rStyle w:val="Hyperlink"/>
@@ -2026,7 +2026,7 @@
             </w:tcMar>
           </w:tcPr>
           <w:p>
-            <w:hyperlink w:history="1" r:id="rId5mv4prlzyc9bhekaxkuym">
+            <w:hyperlink w:history="1" r:id="rIdzjtdkycpygxsvsdhvcfxo">
               <w:r>
                 <w:rPr>
                   <w:rStyle w:val="Hyperlink"/>
@@ -2095,7 +2095,7 @@
                 <w:sz w:val="19"/>
                 <w:szCs w:val="19"/>
               </w:rPr>
-              <w:t xml:space="preserve">인젝터 입력 보호. 배터리 ⊕ 와 인젝터 사이</w:t>
+              <w:t xml:space="preserve">인젝터 입력 보호. 배터리 ⊕ 와 인젝터 사이. 퓨즈는 1회용이라 예비 포함 10개(10-14)</w:t>
             </w:r>
           </w:p>
         </w:tc>
@@ -2125,7 +2125,7 @@
                 <w:sz w:val="19"/>
                 <w:szCs w:val="19"/>
               </w:rPr>
-              <w:t xml:space="preserve">홀더 2 · 퓨즈 2</w:t>
+              <w:t xml:space="preserve">홀더 2 · 퓨즈 10</w:t>
             </w:r>
           </w:p>
         </w:tc>
@@ -2155,7 +2155,7 @@
                 <w:sz w:val="19"/>
                 <w:szCs w:val="19"/>
               </w:rPr>
-              <w:t xml:space="preserve">2,820</w:t>
+              <w:t xml:space="preserve">3,700</w:t>
             </w:r>
           </w:p>
         </w:tc>
@@ -2209,7 +2209,7 @@
             </w:tcMar>
           </w:tcPr>
           <w:p>
-            <w:hyperlink w:history="1" r:id="rIdlq1vejzkc-ikvsbn_tcvj">
+            <w:hyperlink w:history="1" r:id="rIdo3l2rj6ryahywr60opjff">
               <w:r>
                 <w:rPr>
                   <w:rStyle w:val="Hyperlink"/>
@@ -2230,7 +2230,7 @@
               </w:rPr>
               <w:t xml:space="preserve"> · </w:t>
             </w:r>
-            <w:hyperlink w:history="1" r:id="rIdp2nsgnjplxxjsgmtjkpo3">
+            <w:hyperlink w:history="1" r:id="rIdlmmz6_jgsxdnohbt-vkb2">
               <w:r>
                 <w:rPr>
                   <w:rStyle w:val="Hyperlink"/>
@@ -2362,7 +2362,7 @@
                 <w:sz w:val="19"/>
                 <w:szCs w:val="19"/>
               </w:rPr>
-              <w:t xml:space="preserve">1,507,220</w:t>
+              <w:t xml:space="preserve">1,508,100</w:t>
             </w:r>
           </w:p>
         </w:tc>
@@ -4516,7 +4516,7 @@
             </w:tcMar>
           </w:tcPr>
           <w:p>
-            <w:hyperlink w:history="1" r:id="rIdnzdezdjuwyfr-uf3_f6on">
+            <w:hyperlink w:history="1" r:id="rIdjwnq35qbivgeefmfbz8ml">
               <w:r>
                 <w:rPr>
                   <w:rStyle w:val="Hyperlink"/>
@@ -4537,7 +4537,7 @@
               </w:rPr>
               <w:t xml:space="preserve"> · </w:t>
             </w:r>
-            <w:hyperlink w:history="1" r:id="rId088npgs21cpwux6rrxq_r">
+            <w:hyperlink w:history="1" r:id="rIdqzz84eozdrf0fle8sztpo">
               <w:r>
                 <w:rPr>
                   <w:rStyle w:val="Hyperlink"/>
@@ -5174,7 +5174,7 @@
             </w:tcMar>
           </w:tcPr>
           <w:p>
-            <w:hyperlink w:history="1" r:id="rIdt_39vicl2cghctokzhoyl">
+            <w:hyperlink w:history="1" r:id="rIdmvzmitzpi2gakzffbl7kf">
               <w:r>
                 <w:rPr>
                   <w:rStyle w:val="Hyperlink"/>
@@ -5357,7 +5357,7 @@
             </w:tcMar>
           </w:tcPr>
           <w:p>
-            <w:hyperlink w:history="1" r:id="rIdfsjmlsraip7z76k3osqen">
+            <w:hyperlink w:history="1" r:id="rIdsnelrybw8th32vfnndiot">
               <w:r>
                 <w:rPr>
                   <w:rStyle w:val="Hyperlink"/>
@@ -5969,7 +5969,7 @@
             </w:tcMar>
           </w:tcPr>
           <w:p>
-            <w:hyperlink w:history="1" r:id="rIdbjmpzxcadawhbro8gbilm">
+            <w:hyperlink w:history="1" r:id="rId716hdp1pcxqwvs2lgbcmt">
               <w:r>
                 <w:rPr>
                   <w:rStyle w:val="Hyperlink"/>
@@ -5990,7 +5990,7 @@
               </w:rPr>
               <w:t xml:space="preserve"> · </w:t>
             </w:r>
-            <w:hyperlink w:history="1" r:id="rIdh76x3soiectmgnn-nv1si">
+            <w:hyperlink w:history="1" r:id="rId4byeodxmsnb9rypgns8at">
               <w:r>
                 <w:rPr>
                   <w:rStyle w:val="Hyperlink"/>
@@ -6173,7 +6173,7 @@
             </w:tcMar>
           </w:tcPr>
           <w:p>
-            <w:hyperlink w:history="1" r:id="rIdxh58gvkdltbzwf3gmu4gb">
+            <w:hyperlink w:history="1" r:id="rIdubxml4d17ofuqwmdn2qc9">
               <w:r>
                 <w:rPr>
                   <w:rStyle w:val="Hyperlink"/>
@@ -6242,7 +6242,7 @@
                 <w:sz w:val="19"/>
                 <w:szCs w:val="19"/>
               </w:rPr>
-              <w:t xml:space="preserve">허브 급전(XL4015 입력) 보호 + 예비 1</w:t>
+              <w:t xml:space="preserve">허브 급전(XL4015 입력) 보호. 퓨즈는 1회용이라 예비 포함 10개(10-14)</w:t>
             </w:r>
           </w:p>
         </w:tc>
@@ -6272,7 +6272,7 @@
                 <w:sz w:val="19"/>
                 <w:szCs w:val="19"/>
               </w:rPr>
-              <w:t xml:space="preserve">홀더 2 · 퓨즈 2</w:t>
+              <w:t xml:space="preserve">홀더 2 · 퓨즈 10</w:t>
             </w:r>
           </w:p>
         </w:tc>
@@ -6302,7 +6302,7 @@
                 <w:sz w:val="19"/>
                 <w:szCs w:val="19"/>
               </w:rPr>
-              <w:t xml:space="preserve">2,820</w:t>
+              <w:t xml:space="preserve">3,700</w:t>
             </w:r>
           </w:p>
         </w:tc>
@@ -6356,7 +6356,7 @@
             </w:tcMar>
           </w:tcPr>
           <w:p>
-            <w:hyperlink w:history="1" r:id="rIdrppyai1yadjpuzqunyzhq">
+            <w:hyperlink w:history="1" r:id="rIds-cyfpepb4vjqxlvfjyit">
               <w:r>
                 <w:rPr>
                   <w:rStyle w:val="Hyperlink"/>
@@ -6377,7 +6377,7 @@
               </w:rPr>
               <w:t xml:space="preserve"> · </w:t>
             </w:r>
-            <w:hyperlink w:history="1" r:id="rIddkmony9pukhghkxieomb-">
+            <w:hyperlink w:history="1" r:id="rIdvsotynbhbqtc-7cfjf6iy">
               <w:r>
                 <w:rPr>
                   <w:rStyle w:val="Hyperlink"/>
@@ -6509,7 +6509,7 @@
                 <w:sz w:val="19"/>
                 <w:szCs w:val="19"/>
               </w:rPr>
-              <w:t xml:space="preserve">33,720 ~ 37,720</w:t>
+              <w:t xml:space="preserve">34,600 ~ 38,600</w:t>
             </w:r>
           </w:p>
         </w:tc>
@@ -6989,7 +6989,7 @@
             </w:tcMar>
           </w:tcPr>
           <w:p>
-            <w:hyperlink w:history="1" r:id="rIdxzmnqlcbgovtanyoy6f79">
+            <w:hyperlink w:history="1" r:id="rId0n0o6w17lg5lr0hkdjink">
               <w:r>
                 <w:rPr>
                   <w:rStyle w:val="Hyperlink"/>
@@ -7601,7 +7601,7 @@
             </w:tcMar>
           </w:tcPr>
           <w:p>
-            <w:hyperlink w:history="1" r:id="rId4qb_d4hklshealocu7bha">
+            <w:hyperlink w:history="1" r:id="rId-x7foxqpyznpcjxiczfil">
               <w:r>
                 <w:rPr>
                   <w:rStyle w:val="Hyperlink"/>
@@ -7907,7 +7907,7 @@
           <w:sz w:val="19"/>
           <w:szCs w:val="19"/>
         </w:rPr>
-        <w:t xml:space="preserve">BF303 홀더가 도착하면 5x20 퓨즈를 끼워 본다. 안 맞으면 F-520 클립(110원)을 전선에 납땜한다.</w:t>
+        <w:t xml:space="preserve">BF303 홀더가 도착하면 5x20 퓨즈를 끼워 본다. 안 맞으면 F-520 클립(110원)을 전선에 납땜한다. 예비 퓨즈는 배에 항상 2A·3A 몇 개씩 싣는다.</w:t>
       </w:r>
     </w:p>
     <w:p>
@@ -8772,7 +8772,7 @@
                 <w:sz w:val="24"/>
                 <w:szCs w:val="24"/>
               </w:rPr>
-              <w:t xml:space="preserve">1,676,540 ~ 1,695,540</w:t>
+              <w:t xml:space="preserve">1,678,300 ~ 1,697,300</w:t>
             </w:r>
           </w:p>
         </w:tc>
@@ -8954,7 +8954,7 @@
                 <w:sz w:val="24"/>
                 <w:szCs w:val="24"/>
               </w:rPr>
-              <w:t xml:space="preserve">269,340 ~ 288,340</w:t>
+              <w:t xml:space="preserve">271,100 ~ 290,100</w:t>
             </w:r>
           </w:p>
         </w:tc>
@@ -10260,7 +10260,7 @@
                 <w:sz w:val="19"/>
                 <w:szCs w:val="19"/>
               </w:rPr>
-              <w:t xml:space="preserve">퓨즈홀더 ×4 + 퓨즈 ×4</w:t>
+              <w:t xml:space="preserve">퓨즈홀더 ×4 + 퓨즈 2A×10·3A×10</w:t>
             </w:r>
           </w:p>
         </w:tc>
@@ -10292,7 +10292,7 @@
                 <w:sz w:val="19"/>
                 <w:szCs w:val="19"/>
               </w:rPr>
-              <w:t xml:space="preserve">5,640</w:t>
+              <w:t xml:space="preserve">7,400</w:t>
             </w:r>
           </w:p>
         </w:tc>
@@ -10490,7 +10490,7 @@
                 <w:sz w:val="19"/>
                 <w:szCs w:val="19"/>
               </w:rPr>
-              <w:t xml:space="preserve">269,340 ~ 288,340</w:t>
+              <w:t xml:space="preserve">271,100 ~ 290,100</w:t>
             </w:r>
           </w:p>
         </w:tc>

--- a/docs/전달용/SSF2026_구매목록_계통별.docx
+++ b/docs/전달용/SSF2026_구매목록_계통별.docx
@@ -39,7 +39,7 @@
           <w:sz w:val="19"/>
           <w:szCs w:val="19"/>
         </w:rPr>
-        <w:t xml:space="preserve">사야 할 것은 11항목, 합계 약 168~170만원이다. 아직 하나도 주문하지 않았다. 같은 계통 안에서 하나만 빠져도 그 계통은 안 돈다.</w:t>
+        <w:t xml:space="preserve">사야 할 것은 11항목, 합계 약 169~170만원이다. 아직 하나도 주문하지 않았다. 같은 계통 안에서 하나만 빠져도 그 계통은 안 돈다.</w:t>
       </w:r>
     </w:p>
     <w:tbl>
@@ -802,7 +802,7 @@
                 <w:sz w:val="19"/>
                 <w:szCs w:val="19"/>
               </w:rPr>
-              <w:t xml:space="preserve">34,600 ~ 38,600</w:t>
+              <w:t xml:space="preserve">46,220</w:t>
             </w:r>
           </w:p>
         </w:tc>
@@ -1195,7 +1195,7 @@
                 <w:sz w:val="19"/>
                 <w:szCs w:val="19"/>
               </w:rPr>
-              <w:t xml:space="preserve">1,678,300 ~ 1,697,300</w:t>
+              <w:t xml:space="preserve">1,689,920 ~ 1,704,920</w:t>
             </w:r>
           </w:p>
         </w:tc>
@@ -1228,7 +1228,7 @@
                 <w:sz w:val="19"/>
                 <w:szCs w:val="19"/>
               </w:rPr>
-              <w:t xml:space="preserve">OAK 2대가 78~79%</w:t>
+              <w:t xml:space="preserve">OAK 2대가 78%</w:t>
             </w:r>
           </w:p>
         </w:tc>
@@ -1639,7 +1639,7 @@
             </w:tcMar>
           </w:tcPr>
           <w:p>
-            <w:hyperlink w:history="1" r:id="rIdh1tpdbuobcuae0vyn8clq">
+            <w:hyperlink w:history="1" r:id="rId_tnjzcxrqg08nmfrbn3hw">
               <w:r>
                 <w:rPr>
                   <w:rStyle w:val="Hyperlink"/>
@@ -1822,7 +1822,7 @@
             </w:tcMar>
           </w:tcPr>
           <w:p>
-            <w:hyperlink w:history="1" r:id="rIdsjeudafxqmwaeocu_kbjk">
+            <w:hyperlink w:history="1" r:id="rIdniaqh5zu5ns25kmce2krc">
               <w:r>
                 <w:rPr>
                   <w:rStyle w:val="Hyperlink"/>
@@ -1843,7 +1843,7 @@
               </w:rPr>
               <w:t xml:space="preserve"> · </w:t>
             </w:r>
-            <w:hyperlink w:history="1" r:id="rIdcw_5vfesj-qd1enc-rgjc">
+            <w:hyperlink w:history="1" r:id="rIdr8pw9ybpoxldmymsx08xk">
               <w:r>
                 <w:rPr>
                   <w:rStyle w:val="Hyperlink"/>
@@ -2026,7 +2026,7 @@
             </w:tcMar>
           </w:tcPr>
           <w:p>
-            <w:hyperlink w:history="1" r:id="rIdzjtdkycpygxsvsdhvcfxo">
+            <w:hyperlink w:history="1" r:id="rIdvt2z_nmgcxgkdkszqy1nf">
               <w:r>
                 <w:rPr>
                   <w:rStyle w:val="Hyperlink"/>
@@ -2209,7 +2209,7 @@
             </w:tcMar>
           </w:tcPr>
           <w:p>
-            <w:hyperlink w:history="1" r:id="rIdo3l2rj6ryahywr60opjff">
+            <w:hyperlink w:history="1" r:id="rId4bj8zsm0o_5jngwvisdib">
               <w:r>
                 <w:rPr>
                   <w:rStyle w:val="Hyperlink"/>
@@ -2230,7 +2230,7 @@
               </w:rPr>
               <w:t xml:space="preserve"> · </w:t>
             </w:r>
-            <w:hyperlink w:history="1" r:id="rIdlmmz6_jgsxdnohbt-vkb2">
+            <w:hyperlink w:history="1" r:id="rIdzspdej9jg-wl92ojyqkzd">
               <w:r>
                 <w:rPr>
                   <w:rStyle w:val="Hyperlink"/>
@@ -4516,7 +4516,7 @@
             </w:tcMar>
           </w:tcPr>
           <w:p>
-            <w:hyperlink w:history="1" r:id="rIdjwnq35qbivgeefmfbz8ml">
+            <w:hyperlink w:history="1" r:id="rIdfskm6tfllmp5gtc01ynfn">
               <w:r>
                 <w:rPr>
                   <w:rStyle w:val="Hyperlink"/>
@@ -4537,7 +4537,7 @@
               </w:rPr>
               <w:t xml:space="preserve"> · </w:t>
             </w:r>
-            <w:hyperlink w:history="1" r:id="rIdqzz84eozdrf0fle8sztpo">
+            <w:hyperlink w:history="1" r:id="rIdooedze1pnlbfh9uhpmumf">
               <w:r>
                 <w:rPr>
                   <w:rStyle w:val="Hyperlink"/>
@@ -5174,7 +5174,7 @@
             </w:tcMar>
           </w:tcPr>
           <w:p>
-            <w:hyperlink w:history="1" r:id="rIdmvzmitzpi2gakzffbl7kf">
+            <w:hyperlink w:history="1" r:id="rIduhqfiy9eod2iz9c11dxaq">
               <w:r>
                 <w:rPr>
                   <w:rStyle w:val="Hyperlink"/>
@@ -5357,7 +5357,7 @@
             </w:tcMar>
           </w:tcPr>
           <w:p>
-            <w:hyperlink w:history="1" r:id="rIdsnelrybw8th32vfnndiot">
+            <w:hyperlink w:history="1" r:id="rId-29kwh3iv5iqkz3zd1bwt">
               <w:r>
                 <w:rPr>
                   <w:rStyle w:val="Hyperlink"/>
@@ -5588,7 +5588,7 @@
           <w:sz w:val="17"/>
           <w:szCs w:val="17"/>
         </w:rPr>
-        <w:t xml:space="preserve">배터리 ⊕ ─ 3A 퓨즈 ─▶ XL4015 (5V 5A) ─ DC 플러그 5.5×2.1 ─▶ UH308 ─▶ 라이다·IMU·GPS</w:t>
+        <w:t xml:space="preserve">배터리 ⊕ ─ 3A 퓨즈 ─▶ SZWENGAO 5V 고정 5A (IP68) ─ DC 플러그 5.5×2.1 ─▶ UH308 ─▶ 라이다·IMU·GPS</w:t>
       </w:r>
     </w:p>
     <w:tbl>
@@ -5969,7 +5969,7 @@
             </w:tcMar>
           </w:tcPr>
           <w:p>
-            <w:hyperlink w:history="1" r:id="rId716hdp1pcxqwvs2lgbcmt">
+            <w:hyperlink w:history="1" r:id="rIdag8icfowmftscn87px78d">
               <w:r>
                 <w:rPr>
                   <w:rStyle w:val="Hyperlink"/>
@@ -5990,7 +5990,7 @@
               </w:rPr>
               <w:t xml:space="preserve"> · </w:t>
             </w:r>
-            <w:hyperlink w:history="1" r:id="rId4byeodxmsnb9rypgns8at">
+            <w:hyperlink w:history="1" r:id="rIdz137vqkfoa2rbpxazsf-r">
               <w:r>
                 <w:rPr>
                   <w:rStyle w:val="Hyperlink"/>
@@ -6032,7 +6032,7 @@
                 <w:sz w:val="19"/>
                 <w:szCs w:val="19"/>
               </w:rPr>
-              <w:t xml:space="preserve">XL4015 강압 5V 5A + DC 플러그 5.5×2.1</w:t>
+              <w:t xml:space="preserve">DC-DC 강압 5V 고정 5A SZWENGAO WG-1224S0505 (IP68) + DC잭 케이블 암수 세트 5.5×2.1</w:t>
             </w:r>
           </w:p>
         </w:tc>
@@ -6059,7 +6059,7 @@
                 <w:sz w:val="19"/>
                 <w:szCs w:val="19"/>
               </w:rPr>
-              <w:t xml:space="preserve">배터리에서 허브용 5V 생성. LM2596(3A)은 부족. 허브 연결 전 5.0~5.1V 로 조정</w:t>
+              <w:t xml:space="preserve">배터리에서 허브용 5V 생성. 10-14 교체 — 메카솔루션 XL4015 가 단종·구매 불가. 5V 고정 출력이라 트리머 조정 없음. 25W = 1.7A 라 3A 퓨즈 그대로</w:t>
             </w:r>
           </w:p>
         </w:tc>
@@ -6089,7 +6089,7 @@
                 <w:sz w:val="19"/>
                 <w:szCs w:val="19"/>
               </w:rPr>
-              <w:t xml:space="preserve">1</w:t>
+              <w:t xml:space="preserve">1 + 1</w:t>
             </w:r>
           </w:p>
         </w:tc>
@@ -6119,7 +6119,7 @@
                 <w:sz w:val="19"/>
                 <w:szCs w:val="19"/>
               </w:rPr>
-              <w:t xml:space="preserve">3,000~7,000</w:t>
+              <w:t xml:space="preserve">14,620 (모듈 10,120 VAT포함 + 케이블 4,500)</w:t>
             </w:r>
           </w:p>
         </w:tc>
@@ -6173,7 +6173,7 @@
             </w:tcMar>
           </w:tcPr>
           <w:p>
-            <w:hyperlink w:history="1" r:id="rIdubxml4d17ofuqwmdn2qc9">
+            <w:hyperlink w:history="1" r:id="rIdai93u-3esg6vaugo45qu2">
               <w:r>
                 <w:rPr>
                   <w:rStyle w:val="Hyperlink"/>
@@ -6183,7 +6183,28 @@
                   <w:szCs w:val="19"/>
                   <w:u w:val="single"/>
                 </w:rPr>
-                <w:t xml:space="preserve">메카솔루션</w:t>
+                <w:t xml:space="preserve">엘레파츠 모듈</w:t>
+              </w:r>
+            </w:hyperlink>
+            <w:r>
+              <w:rPr>
+                <w:rFonts w:ascii="Malgun Gothic" w:cs="Malgun Gothic" w:eastAsia="Malgun Gothic" w:hAnsi="Malgun Gothic"/>
+                <w:sz w:val="19"/>
+                <w:szCs w:val="19"/>
+              </w:rPr>
+              <w:t xml:space="preserve"> · </w:t>
+            </w:r>
+            <w:hyperlink w:history="1" r:id="rId4j3j8tjrkrxq1esh0o9uo">
+              <w:r>
+                <w:rPr>
+                  <w:rStyle w:val="Hyperlink"/>
+                  <w:rFonts w:ascii="Malgun Gothic" w:cs="Malgun Gothic" w:eastAsia="Malgun Gothic" w:hAnsi="Malgun Gothic"/>
+                  <w:color w:val="0563C1"/>
+                  <w:sz w:val="19"/>
+                  <w:szCs w:val="19"/>
+                  <w:u w:val="single"/>
+                </w:rPr>
+                <w:t xml:space="preserve">쿠팡 DC잭</w:t>
               </w:r>
             </w:hyperlink>
           </w:p>
@@ -6356,7 +6377,7 @@
             </w:tcMar>
           </w:tcPr>
           <w:p>
-            <w:hyperlink w:history="1" r:id="rIds-cyfpepb4vjqxlvfjyit">
+            <w:hyperlink w:history="1" r:id="rId0azd9czgaum9tnubypotr">
               <w:r>
                 <w:rPr>
                   <w:rStyle w:val="Hyperlink"/>
@@ -6377,7 +6398,7 @@
               </w:rPr>
               <w:t xml:space="preserve"> · </w:t>
             </w:r>
-            <w:hyperlink w:history="1" r:id="rIdvsotynbhbqtc-7cfjf6iy">
+            <w:hyperlink w:history="1" r:id="rIdhzd2zhbg78px3sobdfwns">
               <w:r>
                 <w:rPr>
                   <w:rStyle w:val="Hyperlink"/>
@@ -6509,7 +6530,7 @@
                 <w:sz w:val="19"/>
                 <w:szCs w:val="19"/>
               </w:rPr>
-              <w:t xml:space="preserve">34,600 ~ 38,600</w:t>
+              <w:t xml:space="preserve">46,220</w:t>
             </w:r>
           </w:p>
         </w:tc>
@@ -6989,7 +7010,7 @@
             </w:tcMar>
           </w:tcPr>
           <w:p>
-            <w:hyperlink w:history="1" r:id="rId0n0o6w17lg5lr0hkdjink">
+            <w:hyperlink w:history="1" r:id="rIdg-qitit1c4jfgpdvxsmjp">
               <w:r>
                 <w:rPr>
                   <w:rStyle w:val="Hyperlink"/>
@@ -7601,7 +7622,7 @@
             </w:tcMar>
           </w:tcPr>
           <w:p>
-            <w:hyperlink w:history="1" r:id="rId-x7foxqpyznpcjxiczfil">
+            <w:hyperlink w:history="1" r:id="rIdd1saj7-1hy5wgbo3memou">
               <w:r>
                 <w:rPr>
                   <w:rStyle w:val="Hyperlink"/>
@@ -8772,7 +8793,7 @@
                 <w:sz w:val="24"/>
                 <w:szCs w:val="24"/>
               </w:rPr>
-              <w:t xml:space="preserve">1,678,300 ~ 1,697,300</w:t>
+              <w:t xml:space="preserve">1,689,920 ~ 1,704,920</w:t>
             </w:r>
           </w:p>
         </w:tc>
@@ -8954,7 +8975,7 @@
                 <w:sz w:val="24"/>
                 <w:szCs w:val="24"/>
               </w:rPr>
-              <w:t xml:space="preserve">271,100 ~ 290,100</w:t>
+              <w:t xml:space="preserve">282,720 ~ 297,720</w:t>
             </w:r>
           </w:p>
         </w:tc>
@@ -10162,7 +10183,7 @@
                 <w:sz w:val="19"/>
                 <w:szCs w:val="19"/>
               </w:rPr>
-              <w:t xml:space="preserve">XL4015 강압 + DC 플러그 ×1</w:t>
+              <w:t xml:space="preserve">5V 고정 강압 모듈 + DC잭 세트</w:t>
             </w:r>
           </w:p>
         </w:tc>
@@ -10194,7 +10215,7 @@
                 <w:sz w:val="19"/>
                 <w:szCs w:val="19"/>
               </w:rPr>
-              <w:t xml:space="preserve">3,000 ~ 7,000</w:t>
+              <w:t xml:space="preserve">14,620</w:t>
             </w:r>
           </w:p>
         </w:tc>
@@ -10490,7 +10511,7 @@
                 <w:sz w:val="19"/>
                 <w:szCs w:val="19"/>
               </w:rPr>
-              <w:t xml:space="preserve">271,100 ~ 290,100</w:t>
+              <w:t xml:space="preserve">282,720 ~ 297,720</w:t>
             </w:r>
           </w:p>
         </w:tc>

--- a/docs/전달용/SSF2026_구매목록_계통별.docx
+++ b/docs/전달용/SSF2026_구매목록_계통별.docx
@@ -39,7 +39,7 @@
           <w:sz w:val="19"/>
           <w:szCs w:val="19"/>
         </w:rPr>
-        <w:t xml:space="preserve">사야 할 것은 11항목, 합계 약 169~170만원이다. 아직 하나도 주문하지 않았다. 같은 계통 안에서 하나만 빠져도 그 계통은 안 돈다.</w:t>
+        <w:t xml:space="preserve">사야 할 것은 11항목, 합계 약 170~171만원이다. 아직 하나도 주문하지 않았다. 같은 계통 안에서 하나만 빠져도 그 계통은 안 돈다.</w:t>
       </w:r>
     </w:p>
     <w:tbl>
@@ -1062,7 +1062,7 @@
                 <w:sz w:val="19"/>
                 <w:szCs w:val="19"/>
               </w:rPr>
-              <w:t xml:space="preserve">58,000</w:t>
+              <w:t xml:space="preserve">64,900</w:t>
             </w:r>
           </w:p>
         </w:tc>
@@ -1195,7 +1195,7 @@
                 <w:sz w:val="19"/>
                 <w:szCs w:val="19"/>
               </w:rPr>
-              <w:t xml:space="preserve">1,689,920 ~ 1,704,920</w:t>
+              <w:t xml:space="preserve">1,696,820 ~ 1,711,820</w:t>
             </w:r>
           </w:p>
         </w:tc>
@@ -1228,7 +1228,7 @@
                 <w:sz w:val="19"/>
                 <w:szCs w:val="19"/>
               </w:rPr>
-              <w:t xml:space="preserve">OAK 2대가 78%</w:t>
+              <w:t xml:space="preserve">OAK 2대가 77~78%</w:t>
             </w:r>
           </w:p>
         </w:tc>
@@ -1639,7 +1639,7 @@
             </w:tcMar>
           </w:tcPr>
           <w:p>
-            <w:hyperlink w:history="1" r:id="rId_tnjzcxrqg08nmfrbn3hw">
+            <w:hyperlink w:history="1" r:id="rIdnffgfiuwmz0ipmuw9fyzv">
               <w:r>
                 <w:rPr>
                   <w:rStyle w:val="Hyperlink"/>
@@ -1822,7 +1822,7 @@
             </w:tcMar>
           </w:tcPr>
           <w:p>
-            <w:hyperlink w:history="1" r:id="rIdniaqh5zu5ns25kmce2krc">
+            <w:hyperlink w:history="1" r:id="rIdd-kb-u3ec4j_0oprd-g9-">
               <w:r>
                 <w:rPr>
                   <w:rStyle w:val="Hyperlink"/>
@@ -1843,7 +1843,7 @@
               </w:rPr>
               <w:t xml:space="preserve"> · </w:t>
             </w:r>
-            <w:hyperlink w:history="1" r:id="rIdr8pw9ybpoxldmymsx08xk">
+            <w:hyperlink w:history="1" r:id="rId1ioxllalnwxfhr-giaofb">
               <w:r>
                 <w:rPr>
                   <w:rStyle w:val="Hyperlink"/>
@@ -2026,7 +2026,7 @@
             </w:tcMar>
           </w:tcPr>
           <w:p>
-            <w:hyperlink w:history="1" r:id="rIdvt2z_nmgcxgkdkszqy1nf">
+            <w:hyperlink w:history="1" r:id="rIdo60jshb5gcrsmpbd_bh25">
               <w:r>
                 <w:rPr>
                   <w:rStyle w:val="Hyperlink"/>
@@ -2209,7 +2209,7 @@
             </w:tcMar>
           </w:tcPr>
           <w:p>
-            <w:hyperlink w:history="1" r:id="rId4bj8zsm0o_5jngwvisdib">
+            <w:hyperlink w:history="1" r:id="rIdqxcvyre0ovwldns6nabqk">
               <w:r>
                 <w:rPr>
                   <w:rStyle w:val="Hyperlink"/>
@@ -2230,7 +2230,7 @@
               </w:rPr>
               <w:t xml:space="preserve"> · </w:t>
             </w:r>
-            <w:hyperlink w:history="1" r:id="rIdzspdej9jg-wl92ojyqkzd">
+            <w:hyperlink w:history="1" r:id="rIdot6i7glrpfa7n4tam1tek">
               <w:r>
                 <w:rPr>
                   <w:rStyle w:val="Hyperlink"/>
@@ -4516,7 +4516,7 @@
             </w:tcMar>
           </w:tcPr>
           <w:p>
-            <w:hyperlink w:history="1" r:id="rIdfskm6tfllmp5gtc01ynfn">
+            <w:hyperlink w:history="1" r:id="rId8a1yesr-k5upiagsw2tnh">
               <w:r>
                 <w:rPr>
                   <w:rStyle w:val="Hyperlink"/>
@@ -4537,7 +4537,7 @@
               </w:rPr>
               <w:t xml:space="preserve"> · </w:t>
             </w:r>
-            <w:hyperlink w:history="1" r:id="rIdooedze1pnlbfh9uhpmumf">
+            <w:hyperlink w:history="1" r:id="rIdwzm28qkurpk2n0qv-4kml">
               <w:r>
                 <w:rPr>
                   <w:rStyle w:val="Hyperlink"/>
@@ -5174,7 +5174,7 @@
             </w:tcMar>
           </w:tcPr>
           <w:p>
-            <w:hyperlink w:history="1" r:id="rIduhqfiy9eod2iz9c11dxaq">
+            <w:hyperlink w:history="1" r:id="rIdi_bnn7cjqjlgrn-a38zbv">
               <w:r>
                 <w:rPr>
                   <w:rStyle w:val="Hyperlink"/>
@@ -5357,7 +5357,7 @@
             </w:tcMar>
           </w:tcPr>
           <w:p>
-            <w:hyperlink w:history="1" r:id="rId-29kwh3iv5iqkz3zd1bwt">
+            <w:hyperlink w:history="1" r:id="rIdatsitgnq4cwarei8nw-sp">
               <w:r>
                 <w:rPr>
                   <w:rStyle w:val="Hyperlink"/>
@@ -5969,7 +5969,7 @@
             </w:tcMar>
           </w:tcPr>
           <w:p>
-            <w:hyperlink w:history="1" r:id="rIdag8icfowmftscn87px78d">
+            <w:hyperlink w:history="1" r:id="rIdylupf8akdalmgztpsgmfc">
               <w:r>
                 <w:rPr>
                   <w:rStyle w:val="Hyperlink"/>
@@ -5990,7 +5990,7 @@
               </w:rPr>
               <w:t xml:space="preserve"> · </w:t>
             </w:r>
-            <w:hyperlink w:history="1" r:id="rIdz137vqkfoa2rbpxazsf-r">
+            <w:hyperlink w:history="1" r:id="rIdpgwgrj-vz4mmfydeu46ky">
               <w:r>
                 <w:rPr>
                   <w:rStyle w:val="Hyperlink"/>
@@ -6173,7 +6173,7 @@
             </w:tcMar>
           </w:tcPr>
           <w:p>
-            <w:hyperlink w:history="1" r:id="rIdai93u-3esg6vaugo45qu2">
+            <w:hyperlink w:history="1" r:id="rIdil2xpakbss-koli8vw6jc">
               <w:r>
                 <w:rPr>
                   <w:rStyle w:val="Hyperlink"/>
@@ -6194,7 +6194,7 @@
               </w:rPr>
               <w:t xml:space="preserve"> · </w:t>
             </w:r>
-            <w:hyperlink w:history="1" r:id="rId4j3j8tjrkrxq1esh0o9uo">
+            <w:hyperlink w:history="1" r:id="rId44g5nqscptj-jugea4f-3">
               <w:r>
                 <w:rPr>
                   <w:rStyle w:val="Hyperlink"/>
@@ -6377,7 +6377,7 @@
             </w:tcMar>
           </w:tcPr>
           <w:p>
-            <w:hyperlink w:history="1" r:id="rId0azd9czgaum9tnubypotr">
+            <w:hyperlink w:history="1" r:id="rIdmbgblkkjnvlfaacmntql5">
               <w:r>
                 <w:rPr>
                   <w:rStyle w:val="Hyperlink"/>
@@ -6398,7 +6398,7 @@
               </w:rPr>
               <w:t xml:space="preserve"> · </w:t>
             </w:r>
-            <w:hyperlink w:history="1" r:id="rIdhzd2zhbg78px3sobdfwns">
+            <w:hyperlink w:history="1" r:id="rId8g6r4znyi1l-d6mmyo_no">
               <w:r>
                 <w:rPr>
                   <w:rStyle w:val="Hyperlink"/>
@@ -7010,7 +7010,7 @@
             </w:tcMar>
           </w:tcPr>
           <w:p>
-            <w:hyperlink w:history="1" r:id="rIdg-qitit1c4jfgpdvxsmjp">
+            <w:hyperlink w:history="1" r:id="rIdulxutfnj_vk1apa5jubo9">
               <w:r>
                 <w:rPr>
                   <w:rStyle w:val="Hyperlink"/>
@@ -7481,7 +7481,7 @@
                 <w:sz w:val="19"/>
                 <w:szCs w:val="19"/>
               </w:rPr>
-              <w:t xml:space="preserve">Arduino Mega 2560 R3 정품 (A000067)</w:t>
+              <w:t xml:space="preserve">Arduino Mega 2560 R3 이탈리아 정품 (A000067)</w:t>
             </w:r>
           </w:p>
         </w:tc>
@@ -7508,7 +7508,7 @@
                 <w:sz w:val="19"/>
                 <w:szCs w:val="19"/>
               </w:rPr>
-              <w:t xml:space="preserve">[지원금 들어옴] 2번배 메인 제어기. RC 수신·ESC 신호·LED·비상정지 감지. 보유 1대는 1번배용</w:t>
+              <w:t xml:space="preserve">[지원금 들어옴] 2번배 메인 제어기. RC 수신·ESC 신호·LED·비상정지 감지. 보유 1대는 1번배용. 10-14 디바이스마트로 확정 — 컨버터·허브·퓨즈와 한 장바구니면 무료배송</w:t>
             </w:r>
           </w:p>
         </w:tc>
@@ -7568,7 +7568,7 @@
                 <w:sz w:val="19"/>
                 <w:szCs w:val="19"/>
               </w:rPr>
-              <w:t xml:space="preserve">58,000</w:t>
+              <w:t xml:space="preserve">64,900 (59,000+VAT)</w:t>
             </w:r>
           </w:p>
         </w:tc>
@@ -7622,7 +7622,7 @@
             </w:tcMar>
           </w:tcPr>
           <w:p>
-            <w:hyperlink w:history="1" r:id="rIdd1saj7-1hy5wgbo3memou">
+            <w:hyperlink w:history="1" r:id="rIdae6effptvu6jmgcaanrlo">
               <w:r>
                 <w:rPr>
                   <w:rStyle w:val="Hyperlink"/>
@@ -7632,7 +7632,7 @@
                   <w:szCs w:val="19"/>
                   <w:u w:val="single"/>
                 </w:rPr>
-                <w:t xml:space="preserve">다나와 검색</w:t>
+                <w:t xml:space="preserve">디바이스마트 no=34405</w:t>
               </w:r>
             </w:hyperlink>
           </w:p>
@@ -7754,7 +7754,7 @@
                 <w:sz w:val="19"/>
                 <w:szCs w:val="19"/>
               </w:rPr>
-              <w:t xml:space="preserve">58,000</w:t>
+              <w:t xml:space="preserve">64,900</w:t>
             </w:r>
           </w:p>
         </w:tc>
@@ -7892,7 +7892,7 @@
           <w:sz w:val="19"/>
           <w:szCs w:val="19"/>
         </w:rPr>
-        <w:t xml:space="preserve">디바이스마트 물건(컨버터·허브·퓨즈)은 한 번에 담는다. 약 47,000원이라 66,000원 무료배송선 미달, 배송비 2,700원.</w:t>
+        <w:t xml:space="preserve">디바이스마트 물건(컨버터·Mega·허브·퓨즈)은 한 번에 담는다. 126,600원이라 66,000원 넘겨 무료배송.</w:t>
       </w:r>
     </w:p>
     <w:p>
@@ -8793,7 +8793,7 @@
                 <w:sz w:val="24"/>
                 <w:szCs w:val="24"/>
               </w:rPr>
-              <w:t xml:space="preserve">1,689,920 ~ 1,704,920</w:t>
+              <w:t xml:space="preserve">1,696,820 ~ 1,711,820</w:t>
             </w:r>
           </w:p>
         </w:tc>
@@ -8884,7 +8884,7 @@
                 <w:sz w:val="24"/>
                 <w:szCs w:val="24"/>
               </w:rPr>
-              <w:t xml:space="preserve">1,407,200</w:t>
+              <w:t xml:space="preserve">1,414,100</w:t>
             </w:r>
           </w:p>
         </w:tc>
@@ -9297,7 +9297,7 @@
                 <w:sz w:val="19"/>
                 <w:szCs w:val="19"/>
               </w:rPr>
-              <w:t xml:space="preserve">58,000</w:t>
+              <w:t xml:space="preserve">64,900</w:t>
             </w:r>
           </w:p>
         </w:tc>
@@ -9329,7 +9329,7 @@
                 <w:sz w:val="19"/>
                 <w:szCs w:val="19"/>
               </w:rPr>
-              <w:t xml:space="preserve">계획서 3번 — 계획서는 2대, 필요 1대</w:t>
+              <w:t xml:space="preserve">계획서 3번 — 승인 119,200(2대) 안. 필요 1대</w:t>
             </w:r>
           </w:p>
         </w:tc>
@@ -9495,7 +9495,7 @@
                 <w:sz w:val="19"/>
                 <w:szCs w:val="19"/>
               </w:rPr>
-              <w:t xml:space="preserve">1,407,200</w:t>
+              <w:t xml:space="preserve">1,414,100</w:t>
             </w:r>
           </w:p>
         </w:tc>

--- a/docs/전달용/SSF2026_구매목록_계통별.docx
+++ b/docs/전달용/SSF2026_구매목록_계통별.docx
@@ -24,7 +24,7 @@
           <w:sz w:val="17"/>
           <w:szCs w:val="17"/>
         </w:rPr>
-        <w:t xml:space="preserve">2026-10-14 기준 · 단일 출처: 저장소 docs/전달용/구매_목록.md · 가격은 09-14~09-23 다나와·공식샵 기준 추정 · 금액 = 적힌 수량 전체, VAT 포함</w:t>
+        <w:t xml:space="preserve">2026-10-22 기준 · 단일 출처: 저장소 docs/전달용/구매_목록.md · 가격은 09-14~09-23 다나와·공식샵 기준 추정 · 금액 = 적힌 수량 전체, VAT 포함</w:t>
       </w:r>
     </w:p>
     <w:p>
@@ -1234,6 +1234,2634 @@
         </w:tc>
       </w:tr>
     </w:tbl>
+    <w:p>
+      <w:pPr>
+        <w:pStyle w:val="Heading2"/>
+        <w:spacing w:after="100" w:before="280"/>
+      </w:pPr>
+      <w:r>
+        <w:rPr>
+          <w:rFonts w:ascii="Malgun Gothic" w:cs="Malgun Gothic" w:eastAsia="Malgun Gothic" w:hAnsi="Malgun Gothic"/>
+        </w:rPr>
+        <w:t xml:space="preserve">도착 현황 (2026-10-22, 송장·라벨 사진 대조)</w:t>
+      </w:r>
+    </w:p>
+    <w:p>
+      <w:pPr>
+        <w:spacing w:after="80" w:before="80"/>
+      </w:pPr>
+      <w:r>
+        <w:rPr>
+          <w:rFonts w:ascii="Malgun Gothic" w:cs="Malgun Gothic" w:eastAsia="Malgun Gothic" w:hAnsi="Malgun Gothic"/>
+          <w:b/>
+          <w:bCs/>
+          <w:sz w:val="19"/>
+          <w:szCs w:val="19"/>
+        </w:rPr>
+        <w:t xml:space="preserve">주문 10-18~19, 도착 10-20~22. 11항목 중 7항목 도착, 부분 1, 미확인 5.</w:t>
+      </w:r>
+    </w:p>
+    <w:tbl>
+      <w:tblPr>
+        <w:tblW w:type="dxa" w:w="14570"/>
+        <w:tblBorders>
+          <w:top w:val="single" w:color="auto" w:sz="4"/>
+          <w:left w:val="single" w:color="auto" w:sz="4"/>
+          <w:bottom w:val="single" w:color="auto" w:sz="4"/>
+          <w:right w:val="single" w:color="auto" w:sz="4"/>
+          <w:insideH w:val="single" w:color="auto" w:sz="4"/>
+          <w:insideV w:val="single" w:color="auto" w:sz="4"/>
+        </w:tblBorders>
+      </w:tblPr>
+      <w:tblGrid>
+        <w:gridCol w:w="3000"/>
+        <w:gridCol w:w="900"/>
+        <w:gridCol w:w="900"/>
+        <w:gridCol w:w="5200"/>
+        <w:gridCol w:w="4570"/>
+      </w:tblGrid>
+      <w:tr>
+        <w:trPr>
+          <w:tblHeader/>
+        </w:trPr>
+        <w:tc>
+          <w:tcPr>
+            <w:tcW w:type="dxa" w:w="3000"/>
+            <w:tcBorders>
+              <w:top w:val="single" w:color="A6A6A6" w:sz="4"/>
+              <w:left w:val="single" w:color="A6A6A6" w:sz="4"/>
+              <w:bottom w:val="single" w:color="A6A6A6" w:sz="4"/>
+              <w:right w:val="single" w:color="A6A6A6" w:sz="4"/>
+            </w:tcBorders>
+            <w:shd w:fill="1F3864" w:color="auto" w:val="clear"/>
+            <w:tcMar>
+              <w:top w:type="dxa" w:w="60"/>
+              <w:left w:type="dxa" w:w="100"/>
+              <w:bottom w:type="dxa" w:w="60"/>
+              <w:right w:type="dxa" w:w="100"/>
+            </w:tcMar>
+          </w:tcPr>
+          <w:p>
+            <w:r>
+              <w:rPr>
+                <w:rFonts w:ascii="Malgun Gothic" w:cs="Malgun Gothic" w:eastAsia="Malgun Gothic" w:hAnsi="Malgun Gothic"/>
+                <w:b/>
+                <w:bCs/>
+                <w:color w:val="FFFFFF"/>
+                <w:sz w:val="19"/>
+                <w:szCs w:val="19"/>
+              </w:rPr>
+              <w:t xml:space="preserve">품목</w:t>
+            </w:r>
+          </w:p>
+        </w:tc>
+        <w:tc>
+          <w:tcPr>
+            <w:tcW w:type="dxa" w:w="900"/>
+            <w:tcBorders>
+              <w:top w:val="single" w:color="A6A6A6" w:sz="4"/>
+              <w:left w:val="single" w:color="A6A6A6" w:sz="4"/>
+              <w:bottom w:val="single" w:color="A6A6A6" w:sz="4"/>
+              <w:right w:val="single" w:color="A6A6A6" w:sz="4"/>
+            </w:tcBorders>
+            <w:shd w:fill="1F3864" w:color="auto" w:val="clear"/>
+            <w:tcMar>
+              <w:top w:type="dxa" w:w="60"/>
+              <w:left w:type="dxa" w:w="100"/>
+              <w:bottom w:type="dxa" w:w="60"/>
+              <w:right w:type="dxa" w:w="100"/>
+            </w:tcMar>
+          </w:tcPr>
+          <w:p>
+            <w:r>
+              <w:rPr>
+                <w:rFonts w:ascii="Malgun Gothic" w:cs="Malgun Gothic" w:eastAsia="Malgun Gothic" w:hAnsi="Malgun Gothic"/>
+                <w:b/>
+                <w:bCs/>
+                <w:color w:val="FFFFFF"/>
+                <w:sz w:val="19"/>
+                <w:szCs w:val="19"/>
+              </w:rPr>
+              <w:t xml:space="preserve">주문</w:t>
+            </w:r>
+          </w:p>
+        </w:tc>
+        <w:tc>
+          <w:tcPr>
+            <w:tcW w:type="dxa" w:w="900"/>
+            <w:tcBorders>
+              <w:top w:val="single" w:color="A6A6A6" w:sz="4"/>
+              <w:left w:val="single" w:color="A6A6A6" w:sz="4"/>
+              <w:bottom w:val="single" w:color="A6A6A6" w:sz="4"/>
+              <w:right w:val="single" w:color="A6A6A6" w:sz="4"/>
+            </w:tcBorders>
+            <w:shd w:fill="1F3864" w:color="auto" w:val="clear"/>
+            <w:tcMar>
+              <w:top w:type="dxa" w:w="60"/>
+              <w:left w:type="dxa" w:w="100"/>
+              <w:bottom w:type="dxa" w:w="60"/>
+              <w:right w:type="dxa" w:w="100"/>
+            </w:tcMar>
+          </w:tcPr>
+          <w:p>
+            <w:r>
+              <w:rPr>
+                <w:rFonts w:ascii="Malgun Gothic" w:cs="Malgun Gothic" w:eastAsia="Malgun Gothic" w:hAnsi="Malgun Gothic"/>
+                <w:b/>
+                <w:bCs/>
+                <w:color w:val="FFFFFF"/>
+                <w:sz w:val="19"/>
+                <w:szCs w:val="19"/>
+              </w:rPr>
+              <w:t xml:space="preserve">도착</w:t>
+            </w:r>
+          </w:p>
+        </w:tc>
+        <w:tc>
+          <w:tcPr>
+            <w:tcW w:type="dxa" w:w="5200"/>
+            <w:tcBorders>
+              <w:top w:val="single" w:color="A6A6A6" w:sz="4"/>
+              <w:left w:val="single" w:color="A6A6A6" w:sz="4"/>
+              <w:bottom w:val="single" w:color="A6A6A6" w:sz="4"/>
+              <w:right w:val="single" w:color="A6A6A6" w:sz="4"/>
+            </w:tcBorders>
+            <w:shd w:fill="1F3864" w:color="auto" w:val="clear"/>
+            <w:tcMar>
+              <w:top w:type="dxa" w:w="60"/>
+              <w:left w:type="dxa" w:w="100"/>
+              <w:bottom w:type="dxa" w:w="60"/>
+              <w:right w:type="dxa" w:w="100"/>
+            </w:tcMar>
+          </w:tcPr>
+          <w:p>
+            <w:r>
+              <w:rPr>
+                <w:rFonts w:ascii="Malgun Gothic" w:cs="Malgun Gothic" w:eastAsia="Malgun Gothic" w:hAnsi="Malgun Gothic"/>
+                <w:b/>
+                <w:bCs/>
+                <w:color w:val="FFFFFF"/>
+                <w:sz w:val="19"/>
+                <w:szCs w:val="19"/>
+              </w:rPr>
+              <w:t xml:space="preserve">송장·라벨 근거</w:t>
+            </w:r>
+          </w:p>
+        </w:tc>
+        <w:tc>
+          <w:tcPr>
+            <w:tcW w:type="dxa" w:w="4570"/>
+            <w:tcBorders>
+              <w:top w:val="single" w:color="A6A6A6" w:sz="4"/>
+              <w:left w:val="single" w:color="A6A6A6" w:sz="4"/>
+              <w:bottom w:val="single" w:color="A6A6A6" w:sz="4"/>
+              <w:right w:val="single" w:color="A6A6A6" w:sz="4"/>
+            </w:tcBorders>
+            <w:shd w:fill="1F3864" w:color="auto" w:val="clear"/>
+            <w:tcMar>
+              <w:top w:type="dxa" w:w="60"/>
+              <w:left w:type="dxa" w:w="100"/>
+              <w:bottom w:type="dxa" w:w="60"/>
+              <w:right w:type="dxa" w:w="100"/>
+            </w:tcMar>
+          </w:tcPr>
+          <w:p>
+            <w:r>
+              <w:rPr>
+                <w:rFonts w:ascii="Malgun Gothic" w:cs="Malgun Gothic" w:eastAsia="Malgun Gothic" w:hAnsi="Malgun Gothic"/>
+                <w:b/>
+                <w:bCs/>
+                <w:color w:val="FFFFFF"/>
+                <w:sz w:val="19"/>
+                <w:szCs w:val="19"/>
+              </w:rPr>
+              <w:t xml:space="preserve">상태</w:t>
+            </w:r>
+          </w:p>
+        </w:tc>
+      </w:tr>
+      <w:tr>
+        <w:tc>
+          <w:tcPr>
+            <w:tcW w:type="dxa" w:w="3000"/>
+            <w:tcBorders>
+              <w:top w:val="single" w:color="A6A6A6" w:sz="4"/>
+              <w:left w:val="single" w:color="A6A6A6" w:sz="4"/>
+              <w:bottom w:val="single" w:color="A6A6A6" w:sz="4"/>
+              <w:right w:val="single" w:color="A6A6A6" w:sz="4"/>
+            </w:tcBorders>
+            <w:shd w:fill="E8F3EA" w:color="auto" w:val="clear"/>
+            <w:tcMar>
+              <w:top w:type="dxa" w:w="60"/>
+              <w:left w:type="dxa" w:w="100"/>
+              <w:bottom w:type="dxa" w:w="60"/>
+              <w:right w:type="dxa" w:w="100"/>
+            </w:tcMar>
+          </w:tcPr>
+          <w:p>
+            <w:pPr>
+              <w:jc w:val="left"/>
+            </w:pPr>
+            <w:r>
+              <w:rPr>
+                <w:rFonts w:ascii="Malgun Gothic" w:cs="Malgun Gothic" w:eastAsia="Malgun Gothic" w:hAnsi="Malgun Gothic"/>
+                <w:b/>
+                <w:bCs/>
+                <w:color w:val="000000"/>
+                <w:sz w:val="19"/>
+                <w:szCs w:val="19"/>
+              </w:rPr>
+              <w:t xml:space="preserve">OAK-1 PoE FF</w:t>
+            </w:r>
+          </w:p>
+        </w:tc>
+        <w:tc>
+          <w:tcPr>
+            <w:tcW w:type="dxa" w:w="900"/>
+            <w:tcBorders>
+              <w:top w:val="single" w:color="A6A6A6" w:sz="4"/>
+              <w:left w:val="single" w:color="A6A6A6" w:sz="4"/>
+              <w:bottom w:val="single" w:color="A6A6A6" w:sz="4"/>
+              <w:right w:val="single" w:color="A6A6A6" w:sz="4"/>
+            </w:tcBorders>
+            <w:shd w:fill="E8F3EA" w:color="auto" w:val="clear"/>
+            <w:tcMar>
+              <w:top w:type="dxa" w:w="60"/>
+              <w:left w:type="dxa" w:w="100"/>
+              <w:bottom w:type="dxa" w:w="60"/>
+              <w:right w:type="dxa" w:w="100"/>
+            </w:tcMar>
+          </w:tcPr>
+          <w:p>
+            <w:pPr>
+              <w:jc w:val="center"/>
+            </w:pPr>
+            <w:r>
+              <w:rPr>
+                <w:rFonts w:ascii="Malgun Gothic" w:cs="Malgun Gothic" w:eastAsia="Malgun Gothic" w:hAnsi="Malgun Gothic"/>
+                <w:b w:val="false"/>
+                <w:bCs w:val="false"/>
+                <w:color w:val="000000"/>
+                <w:sz w:val="19"/>
+                <w:szCs w:val="19"/>
+              </w:rPr>
+              <w:t xml:space="preserve">2</w:t>
+            </w:r>
+          </w:p>
+        </w:tc>
+        <w:tc>
+          <w:tcPr>
+            <w:tcW w:type="dxa" w:w="900"/>
+            <w:tcBorders>
+              <w:top w:val="single" w:color="A6A6A6" w:sz="4"/>
+              <w:left w:val="single" w:color="A6A6A6" w:sz="4"/>
+              <w:bottom w:val="single" w:color="A6A6A6" w:sz="4"/>
+              <w:right w:val="single" w:color="A6A6A6" w:sz="4"/>
+            </w:tcBorders>
+            <w:shd w:fill="E8F3EA" w:color="auto" w:val="clear"/>
+            <w:tcMar>
+              <w:top w:type="dxa" w:w="60"/>
+              <w:left w:type="dxa" w:w="100"/>
+              <w:bottom w:type="dxa" w:w="60"/>
+              <w:right w:type="dxa" w:w="100"/>
+            </w:tcMar>
+          </w:tcPr>
+          <w:p>
+            <w:pPr>
+              <w:jc w:val="center"/>
+            </w:pPr>
+            <w:r>
+              <w:rPr>
+                <w:rFonts w:ascii="Malgun Gothic" w:cs="Malgun Gothic" w:eastAsia="Malgun Gothic" w:hAnsi="Malgun Gothic"/>
+                <w:b w:val="false"/>
+                <w:bCs w:val="false"/>
+                <w:color w:val="000000"/>
+                <w:sz w:val="19"/>
+                <w:szCs w:val="19"/>
+              </w:rPr>
+              <w:t xml:space="preserve">2</w:t>
+            </w:r>
+          </w:p>
+        </w:tc>
+        <w:tc>
+          <w:tcPr>
+            <w:tcW w:type="dxa" w:w="5200"/>
+            <w:tcBorders>
+              <w:top w:val="single" w:color="A6A6A6" w:sz="4"/>
+              <w:left w:val="single" w:color="A6A6A6" w:sz="4"/>
+              <w:bottom w:val="single" w:color="A6A6A6" w:sz="4"/>
+              <w:right w:val="single" w:color="A6A6A6" w:sz="4"/>
+            </w:tcBorders>
+            <w:shd w:fill="E8F3EA" w:color="auto" w:val="clear"/>
+            <w:tcMar>
+              <w:top w:type="dxa" w:w="60"/>
+              <w:left w:type="dxa" w:w="100"/>
+              <w:bottom w:type="dxa" w:w="60"/>
+              <w:right w:type="dxa" w:w="100"/>
+            </w:tcMar>
+          </w:tcPr>
+          <w:p>
+            <w:pPr>
+              <w:jc w:val="left"/>
+            </w:pPr>
+            <w:r>
+              <w:rPr>
+                <w:rFonts w:ascii="Malgun Gothic" w:cs="Malgun Gothic" w:eastAsia="Malgun Gothic" w:hAnsi="Malgun Gothic"/>
+                <w:b w:val="false"/>
+                <w:bCs w:val="false"/>
+                <w:color w:val="000000"/>
+                <w:sz w:val="19"/>
+                <w:szCs w:val="19"/>
+              </w:rPr>
+              <w:t xml:space="preserve">로젠 453-9802-8546, 리얼리, 10-19 접수</w:t>
+            </w:r>
+          </w:p>
+        </w:tc>
+        <w:tc>
+          <w:tcPr>
+            <w:tcW w:type="dxa" w:w="4570"/>
+            <w:tcBorders>
+              <w:top w:val="single" w:color="A6A6A6" w:sz="4"/>
+              <w:left w:val="single" w:color="A6A6A6" w:sz="4"/>
+              <w:bottom w:val="single" w:color="A6A6A6" w:sz="4"/>
+              <w:right w:val="single" w:color="A6A6A6" w:sz="4"/>
+            </w:tcBorders>
+            <w:shd w:fill="E8F3EA" w:color="auto" w:val="clear"/>
+            <w:tcMar>
+              <w:top w:type="dxa" w:w="60"/>
+              <w:left w:type="dxa" w:w="100"/>
+              <w:bottom w:type="dxa" w:w="60"/>
+              <w:right w:type="dxa" w:w="100"/>
+            </w:tcMar>
+          </w:tcPr>
+          <w:p>
+            <w:pPr>
+              <w:jc w:val="left"/>
+            </w:pPr>
+            <w:r>
+              <w:rPr>
+                <w:rFonts w:ascii="Malgun Gothic" w:cs="Malgun Gothic" w:eastAsia="Malgun Gothic" w:hAnsi="Malgun Gothic"/>
+                <w:b/>
+                <w:bCs/>
+                <w:color w:val="1F7A3A"/>
+                <w:sz w:val="19"/>
+                <w:szCs w:val="19"/>
+              </w:rPr>
+              <w:t xml:space="preserve">✓ 도착</w:t>
+            </w:r>
+          </w:p>
+        </w:tc>
+      </w:tr>
+      <w:tr>
+        <w:tc>
+          <w:tcPr>
+            <w:tcW w:type="dxa" w:w="3000"/>
+            <w:tcBorders>
+              <w:top w:val="single" w:color="A6A6A6" w:sz="4"/>
+              <w:left w:val="single" w:color="A6A6A6" w:sz="4"/>
+              <w:bottom w:val="single" w:color="A6A6A6" w:sz="4"/>
+              <w:right w:val="single" w:color="A6A6A6" w:sz="4"/>
+            </w:tcBorders>
+            <w:shd w:fill="E8F3EA" w:color="auto" w:val="clear"/>
+            <w:tcMar>
+              <w:top w:type="dxa" w:w="60"/>
+              <w:left w:type="dxa" w:w="100"/>
+              <w:bottom w:type="dxa" w:w="60"/>
+              <w:right w:type="dxa" w:w="100"/>
+            </w:tcMar>
+          </w:tcPr>
+          <w:p>
+            <w:pPr>
+              <w:jc w:val="left"/>
+            </w:pPr>
+            <w:r>
+              <w:rPr>
+                <w:rFonts w:ascii="Malgun Gothic" w:cs="Malgun Gothic" w:eastAsia="Malgun Gothic" w:hAnsi="Malgun Gothic"/>
+                <w:b/>
+                <w:bCs/>
+                <w:color w:val="000000"/>
+                <w:sz w:val="19"/>
+                <w:szCs w:val="19"/>
+              </w:rPr>
+              <w:t xml:space="preserve">Arduino Mega 2560 R3</w:t>
+            </w:r>
+          </w:p>
+        </w:tc>
+        <w:tc>
+          <w:tcPr>
+            <w:tcW w:type="dxa" w:w="900"/>
+            <w:tcBorders>
+              <w:top w:val="single" w:color="A6A6A6" w:sz="4"/>
+              <w:left w:val="single" w:color="A6A6A6" w:sz="4"/>
+              <w:bottom w:val="single" w:color="A6A6A6" w:sz="4"/>
+              <w:right w:val="single" w:color="A6A6A6" w:sz="4"/>
+            </w:tcBorders>
+            <w:shd w:fill="E8F3EA" w:color="auto" w:val="clear"/>
+            <w:tcMar>
+              <w:top w:type="dxa" w:w="60"/>
+              <w:left w:type="dxa" w:w="100"/>
+              <w:bottom w:type="dxa" w:w="60"/>
+              <w:right w:type="dxa" w:w="100"/>
+            </w:tcMar>
+          </w:tcPr>
+          <w:p>
+            <w:pPr>
+              <w:jc w:val="center"/>
+            </w:pPr>
+            <w:r>
+              <w:rPr>
+                <w:rFonts w:ascii="Malgun Gothic" w:cs="Malgun Gothic" w:eastAsia="Malgun Gothic" w:hAnsi="Malgun Gothic"/>
+                <w:b w:val="false"/>
+                <w:bCs w:val="false"/>
+                <w:color w:val="000000"/>
+                <w:sz w:val="19"/>
+                <w:szCs w:val="19"/>
+              </w:rPr>
+              <w:t xml:space="preserve">1</w:t>
+            </w:r>
+          </w:p>
+        </w:tc>
+        <w:tc>
+          <w:tcPr>
+            <w:tcW w:type="dxa" w:w="900"/>
+            <w:tcBorders>
+              <w:top w:val="single" w:color="A6A6A6" w:sz="4"/>
+              <w:left w:val="single" w:color="A6A6A6" w:sz="4"/>
+              <w:bottom w:val="single" w:color="A6A6A6" w:sz="4"/>
+              <w:right w:val="single" w:color="A6A6A6" w:sz="4"/>
+            </w:tcBorders>
+            <w:shd w:fill="E8F3EA" w:color="auto" w:val="clear"/>
+            <w:tcMar>
+              <w:top w:type="dxa" w:w="60"/>
+              <w:left w:type="dxa" w:w="100"/>
+              <w:bottom w:type="dxa" w:w="60"/>
+              <w:right w:type="dxa" w:w="100"/>
+            </w:tcMar>
+          </w:tcPr>
+          <w:p>
+            <w:pPr>
+              <w:jc w:val="center"/>
+            </w:pPr>
+            <w:r>
+              <w:rPr>
+                <w:rFonts w:ascii="Malgun Gothic" w:cs="Malgun Gothic" w:eastAsia="Malgun Gothic" w:hAnsi="Malgun Gothic"/>
+                <w:b w:val="false"/>
+                <w:bCs w:val="false"/>
+                <w:color w:val="000000"/>
+                <w:sz w:val="19"/>
+                <w:szCs w:val="19"/>
+              </w:rPr>
+              <w:t xml:space="preserve">1</w:t>
+            </w:r>
+          </w:p>
+        </w:tc>
+        <w:tc>
+          <w:tcPr>
+            <w:tcW w:type="dxa" w:w="5200"/>
+            <w:tcBorders>
+              <w:top w:val="single" w:color="A6A6A6" w:sz="4"/>
+              <w:left w:val="single" w:color="A6A6A6" w:sz="4"/>
+              <w:bottom w:val="single" w:color="A6A6A6" w:sz="4"/>
+              <w:right w:val="single" w:color="A6A6A6" w:sz="4"/>
+            </w:tcBorders>
+            <w:shd w:fill="E8F3EA" w:color="auto" w:val="clear"/>
+            <w:tcMar>
+              <w:top w:type="dxa" w:w="60"/>
+              <w:left w:type="dxa" w:w="100"/>
+              <w:bottom w:type="dxa" w:w="60"/>
+              <w:right w:type="dxa" w:w="100"/>
+            </w:tcMar>
+          </w:tcPr>
+          <w:p>
+            <w:pPr>
+              <w:jc w:val="left"/>
+            </w:pPr>
+            <w:r>
+              <w:rPr>
+                <w:rFonts w:ascii="Malgun Gothic" w:cs="Malgun Gothic" w:eastAsia="Malgun Gothic" w:hAnsi="Malgun Gothic"/>
+                <w:b w:val="false"/>
+                <w:bCs w:val="false"/>
+                <w:color w:val="000000"/>
+                <w:sz w:val="19"/>
+                <w:szCs w:val="19"/>
+              </w:rPr>
+              <w:t xml:space="preserve">롯데 3171-3951-2406, 엔티렉스(디바이스마트), A000067 정품</w:t>
+            </w:r>
+          </w:p>
+        </w:tc>
+        <w:tc>
+          <w:tcPr>
+            <w:tcW w:type="dxa" w:w="4570"/>
+            <w:tcBorders>
+              <w:top w:val="single" w:color="A6A6A6" w:sz="4"/>
+              <w:left w:val="single" w:color="A6A6A6" w:sz="4"/>
+              <w:bottom w:val="single" w:color="A6A6A6" w:sz="4"/>
+              <w:right w:val="single" w:color="A6A6A6" w:sz="4"/>
+            </w:tcBorders>
+            <w:shd w:fill="E8F3EA" w:color="auto" w:val="clear"/>
+            <w:tcMar>
+              <w:top w:type="dxa" w:w="60"/>
+              <w:left w:type="dxa" w:w="100"/>
+              <w:bottom w:type="dxa" w:w="60"/>
+              <w:right w:type="dxa" w:w="100"/>
+            </w:tcMar>
+          </w:tcPr>
+          <w:p>
+            <w:pPr>
+              <w:jc w:val="left"/>
+            </w:pPr>
+            <w:r>
+              <w:rPr>
+                <w:rFonts w:ascii="Malgun Gothic" w:cs="Malgun Gothic" w:eastAsia="Malgun Gothic" w:hAnsi="Malgun Gothic"/>
+                <w:b/>
+                <w:bCs/>
+                <w:color w:val="1F7A3A"/>
+                <w:sz w:val="19"/>
+                <w:szCs w:val="19"/>
+              </w:rPr>
+              <w:t xml:space="preserve">✓ 도착</w:t>
+            </w:r>
+          </w:p>
+        </w:tc>
+      </w:tr>
+      <w:tr>
+        <w:tc>
+          <w:tcPr>
+            <w:tcW w:type="dxa" w:w="3000"/>
+            <w:tcBorders>
+              <w:top w:val="single" w:color="A6A6A6" w:sz="4"/>
+              <w:left w:val="single" w:color="A6A6A6" w:sz="4"/>
+              <w:bottom w:val="single" w:color="A6A6A6" w:sz="4"/>
+              <w:right w:val="single" w:color="A6A6A6" w:sz="4"/>
+            </w:tcBorders>
+            <w:shd w:fill="E8F3EA" w:color="auto" w:val="clear"/>
+            <w:tcMar>
+              <w:top w:type="dxa" w:w="60"/>
+              <w:left w:type="dxa" w:w="100"/>
+              <w:bottom w:type="dxa" w:w="60"/>
+              <w:right w:type="dxa" w:w="100"/>
+            </w:tcMar>
+          </w:tcPr>
+          <w:p>
+            <w:pPr>
+              <w:jc w:val="left"/>
+            </w:pPr>
+            <w:r>
+              <w:rPr>
+                <w:rFonts w:ascii="Malgun Gothic" w:cs="Malgun Gothic" w:eastAsia="Malgun Gothic" w:hAnsi="Malgun Gothic"/>
+                <w:b/>
+                <w:bCs/>
+                <w:color w:val="000000"/>
+                <w:sz w:val="19"/>
+                <w:szCs w:val="19"/>
+              </w:rPr>
+              <w:t xml:space="preserve">승압 컨버터 SZH-BPM001</w:t>
+            </w:r>
+          </w:p>
+        </w:tc>
+        <w:tc>
+          <w:tcPr>
+            <w:tcW w:type="dxa" w:w="900"/>
+            <w:tcBorders>
+              <w:top w:val="single" w:color="A6A6A6" w:sz="4"/>
+              <w:left w:val="single" w:color="A6A6A6" w:sz="4"/>
+              <w:bottom w:val="single" w:color="A6A6A6" w:sz="4"/>
+              <w:right w:val="single" w:color="A6A6A6" w:sz="4"/>
+            </w:tcBorders>
+            <w:shd w:fill="E8F3EA" w:color="auto" w:val="clear"/>
+            <w:tcMar>
+              <w:top w:type="dxa" w:w="60"/>
+              <w:left w:type="dxa" w:w="100"/>
+              <w:bottom w:type="dxa" w:w="60"/>
+              <w:right w:type="dxa" w:w="100"/>
+            </w:tcMar>
+          </w:tcPr>
+          <w:p>
+            <w:pPr>
+              <w:jc w:val="center"/>
+            </w:pPr>
+            <w:r>
+              <w:rPr>
+                <w:rFonts w:ascii="Malgun Gothic" w:cs="Malgun Gothic" w:eastAsia="Malgun Gothic" w:hAnsi="Malgun Gothic"/>
+                <w:b w:val="false"/>
+                <w:bCs w:val="false"/>
+                <w:color w:val="000000"/>
+                <w:sz w:val="19"/>
+                <w:szCs w:val="19"/>
+              </w:rPr>
+              <w:t xml:space="preserve">2</w:t>
+            </w:r>
+          </w:p>
+        </w:tc>
+        <w:tc>
+          <w:tcPr>
+            <w:tcW w:type="dxa" w:w="900"/>
+            <w:tcBorders>
+              <w:top w:val="single" w:color="A6A6A6" w:sz="4"/>
+              <w:left w:val="single" w:color="A6A6A6" w:sz="4"/>
+              <w:bottom w:val="single" w:color="A6A6A6" w:sz="4"/>
+              <w:right w:val="single" w:color="A6A6A6" w:sz="4"/>
+            </w:tcBorders>
+            <w:shd w:fill="E8F3EA" w:color="auto" w:val="clear"/>
+            <w:tcMar>
+              <w:top w:type="dxa" w:w="60"/>
+              <w:left w:type="dxa" w:w="100"/>
+              <w:bottom w:type="dxa" w:w="60"/>
+              <w:right w:type="dxa" w:w="100"/>
+            </w:tcMar>
+          </w:tcPr>
+          <w:p>
+            <w:pPr>
+              <w:jc w:val="center"/>
+            </w:pPr>
+            <w:r>
+              <w:rPr>
+                <w:rFonts w:ascii="Malgun Gothic" w:cs="Malgun Gothic" w:eastAsia="Malgun Gothic" w:hAnsi="Malgun Gothic"/>
+                <w:b w:val="false"/>
+                <w:bCs w:val="false"/>
+                <w:color w:val="000000"/>
+                <w:sz w:val="19"/>
+                <w:szCs w:val="19"/>
+              </w:rPr>
+              <w:t xml:space="preserve">2</w:t>
+            </w:r>
+          </w:p>
+        </w:tc>
+        <w:tc>
+          <w:tcPr>
+            <w:tcW w:type="dxa" w:w="5200"/>
+            <w:tcBorders>
+              <w:top w:val="single" w:color="A6A6A6" w:sz="4"/>
+              <w:left w:val="single" w:color="A6A6A6" w:sz="4"/>
+              <w:bottom w:val="single" w:color="A6A6A6" w:sz="4"/>
+              <w:right w:val="single" w:color="A6A6A6" w:sz="4"/>
+            </w:tcBorders>
+            <w:shd w:fill="E8F3EA" w:color="auto" w:val="clear"/>
+            <w:tcMar>
+              <w:top w:type="dxa" w:w="60"/>
+              <w:left w:type="dxa" w:w="100"/>
+              <w:bottom w:type="dxa" w:w="60"/>
+              <w:right w:type="dxa" w:w="100"/>
+            </w:tcMar>
+          </w:tcPr>
+          <w:p>
+            <w:pPr>
+              <w:jc w:val="left"/>
+            </w:pPr>
+            <w:r>
+              <w:rPr>
+                <w:rFonts w:ascii="Malgun Gothic" w:cs="Malgun Gothic" w:eastAsia="Malgun Gothic" w:hAnsi="Malgun Gothic"/>
+                <w:b w:val="false"/>
+                <w:bCs w:val="false"/>
+                <w:color w:val="000000"/>
+                <w:sz w:val="19"/>
+                <w:szCs w:val="19"/>
+              </w:rPr>
+              <w:t xml:space="preserve">롯데 3171-3951-2395, 2 EA 26,400</w:t>
+            </w:r>
+          </w:p>
+        </w:tc>
+        <w:tc>
+          <w:tcPr>
+            <w:tcW w:type="dxa" w:w="4570"/>
+            <w:tcBorders>
+              <w:top w:val="single" w:color="A6A6A6" w:sz="4"/>
+              <w:left w:val="single" w:color="A6A6A6" w:sz="4"/>
+              <w:bottom w:val="single" w:color="A6A6A6" w:sz="4"/>
+              <w:right w:val="single" w:color="A6A6A6" w:sz="4"/>
+            </w:tcBorders>
+            <w:shd w:fill="E8F3EA" w:color="auto" w:val="clear"/>
+            <w:tcMar>
+              <w:top w:type="dxa" w:w="60"/>
+              <w:left w:type="dxa" w:w="100"/>
+              <w:bottom w:type="dxa" w:w="60"/>
+              <w:right w:type="dxa" w:w="100"/>
+            </w:tcMar>
+          </w:tcPr>
+          <w:p>
+            <w:pPr>
+              <w:jc w:val="left"/>
+            </w:pPr>
+            <w:r>
+              <w:rPr>
+                <w:rFonts w:ascii="Malgun Gothic" w:cs="Malgun Gothic" w:eastAsia="Malgun Gothic" w:hAnsi="Malgun Gothic"/>
+                <w:b/>
+                <w:bCs/>
+                <w:color w:val="1F7A3A"/>
+                <w:sz w:val="19"/>
+                <w:szCs w:val="19"/>
+              </w:rPr>
+              <w:t xml:space="preserve">✓ 도착</w:t>
+            </w:r>
+          </w:p>
+        </w:tc>
+      </w:tr>
+      <w:tr>
+        <w:tc>
+          <w:tcPr>
+            <w:tcW w:type="dxa" w:w="3000"/>
+            <w:tcBorders>
+              <w:top w:val="single" w:color="A6A6A6" w:sz="4"/>
+              <w:left w:val="single" w:color="A6A6A6" w:sz="4"/>
+              <w:bottom w:val="single" w:color="A6A6A6" w:sz="4"/>
+              <w:right w:val="single" w:color="A6A6A6" w:sz="4"/>
+            </w:tcBorders>
+            <w:shd w:fill="E8F3EA" w:color="auto" w:val="clear"/>
+            <w:tcMar>
+              <w:top w:type="dxa" w:w="60"/>
+              <w:left w:type="dxa" w:w="100"/>
+              <w:bottom w:type="dxa" w:w="60"/>
+              <w:right w:type="dxa" w:w="100"/>
+            </w:tcMar>
+          </w:tcPr>
+          <w:p>
+            <w:pPr>
+              <w:jc w:val="left"/>
+            </w:pPr>
+            <w:r>
+              <w:rPr>
+                <w:rFonts w:ascii="Malgun Gothic" w:cs="Malgun Gothic" w:eastAsia="Malgun Gothic" w:hAnsi="Malgun Gothic"/>
+                <w:b/>
+                <w:bCs/>
+                <w:color w:val="000000"/>
+                <w:sz w:val="19"/>
+                <w:szCs w:val="19"/>
+              </w:rPr>
+              <w:t xml:space="preserve">ipTIME UH308 허브</w:t>
+            </w:r>
+          </w:p>
+        </w:tc>
+        <w:tc>
+          <w:tcPr>
+            <w:tcW w:type="dxa" w:w="900"/>
+            <w:tcBorders>
+              <w:top w:val="single" w:color="A6A6A6" w:sz="4"/>
+              <w:left w:val="single" w:color="A6A6A6" w:sz="4"/>
+              <w:bottom w:val="single" w:color="A6A6A6" w:sz="4"/>
+              <w:right w:val="single" w:color="A6A6A6" w:sz="4"/>
+            </w:tcBorders>
+            <w:shd w:fill="E8F3EA" w:color="auto" w:val="clear"/>
+            <w:tcMar>
+              <w:top w:type="dxa" w:w="60"/>
+              <w:left w:type="dxa" w:w="100"/>
+              <w:bottom w:type="dxa" w:w="60"/>
+              <w:right w:type="dxa" w:w="100"/>
+            </w:tcMar>
+          </w:tcPr>
+          <w:p>
+            <w:pPr>
+              <w:jc w:val="center"/>
+            </w:pPr>
+            <w:r>
+              <w:rPr>
+                <w:rFonts w:ascii="Malgun Gothic" w:cs="Malgun Gothic" w:eastAsia="Malgun Gothic" w:hAnsi="Malgun Gothic"/>
+                <w:b w:val="false"/>
+                <w:bCs w:val="false"/>
+                <w:color w:val="000000"/>
+                <w:sz w:val="19"/>
+                <w:szCs w:val="19"/>
+              </w:rPr>
+              <w:t xml:space="preserve">1</w:t>
+            </w:r>
+          </w:p>
+        </w:tc>
+        <w:tc>
+          <w:tcPr>
+            <w:tcW w:type="dxa" w:w="900"/>
+            <w:tcBorders>
+              <w:top w:val="single" w:color="A6A6A6" w:sz="4"/>
+              <w:left w:val="single" w:color="A6A6A6" w:sz="4"/>
+              <w:bottom w:val="single" w:color="A6A6A6" w:sz="4"/>
+              <w:right w:val="single" w:color="A6A6A6" w:sz="4"/>
+            </w:tcBorders>
+            <w:shd w:fill="E8F3EA" w:color="auto" w:val="clear"/>
+            <w:tcMar>
+              <w:top w:type="dxa" w:w="60"/>
+              <w:left w:type="dxa" w:w="100"/>
+              <w:bottom w:type="dxa" w:w="60"/>
+              <w:right w:type="dxa" w:w="100"/>
+            </w:tcMar>
+          </w:tcPr>
+          <w:p>
+            <w:pPr>
+              <w:jc w:val="center"/>
+            </w:pPr>
+            <w:r>
+              <w:rPr>
+                <w:rFonts w:ascii="Malgun Gothic" w:cs="Malgun Gothic" w:eastAsia="Malgun Gothic" w:hAnsi="Malgun Gothic"/>
+                <w:b w:val="false"/>
+                <w:bCs w:val="false"/>
+                <w:color w:val="000000"/>
+                <w:sz w:val="19"/>
+                <w:szCs w:val="19"/>
+              </w:rPr>
+              <w:t xml:space="preserve">1</w:t>
+            </w:r>
+          </w:p>
+        </w:tc>
+        <w:tc>
+          <w:tcPr>
+            <w:tcW w:type="dxa" w:w="5200"/>
+            <w:tcBorders>
+              <w:top w:val="single" w:color="A6A6A6" w:sz="4"/>
+              <w:left w:val="single" w:color="A6A6A6" w:sz="4"/>
+              <w:bottom w:val="single" w:color="A6A6A6" w:sz="4"/>
+              <w:right w:val="single" w:color="A6A6A6" w:sz="4"/>
+            </w:tcBorders>
+            <w:shd w:fill="E8F3EA" w:color="auto" w:val="clear"/>
+            <w:tcMar>
+              <w:top w:type="dxa" w:w="60"/>
+              <w:left w:type="dxa" w:w="100"/>
+              <w:bottom w:type="dxa" w:w="60"/>
+              <w:right w:type="dxa" w:w="100"/>
+            </w:tcMar>
+          </w:tcPr>
+          <w:p>
+            <w:pPr>
+              <w:jc w:val="left"/>
+            </w:pPr>
+            <w:r>
+              <w:rPr>
+                <w:rFonts w:ascii="Malgun Gothic" w:cs="Malgun Gothic" w:eastAsia="Malgun Gothic" w:hAnsi="Malgun Gothic"/>
+                <w:b w:val="false"/>
+                <w:bCs w:val="false"/>
+                <w:color w:val="000000"/>
+                <w:sz w:val="19"/>
+                <w:szCs w:val="19"/>
+              </w:rPr>
+              <w:t xml:space="preserve">린드스토어 5121-7531-5564</w:t>
+            </w:r>
+          </w:p>
+        </w:tc>
+        <w:tc>
+          <w:tcPr>
+            <w:tcW w:type="dxa" w:w="4570"/>
+            <w:tcBorders>
+              <w:top w:val="single" w:color="A6A6A6" w:sz="4"/>
+              <w:left w:val="single" w:color="A6A6A6" w:sz="4"/>
+              <w:bottom w:val="single" w:color="A6A6A6" w:sz="4"/>
+              <w:right w:val="single" w:color="A6A6A6" w:sz="4"/>
+            </w:tcBorders>
+            <w:shd w:fill="E8F3EA" w:color="auto" w:val="clear"/>
+            <w:tcMar>
+              <w:top w:type="dxa" w:w="60"/>
+              <w:left w:type="dxa" w:w="100"/>
+              <w:bottom w:type="dxa" w:w="60"/>
+              <w:right w:type="dxa" w:w="100"/>
+            </w:tcMar>
+          </w:tcPr>
+          <w:p>
+            <w:pPr>
+              <w:jc w:val="left"/>
+            </w:pPr>
+            <w:r>
+              <w:rPr>
+                <w:rFonts w:ascii="Malgun Gothic" w:cs="Malgun Gothic" w:eastAsia="Malgun Gothic" w:hAnsi="Malgun Gothic"/>
+                <w:b/>
+                <w:bCs/>
+                <w:color w:val="1F7A3A"/>
+                <w:sz w:val="19"/>
+                <w:szCs w:val="19"/>
+              </w:rPr>
+              <w:t xml:space="preserve">✓ 도착</w:t>
+            </w:r>
+          </w:p>
+        </w:tc>
+      </w:tr>
+      <w:tr>
+        <w:tc>
+          <w:tcPr>
+            <w:tcW w:type="dxa" w:w="3000"/>
+            <w:tcBorders>
+              <w:top w:val="single" w:color="A6A6A6" w:sz="4"/>
+              <w:left w:val="single" w:color="A6A6A6" w:sz="4"/>
+              <w:bottom w:val="single" w:color="A6A6A6" w:sz="4"/>
+              <w:right w:val="single" w:color="A6A6A6" w:sz="4"/>
+            </w:tcBorders>
+            <w:shd w:fill="E8F3EA" w:color="auto" w:val="clear"/>
+            <w:tcMar>
+              <w:top w:type="dxa" w:w="60"/>
+              <w:left w:type="dxa" w:w="100"/>
+              <w:bottom w:type="dxa" w:w="60"/>
+              <w:right w:type="dxa" w:w="100"/>
+            </w:tcMar>
+          </w:tcPr>
+          <w:p>
+            <w:pPr>
+              <w:jc w:val="left"/>
+            </w:pPr>
+            <w:r>
+              <w:rPr>
+                <w:rFonts w:ascii="Malgun Gothic" w:cs="Malgun Gothic" w:eastAsia="Malgun Gothic" w:hAnsi="Malgun Gothic"/>
+                <w:b/>
+                <w:bCs/>
+                <w:color w:val="000000"/>
+                <w:sz w:val="19"/>
+                <w:szCs w:val="19"/>
+              </w:rPr>
+              <w:t xml:space="preserve">NETmate NM-UCL02 어댑터</w:t>
+            </w:r>
+          </w:p>
+        </w:tc>
+        <w:tc>
+          <w:tcPr>
+            <w:tcW w:type="dxa" w:w="900"/>
+            <w:tcBorders>
+              <w:top w:val="single" w:color="A6A6A6" w:sz="4"/>
+              <w:left w:val="single" w:color="A6A6A6" w:sz="4"/>
+              <w:bottom w:val="single" w:color="A6A6A6" w:sz="4"/>
+              <w:right w:val="single" w:color="A6A6A6" w:sz="4"/>
+            </w:tcBorders>
+            <w:shd w:fill="E8F3EA" w:color="auto" w:val="clear"/>
+            <w:tcMar>
+              <w:top w:type="dxa" w:w="60"/>
+              <w:left w:type="dxa" w:w="100"/>
+              <w:bottom w:type="dxa" w:w="60"/>
+              <w:right w:type="dxa" w:w="100"/>
+            </w:tcMar>
+          </w:tcPr>
+          <w:p>
+            <w:pPr>
+              <w:jc w:val="center"/>
+            </w:pPr>
+            <w:r>
+              <w:rPr>
+                <w:rFonts w:ascii="Malgun Gothic" w:cs="Malgun Gothic" w:eastAsia="Malgun Gothic" w:hAnsi="Malgun Gothic"/>
+                <w:b w:val="false"/>
+                <w:bCs w:val="false"/>
+                <w:color w:val="000000"/>
+                <w:sz w:val="19"/>
+                <w:szCs w:val="19"/>
+              </w:rPr>
+              <w:t xml:space="preserve">2</w:t>
+            </w:r>
+          </w:p>
+        </w:tc>
+        <w:tc>
+          <w:tcPr>
+            <w:tcW w:type="dxa" w:w="900"/>
+            <w:tcBorders>
+              <w:top w:val="single" w:color="A6A6A6" w:sz="4"/>
+              <w:left w:val="single" w:color="A6A6A6" w:sz="4"/>
+              <w:bottom w:val="single" w:color="A6A6A6" w:sz="4"/>
+              <w:right w:val="single" w:color="A6A6A6" w:sz="4"/>
+            </w:tcBorders>
+            <w:shd w:fill="E8F3EA" w:color="auto" w:val="clear"/>
+            <w:tcMar>
+              <w:top w:type="dxa" w:w="60"/>
+              <w:left w:type="dxa" w:w="100"/>
+              <w:bottom w:type="dxa" w:w="60"/>
+              <w:right w:type="dxa" w:w="100"/>
+            </w:tcMar>
+          </w:tcPr>
+          <w:p>
+            <w:pPr>
+              <w:jc w:val="center"/>
+            </w:pPr>
+            <w:r>
+              <w:rPr>
+                <w:rFonts w:ascii="Malgun Gothic" w:cs="Malgun Gothic" w:eastAsia="Malgun Gothic" w:hAnsi="Malgun Gothic"/>
+                <w:b w:val="false"/>
+                <w:bCs w:val="false"/>
+                <w:color w:val="000000"/>
+                <w:sz w:val="19"/>
+                <w:szCs w:val="19"/>
+              </w:rPr>
+              <w:t xml:space="preserve">2</w:t>
+            </w:r>
+          </w:p>
+        </w:tc>
+        <w:tc>
+          <w:tcPr>
+            <w:tcW w:type="dxa" w:w="5200"/>
+            <w:tcBorders>
+              <w:top w:val="single" w:color="A6A6A6" w:sz="4"/>
+              <w:left w:val="single" w:color="A6A6A6" w:sz="4"/>
+              <w:bottom w:val="single" w:color="A6A6A6" w:sz="4"/>
+              <w:right w:val="single" w:color="A6A6A6" w:sz="4"/>
+            </w:tcBorders>
+            <w:shd w:fill="E8F3EA" w:color="auto" w:val="clear"/>
+            <w:tcMar>
+              <w:top w:type="dxa" w:w="60"/>
+              <w:left w:type="dxa" w:w="100"/>
+              <w:bottom w:type="dxa" w:w="60"/>
+              <w:right w:type="dxa" w:w="100"/>
+            </w:tcMar>
+          </w:tcPr>
+          <w:p>
+            <w:pPr>
+              <w:jc w:val="left"/>
+            </w:pPr>
+            <w:r>
+              <w:rPr>
+                <w:rFonts w:ascii="Malgun Gothic" w:cs="Malgun Gothic" w:eastAsia="Malgun Gothic" w:hAnsi="Malgun Gothic"/>
+                <w:b w:val="false"/>
+                <w:bCs w:val="false"/>
+                <w:color w:val="000000"/>
+                <w:sz w:val="19"/>
+                <w:szCs w:val="19"/>
+              </w:rPr>
+              <w:t xml:space="preserve">사진 2봉</w:t>
+            </w:r>
+          </w:p>
+        </w:tc>
+        <w:tc>
+          <w:tcPr>
+            <w:tcW w:type="dxa" w:w="4570"/>
+            <w:tcBorders>
+              <w:top w:val="single" w:color="A6A6A6" w:sz="4"/>
+              <w:left w:val="single" w:color="A6A6A6" w:sz="4"/>
+              <w:bottom w:val="single" w:color="A6A6A6" w:sz="4"/>
+              <w:right w:val="single" w:color="A6A6A6" w:sz="4"/>
+            </w:tcBorders>
+            <w:shd w:fill="E8F3EA" w:color="auto" w:val="clear"/>
+            <w:tcMar>
+              <w:top w:type="dxa" w:w="60"/>
+              <w:left w:type="dxa" w:w="100"/>
+              <w:bottom w:type="dxa" w:w="60"/>
+              <w:right w:type="dxa" w:w="100"/>
+            </w:tcMar>
+          </w:tcPr>
+          <w:p>
+            <w:pPr>
+              <w:jc w:val="left"/>
+            </w:pPr>
+            <w:r>
+              <w:rPr>
+                <w:rFonts w:ascii="Malgun Gothic" w:cs="Malgun Gothic" w:eastAsia="Malgun Gothic" w:hAnsi="Malgun Gothic"/>
+                <w:b/>
+                <w:bCs/>
+                <w:color w:val="1F7A3A"/>
+                <w:sz w:val="19"/>
+                <w:szCs w:val="19"/>
+              </w:rPr>
+              <w:t xml:space="preserve">✓ 도착</w:t>
+            </w:r>
+          </w:p>
+        </w:tc>
+      </w:tr>
+      <w:tr>
+        <w:tc>
+          <w:tcPr>
+            <w:tcW w:type="dxa" w:w="3000"/>
+            <w:tcBorders>
+              <w:top w:val="single" w:color="A6A6A6" w:sz="4"/>
+              <w:left w:val="single" w:color="A6A6A6" w:sz="4"/>
+              <w:bottom w:val="single" w:color="A6A6A6" w:sz="4"/>
+              <w:right w:val="single" w:color="A6A6A6" w:sz="4"/>
+            </w:tcBorders>
+            <w:shd w:fill="E8F3EA" w:color="auto" w:val="clear"/>
+            <w:tcMar>
+              <w:top w:type="dxa" w:w="60"/>
+              <w:left w:type="dxa" w:w="100"/>
+              <w:bottom w:type="dxa" w:w="60"/>
+              <w:right w:type="dxa" w:w="100"/>
+            </w:tcMar>
+          </w:tcPr>
+          <w:p>
+            <w:pPr>
+              <w:jc w:val="left"/>
+            </w:pPr>
+            <w:r>
+              <w:rPr>
+                <w:rFonts w:ascii="Malgun Gothic" w:cs="Malgun Gothic" w:eastAsia="Malgun Gothic" w:hAnsi="Malgun Gothic"/>
+                <w:b/>
+                <w:bCs/>
+                <w:color w:val="000000"/>
+                <w:sz w:val="19"/>
+                <w:szCs w:val="19"/>
+              </w:rPr>
+              <w:t xml:space="preserve">USB 3.0 C↔A 케이블</w:t>
+            </w:r>
+          </w:p>
+        </w:tc>
+        <w:tc>
+          <w:tcPr>
+            <w:tcW w:type="dxa" w:w="900"/>
+            <w:tcBorders>
+              <w:top w:val="single" w:color="A6A6A6" w:sz="4"/>
+              <w:left w:val="single" w:color="A6A6A6" w:sz="4"/>
+              <w:bottom w:val="single" w:color="A6A6A6" w:sz="4"/>
+              <w:right w:val="single" w:color="A6A6A6" w:sz="4"/>
+            </w:tcBorders>
+            <w:shd w:fill="E8F3EA" w:color="auto" w:val="clear"/>
+            <w:tcMar>
+              <w:top w:type="dxa" w:w="60"/>
+              <w:left w:type="dxa" w:w="100"/>
+              <w:bottom w:type="dxa" w:w="60"/>
+              <w:right w:type="dxa" w:w="100"/>
+            </w:tcMar>
+          </w:tcPr>
+          <w:p>
+            <w:pPr>
+              <w:jc w:val="center"/>
+            </w:pPr>
+            <w:r>
+              <w:rPr>
+                <w:rFonts w:ascii="Malgun Gothic" w:cs="Malgun Gothic" w:eastAsia="Malgun Gothic" w:hAnsi="Malgun Gothic"/>
+                <w:b w:val="false"/>
+                <w:bCs w:val="false"/>
+                <w:color w:val="000000"/>
+                <w:sz w:val="19"/>
+                <w:szCs w:val="19"/>
+              </w:rPr>
+              <w:t xml:space="preserve">2+1</w:t>
+            </w:r>
+          </w:p>
+        </w:tc>
+        <w:tc>
+          <w:tcPr>
+            <w:tcW w:type="dxa" w:w="900"/>
+            <w:tcBorders>
+              <w:top w:val="single" w:color="A6A6A6" w:sz="4"/>
+              <w:left w:val="single" w:color="A6A6A6" w:sz="4"/>
+              <w:bottom w:val="single" w:color="A6A6A6" w:sz="4"/>
+              <w:right w:val="single" w:color="A6A6A6" w:sz="4"/>
+            </w:tcBorders>
+            <w:shd w:fill="E8F3EA" w:color="auto" w:val="clear"/>
+            <w:tcMar>
+              <w:top w:type="dxa" w:w="60"/>
+              <w:left w:type="dxa" w:w="100"/>
+              <w:bottom w:type="dxa" w:w="60"/>
+              <w:right w:type="dxa" w:w="100"/>
+            </w:tcMar>
+          </w:tcPr>
+          <w:p>
+            <w:pPr>
+              <w:jc w:val="center"/>
+            </w:pPr>
+            <w:r>
+              <w:rPr>
+                <w:rFonts w:ascii="Malgun Gothic" w:cs="Malgun Gothic" w:eastAsia="Malgun Gothic" w:hAnsi="Malgun Gothic"/>
+                <w:b w:val="false"/>
+                <w:bCs w:val="false"/>
+                <w:color w:val="000000"/>
+                <w:sz w:val="19"/>
+                <w:szCs w:val="19"/>
+              </w:rPr>
+              <w:t xml:space="preserve">3</w:t>
+            </w:r>
+          </w:p>
+        </w:tc>
+        <w:tc>
+          <w:tcPr>
+            <w:tcW w:type="dxa" w:w="5200"/>
+            <w:tcBorders>
+              <w:top w:val="single" w:color="A6A6A6" w:sz="4"/>
+              <w:left w:val="single" w:color="A6A6A6" w:sz="4"/>
+              <w:bottom w:val="single" w:color="A6A6A6" w:sz="4"/>
+              <w:right w:val="single" w:color="A6A6A6" w:sz="4"/>
+            </w:tcBorders>
+            <w:shd w:fill="E8F3EA" w:color="auto" w:val="clear"/>
+            <w:tcMar>
+              <w:top w:type="dxa" w:w="60"/>
+              <w:left w:type="dxa" w:w="100"/>
+              <w:bottom w:type="dxa" w:w="60"/>
+              <w:right w:type="dxa" w:w="100"/>
+            </w:tcMar>
+          </w:tcPr>
+          <w:p>
+            <w:pPr>
+              <w:jc w:val="left"/>
+            </w:pPr>
+            <w:r>
+              <w:rPr>
+                <w:rFonts w:ascii="Malgun Gothic" w:cs="Malgun Gothic" w:eastAsia="Malgun Gothic" w:hAnsi="Malgun Gothic"/>
+                <w:b w:val="false"/>
+                <w:bCs w:val="false"/>
+                <w:color w:val="000000"/>
+                <w:sz w:val="19"/>
+                <w:szCs w:val="19"/>
+              </w:rPr>
+              <w:t xml:space="preserve">CJ 6009-5562-0923, 디지월드, 벨킨 F2CU029 10Gbps 1m ×3</w:t>
+            </w:r>
+          </w:p>
+        </w:tc>
+        <w:tc>
+          <w:tcPr>
+            <w:tcW w:type="dxa" w:w="4570"/>
+            <w:tcBorders>
+              <w:top w:val="single" w:color="A6A6A6" w:sz="4"/>
+              <w:left w:val="single" w:color="A6A6A6" w:sz="4"/>
+              <w:bottom w:val="single" w:color="A6A6A6" w:sz="4"/>
+              <w:right w:val="single" w:color="A6A6A6" w:sz="4"/>
+            </w:tcBorders>
+            <w:shd w:fill="E8F3EA" w:color="auto" w:val="clear"/>
+            <w:tcMar>
+              <w:top w:type="dxa" w:w="60"/>
+              <w:left w:type="dxa" w:w="100"/>
+              <w:bottom w:type="dxa" w:w="60"/>
+              <w:right w:type="dxa" w:w="100"/>
+            </w:tcMar>
+          </w:tcPr>
+          <w:p>
+            <w:pPr>
+              <w:jc w:val="left"/>
+            </w:pPr>
+            <w:r>
+              <w:rPr>
+                <w:rFonts w:ascii="Malgun Gothic" w:cs="Malgun Gothic" w:eastAsia="Malgun Gothic" w:hAnsi="Malgun Gothic"/>
+                <w:b/>
+                <w:bCs/>
+                <w:color w:val="1F7A3A"/>
+                <w:sz w:val="19"/>
+                <w:szCs w:val="19"/>
+              </w:rPr>
+              <w:t xml:space="preserve">✓ 도착</w:t>
+            </w:r>
+          </w:p>
+        </w:tc>
+      </w:tr>
+      <w:tr>
+        <w:tc>
+          <w:tcPr>
+            <w:tcW w:type="dxa" w:w="3000"/>
+            <w:tcBorders>
+              <w:top w:val="single" w:color="A6A6A6" w:sz="4"/>
+              <w:left w:val="single" w:color="A6A6A6" w:sz="4"/>
+              <w:bottom w:val="single" w:color="A6A6A6" w:sz="4"/>
+              <w:right w:val="single" w:color="A6A6A6" w:sz="4"/>
+            </w:tcBorders>
+            <w:shd w:fill="E8F3EA" w:color="auto" w:val="clear"/>
+            <w:tcMar>
+              <w:top w:type="dxa" w:w="60"/>
+              <w:left w:type="dxa" w:w="100"/>
+              <w:bottom w:type="dxa" w:w="60"/>
+              <w:right w:type="dxa" w:w="100"/>
+            </w:tcMar>
+          </w:tcPr>
+          <w:p>
+            <w:pPr>
+              <w:jc w:val="left"/>
+            </w:pPr>
+            <w:r>
+              <w:rPr>
+                <w:rFonts w:ascii="Malgun Gothic" w:cs="Malgun Gothic" w:eastAsia="Malgun Gothic" w:hAnsi="Malgun Gothic"/>
+                <w:b/>
+                <w:bCs/>
+                <w:color w:val="000000"/>
+                <w:sz w:val="19"/>
+                <w:szCs w:val="19"/>
+              </w:rPr>
+              <w:t xml:space="preserve">SZWENGAO 5V 5A 모듈</w:t>
+            </w:r>
+          </w:p>
+        </w:tc>
+        <w:tc>
+          <w:tcPr>
+            <w:tcW w:type="dxa" w:w="900"/>
+            <w:tcBorders>
+              <w:top w:val="single" w:color="A6A6A6" w:sz="4"/>
+              <w:left w:val="single" w:color="A6A6A6" w:sz="4"/>
+              <w:bottom w:val="single" w:color="A6A6A6" w:sz="4"/>
+              <w:right w:val="single" w:color="A6A6A6" w:sz="4"/>
+            </w:tcBorders>
+            <w:shd w:fill="E8F3EA" w:color="auto" w:val="clear"/>
+            <w:tcMar>
+              <w:top w:type="dxa" w:w="60"/>
+              <w:left w:type="dxa" w:w="100"/>
+              <w:bottom w:type="dxa" w:w="60"/>
+              <w:right w:type="dxa" w:w="100"/>
+            </w:tcMar>
+          </w:tcPr>
+          <w:p>
+            <w:pPr>
+              <w:jc w:val="center"/>
+            </w:pPr>
+            <w:r>
+              <w:rPr>
+                <w:rFonts w:ascii="Malgun Gothic" w:cs="Malgun Gothic" w:eastAsia="Malgun Gothic" w:hAnsi="Malgun Gothic"/>
+                <w:b w:val="false"/>
+                <w:bCs w:val="false"/>
+                <w:color w:val="000000"/>
+                <w:sz w:val="19"/>
+                <w:szCs w:val="19"/>
+              </w:rPr>
+              <w:t xml:space="preserve">1</w:t>
+            </w:r>
+          </w:p>
+        </w:tc>
+        <w:tc>
+          <w:tcPr>
+            <w:tcW w:type="dxa" w:w="900"/>
+            <w:tcBorders>
+              <w:top w:val="single" w:color="A6A6A6" w:sz="4"/>
+              <w:left w:val="single" w:color="A6A6A6" w:sz="4"/>
+              <w:bottom w:val="single" w:color="A6A6A6" w:sz="4"/>
+              <w:right w:val="single" w:color="A6A6A6" w:sz="4"/>
+            </w:tcBorders>
+            <w:shd w:fill="E8F3EA" w:color="auto" w:val="clear"/>
+            <w:tcMar>
+              <w:top w:type="dxa" w:w="60"/>
+              <w:left w:type="dxa" w:w="100"/>
+              <w:bottom w:type="dxa" w:w="60"/>
+              <w:right w:type="dxa" w:w="100"/>
+            </w:tcMar>
+          </w:tcPr>
+          <w:p>
+            <w:pPr>
+              <w:jc w:val="center"/>
+            </w:pPr>
+            <w:r>
+              <w:rPr>
+                <w:rFonts w:ascii="Malgun Gothic" w:cs="Malgun Gothic" w:eastAsia="Malgun Gothic" w:hAnsi="Malgun Gothic"/>
+                <w:b w:val="false"/>
+                <w:bCs w:val="false"/>
+                <w:color w:val="000000"/>
+                <w:sz w:val="19"/>
+                <w:szCs w:val="19"/>
+              </w:rPr>
+              <w:t xml:space="preserve">2</w:t>
+            </w:r>
+          </w:p>
+        </w:tc>
+        <w:tc>
+          <w:tcPr>
+            <w:tcW w:type="dxa" w:w="5200"/>
+            <w:tcBorders>
+              <w:top w:val="single" w:color="A6A6A6" w:sz="4"/>
+              <w:left w:val="single" w:color="A6A6A6" w:sz="4"/>
+              <w:bottom w:val="single" w:color="A6A6A6" w:sz="4"/>
+              <w:right w:val="single" w:color="A6A6A6" w:sz="4"/>
+            </w:tcBorders>
+            <w:shd w:fill="E8F3EA" w:color="auto" w:val="clear"/>
+            <w:tcMar>
+              <w:top w:type="dxa" w:w="60"/>
+              <w:left w:type="dxa" w:w="100"/>
+              <w:bottom w:type="dxa" w:w="60"/>
+              <w:right w:type="dxa" w:w="100"/>
+            </w:tcMar>
+          </w:tcPr>
+          <w:p>
+            <w:pPr>
+              <w:jc w:val="left"/>
+            </w:pPr>
+            <w:r>
+              <w:rPr>
+                <w:rFonts w:ascii="Malgun Gothic" w:cs="Malgun Gothic" w:eastAsia="Malgun Gothic" w:hAnsi="Malgun Gothic"/>
+                <w:b w:val="false"/>
+                <w:bCs w:val="false"/>
+                <w:color w:val="000000"/>
+                <w:sz w:val="19"/>
+                <w:szCs w:val="19"/>
+              </w:rPr>
+              <w:t xml:space="preserve">엘레파츠 453-8832-4030, 사진 2개</w:t>
+            </w:r>
+          </w:p>
+        </w:tc>
+        <w:tc>
+          <w:tcPr>
+            <w:tcW w:type="dxa" w:w="4570"/>
+            <w:tcBorders>
+              <w:top w:val="single" w:color="A6A6A6" w:sz="4"/>
+              <w:left w:val="single" w:color="A6A6A6" w:sz="4"/>
+              <w:bottom w:val="single" w:color="A6A6A6" w:sz="4"/>
+              <w:right w:val="single" w:color="A6A6A6" w:sz="4"/>
+            </w:tcBorders>
+            <w:shd w:fill="E8F3EA" w:color="auto" w:val="clear"/>
+            <w:tcMar>
+              <w:top w:type="dxa" w:w="60"/>
+              <w:left w:type="dxa" w:w="100"/>
+              <w:bottom w:type="dxa" w:w="60"/>
+              <w:right w:type="dxa" w:w="100"/>
+            </w:tcMar>
+          </w:tcPr>
+          <w:p>
+            <w:pPr>
+              <w:jc w:val="left"/>
+            </w:pPr>
+            <w:r>
+              <w:rPr>
+                <w:rFonts w:ascii="Malgun Gothic" w:cs="Malgun Gothic" w:eastAsia="Malgun Gothic" w:hAnsi="Malgun Gothic"/>
+                <w:b/>
+                <w:bCs/>
+                <w:color w:val="1F7A3A"/>
+                <w:sz w:val="19"/>
+                <w:szCs w:val="19"/>
+              </w:rPr>
+              <w:t xml:space="preserve">✓ 도착 (1개 초과, 2번배 예비)</w:t>
+            </w:r>
+          </w:p>
+        </w:tc>
+      </w:tr>
+      <w:tr>
+        <w:tc>
+          <w:tcPr>
+            <w:tcW w:type="dxa" w:w="3000"/>
+            <w:tcBorders>
+              <w:top w:val="single" w:color="A6A6A6" w:sz="4"/>
+              <w:left w:val="single" w:color="A6A6A6" w:sz="4"/>
+              <w:bottom w:val="single" w:color="A6A6A6" w:sz="4"/>
+              <w:right w:val="single" w:color="A6A6A6" w:sz="4"/>
+            </w:tcBorders>
+            <w:shd w:fill="E8F3EA" w:color="auto" w:val="clear"/>
+            <w:tcMar>
+              <w:top w:type="dxa" w:w="60"/>
+              <w:left w:type="dxa" w:w="100"/>
+              <w:bottom w:type="dxa" w:w="60"/>
+              <w:right w:type="dxa" w:w="100"/>
+            </w:tcMar>
+          </w:tcPr>
+          <w:p>
+            <w:pPr>
+              <w:jc w:val="left"/>
+            </w:pPr>
+            <w:r>
+              <w:rPr>
+                <w:rFonts w:ascii="Malgun Gothic" w:cs="Malgun Gothic" w:eastAsia="Malgun Gothic" w:hAnsi="Malgun Gothic"/>
+                <w:b/>
+                <w:bCs/>
+                <w:color w:val="000000"/>
+                <w:sz w:val="19"/>
+                <w:szCs w:val="19"/>
+              </w:rPr>
+              <w:t xml:space="preserve">퓨즈 5x20 2A</w:t>
+            </w:r>
+          </w:p>
+        </w:tc>
+        <w:tc>
+          <w:tcPr>
+            <w:tcW w:type="dxa" w:w="900"/>
+            <w:tcBorders>
+              <w:top w:val="single" w:color="A6A6A6" w:sz="4"/>
+              <w:left w:val="single" w:color="A6A6A6" w:sz="4"/>
+              <w:bottom w:val="single" w:color="A6A6A6" w:sz="4"/>
+              <w:right w:val="single" w:color="A6A6A6" w:sz="4"/>
+            </w:tcBorders>
+            <w:shd w:fill="E8F3EA" w:color="auto" w:val="clear"/>
+            <w:tcMar>
+              <w:top w:type="dxa" w:w="60"/>
+              <w:left w:type="dxa" w:w="100"/>
+              <w:bottom w:type="dxa" w:w="60"/>
+              <w:right w:type="dxa" w:w="100"/>
+            </w:tcMar>
+          </w:tcPr>
+          <w:p>
+            <w:pPr>
+              <w:jc w:val="center"/>
+            </w:pPr>
+            <w:r>
+              <w:rPr>
+                <w:rFonts w:ascii="Malgun Gothic" w:cs="Malgun Gothic" w:eastAsia="Malgun Gothic" w:hAnsi="Malgun Gothic"/>
+                <w:b w:val="false"/>
+                <w:bCs w:val="false"/>
+                <w:color w:val="000000"/>
+                <w:sz w:val="19"/>
+                <w:szCs w:val="19"/>
+              </w:rPr>
+              <w:t xml:space="preserve">10</w:t>
+            </w:r>
+          </w:p>
+        </w:tc>
+        <w:tc>
+          <w:tcPr>
+            <w:tcW w:type="dxa" w:w="900"/>
+            <w:tcBorders>
+              <w:top w:val="single" w:color="A6A6A6" w:sz="4"/>
+              <w:left w:val="single" w:color="A6A6A6" w:sz="4"/>
+              <w:bottom w:val="single" w:color="A6A6A6" w:sz="4"/>
+              <w:right w:val="single" w:color="A6A6A6" w:sz="4"/>
+            </w:tcBorders>
+            <w:shd w:fill="E8F3EA" w:color="auto" w:val="clear"/>
+            <w:tcMar>
+              <w:top w:type="dxa" w:w="60"/>
+              <w:left w:type="dxa" w:w="100"/>
+              <w:bottom w:type="dxa" w:w="60"/>
+              <w:right w:type="dxa" w:w="100"/>
+            </w:tcMar>
+          </w:tcPr>
+          <w:p>
+            <w:pPr>
+              <w:jc w:val="center"/>
+            </w:pPr>
+            <w:r>
+              <w:rPr>
+                <w:rFonts w:ascii="Malgun Gothic" w:cs="Malgun Gothic" w:eastAsia="Malgun Gothic" w:hAnsi="Malgun Gothic"/>
+                <w:b w:val="false"/>
+                <w:bCs w:val="false"/>
+                <w:color w:val="000000"/>
+                <w:sz w:val="19"/>
+                <w:szCs w:val="19"/>
+              </w:rPr>
+              <w:t xml:space="preserve">10</w:t>
+            </w:r>
+          </w:p>
+        </w:tc>
+        <w:tc>
+          <w:tcPr>
+            <w:tcW w:type="dxa" w:w="5200"/>
+            <w:tcBorders>
+              <w:top w:val="single" w:color="A6A6A6" w:sz="4"/>
+              <w:left w:val="single" w:color="A6A6A6" w:sz="4"/>
+              <w:bottom w:val="single" w:color="A6A6A6" w:sz="4"/>
+              <w:right w:val="single" w:color="A6A6A6" w:sz="4"/>
+            </w:tcBorders>
+            <w:shd w:fill="E8F3EA" w:color="auto" w:val="clear"/>
+            <w:tcMar>
+              <w:top w:type="dxa" w:w="60"/>
+              <w:left w:type="dxa" w:w="100"/>
+              <w:bottom w:type="dxa" w:w="60"/>
+              <w:right w:type="dxa" w:w="100"/>
+            </w:tcMar>
+          </w:tcPr>
+          <w:p>
+            <w:pPr>
+              <w:jc w:val="left"/>
+            </w:pPr>
+            <w:r>
+              <w:rPr>
+                <w:rFonts w:ascii="Malgun Gothic" w:cs="Malgun Gothic" w:eastAsia="Malgun Gothic" w:hAnsi="Malgun Gothic"/>
+                <w:b w:val="false"/>
+                <w:bCs w:val="false"/>
+                <w:color w:val="000000"/>
+                <w:sz w:val="19"/>
+                <w:szCs w:val="19"/>
+              </w:rPr>
+              <w:t xml:space="preserve">롯데 3171-3951-2384, 10 EA</w:t>
+            </w:r>
+          </w:p>
+        </w:tc>
+        <w:tc>
+          <w:tcPr>
+            <w:tcW w:type="dxa" w:w="4570"/>
+            <w:tcBorders>
+              <w:top w:val="single" w:color="A6A6A6" w:sz="4"/>
+              <w:left w:val="single" w:color="A6A6A6" w:sz="4"/>
+              <w:bottom w:val="single" w:color="A6A6A6" w:sz="4"/>
+              <w:right w:val="single" w:color="A6A6A6" w:sz="4"/>
+            </w:tcBorders>
+            <w:shd w:fill="E8F3EA" w:color="auto" w:val="clear"/>
+            <w:tcMar>
+              <w:top w:type="dxa" w:w="60"/>
+              <w:left w:type="dxa" w:w="100"/>
+              <w:bottom w:type="dxa" w:w="60"/>
+              <w:right w:type="dxa" w:w="100"/>
+            </w:tcMar>
+          </w:tcPr>
+          <w:p>
+            <w:pPr>
+              <w:jc w:val="left"/>
+            </w:pPr>
+            <w:r>
+              <w:rPr>
+                <w:rFonts w:ascii="Malgun Gothic" w:cs="Malgun Gothic" w:eastAsia="Malgun Gothic" w:hAnsi="Malgun Gothic"/>
+                <w:b/>
+                <w:bCs/>
+                <w:color w:val="1F7A3A"/>
+                <w:sz w:val="19"/>
+                <w:szCs w:val="19"/>
+              </w:rPr>
+              <w:t xml:space="preserve">✓ 도착</w:t>
+            </w:r>
+          </w:p>
+        </w:tc>
+      </w:tr>
+      <w:tr>
+        <w:tc>
+          <w:tcPr>
+            <w:tcW w:type="dxa" w:w="3000"/>
+            <w:tcBorders>
+              <w:top w:val="single" w:color="A6A6A6" w:sz="4"/>
+              <w:left w:val="single" w:color="A6A6A6" w:sz="4"/>
+              <w:bottom w:val="single" w:color="A6A6A6" w:sz="4"/>
+              <w:right w:val="single" w:color="A6A6A6" w:sz="4"/>
+            </w:tcBorders>
+            <w:shd w:fill="FDECEA" w:color="auto" w:val="clear"/>
+            <w:tcMar>
+              <w:top w:type="dxa" w:w="60"/>
+              <w:left w:type="dxa" w:w="100"/>
+              <w:bottom w:type="dxa" w:w="60"/>
+              <w:right w:type="dxa" w:w="100"/>
+            </w:tcMar>
+          </w:tcPr>
+          <w:p>
+            <w:pPr>
+              <w:jc w:val="left"/>
+            </w:pPr>
+            <w:r>
+              <w:rPr>
+                <w:rFonts w:ascii="Malgun Gothic" w:cs="Malgun Gothic" w:eastAsia="Malgun Gothic" w:hAnsi="Malgun Gothic"/>
+                <w:b/>
+                <w:bCs/>
+                <w:color w:val="000000"/>
+                <w:sz w:val="19"/>
+                <w:szCs w:val="19"/>
+              </w:rPr>
+              <w:t xml:space="preserve">퓨즈홀더 BF303</w:t>
+            </w:r>
+          </w:p>
+        </w:tc>
+        <w:tc>
+          <w:tcPr>
+            <w:tcW w:type="dxa" w:w="900"/>
+            <w:tcBorders>
+              <w:top w:val="single" w:color="A6A6A6" w:sz="4"/>
+              <w:left w:val="single" w:color="A6A6A6" w:sz="4"/>
+              <w:bottom w:val="single" w:color="A6A6A6" w:sz="4"/>
+              <w:right w:val="single" w:color="A6A6A6" w:sz="4"/>
+            </w:tcBorders>
+            <w:shd w:fill="FDECEA" w:color="auto" w:val="clear"/>
+            <w:tcMar>
+              <w:top w:type="dxa" w:w="60"/>
+              <w:left w:type="dxa" w:w="100"/>
+              <w:bottom w:type="dxa" w:w="60"/>
+              <w:right w:type="dxa" w:w="100"/>
+            </w:tcMar>
+          </w:tcPr>
+          <w:p>
+            <w:pPr>
+              <w:jc w:val="center"/>
+            </w:pPr>
+            <w:r>
+              <w:rPr>
+                <w:rFonts w:ascii="Malgun Gothic" w:cs="Malgun Gothic" w:eastAsia="Malgun Gothic" w:hAnsi="Malgun Gothic"/>
+                <w:b w:val="false"/>
+                <w:bCs w:val="false"/>
+                <w:color w:val="000000"/>
+                <w:sz w:val="19"/>
+                <w:szCs w:val="19"/>
+              </w:rPr>
+              <w:t xml:space="preserve">4</w:t>
+            </w:r>
+          </w:p>
+        </w:tc>
+        <w:tc>
+          <w:tcPr>
+            <w:tcW w:type="dxa" w:w="900"/>
+            <w:tcBorders>
+              <w:top w:val="single" w:color="A6A6A6" w:sz="4"/>
+              <w:left w:val="single" w:color="A6A6A6" w:sz="4"/>
+              <w:bottom w:val="single" w:color="A6A6A6" w:sz="4"/>
+              <w:right w:val="single" w:color="A6A6A6" w:sz="4"/>
+            </w:tcBorders>
+            <w:shd w:fill="FDECEA" w:color="auto" w:val="clear"/>
+            <w:tcMar>
+              <w:top w:type="dxa" w:w="60"/>
+              <w:left w:type="dxa" w:w="100"/>
+              <w:bottom w:type="dxa" w:w="60"/>
+              <w:right w:type="dxa" w:w="100"/>
+            </w:tcMar>
+          </w:tcPr>
+          <w:p>
+            <w:pPr>
+              <w:jc w:val="center"/>
+            </w:pPr>
+            <w:r>
+              <w:rPr>
+                <w:rFonts w:ascii="Malgun Gothic" w:cs="Malgun Gothic" w:eastAsia="Malgun Gothic" w:hAnsi="Malgun Gothic"/>
+                <w:b w:val="false"/>
+                <w:bCs w:val="false"/>
+                <w:color w:val="000000"/>
+                <w:sz w:val="19"/>
+                <w:szCs w:val="19"/>
+              </w:rPr>
+              <w:t xml:space="preserve">2</w:t>
+            </w:r>
+          </w:p>
+        </w:tc>
+        <w:tc>
+          <w:tcPr>
+            <w:tcW w:type="dxa" w:w="5200"/>
+            <w:tcBorders>
+              <w:top w:val="single" w:color="A6A6A6" w:sz="4"/>
+              <w:left w:val="single" w:color="A6A6A6" w:sz="4"/>
+              <w:bottom w:val="single" w:color="A6A6A6" w:sz="4"/>
+              <w:right w:val="single" w:color="A6A6A6" w:sz="4"/>
+            </w:tcBorders>
+            <w:shd w:fill="FDECEA" w:color="auto" w:val="clear"/>
+            <w:tcMar>
+              <w:top w:type="dxa" w:w="60"/>
+              <w:left w:type="dxa" w:w="100"/>
+              <w:bottom w:type="dxa" w:w="60"/>
+              <w:right w:type="dxa" w:w="100"/>
+            </w:tcMar>
+          </w:tcPr>
+          <w:p>
+            <w:pPr>
+              <w:jc w:val="left"/>
+            </w:pPr>
+            <w:r>
+              <w:rPr>
+                <w:rFonts w:ascii="Malgun Gothic" w:cs="Malgun Gothic" w:eastAsia="Malgun Gothic" w:hAnsi="Malgun Gothic"/>
+                <w:b w:val="false"/>
+                <w:bCs w:val="false"/>
+                <w:color w:val="000000"/>
+                <w:sz w:val="19"/>
+                <w:szCs w:val="19"/>
+              </w:rPr>
+              <w:t xml:space="preserve">디바이스마트 봉투 2 EA 2,860</w:t>
+            </w:r>
+          </w:p>
+        </w:tc>
+        <w:tc>
+          <w:tcPr>
+            <w:tcW w:type="dxa" w:w="4570"/>
+            <w:tcBorders>
+              <w:top w:val="single" w:color="A6A6A6" w:sz="4"/>
+              <w:left w:val="single" w:color="A6A6A6" w:sz="4"/>
+              <w:bottom w:val="single" w:color="A6A6A6" w:sz="4"/>
+              <w:right w:val="single" w:color="A6A6A6" w:sz="4"/>
+            </w:tcBorders>
+            <w:shd w:fill="FDECEA" w:color="auto" w:val="clear"/>
+            <w:tcMar>
+              <w:top w:type="dxa" w:w="60"/>
+              <w:left w:type="dxa" w:w="100"/>
+              <w:bottom w:type="dxa" w:w="60"/>
+              <w:right w:type="dxa" w:w="100"/>
+            </w:tcMar>
+          </w:tcPr>
+          <w:p>
+            <w:pPr>
+              <w:jc w:val="left"/>
+            </w:pPr>
+            <w:r>
+              <w:rPr>
+                <w:rFonts w:ascii="Malgun Gothic" w:cs="Malgun Gothic" w:eastAsia="Malgun Gothic" w:hAnsi="Malgun Gothic"/>
+                <w:b/>
+                <w:bCs/>
+                <w:color w:val="C00000"/>
+                <w:sz w:val="19"/>
+                <w:szCs w:val="19"/>
+              </w:rPr>
+              <w:t xml:space="preserve">⚠ 2개 부족</w:t>
+            </w:r>
+          </w:p>
+        </w:tc>
+      </w:tr>
+      <w:tr>
+        <w:tc>
+          <w:tcPr>
+            <w:tcW w:type="dxa" w:w="3000"/>
+            <w:tcBorders>
+              <w:top w:val="single" w:color="A6A6A6" w:sz="4"/>
+              <w:left w:val="single" w:color="A6A6A6" w:sz="4"/>
+              <w:bottom w:val="single" w:color="A6A6A6" w:sz="4"/>
+              <w:right w:val="single" w:color="A6A6A6" w:sz="4"/>
+            </w:tcBorders>
+            <w:shd w:fill="FDECEA" w:color="auto" w:val="clear"/>
+            <w:tcMar>
+              <w:top w:type="dxa" w:w="60"/>
+              <w:left w:type="dxa" w:w="100"/>
+              <w:bottom w:type="dxa" w:w="60"/>
+              <w:right w:type="dxa" w:w="100"/>
+            </w:tcMar>
+          </w:tcPr>
+          <w:p>
+            <w:pPr>
+              <w:jc w:val="left"/>
+            </w:pPr>
+            <w:r>
+              <w:rPr>
+                <w:rFonts w:ascii="Malgun Gothic" w:cs="Malgun Gothic" w:eastAsia="Malgun Gothic" w:hAnsi="Malgun Gothic"/>
+                <w:b/>
+                <w:bCs/>
+                <w:color w:val="000000"/>
+                <w:sz w:val="19"/>
+                <w:szCs w:val="19"/>
+              </w:rPr>
+              <w:t xml:space="preserve">퓨즈 5x20 3A</w:t>
+            </w:r>
+          </w:p>
+        </w:tc>
+        <w:tc>
+          <w:tcPr>
+            <w:tcW w:type="dxa" w:w="900"/>
+            <w:tcBorders>
+              <w:top w:val="single" w:color="A6A6A6" w:sz="4"/>
+              <w:left w:val="single" w:color="A6A6A6" w:sz="4"/>
+              <w:bottom w:val="single" w:color="A6A6A6" w:sz="4"/>
+              <w:right w:val="single" w:color="A6A6A6" w:sz="4"/>
+            </w:tcBorders>
+            <w:shd w:fill="FDECEA" w:color="auto" w:val="clear"/>
+            <w:tcMar>
+              <w:top w:type="dxa" w:w="60"/>
+              <w:left w:type="dxa" w:w="100"/>
+              <w:bottom w:type="dxa" w:w="60"/>
+              <w:right w:type="dxa" w:w="100"/>
+            </w:tcMar>
+          </w:tcPr>
+          <w:p>
+            <w:pPr>
+              <w:jc w:val="center"/>
+            </w:pPr>
+            <w:r>
+              <w:rPr>
+                <w:rFonts w:ascii="Malgun Gothic" w:cs="Malgun Gothic" w:eastAsia="Malgun Gothic" w:hAnsi="Malgun Gothic"/>
+                <w:b w:val="false"/>
+                <w:bCs w:val="false"/>
+                <w:color w:val="000000"/>
+                <w:sz w:val="19"/>
+                <w:szCs w:val="19"/>
+              </w:rPr>
+              <w:t xml:space="preserve">10</w:t>
+            </w:r>
+          </w:p>
+        </w:tc>
+        <w:tc>
+          <w:tcPr>
+            <w:tcW w:type="dxa" w:w="900"/>
+            <w:tcBorders>
+              <w:top w:val="single" w:color="A6A6A6" w:sz="4"/>
+              <w:left w:val="single" w:color="A6A6A6" w:sz="4"/>
+              <w:bottom w:val="single" w:color="A6A6A6" w:sz="4"/>
+              <w:right w:val="single" w:color="A6A6A6" w:sz="4"/>
+            </w:tcBorders>
+            <w:shd w:fill="FDECEA" w:color="auto" w:val="clear"/>
+            <w:tcMar>
+              <w:top w:type="dxa" w:w="60"/>
+              <w:left w:type="dxa" w:w="100"/>
+              <w:bottom w:type="dxa" w:w="60"/>
+              <w:right w:type="dxa" w:w="100"/>
+            </w:tcMar>
+          </w:tcPr>
+          <w:p>
+            <w:pPr>
+              <w:jc w:val="center"/>
+            </w:pPr>
+            <w:r>
+              <w:rPr>
+                <w:rFonts w:ascii="Malgun Gothic" w:cs="Malgun Gothic" w:eastAsia="Malgun Gothic" w:hAnsi="Malgun Gothic"/>
+                <w:b w:val="false"/>
+                <w:bCs w:val="false"/>
+                <w:color w:val="000000"/>
+                <w:sz w:val="19"/>
+                <w:szCs w:val="19"/>
+              </w:rPr>
+              <w:t xml:space="preserve">0</w:t>
+            </w:r>
+          </w:p>
+        </w:tc>
+        <w:tc>
+          <w:tcPr>
+            <w:tcW w:type="dxa" w:w="5200"/>
+            <w:tcBorders>
+              <w:top w:val="single" w:color="A6A6A6" w:sz="4"/>
+              <w:left w:val="single" w:color="A6A6A6" w:sz="4"/>
+              <w:bottom w:val="single" w:color="A6A6A6" w:sz="4"/>
+              <w:right w:val="single" w:color="A6A6A6" w:sz="4"/>
+            </w:tcBorders>
+            <w:shd w:fill="FDECEA" w:color="auto" w:val="clear"/>
+            <w:tcMar>
+              <w:top w:type="dxa" w:w="60"/>
+              <w:left w:type="dxa" w:w="100"/>
+              <w:bottom w:type="dxa" w:w="60"/>
+              <w:right w:type="dxa" w:w="100"/>
+            </w:tcMar>
+          </w:tcPr>
+          <w:p>
+            <w:pPr>
+              <w:jc w:val="left"/>
+            </w:pPr>
+            <w:r>
+              <w:rPr>
+                <w:rFonts w:ascii="Malgun Gothic" w:cs="Malgun Gothic" w:eastAsia="Malgun Gothic" w:hAnsi="Malgun Gothic"/>
+                <w:b w:val="false"/>
+                <w:bCs w:val="false"/>
+                <w:color w:val="000000"/>
+                <w:sz w:val="19"/>
+                <w:szCs w:val="19"/>
+              </w:rPr>
+              <w:t xml:space="preserve">사진 없음</w:t>
+            </w:r>
+          </w:p>
+        </w:tc>
+        <w:tc>
+          <w:tcPr>
+            <w:tcW w:type="dxa" w:w="4570"/>
+            <w:tcBorders>
+              <w:top w:val="single" w:color="A6A6A6" w:sz="4"/>
+              <w:left w:val="single" w:color="A6A6A6" w:sz="4"/>
+              <w:bottom w:val="single" w:color="A6A6A6" w:sz="4"/>
+              <w:right w:val="single" w:color="A6A6A6" w:sz="4"/>
+            </w:tcBorders>
+            <w:shd w:fill="FDECEA" w:color="auto" w:val="clear"/>
+            <w:tcMar>
+              <w:top w:type="dxa" w:w="60"/>
+              <w:left w:type="dxa" w:w="100"/>
+              <w:bottom w:type="dxa" w:w="60"/>
+              <w:right w:type="dxa" w:w="100"/>
+            </w:tcMar>
+          </w:tcPr>
+          <w:p>
+            <w:pPr>
+              <w:jc w:val="left"/>
+            </w:pPr>
+            <w:r>
+              <w:rPr>
+                <w:rFonts w:ascii="Malgun Gothic" w:cs="Malgun Gothic" w:eastAsia="Malgun Gothic" w:hAnsi="Malgun Gothic"/>
+                <w:b/>
+                <w:bCs/>
+                <w:color w:val="C00000"/>
+                <w:sz w:val="19"/>
+                <w:szCs w:val="19"/>
+              </w:rPr>
+              <w:t xml:space="preserve">⚠ 미확인</w:t>
+            </w:r>
+          </w:p>
+        </w:tc>
+      </w:tr>
+      <w:tr>
+        <w:tc>
+          <w:tcPr>
+            <w:tcW w:type="dxa" w:w="3000"/>
+            <w:tcBorders>
+              <w:top w:val="single" w:color="A6A6A6" w:sz="4"/>
+              <w:left w:val="single" w:color="A6A6A6" w:sz="4"/>
+              <w:bottom w:val="single" w:color="A6A6A6" w:sz="4"/>
+              <w:right w:val="single" w:color="A6A6A6" w:sz="4"/>
+            </w:tcBorders>
+            <w:shd w:fill="FDECEA" w:color="auto" w:val="clear"/>
+            <w:tcMar>
+              <w:top w:type="dxa" w:w="60"/>
+              <w:left w:type="dxa" w:w="100"/>
+              <w:bottom w:type="dxa" w:w="60"/>
+              <w:right w:type="dxa" w:w="100"/>
+            </w:tcMar>
+          </w:tcPr>
+          <w:p>
+            <w:pPr>
+              <w:jc w:val="left"/>
+            </w:pPr>
+            <w:r>
+              <w:rPr>
+                <w:rFonts w:ascii="Malgun Gothic" w:cs="Malgun Gothic" w:eastAsia="Malgun Gothic" w:hAnsi="Malgun Gothic"/>
+                <w:b/>
+                <w:bCs/>
+                <w:color w:val="000000"/>
+                <w:sz w:val="19"/>
+                <w:szCs w:val="19"/>
+              </w:rPr>
+              <w:t xml:space="preserve">PoE 인젝터 (옥션)</w:t>
+            </w:r>
+          </w:p>
+        </w:tc>
+        <w:tc>
+          <w:tcPr>
+            <w:tcW w:type="dxa" w:w="900"/>
+            <w:tcBorders>
+              <w:top w:val="single" w:color="A6A6A6" w:sz="4"/>
+              <w:left w:val="single" w:color="A6A6A6" w:sz="4"/>
+              <w:bottom w:val="single" w:color="A6A6A6" w:sz="4"/>
+              <w:right w:val="single" w:color="A6A6A6" w:sz="4"/>
+            </w:tcBorders>
+            <w:shd w:fill="FDECEA" w:color="auto" w:val="clear"/>
+            <w:tcMar>
+              <w:top w:type="dxa" w:w="60"/>
+              <w:left w:type="dxa" w:w="100"/>
+              <w:bottom w:type="dxa" w:w="60"/>
+              <w:right w:type="dxa" w:w="100"/>
+            </w:tcMar>
+          </w:tcPr>
+          <w:p>
+            <w:pPr>
+              <w:jc w:val="center"/>
+            </w:pPr>
+            <w:r>
+              <w:rPr>
+                <w:rFonts w:ascii="Malgun Gothic" w:cs="Malgun Gothic" w:eastAsia="Malgun Gothic" w:hAnsi="Malgun Gothic"/>
+                <w:b w:val="false"/>
+                <w:bCs w:val="false"/>
+                <w:color w:val="000000"/>
+                <w:sz w:val="19"/>
+                <w:szCs w:val="19"/>
+              </w:rPr>
+              <w:t xml:space="preserve">2</w:t>
+            </w:r>
+          </w:p>
+        </w:tc>
+        <w:tc>
+          <w:tcPr>
+            <w:tcW w:type="dxa" w:w="900"/>
+            <w:tcBorders>
+              <w:top w:val="single" w:color="A6A6A6" w:sz="4"/>
+              <w:left w:val="single" w:color="A6A6A6" w:sz="4"/>
+              <w:bottom w:val="single" w:color="A6A6A6" w:sz="4"/>
+              <w:right w:val="single" w:color="A6A6A6" w:sz="4"/>
+            </w:tcBorders>
+            <w:shd w:fill="FDECEA" w:color="auto" w:val="clear"/>
+            <w:tcMar>
+              <w:top w:type="dxa" w:w="60"/>
+              <w:left w:type="dxa" w:w="100"/>
+              <w:bottom w:type="dxa" w:w="60"/>
+              <w:right w:type="dxa" w:w="100"/>
+            </w:tcMar>
+          </w:tcPr>
+          <w:p>
+            <w:pPr>
+              <w:jc w:val="center"/>
+            </w:pPr>
+            <w:r>
+              <w:rPr>
+                <w:rFonts w:ascii="Malgun Gothic" w:cs="Malgun Gothic" w:eastAsia="Malgun Gothic" w:hAnsi="Malgun Gothic"/>
+                <w:b w:val="false"/>
+                <w:bCs w:val="false"/>
+                <w:color w:val="000000"/>
+                <w:sz w:val="19"/>
+                <w:szCs w:val="19"/>
+              </w:rPr>
+              <w:t xml:space="preserve">0</w:t>
+            </w:r>
+          </w:p>
+        </w:tc>
+        <w:tc>
+          <w:tcPr>
+            <w:tcW w:type="dxa" w:w="5200"/>
+            <w:tcBorders>
+              <w:top w:val="single" w:color="A6A6A6" w:sz="4"/>
+              <w:left w:val="single" w:color="A6A6A6" w:sz="4"/>
+              <w:bottom w:val="single" w:color="A6A6A6" w:sz="4"/>
+              <w:right w:val="single" w:color="A6A6A6" w:sz="4"/>
+            </w:tcBorders>
+            <w:shd w:fill="FDECEA" w:color="auto" w:val="clear"/>
+            <w:tcMar>
+              <w:top w:type="dxa" w:w="60"/>
+              <w:left w:type="dxa" w:w="100"/>
+              <w:bottom w:type="dxa" w:w="60"/>
+              <w:right w:type="dxa" w:w="100"/>
+            </w:tcMar>
+          </w:tcPr>
+          <w:p>
+            <w:pPr>
+              <w:jc w:val="left"/>
+            </w:pPr>
+            <w:r>
+              <w:rPr>
+                <w:rFonts w:ascii="Malgun Gothic" w:cs="Malgun Gothic" w:eastAsia="Malgun Gothic" w:hAnsi="Malgun Gothic"/>
+                <w:b w:val="false"/>
+                <w:bCs w:val="false"/>
+                <w:color w:val="000000"/>
+                <w:sz w:val="19"/>
+                <w:szCs w:val="19"/>
+              </w:rPr>
+              <w:t xml:space="preserve">사진 없음</w:t>
+            </w:r>
+          </w:p>
+        </w:tc>
+        <w:tc>
+          <w:tcPr>
+            <w:tcW w:type="dxa" w:w="4570"/>
+            <w:tcBorders>
+              <w:top w:val="single" w:color="A6A6A6" w:sz="4"/>
+              <w:left w:val="single" w:color="A6A6A6" w:sz="4"/>
+              <w:bottom w:val="single" w:color="A6A6A6" w:sz="4"/>
+              <w:right w:val="single" w:color="A6A6A6" w:sz="4"/>
+            </w:tcBorders>
+            <w:shd w:fill="FDECEA" w:color="auto" w:val="clear"/>
+            <w:tcMar>
+              <w:top w:type="dxa" w:w="60"/>
+              <w:left w:type="dxa" w:w="100"/>
+              <w:bottom w:type="dxa" w:w="60"/>
+              <w:right w:type="dxa" w:w="100"/>
+            </w:tcMar>
+          </w:tcPr>
+          <w:p>
+            <w:pPr>
+              <w:jc w:val="left"/>
+            </w:pPr>
+            <w:r>
+              <w:rPr>
+                <w:rFonts w:ascii="Malgun Gothic" w:cs="Malgun Gothic" w:eastAsia="Malgun Gothic" w:hAnsi="Malgun Gothic"/>
+                <w:b/>
+                <w:bCs/>
+                <w:color w:val="C00000"/>
+                <w:sz w:val="19"/>
+                <w:szCs w:val="19"/>
+              </w:rPr>
+              <w:t xml:space="preserve">⚠ 미확인 — 발송 확인</w:t>
+            </w:r>
+          </w:p>
+        </w:tc>
+      </w:tr>
+      <w:tr>
+        <w:tc>
+          <w:tcPr>
+            <w:tcW w:type="dxa" w:w="3000"/>
+            <w:tcBorders>
+              <w:top w:val="single" w:color="A6A6A6" w:sz="4"/>
+              <w:left w:val="single" w:color="A6A6A6" w:sz="4"/>
+              <w:bottom w:val="single" w:color="A6A6A6" w:sz="4"/>
+              <w:right w:val="single" w:color="A6A6A6" w:sz="4"/>
+            </w:tcBorders>
+            <w:shd w:fill="FDECEA" w:color="auto" w:val="clear"/>
+            <w:tcMar>
+              <w:top w:type="dxa" w:w="60"/>
+              <w:left w:type="dxa" w:w="100"/>
+              <w:bottom w:type="dxa" w:w="60"/>
+              <w:right w:type="dxa" w:w="100"/>
+            </w:tcMar>
+          </w:tcPr>
+          <w:p>
+            <w:pPr>
+              <w:jc w:val="left"/>
+            </w:pPr>
+            <w:r>
+              <w:rPr>
+                <w:rFonts w:ascii="Malgun Gothic" w:cs="Malgun Gothic" w:eastAsia="Malgun Gothic" w:hAnsi="Malgun Gothic"/>
+                <w:b/>
+                <w:bCs/>
+                <w:color w:val="000000"/>
+                <w:sz w:val="19"/>
+                <w:szCs w:val="19"/>
+              </w:rPr>
+              <w:t xml:space="preserve">RF 무선스위치</w:t>
+            </w:r>
+          </w:p>
+        </w:tc>
+        <w:tc>
+          <w:tcPr>
+            <w:tcW w:type="dxa" w:w="900"/>
+            <w:tcBorders>
+              <w:top w:val="single" w:color="A6A6A6" w:sz="4"/>
+              <w:left w:val="single" w:color="A6A6A6" w:sz="4"/>
+              <w:bottom w:val="single" w:color="A6A6A6" w:sz="4"/>
+              <w:right w:val="single" w:color="A6A6A6" w:sz="4"/>
+            </w:tcBorders>
+            <w:shd w:fill="FDECEA" w:color="auto" w:val="clear"/>
+            <w:tcMar>
+              <w:top w:type="dxa" w:w="60"/>
+              <w:left w:type="dxa" w:w="100"/>
+              <w:bottom w:type="dxa" w:w="60"/>
+              <w:right w:type="dxa" w:w="100"/>
+            </w:tcMar>
+          </w:tcPr>
+          <w:p>
+            <w:pPr>
+              <w:jc w:val="center"/>
+            </w:pPr>
+            <w:r>
+              <w:rPr>
+                <w:rFonts w:ascii="Malgun Gothic" w:cs="Malgun Gothic" w:eastAsia="Malgun Gothic" w:hAnsi="Malgun Gothic"/>
+                <w:b w:val="false"/>
+                <w:bCs w:val="false"/>
+                <w:color w:val="000000"/>
+                <w:sz w:val="19"/>
+                <w:szCs w:val="19"/>
+              </w:rPr>
+              <w:t xml:space="preserve">1</w:t>
+            </w:r>
+          </w:p>
+        </w:tc>
+        <w:tc>
+          <w:tcPr>
+            <w:tcW w:type="dxa" w:w="900"/>
+            <w:tcBorders>
+              <w:top w:val="single" w:color="A6A6A6" w:sz="4"/>
+              <w:left w:val="single" w:color="A6A6A6" w:sz="4"/>
+              <w:bottom w:val="single" w:color="A6A6A6" w:sz="4"/>
+              <w:right w:val="single" w:color="A6A6A6" w:sz="4"/>
+            </w:tcBorders>
+            <w:shd w:fill="FDECEA" w:color="auto" w:val="clear"/>
+            <w:tcMar>
+              <w:top w:type="dxa" w:w="60"/>
+              <w:left w:type="dxa" w:w="100"/>
+              <w:bottom w:type="dxa" w:w="60"/>
+              <w:right w:type="dxa" w:w="100"/>
+            </w:tcMar>
+          </w:tcPr>
+          <w:p>
+            <w:pPr>
+              <w:jc w:val="center"/>
+            </w:pPr>
+            <w:r>
+              <w:rPr>
+                <w:rFonts w:ascii="Malgun Gothic" w:cs="Malgun Gothic" w:eastAsia="Malgun Gothic" w:hAnsi="Malgun Gothic"/>
+                <w:b w:val="false"/>
+                <w:bCs w:val="false"/>
+                <w:color w:val="000000"/>
+                <w:sz w:val="19"/>
+                <w:szCs w:val="19"/>
+              </w:rPr>
+              <w:t xml:space="preserve">0</w:t>
+            </w:r>
+          </w:p>
+        </w:tc>
+        <w:tc>
+          <w:tcPr>
+            <w:tcW w:type="dxa" w:w="5200"/>
+            <w:tcBorders>
+              <w:top w:val="single" w:color="A6A6A6" w:sz="4"/>
+              <w:left w:val="single" w:color="A6A6A6" w:sz="4"/>
+              <w:bottom w:val="single" w:color="A6A6A6" w:sz="4"/>
+              <w:right w:val="single" w:color="A6A6A6" w:sz="4"/>
+            </w:tcBorders>
+            <w:shd w:fill="FDECEA" w:color="auto" w:val="clear"/>
+            <w:tcMar>
+              <w:top w:type="dxa" w:w="60"/>
+              <w:left w:type="dxa" w:w="100"/>
+              <w:bottom w:type="dxa" w:w="60"/>
+              <w:right w:type="dxa" w:w="100"/>
+            </w:tcMar>
+          </w:tcPr>
+          <w:p>
+            <w:pPr>
+              <w:jc w:val="left"/>
+            </w:pPr>
+            <w:r>
+              <w:rPr>
+                <w:rFonts w:ascii="Malgun Gothic" w:cs="Malgun Gothic" w:eastAsia="Malgun Gothic" w:hAnsi="Malgun Gothic"/>
+                <w:b w:val="false"/>
+                <w:bCs w:val="false"/>
+                <w:color w:val="000000"/>
+                <w:sz w:val="19"/>
+                <w:szCs w:val="19"/>
+              </w:rPr>
+              <w:t xml:space="preserve">사진 없음</w:t>
+            </w:r>
+          </w:p>
+        </w:tc>
+        <w:tc>
+          <w:tcPr>
+            <w:tcW w:type="dxa" w:w="4570"/>
+            <w:tcBorders>
+              <w:top w:val="single" w:color="A6A6A6" w:sz="4"/>
+              <w:left w:val="single" w:color="A6A6A6" w:sz="4"/>
+              <w:bottom w:val="single" w:color="A6A6A6" w:sz="4"/>
+              <w:right w:val="single" w:color="A6A6A6" w:sz="4"/>
+            </w:tcBorders>
+            <w:shd w:fill="FDECEA" w:color="auto" w:val="clear"/>
+            <w:tcMar>
+              <w:top w:type="dxa" w:w="60"/>
+              <w:left w:type="dxa" w:w="100"/>
+              <w:bottom w:type="dxa" w:w="60"/>
+              <w:right w:type="dxa" w:w="100"/>
+            </w:tcMar>
+          </w:tcPr>
+          <w:p>
+            <w:pPr>
+              <w:jc w:val="left"/>
+            </w:pPr>
+            <w:r>
+              <w:rPr>
+                <w:rFonts w:ascii="Malgun Gothic" w:cs="Malgun Gothic" w:eastAsia="Malgun Gothic" w:hAnsi="Malgun Gothic"/>
+                <w:b/>
+                <w:bCs/>
+                <w:color w:val="C00000"/>
+                <w:sz w:val="19"/>
+                <w:szCs w:val="19"/>
+              </w:rPr>
+              <w:t xml:space="preserve">⚠ 미확인</w:t>
+            </w:r>
+          </w:p>
+        </w:tc>
+      </w:tr>
+      <w:tr>
+        <w:tc>
+          <w:tcPr>
+            <w:tcW w:type="dxa" w:w="3000"/>
+            <w:tcBorders>
+              <w:top w:val="single" w:color="A6A6A6" w:sz="4"/>
+              <w:left w:val="single" w:color="A6A6A6" w:sz="4"/>
+              <w:bottom w:val="single" w:color="A6A6A6" w:sz="4"/>
+              <w:right w:val="single" w:color="A6A6A6" w:sz="4"/>
+            </w:tcBorders>
+            <w:shd w:fill="FDECEA" w:color="auto" w:val="clear"/>
+            <w:tcMar>
+              <w:top w:type="dxa" w:w="60"/>
+              <w:left w:type="dxa" w:w="100"/>
+              <w:bottom w:type="dxa" w:w="60"/>
+              <w:right w:type="dxa" w:w="100"/>
+            </w:tcMar>
+          </w:tcPr>
+          <w:p>
+            <w:pPr>
+              <w:jc w:val="left"/>
+            </w:pPr>
+            <w:r>
+              <w:rPr>
+                <w:rFonts w:ascii="Malgun Gothic" w:cs="Malgun Gothic" w:eastAsia="Malgun Gothic" w:hAnsi="Malgun Gothic"/>
+                <w:b/>
+                <w:bCs/>
+                <w:color w:val="000000"/>
+                <w:sz w:val="19"/>
+                <w:szCs w:val="19"/>
+              </w:rPr>
+              <w:t xml:space="preserve">EC5 피그테일 (쿠팡)</w:t>
+            </w:r>
+          </w:p>
+        </w:tc>
+        <w:tc>
+          <w:tcPr>
+            <w:tcW w:type="dxa" w:w="900"/>
+            <w:tcBorders>
+              <w:top w:val="single" w:color="A6A6A6" w:sz="4"/>
+              <w:left w:val="single" w:color="A6A6A6" w:sz="4"/>
+              <w:bottom w:val="single" w:color="A6A6A6" w:sz="4"/>
+              <w:right w:val="single" w:color="A6A6A6" w:sz="4"/>
+            </w:tcBorders>
+            <w:shd w:fill="FDECEA" w:color="auto" w:val="clear"/>
+            <w:tcMar>
+              <w:top w:type="dxa" w:w="60"/>
+              <w:left w:type="dxa" w:w="100"/>
+              <w:bottom w:type="dxa" w:w="60"/>
+              <w:right w:type="dxa" w:w="100"/>
+            </w:tcMar>
+          </w:tcPr>
+          <w:p>
+            <w:pPr>
+              <w:jc w:val="center"/>
+            </w:pPr>
+            <w:r>
+              <w:rPr>
+                <w:rFonts w:ascii="Malgun Gothic" w:cs="Malgun Gothic" w:eastAsia="Malgun Gothic" w:hAnsi="Malgun Gothic"/>
+                <w:b w:val="false"/>
+                <w:bCs w:val="false"/>
+                <w:color w:val="000000"/>
+                <w:sz w:val="19"/>
+                <w:szCs w:val="19"/>
+              </w:rPr>
+              <w:t xml:space="preserve">3</w:t>
+            </w:r>
+          </w:p>
+        </w:tc>
+        <w:tc>
+          <w:tcPr>
+            <w:tcW w:type="dxa" w:w="900"/>
+            <w:tcBorders>
+              <w:top w:val="single" w:color="A6A6A6" w:sz="4"/>
+              <w:left w:val="single" w:color="A6A6A6" w:sz="4"/>
+              <w:bottom w:val="single" w:color="A6A6A6" w:sz="4"/>
+              <w:right w:val="single" w:color="A6A6A6" w:sz="4"/>
+            </w:tcBorders>
+            <w:shd w:fill="FDECEA" w:color="auto" w:val="clear"/>
+            <w:tcMar>
+              <w:top w:type="dxa" w:w="60"/>
+              <w:left w:type="dxa" w:w="100"/>
+              <w:bottom w:type="dxa" w:w="60"/>
+              <w:right w:type="dxa" w:w="100"/>
+            </w:tcMar>
+          </w:tcPr>
+          <w:p>
+            <w:pPr>
+              <w:jc w:val="center"/>
+            </w:pPr>
+            <w:r>
+              <w:rPr>
+                <w:rFonts w:ascii="Malgun Gothic" w:cs="Malgun Gothic" w:eastAsia="Malgun Gothic" w:hAnsi="Malgun Gothic"/>
+                <w:b w:val="false"/>
+                <w:bCs w:val="false"/>
+                <w:color w:val="000000"/>
+                <w:sz w:val="19"/>
+                <w:szCs w:val="19"/>
+              </w:rPr>
+              <w:t xml:space="preserve">0</w:t>
+            </w:r>
+          </w:p>
+        </w:tc>
+        <w:tc>
+          <w:tcPr>
+            <w:tcW w:type="dxa" w:w="5200"/>
+            <w:tcBorders>
+              <w:top w:val="single" w:color="A6A6A6" w:sz="4"/>
+              <w:left w:val="single" w:color="A6A6A6" w:sz="4"/>
+              <w:bottom w:val="single" w:color="A6A6A6" w:sz="4"/>
+              <w:right w:val="single" w:color="A6A6A6" w:sz="4"/>
+            </w:tcBorders>
+            <w:shd w:fill="FDECEA" w:color="auto" w:val="clear"/>
+            <w:tcMar>
+              <w:top w:type="dxa" w:w="60"/>
+              <w:left w:type="dxa" w:w="100"/>
+              <w:bottom w:type="dxa" w:w="60"/>
+              <w:right w:type="dxa" w:w="100"/>
+            </w:tcMar>
+          </w:tcPr>
+          <w:p>
+            <w:pPr>
+              <w:jc w:val="left"/>
+            </w:pPr>
+            <w:r>
+              <w:rPr>
+                <w:rFonts w:ascii="Malgun Gothic" w:cs="Malgun Gothic" w:eastAsia="Malgun Gothic" w:hAnsi="Malgun Gothic"/>
+                <w:b w:val="false"/>
+                <w:bCs w:val="false"/>
+                <w:color w:val="000000"/>
+                <w:sz w:val="19"/>
+                <w:szCs w:val="19"/>
+              </w:rPr>
+              <w:t xml:space="preserve">사진 없음</w:t>
+            </w:r>
+          </w:p>
+        </w:tc>
+        <w:tc>
+          <w:tcPr>
+            <w:tcW w:type="dxa" w:w="4570"/>
+            <w:tcBorders>
+              <w:top w:val="single" w:color="A6A6A6" w:sz="4"/>
+              <w:left w:val="single" w:color="A6A6A6" w:sz="4"/>
+              <w:bottom w:val="single" w:color="A6A6A6" w:sz="4"/>
+              <w:right w:val="single" w:color="A6A6A6" w:sz="4"/>
+            </w:tcBorders>
+            <w:shd w:fill="FDECEA" w:color="auto" w:val="clear"/>
+            <w:tcMar>
+              <w:top w:type="dxa" w:w="60"/>
+              <w:left w:type="dxa" w:w="100"/>
+              <w:bottom w:type="dxa" w:w="60"/>
+              <w:right w:type="dxa" w:w="100"/>
+            </w:tcMar>
+          </w:tcPr>
+          <w:p>
+            <w:pPr>
+              <w:jc w:val="left"/>
+            </w:pPr>
+            <w:r>
+              <w:rPr>
+                <w:rFonts w:ascii="Malgun Gothic" w:cs="Malgun Gothic" w:eastAsia="Malgun Gothic" w:hAnsi="Malgun Gothic"/>
+                <w:b/>
+                <w:bCs/>
+                <w:color w:val="C00000"/>
+                <w:sz w:val="19"/>
+                <w:szCs w:val="19"/>
+              </w:rPr>
+              <w:t xml:space="preserve">⚠ 미확인</w:t>
+            </w:r>
+          </w:p>
+        </w:tc>
+      </w:tr>
+      <w:tr>
+        <w:tc>
+          <w:tcPr>
+            <w:tcW w:type="dxa" w:w="3000"/>
+            <w:tcBorders>
+              <w:top w:val="single" w:color="A6A6A6" w:sz="4"/>
+              <w:left w:val="single" w:color="A6A6A6" w:sz="4"/>
+              <w:bottom w:val="single" w:color="A6A6A6" w:sz="4"/>
+              <w:right w:val="single" w:color="A6A6A6" w:sz="4"/>
+            </w:tcBorders>
+            <w:shd w:fill="FDECEA" w:color="auto" w:val="clear"/>
+            <w:tcMar>
+              <w:top w:type="dxa" w:w="60"/>
+              <w:left w:type="dxa" w:w="100"/>
+              <w:bottom w:type="dxa" w:w="60"/>
+              <w:right w:type="dxa" w:w="100"/>
+            </w:tcMar>
+          </w:tcPr>
+          <w:p>
+            <w:pPr>
+              <w:jc w:val="left"/>
+            </w:pPr>
+            <w:r>
+              <w:rPr>
+                <w:rFonts w:ascii="Malgun Gothic" w:cs="Malgun Gothic" w:eastAsia="Malgun Gothic" w:hAnsi="Malgun Gothic"/>
+                <w:b/>
+                <w:bCs/>
+                <w:color w:val="000000"/>
+                <w:sz w:val="19"/>
+                <w:szCs w:val="19"/>
+              </w:rPr>
+              <w:t xml:space="preserve">DC잭 케이블 세트 (쿠팡)</w:t>
+            </w:r>
+          </w:p>
+        </w:tc>
+        <w:tc>
+          <w:tcPr>
+            <w:tcW w:type="dxa" w:w="900"/>
+            <w:tcBorders>
+              <w:top w:val="single" w:color="A6A6A6" w:sz="4"/>
+              <w:left w:val="single" w:color="A6A6A6" w:sz="4"/>
+              <w:bottom w:val="single" w:color="A6A6A6" w:sz="4"/>
+              <w:right w:val="single" w:color="A6A6A6" w:sz="4"/>
+            </w:tcBorders>
+            <w:shd w:fill="FDECEA" w:color="auto" w:val="clear"/>
+            <w:tcMar>
+              <w:top w:type="dxa" w:w="60"/>
+              <w:left w:type="dxa" w:w="100"/>
+              <w:bottom w:type="dxa" w:w="60"/>
+              <w:right w:type="dxa" w:w="100"/>
+            </w:tcMar>
+          </w:tcPr>
+          <w:p>
+            <w:pPr>
+              <w:jc w:val="center"/>
+            </w:pPr>
+            <w:r>
+              <w:rPr>
+                <w:rFonts w:ascii="Malgun Gothic" w:cs="Malgun Gothic" w:eastAsia="Malgun Gothic" w:hAnsi="Malgun Gothic"/>
+                <w:b w:val="false"/>
+                <w:bCs w:val="false"/>
+                <w:color w:val="000000"/>
+                <w:sz w:val="19"/>
+                <w:szCs w:val="19"/>
+              </w:rPr>
+              <w:t xml:space="preserve">1</w:t>
+            </w:r>
+          </w:p>
+        </w:tc>
+        <w:tc>
+          <w:tcPr>
+            <w:tcW w:type="dxa" w:w="900"/>
+            <w:tcBorders>
+              <w:top w:val="single" w:color="A6A6A6" w:sz="4"/>
+              <w:left w:val="single" w:color="A6A6A6" w:sz="4"/>
+              <w:bottom w:val="single" w:color="A6A6A6" w:sz="4"/>
+              <w:right w:val="single" w:color="A6A6A6" w:sz="4"/>
+            </w:tcBorders>
+            <w:shd w:fill="FDECEA" w:color="auto" w:val="clear"/>
+            <w:tcMar>
+              <w:top w:type="dxa" w:w="60"/>
+              <w:left w:type="dxa" w:w="100"/>
+              <w:bottom w:type="dxa" w:w="60"/>
+              <w:right w:type="dxa" w:w="100"/>
+            </w:tcMar>
+          </w:tcPr>
+          <w:p>
+            <w:pPr>
+              <w:jc w:val="center"/>
+            </w:pPr>
+            <w:r>
+              <w:rPr>
+                <w:rFonts w:ascii="Malgun Gothic" w:cs="Malgun Gothic" w:eastAsia="Malgun Gothic" w:hAnsi="Malgun Gothic"/>
+                <w:b w:val="false"/>
+                <w:bCs w:val="false"/>
+                <w:color w:val="000000"/>
+                <w:sz w:val="19"/>
+                <w:szCs w:val="19"/>
+              </w:rPr>
+              <w:t xml:space="preserve">0</w:t>
+            </w:r>
+          </w:p>
+        </w:tc>
+        <w:tc>
+          <w:tcPr>
+            <w:tcW w:type="dxa" w:w="5200"/>
+            <w:tcBorders>
+              <w:top w:val="single" w:color="A6A6A6" w:sz="4"/>
+              <w:left w:val="single" w:color="A6A6A6" w:sz="4"/>
+              <w:bottom w:val="single" w:color="A6A6A6" w:sz="4"/>
+              <w:right w:val="single" w:color="A6A6A6" w:sz="4"/>
+            </w:tcBorders>
+            <w:shd w:fill="FDECEA" w:color="auto" w:val="clear"/>
+            <w:tcMar>
+              <w:top w:type="dxa" w:w="60"/>
+              <w:left w:type="dxa" w:w="100"/>
+              <w:bottom w:type="dxa" w:w="60"/>
+              <w:right w:type="dxa" w:w="100"/>
+            </w:tcMar>
+          </w:tcPr>
+          <w:p>
+            <w:pPr>
+              <w:jc w:val="left"/>
+            </w:pPr>
+            <w:r>
+              <w:rPr>
+                <w:rFonts w:ascii="Malgun Gothic" w:cs="Malgun Gothic" w:eastAsia="Malgun Gothic" w:hAnsi="Malgun Gothic"/>
+                <w:b w:val="false"/>
+                <w:bCs w:val="false"/>
+                <w:color w:val="000000"/>
+                <w:sz w:val="19"/>
+                <w:szCs w:val="19"/>
+              </w:rPr>
+              <w:t xml:space="preserve">사진 없음 (엘레파츠 "외" 일 수도)</w:t>
+            </w:r>
+          </w:p>
+        </w:tc>
+        <w:tc>
+          <w:tcPr>
+            <w:tcW w:type="dxa" w:w="4570"/>
+            <w:tcBorders>
+              <w:top w:val="single" w:color="A6A6A6" w:sz="4"/>
+              <w:left w:val="single" w:color="A6A6A6" w:sz="4"/>
+              <w:bottom w:val="single" w:color="A6A6A6" w:sz="4"/>
+              <w:right w:val="single" w:color="A6A6A6" w:sz="4"/>
+            </w:tcBorders>
+            <w:shd w:fill="FDECEA" w:color="auto" w:val="clear"/>
+            <w:tcMar>
+              <w:top w:type="dxa" w:w="60"/>
+              <w:left w:type="dxa" w:w="100"/>
+              <w:bottom w:type="dxa" w:w="60"/>
+              <w:right w:type="dxa" w:w="100"/>
+            </w:tcMar>
+          </w:tcPr>
+          <w:p>
+            <w:pPr>
+              <w:jc w:val="left"/>
+            </w:pPr>
+            <w:r>
+              <w:rPr>
+                <w:rFonts w:ascii="Malgun Gothic" w:cs="Malgun Gothic" w:eastAsia="Malgun Gothic" w:hAnsi="Malgun Gothic"/>
+                <w:b/>
+                <w:bCs/>
+                <w:color w:val="C00000"/>
+                <w:sz w:val="19"/>
+                <w:szCs w:val="19"/>
+              </w:rPr>
+              <w:t xml:space="preserve">⚠ 미확인</w:t>
+            </w:r>
+          </w:p>
+        </w:tc>
+      </w:tr>
+    </w:tbl>
+    <w:p>
+      <w:pPr>
+        <w:spacing w:after="80" w:before="80"/>
+      </w:pPr>
+      <w:r>
+        <w:rPr>
+          <w:rFonts w:ascii="Malgun Gothic" w:cs="Malgun Gothic" w:eastAsia="Malgun Gothic" w:hAnsi="Malgun Gothic"/>
+          <w:sz w:val="18"/>
+          <w:szCs w:val="18"/>
+        </w:rPr>
+        <w:t xml:space="preserve">도착분으로 되는 것: 비상정지 D 는 컨버터 결선하면 만충 운용 가능. 카메라 A 는 인젝터만 오면 완성. 허브 E 는 3A 퓨즈·DC잭만 오면 완성.</w:t>
+      </w:r>
+    </w:p>
     <w:p>
       <w:pPr>
         <w:pStyle w:val="Heading2"/>
@@ -1639,7 +4267,7 @@
             </w:tcMar>
           </w:tcPr>
           <w:p>
-            <w:hyperlink w:history="1" r:id="rIdnffgfiuwmz0ipmuw9fyzv">
+            <w:hyperlink w:history="1" r:id="rIdnffckmsxr_82pfxxd0yub">
               <w:r>
                 <w:rPr>
                   <w:rStyle w:val="Hyperlink"/>
@@ -1822,7 +4450,7 @@
             </w:tcMar>
           </w:tcPr>
           <w:p>
-            <w:hyperlink w:history="1" r:id="rIdd-kb-u3ec4j_0oprd-g9-">
+            <w:hyperlink w:history="1" r:id="rId8td2i2i8ukbxnqbgounzx">
               <w:r>
                 <w:rPr>
                   <w:rStyle w:val="Hyperlink"/>
@@ -1843,7 +4471,7 @@
               </w:rPr>
               <w:t xml:space="preserve"> · </w:t>
             </w:r>
-            <w:hyperlink w:history="1" r:id="rId1ioxllalnwxfhr-giaofb">
+            <w:hyperlink w:history="1" r:id="rIdoswaknayjpilc9xp-zpyh">
               <w:r>
                 <w:rPr>
                   <w:rStyle w:val="Hyperlink"/>
@@ -2026,7 +4654,7 @@
             </w:tcMar>
           </w:tcPr>
           <w:p>
-            <w:hyperlink w:history="1" r:id="rIdo60jshb5gcrsmpbd_bh25">
+            <w:hyperlink w:history="1" r:id="rIdi8dsngz7mlbvin1xpm7ih">
               <w:r>
                 <w:rPr>
                   <w:rStyle w:val="Hyperlink"/>
@@ -2209,7 +4837,7 @@
             </w:tcMar>
           </w:tcPr>
           <w:p>
-            <w:hyperlink w:history="1" r:id="rIdqxcvyre0ovwldns6nabqk">
+            <w:hyperlink w:history="1" r:id="rIdzptgnh4egkuzlogibdn5w">
               <w:r>
                 <w:rPr>
                   <w:rStyle w:val="Hyperlink"/>
@@ -2230,7 +4858,7 @@
               </w:rPr>
               <w:t xml:space="preserve"> · </w:t>
             </w:r>
-            <w:hyperlink w:history="1" r:id="rIdot6i7glrpfa7n4tam1tek">
+            <w:hyperlink w:history="1" r:id="rId1sequaop5siwjgvq7yjai">
               <w:r>
                 <w:rPr>
                   <w:rStyle w:val="Hyperlink"/>
@@ -4516,7 +7144,7 @@
             </w:tcMar>
           </w:tcPr>
           <w:p>
-            <w:hyperlink w:history="1" r:id="rId8a1yesr-k5upiagsw2tnh">
+            <w:hyperlink w:history="1" r:id="rIdhxmy3ra9zr0scfqgfs217">
               <w:r>
                 <w:rPr>
                   <w:rStyle w:val="Hyperlink"/>
@@ -4537,7 +7165,7 @@
               </w:rPr>
               <w:t xml:space="preserve"> · </w:t>
             </w:r>
-            <w:hyperlink w:history="1" r:id="rIdwzm28qkurpk2n0qv-4kml">
+            <w:hyperlink w:history="1" r:id="rIdp9cxi3ty7kgm-1ggj-mhn">
               <w:r>
                 <w:rPr>
                   <w:rStyle w:val="Hyperlink"/>
@@ -5174,7 +7802,7 @@
             </w:tcMar>
           </w:tcPr>
           <w:p>
-            <w:hyperlink w:history="1" r:id="rIdi_bnn7cjqjlgrn-a38zbv">
+            <w:hyperlink w:history="1" r:id="rId916t9rgm6qarqapve5uuw">
               <w:r>
                 <w:rPr>
                   <w:rStyle w:val="Hyperlink"/>
@@ -5357,7 +7985,7 @@
             </w:tcMar>
           </w:tcPr>
           <w:p>
-            <w:hyperlink w:history="1" r:id="rIdatsitgnq4cwarei8nw-sp">
+            <w:hyperlink w:history="1" r:id="rIdilu-nd3oxfmpo_sjil1wb">
               <w:r>
                 <w:rPr>
                   <w:rStyle w:val="Hyperlink"/>
@@ -5969,7 +8597,7 @@
             </w:tcMar>
           </w:tcPr>
           <w:p>
-            <w:hyperlink w:history="1" r:id="rIdylupf8akdalmgztpsgmfc">
+            <w:hyperlink w:history="1" r:id="rIdrpcmhy6v5e2nbjjtincrl">
               <w:r>
                 <w:rPr>
                   <w:rStyle w:val="Hyperlink"/>
@@ -5990,7 +8618,7 @@
               </w:rPr>
               <w:t xml:space="preserve"> · </w:t>
             </w:r>
-            <w:hyperlink w:history="1" r:id="rIdpgwgrj-vz4mmfydeu46ky">
+            <w:hyperlink w:history="1" r:id="rIdfqnrydiuwo5muvsxtpvk2">
               <w:r>
                 <w:rPr>
                   <w:rStyle w:val="Hyperlink"/>
@@ -6173,7 +8801,7 @@
             </w:tcMar>
           </w:tcPr>
           <w:p>
-            <w:hyperlink w:history="1" r:id="rIdil2xpakbss-koli8vw6jc">
+            <w:hyperlink w:history="1" r:id="rIdw3g2av17dctsuavj8uwix">
               <w:r>
                 <w:rPr>
                   <w:rStyle w:val="Hyperlink"/>
@@ -6194,7 +8822,7 @@
               </w:rPr>
               <w:t xml:space="preserve"> · </w:t>
             </w:r>
-            <w:hyperlink w:history="1" r:id="rId44g5nqscptj-jugea4f-3">
+            <w:hyperlink w:history="1" r:id="rIdadw1qc2gzwzwk1kocbi-e">
               <w:r>
                 <w:rPr>
                   <w:rStyle w:val="Hyperlink"/>
@@ -6377,7 +9005,7 @@
             </w:tcMar>
           </w:tcPr>
           <w:p>
-            <w:hyperlink w:history="1" r:id="rIdmbgblkkjnvlfaacmntql5">
+            <w:hyperlink w:history="1" r:id="rIdxifeuvhldowz-vklobyaj">
               <w:r>
                 <w:rPr>
                   <w:rStyle w:val="Hyperlink"/>
@@ -6398,7 +9026,7 @@
               </w:rPr>
               <w:t xml:space="preserve"> · </w:t>
             </w:r>
-            <w:hyperlink w:history="1" r:id="rId8g6r4znyi1l-d6mmyo_no">
+            <w:hyperlink w:history="1" r:id="rIdeshdjbar9icfn04ldatml">
               <w:r>
                 <w:rPr>
                   <w:rStyle w:val="Hyperlink"/>
@@ -7010,7 +9638,7 @@
             </w:tcMar>
           </w:tcPr>
           <w:p>
-            <w:hyperlink w:history="1" r:id="rIdulxutfnj_vk1apa5jubo9">
+            <w:hyperlink w:history="1" r:id="rIdlbeanelzquw3ypxxqei22">
               <w:r>
                 <w:rPr>
                   <w:rStyle w:val="Hyperlink"/>
@@ -7622,7 +10250,7 @@
             </w:tcMar>
           </w:tcPr>
           <w:p>
-            <w:hyperlink w:history="1" r:id="rIdae6effptvu6jmgcaanrlo">
+            <w:hyperlink w:history="1" r:id="rIdibvs03u7ogt9bmnw0dmev">
               <w:r>
                 <w:rPr>
                   <w:rStyle w:val="Hyperlink"/>

--- a/docs/전달용/SSF2026_구매목록_계통별.docx
+++ b/docs/전달용/SSF2026_구매목록_계통별.docx
@@ -1258,7 +1258,7 @@
           <w:sz w:val="19"/>
           <w:szCs w:val="19"/>
         </w:rPr>
-        <w:t xml:space="preserve">주문 10-18~19, 도착 10-20~22. 11항목 중 7항목 도착, 부분 1, 미확인 5.</w:t>
+        <w:t xml:space="preserve">주문 10-18~19, 도착 10-20~22. 11항목 중 8항목 도착, 부분 1(홀더), 미확인 3(인젝터·EC5·DC잭) + 3A 퓨즈.</w:t>
       </w:r>
     </w:p>
     <w:tbl>
@@ -3342,7 +3342,7 @@
               <w:bottom w:val="single" w:color="A6A6A6" w:sz="4"/>
               <w:right w:val="single" w:color="A6A6A6" w:sz="4"/>
             </w:tcBorders>
-            <w:shd w:fill="FDECEA" w:color="auto" w:val="clear"/>
+            <w:shd w:fill="E8F3EA" w:color="auto" w:val="clear"/>
             <w:tcMar>
               <w:top w:type="dxa" w:w="60"/>
               <w:left w:type="dxa" w:w="100"/>
@@ -3376,7 +3376,7 @@
               <w:bottom w:val="single" w:color="A6A6A6" w:sz="4"/>
               <w:right w:val="single" w:color="A6A6A6" w:sz="4"/>
             </w:tcBorders>
-            <w:shd w:fill="FDECEA" w:color="auto" w:val="clear"/>
+            <w:shd w:fill="E8F3EA" w:color="auto" w:val="clear"/>
             <w:tcMar>
               <w:top w:type="dxa" w:w="60"/>
               <w:left w:type="dxa" w:w="100"/>
@@ -3410,7 +3410,7 @@
               <w:bottom w:val="single" w:color="A6A6A6" w:sz="4"/>
               <w:right w:val="single" w:color="A6A6A6" w:sz="4"/>
             </w:tcBorders>
-            <w:shd w:fill="FDECEA" w:color="auto" w:val="clear"/>
+            <w:shd w:fill="E8F3EA" w:color="auto" w:val="clear"/>
             <w:tcMar>
               <w:top w:type="dxa" w:w="60"/>
               <w:left w:type="dxa" w:w="100"/>
@@ -3431,7 +3431,7 @@
                 <w:sz w:val="19"/>
                 <w:szCs w:val="19"/>
               </w:rPr>
-              <w:t xml:space="preserve">0</w:t>
+              <w:t xml:space="preserve">1</w:t>
             </w:r>
           </w:p>
         </w:tc>
@@ -3444,7 +3444,7 @@
               <w:bottom w:val="single" w:color="A6A6A6" w:sz="4"/>
               <w:right w:val="single" w:color="A6A6A6" w:sz="4"/>
             </w:tcBorders>
-            <w:shd w:fill="FDECEA" w:color="auto" w:val="clear"/>
+            <w:shd w:fill="E8F3EA" w:color="auto" w:val="clear"/>
             <w:tcMar>
               <w:top w:type="dxa" w:w="60"/>
               <w:left w:type="dxa" w:w="100"/>
@@ -3465,7 +3465,7 @@
                 <w:sz w:val="19"/>
                 <w:szCs w:val="19"/>
               </w:rPr>
-              <w:t xml:space="preserve">사진 없음</w:t>
+              <w:t xml:space="preserve">팀 확인 10-22</w:t>
             </w:r>
           </w:p>
         </w:tc>
@@ -3478,7 +3478,7 @@
               <w:bottom w:val="single" w:color="A6A6A6" w:sz="4"/>
               <w:right w:val="single" w:color="A6A6A6" w:sz="4"/>
             </w:tcBorders>
-            <w:shd w:fill="FDECEA" w:color="auto" w:val="clear"/>
+            <w:shd w:fill="E8F3EA" w:color="auto" w:val="clear"/>
             <w:tcMar>
               <w:top w:type="dxa" w:w="60"/>
               <w:left w:type="dxa" w:w="100"/>
@@ -3495,11 +3495,11 @@
                 <w:rFonts w:ascii="Malgun Gothic" w:cs="Malgun Gothic" w:eastAsia="Malgun Gothic" w:hAnsi="Malgun Gothic"/>
                 <w:b/>
                 <w:bCs/>
-                <w:color w:val="C00000"/>
-                <w:sz w:val="19"/>
-                <w:szCs w:val="19"/>
-              </w:rPr>
-              <w:t xml:space="preserve">⚠ 미확인</w:t>
+                <w:color w:val="1F7A3A"/>
+                <w:sz w:val="19"/>
+                <w:szCs w:val="19"/>
+              </w:rPr>
+              <w:t xml:space="preserve">✓ 도착</w:t>
             </w:r>
           </w:p>
         </w:tc>
@@ -4267,7 +4267,7 @@
             </w:tcMar>
           </w:tcPr>
           <w:p>
-            <w:hyperlink w:history="1" r:id="rIdnffckmsxr_82pfxxd0yub">
+            <w:hyperlink w:history="1" r:id="rIdp_5glcvjmy_nqzmbbzqah">
               <w:r>
                 <w:rPr>
                   <w:rStyle w:val="Hyperlink"/>
@@ -4450,7 +4450,7 @@
             </w:tcMar>
           </w:tcPr>
           <w:p>
-            <w:hyperlink w:history="1" r:id="rId8td2i2i8ukbxnqbgounzx">
+            <w:hyperlink w:history="1" r:id="rIdptd5uefpdtqnrkjkyzwhk">
               <w:r>
                 <w:rPr>
                   <w:rStyle w:val="Hyperlink"/>
@@ -4471,7 +4471,7 @@
               </w:rPr>
               <w:t xml:space="preserve"> · </w:t>
             </w:r>
-            <w:hyperlink w:history="1" r:id="rIdoswaknayjpilc9xp-zpyh">
+            <w:hyperlink w:history="1" r:id="rIdos2f0pyrrsa18k_ktavva">
               <w:r>
                 <w:rPr>
                   <w:rStyle w:val="Hyperlink"/>
@@ -4654,7 +4654,7 @@
             </w:tcMar>
           </w:tcPr>
           <w:p>
-            <w:hyperlink w:history="1" r:id="rIdi8dsngz7mlbvin1xpm7ih">
+            <w:hyperlink w:history="1" r:id="rIdpujem9_leiqqecwfzpa33">
               <w:r>
                 <w:rPr>
                   <w:rStyle w:val="Hyperlink"/>
@@ -4837,7 +4837,7 @@
             </w:tcMar>
           </w:tcPr>
           <w:p>
-            <w:hyperlink w:history="1" r:id="rIdzptgnh4egkuzlogibdn5w">
+            <w:hyperlink w:history="1" r:id="rIdmobkfiu-9li-5kuyku5yu">
               <w:r>
                 <w:rPr>
                   <w:rStyle w:val="Hyperlink"/>
@@ -4858,7 +4858,7 @@
               </w:rPr>
               <w:t xml:space="preserve"> · </w:t>
             </w:r>
-            <w:hyperlink w:history="1" r:id="rId1sequaop5siwjgvq7yjai">
+            <w:hyperlink w:history="1" r:id="rIdygjccrkwt79y345wmzprr">
               <w:r>
                 <w:rPr>
                   <w:rStyle w:val="Hyperlink"/>
@@ -7144,7 +7144,7 @@
             </w:tcMar>
           </w:tcPr>
           <w:p>
-            <w:hyperlink w:history="1" r:id="rIdhxmy3ra9zr0scfqgfs217">
+            <w:hyperlink w:history="1" r:id="rIdggddwthksvwzd8kntc_hu">
               <w:r>
                 <w:rPr>
                   <w:rStyle w:val="Hyperlink"/>
@@ -7165,7 +7165,7 @@
               </w:rPr>
               <w:t xml:space="preserve"> · </w:t>
             </w:r>
-            <w:hyperlink w:history="1" r:id="rIdp9cxi3ty7kgm-1ggj-mhn">
+            <w:hyperlink w:history="1" r:id="rIdqhfmnb1w18ngjlm_xfu3d">
               <w:r>
                 <w:rPr>
                   <w:rStyle w:val="Hyperlink"/>
@@ -7802,7 +7802,7 @@
             </w:tcMar>
           </w:tcPr>
           <w:p>
-            <w:hyperlink w:history="1" r:id="rId916t9rgm6qarqapve5uuw">
+            <w:hyperlink w:history="1" r:id="rIdbis36fj7_oyu6hww1aop-">
               <w:r>
                 <w:rPr>
                   <w:rStyle w:val="Hyperlink"/>
@@ -7985,7 +7985,7 @@
             </w:tcMar>
           </w:tcPr>
           <w:p>
-            <w:hyperlink w:history="1" r:id="rIdilu-nd3oxfmpo_sjil1wb">
+            <w:hyperlink w:history="1" r:id="rIdjcqyaifrjg5bazzc7pfev">
               <w:r>
                 <w:rPr>
                   <w:rStyle w:val="Hyperlink"/>
@@ -8597,7 +8597,7 @@
             </w:tcMar>
           </w:tcPr>
           <w:p>
-            <w:hyperlink w:history="1" r:id="rIdrpcmhy6v5e2nbjjtincrl">
+            <w:hyperlink w:history="1" r:id="rIdjehyze6x8gso8ilwqpgc7">
               <w:r>
                 <w:rPr>
                   <w:rStyle w:val="Hyperlink"/>
@@ -8618,7 +8618,7 @@
               </w:rPr>
               <w:t xml:space="preserve"> · </w:t>
             </w:r>
-            <w:hyperlink w:history="1" r:id="rIdfqnrydiuwo5muvsxtpvk2">
+            <w:hyperlink w:history="1" r:id="rIdhqbvsrvt9qtt-zqetcxv3">
               <w:r>
                 <w:rPr>
                   <w:rStyle w:val="Hyperlink"/>
@@ -8801,7 +8801,7 @@
             </w:tcMar>
           </w:tcPr>
           <w:p>
-            <w:hyperlink w:history="1" r:id="rIdw3g2av17dctsuavj8uwix">
+            <w:hyperlink w:history="1" r:id="rId0snfllxnrvvl0u2axjrmf">
               <w:r>
                 <w:rPr>
                   <w:rStyle w:val="Hyperlink"/>
@@ -8822,7 +8822,7 @@
               </w:rPr>
               <w:t xml:space="preserve"> · </w:t>
             </w:r>
-            <w:hyperlink w:history="1" r:id="rIdadw1qc2gzwzwk1kocbi-e">
+            <w:hyperlink w:history="1" r:id="rIdl2qslsjb2rh-alms0zuit">
               <w:r>
                 <w:rPr>
                   <w:rStyle w:val="Hyperlink"/>
@@ -9005,7 +9005,7 @@
             </w:tcMar>
           </w:tcPr>
           <w:p>
-            <w:hyperlink w:history="1" r:id="rIdxifeuvhldowz-vklobyaj">
+            <w:hyperlink w:history="1" r:id="rIdey60f_jx8arpylr7cpuf0">
               <w:r>
                 <w:rPr>
                   <w:rStyle w:val="Hyperlink"/>
@@ -9026,7 +9026,7 @@
               </w:rPr>
               <w:t xml:space="preserve"> · </w:t>
             </w:r>
-            <w:hyperlink w:history="1" r:id="rIdeshdjbar9icfn04ldatml">
+            <w:hyperlink w:history="1" r:id="rIdtqrmza3c01wx1_kfyuyn4">
               <w:r>
                 <w:rPr>
                   <w:rStyle w:val="Hyperlink"/>
@@ -9638,7 +9638,7 @@
             </w:tcMar>
           </w:tcPr>
           <w:p>
-            <w:hyperlink w:history="1" r:id="rIdlbeanelzquw3ypxxqei22">
+            <w:hyperlink w:history="1" r:id="rIdcspndb8emqqdrrgypxw83">
               <w:r>
                 <w:rPr>
                   <w:rStyle w:val="Hyperlink"/>
@@ -10250,7 +10250,7 @@
             </w:tcMar>
           </w:tcPr>
           <w:p>
-            <w:hyperlink w:history="1" r:id="rIdibvs03u7ogt9bmnw0dmev">
+            <w:hyperlink w:history="1" r:id="rIdp4hyvtrnzguxg6tx2y2qt">
               <w:r>
                 <w:rPr>
                   <w:rStyle w:val="Hyperlink"/>

--- a/docs/전달용/SSF2026_구매목록_계통별.docx
+++ b/docs/전달용/SSF2026_구매목록_계통별.docx
@@ -39,7 +39,7 @@
           <w:sz w:val="19"/>
           <w:szCs w:val="19"/>
         </w:rPr>
-        <w:t xml:space="preserve">사야 할 것은 11항목, 합계 약 170~171만원이다. 아직 하나도 주문하지 않았다. 같은 계통 안에서 하나만 빠져도 그 계통은 안 돈다.</w:t>
+        <w:t xml:space="preserve">사야 할 것은 12항목, 합계 약 171~173만원이다. 아직 하나도 주문하지 않았다. 같은 계통 안에서 하나만 빠져도 그 계통은 안 돈다.</w:t>
       </w:r>
     </w:p>
     <w:tbl>
@@ -250,7 +250,7 @@
                 <w:sz w:val="19"/>
                 <w:szCs w:val="19"/>
               </w:rPr>
-              <w:t xml:space="preserve">4</w:t>
+              <w:t xml:space="preserve">5</w:t>
             </w:r>
           </w:p>
         </w:tc>
@@ -282,7 +282,7 @@
                 <w:sz w:val="19"/>
                 <w:szCs w:val="19"/>
               </w:rPr>
-              <w:t xml:space="preserve">1,508,100</w:t>
+              <w:t xml:space="preserve">1,521,700</w:t>
             </w:r>
           </w:p>
         </w:tc>
@@ -314,7 +314,7 @@
                 <w:sz w:val="19"/>
                 <w:szCs w:val="19"/>
               </w:rPr>
-              <w:t xml:space="preserve">P0 카메라·인젝터·어댑터, P1 퓨즈</w:t>
+              <w:t xml:space="preserve">P0 카메라·인젝터·어댑터·젠더, P1 퓨즈</w:t>
             </w:r>
           </w:p>
         </w:tc>
@@ -1162,7 +1162,7 @@
                 <w:sz w:val="19"/>
                 <w:szCs w:val="19"/>
               </w:rPr>
-              <w:t xml:space="preserve">11</w:t>
+              <w:t xml:space="preserve">12</w:t>
             </w:r>
           </w:p>
         </w:tc>
@@ -1195,7 +1195,7 @@
                 <w:sz w:val="19"/>
                 <w:szCs w:val="19"/>
               </w:rPr>
-              <w:t xml:space="preserve">1,696,820 ~ 1,711,820</w:t>
+              <w:t xml:space="preserve">1,710,420 ~ 1,725,420</w:t>
             </w:r>
           </w:p>
         </w:tc>
@@ -1228,7 +1228,7 @@
                 <w:sz w:val="19"/>
                 <w:szCs w:val="19"/>
               </w:rPr>
-              <w:t xml:space="preserve">OAK 2대가 77~78%</w:t>
+              <w:t xml:space="preserve">OAK 2대가 77%</w:t>
             </w:r>
           </w:p>
         </w:tc>
@@ -2261,7 +2261,7 @@
                 <w:sz w:val="19"/>
                 <w:szCs w:val="19"/>
               </w:rPr>
-              <w:t xml:space="preserve">사진 2봉</w:t>
+              <w:t xml:space="preserve">사진 2봉 — C 플러그라 허브용 C→A 케이블 추가 주문(10-24)</w:t>
             </w:r>
           </w:p>
         </w:tc>
@@ -3886,7 +3886,7 @@
           <w:sz w:val="17"/>
           <w:szCs w:val="17"/>
         </w:rPr>
-        <w:t xml:space="preserve">배터리 ⊕ ─ 2A 퓨즈 ─▶ PoE 인젝터 ─ 동봉 2m Cat5e ─▶ OAK-1 PoE        인젝터 LAN ─▶ AX88179 어댑터 ─▶ 노트북</w:t>
+        <w:t xml:space="preserve">배터리 ⊕ ─ 2A 퓨즈 ─▶ PoE 인젝터 ─ 동봉 2m Cat5e ─▶ OAK-1 PoE      인젝터 LAN ─▶ NM-UCL02(C) ─ C암→A수 ─▶ UH308 허브 ─▶ 노트북</w:t>
       </w:r>
     </w:p>
     <w:tbl>
@@ -4267,7 +4267,7 @@
             </w:tcMar>
           </w:tcPr>
           <w:p>
-            <w:hyperlink w:history="1" r:id="rIdp_5glcvjmy_nqzmbbzqah">
+            <w:hyperlink w:history="1" r:id="rIdpilor9dsu2rr2wedi2ajc">
               <w:r>
                 <w:rPr>
                   <w:rStyle w:val="Hyperlink"/>
@@ -4450,7 +4450,7 @@
             </w:tcMar>
           </w:tcPr>
           <w:p>
-            <w:hyperlink w:history="1" r:id="rIdptd5uefpdtqnrkjkyzwhk">
+            <w:hyperlink w:history="1" r:id="rId2xol5ovsh2zfp4vt9kf4g">
               <w:r>
                 <w:rPr>
                   <w:rStyle w:val="Hyperlink"/>
@@ -4471,7 +4471,7 @@
               </w:rPr>
               <w:t xml:space="preserve"> · </w:t>
             </w:r>
-            <w:hyperlink w:history="1" r:id="rIdos2f0pyrrsa18k_ktavva">
+            <w:hyperlink w:history="1" r:id="rIdya239jsjyo5tikve8xmoh">
               <w:r>
                 <w:rPr>
                   <w:rStyle w:val="Hyperlink"/>
@@ -4654,7 +4654,7 @@
             </w:tcMar>
           </w:tcPr>
           <w:p>
-            <w:hyperlink w:history="1" r:id="rIdpujem9_leiqqecwfzpa33">
+            <w:hyperlink w:history="1" r:id="rId6c-1cdayv5wcm7kvk1iry">
               <w:r>
                 <w:rPr>
                   <w:rStyle w:val="Hyperlink"/>
@@ -4696,6 +4696,189 @@
                 <w:sz w:val="19"/>
                 <w:szCs w:val="19"/>
               </w:rPr>
+              <w:t xml:space="preserve">USB-C(암)→USB-A(수) 3.0 변환 케이블 20cm</w:t>
+            </w:r>
+          </w:p>
+        </w:tc>
+        <w:tc>
+          <w:tcPr>
+            <w:tcW w:type="dxa" w:w="4000"/>
+            <w:tcBorders>
+              <w:top w:val="single" w:color="A6A6A6" w:sz="4"/>
+              <w:left w:val="single" w:color="A6A6A6" w:sz="4"/>
+              <w:bottom w:val="single" w:color="A6A6A6" w:sz="4"/>
+              <w:right w:val="single" w:color="A6A6A6" w:sz="4"/>
+            </w:tcBorders>
+            <w:tcMar>
+              <w:top w:type="dxa" w:w="60"/>
+              <w:left w:type="dxa" w:w="100"/>
+              <w:bottom w:type="dxa" w:w="60"/>
+              <w:right w:type="dxa" w:w="100"/>
+            </w:tcMar>
+          </w:tcPr>
+          <w:p>
+            <w:r>
+              <w:rPr>
+                <w:rFonts w:ascii="Malgun Gothic" w:cs="Malgun Gothic" w:eastAsia="Malgun Gothic" w:hAnsi="Malgun Gothic"/>
+                <w:sz w:val="19"/>
+                <w:szCs w:val="19"/>
+              </w:rPr>
+              <w:t xml:space="preserve">NM-UCL02 가 C 플러그, 허브 UH308 은 A 포트뿐 → 사이에 끼운다. 노트북 USB 2개는 아두이노 직결·허브로 찼음. 폰용 OTG(C수→A암)는 반대 방향이라 불가</w:t>
+            </w:r>
+          </w:p>
+        </w:tc>
+        <w:tc>
+          <w:tcPr>
+            <w:tcW w:type="dxa" w:w="1100"/>
+            <w:tcBorders>
+              <w:top w:val="single" w:color="A6A6A6" w:sz="4"/>
+              <w:left w:val="single" w:color="A6A6A6" w:sz="4"/>
+              <w:bottom w:val="single" w:color="A6A6A6" w:sz="4"/>
+              <w:right w:val="single" w:color="A6A6A6" w:sz="4"/>
+            </w:tcBorders>
+            <w:tcMar>
+              <w:top w:type="dxa" w:w="60"/>
+              <w:left w:type="dxa" w:w="100"/>
+              <w:bottom w:type="dxa" w:w="60"/>
+              <w:right w:type="dxa" w:w="100"/>
+            </w:tcMar>
+          </w:tcPr>
+          <w:p>
+            <w:pPr>
+              <w:jc w:val="center"/>
+            </w:pPr>
+            <w:r>
+              <w:rPr>
+                <w:rFonts w:ascii="Malgun Gothic" w:cs="Malgun Gothic" w:eastAsia="Malgun Gothic" w:hAnsi="Malgun Gothic"/>
+                <w:sz w:val="19"/>
+                <w:szCs w:val="19"/>
+              </w:rPr>
+              <w:t xml:space="preserve">2</w:t>
+            </w:r>
+          </w:p>
+        </w:tc>
+        <w:tc>
+          <w:tcPr>
+            <w:tcW w:type="dxa" w:w="2300"/>
+            <w:tcBorders>
+              <w:top w:val="single" w:color="A6A6A6" w:sz="4"/>
+              <w:left w:val="single" w:color="A6A6A6" w:sz="4"/>
+              <w:bottom w:val="single" w:color="A6A6A6" w:sz="4"/>
+              <w:right w:val="single" w:color="A6A6A6" w:sz="4"/>
+            </w:tcBorders>
+            <w:tcMar>
+              <w:top w:type="dxa" w:w="60"/>
+              <w:left w:type="dxa" w:w="100"/>
+              <w:bottom w:type="dxa" w:w="60"/>
+              <w:right w:type="dxa" w:w="100"/>
+            </w:tcMar>
+          </w:tcPr>
+          <w:p>
+            <w:pPr>
+              <w:jc w:val="right"/>
+            </w:pPr>
+            <w:r>
+              <w:rPr>
+                <w:rFonts w:ascii="Malgun Gothic" w:cs="Malgun Gothic" w:eastAsia="Malgun Gothic" w:hAnsi="Malgun Gothic"/>
+                <w:sz w:val="19"/>
+                <w:szCs w:val="19"/>
+              </w:rPr>
+              <w:t xml:space="preserve">13,600 (개당 6,800)</w:t>
+            </w:r>
+          </w:p>
+        </w:tc>
+        <w:tc>
+          <w:tcPr>
+            <w:tcW w:type="dxa" w:w="700"/>
+            <w:tcBorders>
+              <w:top w:val="single" w:color="A6A6A6" w:sz="4"/>
+              <w:left w:val="single" w:color="A6A6A6" w:sz="4"/>
+              <w:bottom w:val="single" w:color="A6A6A6" w:sz="4"/>
+              <w:right w:val="single" w:color="A6A6A6" w:sz="4"/>
+            </w:tcBorders>
+            <w:tcMar>
+              <w:top w:type="dxa" w:w="60"/>
+              <w:left w:type="dxa" w:w="100"/>
+              <w:bottom w:type="dxa" w:w="60"/>
+              <w:right w:type="dxa" w:w="100"/>
+            </w:tcMar>
+          </w:tcPr>
+          <w:p>
+            <w:pPr>
+              <w:jc w:val="center"/>
+            </w:pPr>
+            <w:r>
+              <w:rPr>
+                <w:rFonts w:ascii="Malgun Gothic" w:cs="Malgun Gothic" w:eastAsia="Malgun Gothic" w:hAnsi="Malgun Gothic"/>
+                <w:b/>
+                <w:bCs/>
+                <w:color w:val="C00000"/>
+                <w:sz w:val="19"/>
+                <w:szCs w:val="19"/>
+              </w:rPr>
+              <w:t xml:space="preserve">P0</w:t>
+            </w:r>
+          </w:p>
+        </w:tc>
+        <w:tc>
+          <w:tcPr>
+            <w:tcW w:type="dxa" w:w="3470"/>
+            <w:tcBorders>
+              <w:top w:val="single" w:color="A6A6A6" w:sz="4"/>
+              <w:left w:val="single" w:color="A6A6A6" w:sz="4"/>
+              <w:bottom w:val="single" w:color="A6A6A6" w:sz="4"/>
+              <w:right w:val="single" w:color="A6A6A6" w:sz="4"/>
+            </w:tcBorders>
+            <w:tcMar>
+              <w:top w:type="dxa" w:w="60"/>
+              <w:left w:type="dxa" w:w="100"/>
+              <w:bottom w:type="dxa" w:w="60"/>
+              <w:right w:type="dxa" w:w="100"/>
+            </w:tcMar>
+          </w:tcPr>
+          <w:p>
+            <w:hyperlink w:history="1" r:id="rId-pybvqy8e5haj7bwlvrff">
+              <w:r>
+                <w:rPr>
+                  <w:rStyle w:val="Hyperlink"/>
+                  <w:rFonts w:ascii="Malgun Gothic" w:cs="Malgun Gothic" w:eastAsia="Malgun Gothic" w:hAnsi="Malgun Gothic"/>
+                  <w:color w:val="0563C1"/>
+                  <w:sz w:val="19"/>
+                  <w:szCs w:val="19"/>
+                  <w:u w:val="single"/>
+                </w:rPr>
+                <w:t xml:space="preserve">쿠팡</w:t>
+              </w:r>
+            </w:hyperlink>
+          </w:p>
+        </w:tc>
+      </w:tr>
+      <w:tr>
+        <w:tc>
+          <w:tcPr>
+            <w:tcW w:type="dxa" w:w="3000"/>
+            <w:tcBorders>
+              <w:top w:val="single" w:color="A6A6A6" w:sz="4"/>
+              <w:left w:val="single" w:color="A6A6A6" w:sz="4"/>
+              <w:bottom w:val="single" w:color="A6A6A6" w:sz="4"/>
+              <w:right w:val="single" w:color="A6A6A6" w:sz="4"/>
+            </w:tcBorders>
+            <w:tcMar>
+              <w:top w:type="dxa" w:w="60"/>
+              <w:left w:type="dxa" w:w="100"/>
+              <w:bottom w:type="dxa" w:w="60"/>
+              <w:right w:type="dxa" w:w="100"/>
+            </w:tcMar>
+          </w:tcPr>
+          <w:p>
+            <w:r>
+              <w:rPr>
+                <w:rFonts w:ascii="Malgun Gothic" w:cs="Malgun Gothic" w:eastAsia="Malgun Gothic" w:hAnsi="Malgun Gothic"/>
+                <w:b/>
+                <w:bCs/>
+                <w:sz w:val="19"/>
+                <w:szCs w:val="19"/>
+              </w:rPr>
               <w:t xml:space="preserve">퓨즈홀더 BF303 + 5x20 퓨즈 2A</w:t>
             </w:r>
           </w:p>
@@ -4837,7 +5020,7 @@
             </w:tcMar>
           </w:tcPr>
           <w:p>
-            <w:hyperlink w:history="1" r:id="rIdmobkfiu-9li-5kuyku5yu">
+            <w:hyperlink w:history="1" r:id="rId0wshwvpffqdmi2po0ae6l">
               <w:r>
                 <w:rPr>
                   <w:rStyle w:val="Hyperlink"/>
@@ -4858,7 +5041,7 @@
               </w:rPr>
               <w:t xml:space="preserve"> · </w:t>
             </w:r>
-            <w:hyperlink w:history="1" r:id="rIdygjccrkwt79y345wmzprr">
+            <w:hyperlink w:history="1" r:id="rIdgzlguwyzbiy1sxzjf7j1t">
               <w:r>
                 <w:rPr>
                   <w:rStyle w:val="Hyperlink"/>
@@ -4990,7 +5173,7 @@
                 <w:sz w:val="19"/>
                 <w:szCs w:val="19"/>
               </w:rPr>
-              <w:t xml:space="preserve">1,508,100</w:t>
+              <w:t xml:space="preserve">1,521,700</w:t>
             </w:r>
           </w:p>
         </w:tc>
@@ -7144,7 +7327,7 @@
             </w:tcMar>
           </w:tcPr>
           <w:p>
-            <w:hyperlink w:history="1" r:id="rIdggddwthksvwzd8kntc_hu">
+            <w:hyperlink w:history="1" r:id="rId3eozejyehrq9z4fg3gtjr">
               <w:r>
                 <w:rPr>
                   <w:rStyle w:val="Hyperlink"/>
@@ -7165,7 +7348,7 @@
               </w:rPr>
               <w:t xml:space="preserve"> · </w:t>
             </w:r>
-            <w:hyperlink w:history="1" r:id="rIdqhfmnb1w18ngjlm_xfu3d">
+            <w:hyperlink w:history="1" r:id="rIduvwosx-gi16svn8jn6r5p">
               <w:r>
                 <w:rPr>
                   <w:rStyle w:val="Hyperlink"/>
@@ -7802,7 +7985,7 @@
             </w:tcMar>
           </w:tcPr>
           <w:p>
-            <w:hyperlink w:history="1" r:id="rIdbis36fj7_oyu6hww1aop-">
+            <w:hyperlink w:history="1" r:id="rIdgtcx9fzxy7az2z6vvn8o8">
               <w:r>
                 <w:rPr>
                   <w:rStyle w:val="Hyperlink"/>
@@ -7985,7 +8168,7 @@
             </w:tcMar>
           </w:tcPr>
           <w:p>
-            <w:hyperlink w:history="1" r:id="rIdjcqyaifrjg5bazzc7pfev">
+            <w:hyperlink w:history="1" r:id="rIdin0qhh0qiryfygczoh-jn">
               <w:r>
                 <w:rPr>
                   <w:rStyle w:val="Hyperlink"/>
@@ -8597,7 +8780,7 @@
             </w:tcMar>
           </w:tcPr>
           <w:p>
-            <w:hyperlink w:history="1" r:id="rIdjehyze6x8gso8ilwqpgc7">
+            <w:hyperlink w:history="1" r:id="rIdjgatd4wkqvasxd99luome">
               <w:r>
                 <w:rPr>
                   <w:rStyle w:val="Hyperlink"/>
@@ -8618,7 +8801,7 @@
               </w:rPr>
               <w:t xml:space="preserve"> · </w:t>
             </w:r>
-            <w:hyperlink w:history="1" r:id="rIdhqbvsrvt9qtt-zqetcxv3">
+            <w:hyperlink w:history="1" r:id="rIdv2ftq0njqp9ytudgszyy8">
               <w:r>
                 <w:rPr>
                   <w:rStyle w:val="Hyperlink"/>
@@ -8801,7 +8984,7 @@
             </w:tcMar>
           </w:tcPr>
           <w:p>
-            <w:hyperlink w:history="1" r:id="rId0snfllxnrvvl0u2axjrmf">
+            <w:hyperlink w:history="1" r:id="rIdjm_canxrmzcgb313nm11h">
               <w:r>
                 <w:rPr>
                   <w:rStyle w:val="Hyperlink"/>
@@ -8822,7 +9005,7 @@
               </w:rPr>
               <w:t xml:space="preserve"> · </w:t>
             </w:r>
-            <w:hyperlink w:history="1" r:id="rIdl2qslsjb2rh-alms0zuit">
+            <w:hyperlink w:history="1" r:id="rId6kkaxtnwabrseg83bjfyv">
               <w:r>
                 <w:rPr>
                   <w:rStyle w:val="Hyperlink"/>
@@ -9005,7 +9188,7 @@
             </w:tcMar>
           </w:tcPr>
           <w:p>
-            <w:hyperlink w:history="1" r:id="rIdey60f_jx8arpylr7cpuf0">
+            <w:hyperlink w:history="1" r:id="rIdqo200azoa2kc5xnt2pezj">
               <w:r>
                 <w:rPr>
                   <w:rStyle w:val="Hyperlink"/>
@@ -9026,7 +9209,7 @@
               </w:rPr>
               <w:t xml:space="preserve"> · </w:t>
             </w:r>
-            <w:hyperlink w:history="1" r:id="rIdtqrmza3c01wx1_kfyuyn4">
+            <w:hyperlink w:history="1" r:id="rIdfkcpo3gmkvudtnkwzg53n">
               <w:r>
                 <w:rPr>
                   <w:rStyle w:val="Hyperlink"/>
@@ -9638,7 +9821,7 @@
             </w:tcMar>
           </w:tcPr>
           <w:p>
-            <w:hyperlink w:history="1" r:id="rIdcspndb8emqqdrrgypxw83">
+            <w:hyperlink w:history="1" r:id="rIda5zciliditezw6xeklxaj">
               <w:r>
                 <w:rPr>
                   <w:rStyle w:val="Hyperlink"/>
@@ -10250,7 +10433,7 @@
             </w:tcMar>
           </w:tcPr>
           <w:p>
-            <w:hyperlink w:history="1" r:id="rIdp4hyvtrnzguxg6tx2y2qt">
+            <w:hyperlink w:history="1" r:id="rId_zacj3uqtrxdohosj25b0">
               <w:r>
                 <w:rPr>
                   <w:rStyle w:val="Hyperlink"/>
@@ -11421,7 +11604,7 @@
                 <w:sz w:val="24"/>
                 <w:szCs w:val="24"/>
               </w:rPr>
-              <w:t xml:space="preserve">1,696,820 ~ 1,711,820</w:t>
+              <w:t xml:space="preserve">1,710,420 ~ 1,725,420</w:t>
             </w:r>
           </w:p>
         </w:tc>
@@ -11448,7 +11631,7 @@
                 <w:sz w:val="19"/>
                 <w:szCs w:val="19"/>
               </w:rPr>
-              <w:t xml:space="preserve">11항목 전체</w:t>
+              <w:t xml:space="preserve">12항목 전체</w:t>
             </w:r>
           </w:p>
         </w:tc>
@@ -11603,7 +11786,7 @@
                 <w:sz w:val="24"/>
                 <w:szCs w:val="24"/>
               </w:rPr>
-              <w:t xml:space="preserve">282,720 ~ 297,720</w:t>
+              <w:t xml:space="preserve">296,320 ~ 311,320</w:t>
             </w:r>
           </w:p>
         </w:tc>
@@ -11630,7 +11813,7 @@
                 <w:sz w:val="19"/>
                 <w:szCs w:val="19"/>
               </w:rPr>
-              <w:t xml:space="preserve">나머지 8항목 — 우리가 내야 하는 금액</w:t>
+              <w:t xml:space="preserve">나머지 9항목 — 우리가 내야 하는 금액</w:t>
             </w:r>
           </w:p>
         </w:tc>
@@ -12517,7 +12700,7 @@
                 <w:sz w:val="19"/>
                 <w:szCs w:val="19"/>
               </w:rPr>
-              <w:t xml:space="preserve">USB 3.0 C↔A 케이블 ×3</w:t>
+              <w:t xml:space="preserve">C암→A수 3.0 케이블 20cm ×2</w:t>
             </w:r>
           </w:p>
         </w:tc>
@@ -12549,7 +12732,7 @@
                 <w:sz w:val="19"/>
                 <w:szCs w:val="19"/>
               </w:rPr>
-              <w:t xml:space="preserve">15,000 ~ 30,000</w:t>
+              <w:t xml:space="preserve">13,600</w:t>
             </w:r>
           </w:p>
         </w:tc>
@@ -12581,7 +12764,7 @@
                 <w:sz w:val="19"/>
                 <w:szCs w:val="19"/>
               </w:rPr>
-              <w:t xml:space="preserve">B. D455</w:t>
+              <w:t xml:space="preserve">A. OAK 카메라</w:t>
             </w:r>
           </w:p>
         </w:tc>
@@ -12615,7 +12798,7 @@
                 <w:sz w:val="19"/>
                 <w:szCs w:val="19"/>
               </w:rPr>
-              <w:t xml:space="preserve">승압 컨버터 SZH-BPM001 ×2</w:t>
+              <w:t xml:space="preserve">USB 3.0 C↔A 케이블 ×3</w:t>
             </w:r>
           </w:p>
         </w:tc>
@@ -12647,7 +12830,7 @@
                 <w:sz w:val="19"/>
                 <w:szCs w:val="19"/>
               </w:rPr>
-              <w:t xml:space="preserve">26,400</w:t>
+              <w:t xml:space="preserve">15,000 ~ 30,000</w:t>
             </w:r>
           </w:p>
         </w:tc>
@@ -12679,7 +12862,7 @@
                 <w:sz w:val="19"/>
                 <w:szCs w:val="19"/>
               </w:rPr>
-              <w:t xml:space="preserve">D. 비상정지</w:t>
+              <w:t xml:space="preserve">B. D455</w:t>
             </w:r>
           </w:p>
         </w:tc>
@@ -12713,7 +12896,7 @@
                 <w:sz w:val="19"/>
                 <w:szCs w:val="19"/>
               </w:rPr>
-              <w:t xml:space="preserve">ipTIME UH308 허브 ×1</w:t>
+              <w:t xml:space="preserve">승압 컨버터 SZH-BPM001 ×2</w:t>
             </w:r>
           </w:p>
         </w:tc>
@@ -12745,7 +12928,7 @@
                 <w:sz w:val="19"/>
                 <w:szCs w:val="19"/>
               </w:rPr>
-              <w:t xml:space="preserve">27,900</w:t>
+              <w:t xml:space="preserve">26,400</w:t>
             </w:r>
           </w:p>
         </w:tc>
@@ -12777,7 +12960,7 @@
                 <w:sz w:val="19"/>
                 <w:szCs w:val="19"/>
               </w:rPr>
-              <w:t xml:space="preserve">E. USB 허브</w:t>
+              <w:t xml:space="preserve">D. 비상정지</w:t>
             </w:r>
           </w:p>
         </w:tc>
@@ -12811,7 +12994,7 @@
                 <w:sz w:val="19"/>
                 <w:szCs w:val="19"/>
               </w:rPr>
-              <w:t xml:space="preserve">5V 고정 강압 모듈 + DC잭 세트</w:t>
+              <w:t xml:space="preserve">ipTIME UH308 허브 ×1</w:t>
             </w:r>
           </w:p>
         </w:tc>
@@ -12843,7 +13026,7 @@
                 <w:sz w:val="19"/>
                 <w:szCs w:val="19"/>
               </w:rPr>
-              <w:t xml:space="preserve">14,620</w:t>
+              <w:t xml:space="preserve">27,900</w:t>
             </w:r>
           </w:p>
         </w:tc>
@@ -12909,7 +13092,7 @@
                 <w:sz w:val="19"/>
                 <w:szCs w:val="19"/>
               </w:rPr>
-              <w:t xml:space="preserve">퓨즈홀더 ×4 + 퓨즈 2A×10·3A×10</w:t>
+              <w:t xml:space="preserve">5V 고정 강압 모듈 + DC잭 세트</w:t>
             </w:r>
           </w:p>
         </w:tc>
@@ -12941,7 +13124,7 @@
                 <w:sz w:val="19"/>
                 <w:szCs w:val="19"/>
               </w:rPr>
-              <w:t xml:space="preserve">7,400</w:t>
+              <w:t xml:space="preserve">14,620</w:t>
             </w:r>
           </w:p>
         </w:tc>
@@ -12973,7 +13156,7 @@
                 <w:sz w:val="19"/>
                 <w:szCs w:val="19"/>
               </w:rPr>
-              <w:t xml:space="preserve">A·E</w:t>
+              <w:t xml:space="preserve">E. USB 허브</w:t>
             </w:r>
           </w:p>
         </w:tc>
@@ -13007,7 +13190,7 @@
                 <w:sz w:val="19"/>
                 <w:szCs w:val="19"/>
               </w:rPr>
-              <w:t xml:space="preserve">EC5 피그테일 ×3</w:t>
+              <w:t xml:space="preserve">퓨즈홀더 ×4 + 퓨즈 2A×10·3A×10</w:t>
             </w:r>
           </w:p>
         </w:tc>
@@ -13039,7 +13222,7 @@
                 <w:sz w:val="19"/>
                 <w:szCs w:val="19"/>
               </w:rPr>
-              <w:t xml:space="preserve">9,000</w:t>
+              <w:t xml:space="preserve">7,400</w:t>
             </w:r>
           </w:p>
         </w:tc>
@@ -13071,7 +13254,7 @@
                 <w:sz w:val="19"/>
                 <w:szCs w:val="19"/>
               </w:rPr>
-              <w:t xml:space="preserve">F. 주 전력</w:t>
+              <w:t xml:space="preserve">A·E</w:t>
             </w:r>
           </w:p>
         </w:tc>
@@ -13086,6 +13269,104 @@
               <w:bottom w:val="single" w:color="A6A6A6" w:sz="4"/>
               <w:right w:val="single" w:color="A6A6A6" w:sz="4"/>
             </w:tcBorders>
+            <w:tcMar>
+              <w:top w:type="dxa" w:w="60"/>
+              <w:left w:type="dxa" w:w="100"/>
+              <w:bottom w:type="dxa" w:w="60"/>
+              <w:right w:type="dxa" w:w="100"/>
+            </w:tcMar>
+          </w:tcPr>
+          <w:p>
+            <w:pPr>
+              <w:jc w:val="left"/>
+            </w:pPr>
+            <w:r>
+              <w:rPr>
+                <w:rFonts w:ascii="Malgun Gothic" w:cs="Malgun Gothic" w:eastAsia="Malgun Gothic" w:hAnsi="Malgun Gothic"/>
+                <w:b/>
+                <w:bCs/>
+                <w:sz w:val="19"/>
+                <w:szCs w:val="19"/>
+              </w:rPr>
+              <w:t xml:space="preserve">EC5 피그테일 ×3</w:t>
+            </w:r>
+          </w:p>
+        </w:tc>
+        <w:tc>
+          <w:tcPr>
+            <w:tcW w:type="dxa" w:w="3800"/>
+            <w:tcBorders>
+              <w:top w:val="single" w:color="A6A6A6" w:sz="4"/>
+              <w:left w:val="single" w:color="A6A6A6" w:sz="4"/>
+              <w:bottom w:val="single" w:color="A6A6A6" w:sz="4"/>
+              <w:right w:val="single" w:color="A6A6A6" w:sz="4"/>
+            </w:tcBorders>
+            <w:tcMar>
+              <w:top w:type="dxa" w:w="60"/>
+              <w:left w:type="dxa" w:w="100"/>
+              <w:bottom w:type="dxa" w:w="60"/>
+              <w:right w:type="dxa" w:w="100"/>
+            </w:tcMar>
+          </w:tcPr>
+          <w:p>
+            <w:pPr>
+              <w:jc w:val="right"/>
+            </w:pPr>
+            <w:r>
+              <w:rPr>
+                <w:rFonts w:ascii="Malgun Gothic" w:cs="Malgun Gothic" w:eastAsia="Malgun Gothic" w:hAnsi="Malgun Gothic"/>
+                <w:b w:val="false"/>
+                <w:bCs w:val="false"/>
+                <w:sz w:val="19"/>
+                <w:szCs w:val="19"/>
+              </w:rPr>
+              <w:t xml:space="preserve">9,000</w:t>
+            </w:r>
+          </w:p>
+        </w:tc>
+        <w:tc>
+          <w:tcPr>
+            <w:tcW w:type="dxa" w:w="6570"/>
+            <w:tcBorders>
+              <w:top w:val="single" w:color="A6A6A6" w:sz="4"/>
+              <w:left w:val="single" w:color="A6A6A6" w:sz="4"/>
+              <w:bottom w:val="single" w:color="A6A6A6" w:sz="4"/>
+              <w:right w:val="single" w:color="A6A6A6" w:sz="4"/>
+            </w:tcBorders>
+            <w:tcMar>
+              <w:top w:type="dxa" w:w="60"/>
+              <w:left w:type="dxa" w:w="100"/>
+              <w:bottom w:type="dxa" w:w="60"/>
+              <w:right w:type="dxa" w:w="100"/>
+            </w:tcMar>
+          </w:tcPr>
+          <w:p>
+            <w:pPr>
+              <w:jc w:val="left"/>
+            </w:pPr>
+            <w:r>
+              <w:rPr>
+                <w:rFonts w:ascii="Malgun Gothic" w:cs="Malgun Gothic" w:eastAsia="Malgun Gothic" w:hAnsi="Malgun Gothic"/>
+                <w:b w:val="false"/>
+                <w:bCs w:val="false"/>
+                <w:sz w:val="19"/>
+                <w:szCs w:val="19"/>
+              </w:rPr>
+              <w:t xml:space="preserve">F. 주 전력</w:t>
+            </w:r>
+          </w:p>
+        </w:tc>
+      </w:tr>
+      <w:tr>
+        <w:tc>
+          <w:tcPr>
+            <w:tcW w:type="dxa" w:w="4200"/>
+            <w:tcBorders>
+              <w:top w:val="single" w:color="A6A6A6" w:sz="4"/>
+              <w:left w:val="single" w:color="A6A6A6" w:sz="4"/>
+              <w:bottom w:val="single" w:color="A6A6A6" w:sz="4"/>
+              <w:right w:val="single" w:color="A6A6A6" w:sz="4"/>
+            </w:tcBorders>
             <w:shd w:fill="F2F2F2" w:color="auto" w:val="clear"/>
             <w:tcMar>
               <w:top w:type="dxa" w:w="60"/>
@@ -13139,7 +13420,7 @@
                 <w:sz w:val="19"/>
                 <w:szCs w:val="19"/>
               </w:rPr>
-              <w:t xml:space="preserve">282,720 ~ 297,720</w:t>
+              <w:t xml:space="preserve">296,320 ~ 311,320</w:t>
             </w:r>
           </w:p>
         </w:tc>

--- a/docs/전달용/SSF2026_구매목록_계통별.docx
+++ b/docs/전달용/SSF2026_구매목록_계통별.docx
@@ -39,7 +39,7 @@
           <w:sz w:val="19"/>
           <w:szCs w:val="19"/>
         </w:rPr>
-        <w:t xml:space="preserve">사야 할 것은 12항목, 합계 약 171~173만원이다. 아직 하나도 주문하지 않았다. 같은 계통 안에서 하나만 빠져도 그 계통은 안 돈다.</w:t>
+        <w:t xml:space="preserve">사야 할 것은 11항목, 합계 약 170~171만원이다. 아직 하나도 주문하지 않았다. 같은 계통 안에서 하나만 빠져도 그 계통은 안 돈다.</w:t>
       </w:r>
     </w:p>
     <w:tbl>
@@ -250,7 +250,7 @@
                 <w:sz w:val="19"/>
                 <w:szCs w:val="19"/>
               </w:rPr>
-              <w:t xml:space="preserve">5</w:t>
+              <w:t xml:space="preserve">4</w:t>
             </w:r>
           </w:p>
         </w:tc>
@@ -282,7 +282,7 @@
                 <w:sz w:val="19"/>
                 <w:szCs w:val="19"/>
               </w:rPr>
-              <w:t xml:space="preserve">1,521,700</w:t>
+              <w:t xml:space="preserve">1,508,100</w:t>
             </w:r>
           </w:p>
         </w:tc>
@@ -314,7 +314,7 @@
                 <w:sz w:val="19"/>
                 <w:szCs w:val="19"/>
               </w:rPr>
-              <w:t xml:space="preserve">P0 카메라·인젝터·어댑터·젠더, P1 퓨즈</w:t>
+              <w:t xml:space="preserve">P0 카메라·인젝터·어댑터, P1 퓨즈</w:t>
             </w:r>
           </w:p>
         </w:tc>
@@ -1162,7 +1162,7 @@
                 <w:sz w:val="19"/>
                 <w:szCs w:val="19"/>
               </w:rPr>
-              <w:t xml:space="preserve">12</w:t>
+              <w:t xml:space="preserve">11</w:t>
             </w:r>
           </w:p>
         </w:tc>
@@ -1195,7 +1195,7 @@
                 <w:sz w:val="19"/>
                 <w:szCs w:val="19"/>
               </w:rPr>
-              <w:t xml:space="preserve">1,710,420 ~ 1,725,420</w:t>
+              <w:t xml:space="preserve">1,696,820 ~ 1,711,820</w:t>
             </w:r>
           </w:p>
         </w:tc>
@@ -1228,7 +1228,7 @@
                 <w:sz w:val="19"/>
                 <w:szCs w:val="19"/>
               </w:rPr>
-              <w:t xml:space="preserve">OAK 2대가 77%</w:t>
+              <w:t xml:space="preserve">OAK 2대가 77~78%</w:t>
             </w:r>
           </w:p>
         </w:tc>
@@ -2261,7 +2261,7 @@
                 <w:sz w:val="19"/>
                 <w:szCs w:val="19"/>
               </w:rPr>
-              <w:t xml:space="preserve">사진 2봉 — C 플러그라 허브용 C→A 케이블 추가 주문(10-24)</w:t>
+              <w:t xml:space="preserve">사진 2봉 — 노트북 USB-C 직결</w:t>
             </w:r>
           </w:p>
         </w:tc>
@@ -3886,7 +3886,7 @@
           <w:sz w:val="17"/>
           <w:szCs w:val="17"/>
         </w:rPr>
-        <w:t xml:space="preserve">배터리 ⊕ ─ 2A 퓨즈 ─▶ PoE 인젝터 ─ 동봉 2m Cat5e ─▶ OAK-1 PoE      인젝터 LAN ─▶ NM-UCL02(C) ─ C암→A수 ─▶ UH308 허브 ─▶ 노트북</w:t>
+        <w:t xml:space="preserve">배터리 ⊕ ─ 2A 퓨즈 ─▶ PoE 인젝터 ─ 동봉 2m Cat5e ─▶ OAK-1 PoE      인젝터 LAN ─▶ NM-UCL02(C 플러그) ─▶ 노트북 USB-C 직결</w:t>
       </w:r>
     </w:p>
     <w:tbl>
@@ -4267,7 +4267,7 @@
             </w:tcMar>
           </w:tcPr>
           <w:p>
-            <w:hyperlink w:history="1" r:id="rIdpilor9dsu2rr2wedi2ajc">
+            <w:hyperlink w:history="1" r:id="rIdfteln2dqg8lfxa5meyjkl">
               <w:r>
                 <w:rPr>
                   <w:rStyle w:val="Hyperlink"/>
@@ -4450,7 +4450,7 @@
             </w:tcMar>
           </w:tcPr>
           <w:p>
-            <w:hyperlink w:history="1" r:id="rId2xol5ovsh2zfp4vt9kf4g">
+            <w:hyperlink w:history="1" r:id="rId4bqewpboama5zyjag-31t">
               <w:r>
                 <w:rPr>
                   <w:rStyle w:val="Hyperlink"/>
@@ -4471,7 +4471,7 @@
               </w:rPr>
               <w:t xml:space="preserve"> · </w:t>
             </w:r>
-            <w:hyperlink w:history="1" r:id="rIdya239jsjyo5tikve8xmoh">
+            <w:hyperlink w:history="1" r:id="rIdld4tpbleib_2aeongrtt4">
               <w:r>
                 <w:rPr>
                   <w:rStyle w:val="Hyperlink"/>
@@ -4654,7 +4654,7 @@
             </w:tcMar>
           </w:tcPr>
           <w:p>
-            <w:hyperlink w:history="1" r:id="rId6c-1cdayv5wcm7kvk1iry">
+            <w:hyperlink w:history="1" r:id="rIder8uosvn6wuedqjggvm5h">
               <w:r>
                 <w:rPr>
                   <w:rStyle w:val="Hyperlink"/>
@@ -4696,189 +4696,6 @@
                 <w:sz w:val="19"/>
                 <w:szCs w:val="19"/>
               </w:rPr>
-              <w:t xml:space="preserve">USB-C(암)→USB-A(수) 3.0 변환 케이블 20cm</w:t>
-            </w:r>
-          </w:p>
-        </w:tc>
-        <w:tc>
-          <w:tcPr>
-            <w:tcW w:type="dxa" w:w="4000"/>
-            <w:tcBorders>
-              <w:top w:val="single" w:color="A6A6A6" w:sz="4"/>
-              <w:left w:val="single" w:color="A6A6A6" w:sz="4"/>
-              <w:bottom w:val="single" w:color="A6A6A6" w:sz="4"/>
-              <w:right w:val="single" w:color="A6A6A6" w:sz="4"/>
-            </w:tcBorders>
-            <w:tcMar>
-              <w:top w:type="dxa" w:w="60"/>
-              <w:left w:type="dxa" w:w="100"/>
-              <w:bottom w:type="dxa" w:w="60"/>
-              <w:right w:type="dxa" w:w="100"/>
-            </w:tcMar>
-          </w:tcPr>
-          <w:p>
-            <w:r>
-              <w:rPr>
-                <w:rFonts w:ascii="Malgun Gothic" w:cs="Malgun Gothic" w:eastAsia="Malgun Gothic" w:hAnsi="Malgun Gothic"/>
-                <w:sz w:val="19"/>
-                <w:szCs w:val="19"/>
-              </w:rPr>
-              <w:t xml:space="preserve">NM-UCL02 가 C 플러그, 허브 UH308 은 A 포트뿐 → 사이에 끼운다. 노트북 USB 2개는 아두이노 직결·허브로 찼음. 폰용 OTG(C수→A암)는 반대 방향이라 불가</w:t>
-            </w:r>
-          </w:p>
-        </w:tc>
-        <w:tc>
-          <w:tcPr>
-            <w:tcW w:type="dxa" w:w="1100"/>
-            <w:tcBorders>
-              <w:top w:val="single" w:color="A6A6A6" w:sz="4"/>
-              <w:left w:val="single" w:color="A6A6A6" w:sz="4"/>
-              <w:bottom w:val="single" w:color="A6A6A6" w:sz="4"/>
-              <w:right w:val="single" w:color="A6A6A6" w:sz="4"/>
-            </w:tcBorders>
-            <w:tcMar>
-              <w:top w:type="dxa" w:w="60"/>
-              <w:left w:type="dxa" w:w="100"/>
-              <w:bottom w:type="dxa" w:w="60"/>
-              <w:right w:type="dxa" w:w="100"/>
-            </w:tcMar>
-          </w:tcPr>
-          <w:p>
-            <w:pPr>
-              <w:jc w:val="center"/>
-            </w:pPr>
-            <w:r>
-              <w:rPr>
-                <w:rFonts w:ascii="Malgun Gothic" w:cs="Malgun Gothic" w:eastAsia="Malgun Gothic" w:hAnsi="Malgun Gothic"/>
-                <w:sz w:val="19"/>
-                <w:szCs w:val="19"/>
-              </w:rPr>
-              <w:t xml:space="preserve">2</w:t>
-            </w:r>
-          </w:p>
-        </w:tc>
-        <w:tc>
-          <w:tcPr>
-            <w:tcW w:type="dxa" w:w="2300"/>
-            <w:tcBorders>
-              <w:top w:val="single" w:color="A6A6A6" w:sz="4"/>
-              <w:left w:val="single" w:color="A6A6A6" w:sz="4"/>
-              <w:bottom w:val="single" w:color="A6A6A6" w:sz="4"/>
-              <w:right w:val="single" w:color="A6A6A6" w:sz="4"/>
-            </w:tcBorders>
-            <w:tcMar>
-              <w:top w:type="dxa" w:w="60"/>
-              <w:left w:type="dxa" w:w="100"/>
-              <w:bottom w:type="dxa" w:w="60"/>
-              <w:right w:type="dxa" w:w="100"/>
-            </w:tcMar>
-          </w:tcPr>
-          <w:p>
-            <w:pPr>
-              <w:jc w:val="right"/>
-            </w:pPr>
-            <w:r>
-              <w:rPr>
-                <w:rFonts w:ascii="Malgun Gothic" w:cs="Malgun Gothic" w:eastAsia="Malgun Gothic" w:hAnsi="Malgun Gothic"/>
-                <w:sz w:val="19"/>
-                <w:szCs w:val="19"/>
-              </w:rPr>
-              <w:t xml:space="preserve">13,600 (개당 6,800)</w:t>
-            </w:r>
-          </w:p>
-        </w:tc>
-        <w:tc>
-          <w:tcPr>
-            <w:tcW w:type="dxa" w:w="700"/>
-            <w:tcBorders>
-              <w:top w:val="single" w:color="A6A6A6" w:sz="4"/>
-              <w:left w:val="single" w:color="A6A6A6" w:sz="4"/>
-              <w:bottom w:val="single" w:color="A6A6A6" w:sz="4"/>
-              <w:right w:val="single" w:color="A6A6A6" w:sz="4"/>
-            </w:tcBorders>
-            <w:tcMar>
-              <w:top w:type="dxa" w:w="60"/>
-              <w:left w:type="dxa" w:w="100"/>
-              <w:bottom w:type="dxa" w:w="60"/>
-              <w:right w:type="dxa" w:w="100"/>
-            </w:tcMar>
-          </w:tcPr>
-          <w:p>
-            <w:pPr>
-              <w:jc w:val="center"/>
-            </w:pPr>
-            <w:r>
-              <w:rPr>
-                <w:rFonts w:ascii="Malgun Gothic" w:cs="Malgun Gothic" w:eastAsia="Malgun Gothic" w:hAnsi="Malgun Gothic"/>
-                <w:b/>
-                <w:bCs/>
-                <w:color w:val="C00000"/>
-                <w:sz w:val="19"/>
-                <w:szCs w:val="19"/>
-              </w:rPr>
-              <w:t xml:space="preserve">P0</w:t>
-            </w:r>
-          </w:p>
-        </w:tc>
-        <w:tc>
-          <w:tcPr>
-            <w:tcW w:type="dxa" w:w="3470"/>
-            <w:tcBorders>
-              <w:top w:val="single" w:color="A6A6A6" w:sz="4"/>
-              <w:left w:val="single" w:color="A6A6A6" w:sz="4"/>
-              <w:bottom w:val="single" w:color="A6A6A6" w:sz="4"/>
-              <w:right w:val="single" w:color="A6A6A6" w:sz="4"/>
-            </w:tcBorders>
-            <w:tcMar>
-              <w:top w:type="dxa" w:w="60"/>
-              <w:left w:type="dxa" w:w="100"/>
-              <w:bottom w:type="dxa" w:w="60"/>
-              <w:right w:type="dxa" w:w="100"/>
-            </w:tcMar>
-          </w:tcPr>
-          <w:p>
-            <w:hyperlink w:history="1" r:id="rId-pybvqy8e5haj7bwlvrff">
-              <w:r>
-                <w:rPr>
-                  <w:rStyle w:val="Hyperlink"/>
-                  <w:rFonts w:ascii="Malgun Gothic" w:cs="Malgun Gothic" w:eastAsia="Malgun Gothic" w:hAnsi="Malgun Gothic"/>
-                  <w:color w:val="0563C1"/>
-                  <w:sz w:val="19"/>
-                  <w:szCs w:val="19"/>
-                  <w:u w:val="single"/>
-                </w:rPr>
-                <w:t xml:space="preserve">쿠팡</w:t>
-              </w:r>
-            </w:hyperlink>
-          </w:p>
-        </w:tc>
-      </w:tr>
-      <w:tr>
-        <w:tc>
-          <w:tcPr>
-            <w:tcW w:type="dxa" w:w="3000"/>
-            <w:tcBorders>
-              <w:top w:val="single" w:color="A6A6A6" w:sz="4"/>
-              <w:left w:val="single" w:color="A6A6A6" w:sz="4"/>
-              <w:bottom w:val="single" w:color="A6A6A6" w:sz="4"/>
-              <w:right w:val="single" w:color="A6A6A6" w:sz="4"/>
-            </w:tcBorders>
-            <w:tcMar>
-              <w:top w:type="dxa" w:w="60"/>
-              <w:left w:type="dxa" w:w="100"/>
-              <w:bottom w:type="dxa" w:w="60"/>
-              <w:right w:type="dxa" w:w="100"/>
-            </w:tcMar>
-          </w:tcPr>
-          <w:p>
-            <w:r>
-              <w:rPr>
-                <w:rFonts w:ascii="Malgun Gothic" w:cs="Malgun Gothic" w:eastAsia="Malgun Gothic" w:hAnsi="Malgun Gothic"/>
-                <w:b/>
-                <w:bCs/>
-                <w:sz w:val="19"/>
-                <w:szCs w:val="19"/>
-              </w:rPr>
               <w:t xml:space="preserve">퓨즈홀더 BF303 + 5x20 퓨즈 2A</w:t>
             </w:r>
           </w:p>
@@ -5020,7 +4837,7 @@
             </w:tcMar>
           </w:tcPr>
           <w:p>
-            <w:hyperlink w:history="1" r:id="rId0wshwvpffqdmi2po0ae6l">
+            <w:hyperlink w:history="1" r:id="rIdfen49am-z0xmuwrqwnkcv">
               <w:r>
                 <w:rPr>
                   <w:rStyle w:val="Hyperlink"/>
@@ -5041,7 +4858,7 @@
               </w:rPr>
               <w:t xml:space="preserve"> · </w:t>
             </w:r>
-            <w:hyperlink w:history="1" r:id="rIdgzlguwyzbiy1sxzjf7j1t">
+            <w:hyperlink w:history="1" r:id="rId3bwneu49w7mqdi3bcat13">
               <w:r>
                 <w:rPr>
                   <w:rStyle w:val="Hyperlink"/>
@@ -5173,7 +4990,7 @@
                 <w:sz w:val="19"/>
                 <w:szCs w:val="19"/>
               </w:rPr>
-              <w:t xml:space="preserve">1,521,700</w:t>
+              <w:t xml:space="preserve">1,508,100</w:t>
             </w:r>
           </w:p>
         </w:tc>
@@ -7327,7 +7144,7 @@
             </w:tcMar>
           </w:tcPr>
           <w:p>
-            <w:hyperlink w:history="1" r:id="rId3eozejyehrq9z4fg3gtjr">
+            <w:hyperlink w:history="1" r:id="rIdegenbjy_7slklpfff2rzd">
               <w:r>
                 <w:rPr>
                   <w:rStyle w:val="Hyperlink"/>
@@ -7348,7 +7165,7 @@
               </w:rPr>
               <w:t xml:space="preserve"> · </w:t>
             </w:r>
-            <w:hyperlink w:history="1" r:id="rIduvwosx-gi16svn8jn6r5p">
+            <w:hyperlink w:history="1" r:id="rIdoflh3kpvbcsq9tzuqd92z">
               <w:r>
                 <w:rPr>
                   <w:rStyle w:val="Hyperlink"/>
@@ -7985,7 +7802,7 @@
             </w:tcMar>
           </w:tcPr>
           <w:p>
-            <w:hyperlink w:history="1" r:id="rIdgtcx9fzxy7az2z6vvn8o8">
+            <w:hyperlink w:history="1" r:id="rIdpfguy3nwlwgpl6-3veuxt">
               <w:r>
                 <w:rPr>
                   <w:rStyle w:val="Hyperlink"/>
@@ -8168,7 +7985,7 @@
             </w:tcMar>
           </w:tcPr>
           <w:p>
-            <w:hyperlink w:history="1" r:id="rIdin0qhh0qiryfygczoh-jn">
+            <w:hyperlink w:history="1" r:id="rIdvchev6w_wfblqjdb_cz-2">
               <w:r>
                 <w:rPr>
                   <w:rStyle w:val="Hyperlink"/>
@@ -8780,7 +8597,7 @@
             </w:tcMar>
           </w:tcPr>
           <w:p>
-            <w:hyperlink w:history="1" r:id="rIdjgatd4wkqvasxd99luome">
+            <w:hyperlink w:history="1" r:id="rIdtpoqbdfqn78h6jox6lq0n">
               <w:r>
                 <w:rPr>
                   <w:rStyle w:val="Hyperlink"/>
@@ -8801,7 +8618,7 @@
               </w:rPr>
               <w:t xml:space="preserve"> · </w:t>
             </w:r>
-            <w:hyperlink w:history="1" r:id="rIdv2ftq0njqp9ytudgszyy8">
+            <w:hyperlink w:history="1" r:id="rIdrdv_itebiyhgxu6oqijbl">
               <w:r>
                 <w:rPr>
                   <w:rStyle w:val="Hyperlink"/>
@@ -8984,7 +8801,7 @@
             </w:tcMar>
           </w:tcPr>
           <w:p>
-            <w:hyperlink w:history="1" r:id="rIdjm_canxrmzcgb313nm11h">
+            <w:hyperlink w:history="1" r:id="rId4flwc6i4ksaqvcnlluisu">
               <w:r>
                 <w:rPr>
                   <w:rStyle w:val="Hyperlink"/>
@@ -9005,7 +8822,7 @@
               </w:rPr>
               <w:t xml:space="preserve"> · </w:t>
             </w:r>
-            <w:hyperlink w:history="1" r:id="rId6kkaxtnwabrseg83bjfyv">
+            <w:hyperlink w:history="1" r:id="rIdqdi6jjw9-mi7lvnw-_24q">
               <w:r>
                 <w:rPr>
                   <w:rStyle w:val="Hyperlink"/>
@@ -9188,7 +9005,7 @@
             </w:tcMar>
           </w:tcPr>
           <w:p>
-            <w:hyperlink w:history="1" r:id="rIdqo200azoa2kc5xnt2pezj">
+            <w:hyperlink w:history="1" r:id="rIdwlvbyuq2hoghn0ynrjbwy">
               <w:r>
                 <w:rPr>
                   <w:rStyle w:val="Hyperlink"/>
@@ -9209,7 +9026,7 @@
               </w:rPr>
               <w:t xml:space="preserve"> · </w:t>
             </w:r>
-            <w:hyperlink w:history="1" r:id="rIdfkcpo3gmkvudtnkwzg53n">
+            <w:hyperlink w:history="1" r:id="rId5mxwodfcwpvtdnjru9pbq">
               <w:r>
                 <w:rPr>
                   <w:rStyle w:val="Hyperlink"/>
@@ -9821,7 +9638,7 @@
             </w:tcMar>
           </w:tcPr>
           <w:p>
-            <w:hyperlink w:history="1" r:id="rIda5zciliditezw6xeklxaj">
+            <w:hyperlink w:history="1" r:id="rIds-payxns5apsfbtno9wfm">
               <w:r>
                 <w:rPr>
                   <w:rStyle w:val="Hyperlink"/>
@@ -10433,7 +10250,7 @@
             </w:tcMar>
           </w:tcPr>
           <w:p>
-            <w:hyperlink w:history="1" r:id="rId_zacj3uqtrxdohosj25b0">
+            <w:hyperlink w:history="1" r:id="rIdtdimbgl6zsnigf3d5cqdu">
               <w:r>
                 <w:rPr>
                   <w:rStyle w:val="Hyperlink"/>
@@ -11604,7 +11421,7 @@
                 <w:sz w:val="24"/>
                 <w:szCs w:val="24"/>
               </w:rPr>
-              <w:t xml:space="preserve">1,710,420 ~ 1,725,420</w:t>
+              <w:t xml:space="preserve">1,696,820 ~ 1,711,820</w:t>
             </w:r>
           </w:p>
         </w:tc>
@@ -11631,7 +11448,7 @@
                 <w:sz w:val="19"/>
                 <w:szCs w:val="19"/>
               </w:rPr>
-              <w:t xml:space="preserve">12항목 전체</w:t>
+              <w:t xml:space="preserve">11항목 전체</w:t>
             </w:r>
           </w:p>
         </w:tc>
@@ -11786,7 +11603,7 @@
                 <w:sz w:val="24"/>
                 <w:szCs w:val="24"/>
               </w:rPr>
-              <w:t xml:space="preserve">296,320 ~ 311,320</w:t>
+              <w:t xml:space="preserve">282,720 ~ 297,720</w:t>
             </w:r>
           </w:p>
         </w:tc>
@@ -11813,7 +11630,7 @@
                 <w:sz w:val="19"/>
                 <w:szCs w:val="19"/>
               </w:rPr>
-              <w:t xml:space="preserve">나머지 9항목 — 우리가 내야 하는 금액</w:t>
+              <w:t xml:space="preserve">나머지 8항목 — 우리가 내야 하는 금액</w:t>
             </w:r>
           </w:p>
         </w:tc>
@@ -12700,7 +12517,7 @@
                 <w:sz w:val="19"/>
                 <w:szCs w:val="19"/>
               </w:rPr>
-              <w:t xml:space="preserve">C암→A수 3.0 케이블 20cm ×2</w:t>
+              <w:t xml:space="preserve">USB 3.0 C↔A 케이블 ×3</w:t>
             </w:r>
           </w:p>
         </w:tc>
@@ -12732,7 +12549,7 @@
                 <w:sz w:val="19"/>
                 <w:szCs w:val="19"/>
               </w:rPr>
-              <w:t xml:space="preserve">13,600</w:t>
+              <w:t xml:space="preserve">15,000 ~ 30,000</w:t>
             </w:r>
           </w:p>
         </w:tc>
@@ -12764,7 +12581,7 @@
                 <w:sz w:val="19"/>
                 <w:szCs w:val="19"/>
               </w:rPr>
-              <w:t xml:space="preserve">A. OAK 카메라</w:t>
+              <w:t xml:space="preserve">B. D455</w:t>
             </w:r>
           </w:p>
         </w:tc>
@@ -12798,7 +12615,7 @@
                 <w:sz w:val="19"/>
                 <w:szCs w:val="19"/>
               </w:rPr>
-              <w:t xml:space="preserve">USB 3.0 C↔A 케이블 ×3</w:t>
+              <w:t xml:space="preserve">승압 컨버터 SZH-BPM001 ×2</w:t>
             </w:r>
           </w:p>
         </w:tc>
@@ -12830,7 +12647,7 @@
                 <w:sz w:val="19"/>
                 <w:szCs w:val="19"/>
               </w:rPr>
-              <w:t xml:space="preserve">15,000 ~ 30,000</w:t>
+              <w:t xml:space="preserve">26,400</w:t>
             </w:r>
           </w:p>
         </w:tc>
@@ -12862,7 +12679,7 @@
                 <w:sz w:val="19"/>
                 <w:szCs w:val="19"/>
               </w:rPr>
-              <w:t xml:space="preserve">B. D455</w:t>
+              <w:t xml:space="preserve">D. 비상정지</w:t>
             </w:r>
           </w:p>
         </w:tc>
@@ -12896,7 +12713,7 @@
                 <w:sz w:val="19"/>
                 <w:szCs w:val="19"/>
               </w:rPr>
-              <w:t xml:space="preserve">승압 컨버터 SZH-BPM001 ×2</w:t>
+              <w:t xml:space="preserve">ipTIME UH308 허브 ×1</w:t>
             </w:r>
           </w:p>
         </w:tc>
@@ -12928,7 +12745,7 @@
                 <w:sz w:val="19"/>
                 <w:szCs w:val="19"/>
               </w:rPr>
-              <w:t xml:space="preserve">26,400</w:t>
+              <w:t xml:space="preserve">27,900</w:t>
             </w:r>
           </w:p>
         </w:tc>
@@ -12960,7 +12777,7 @@
                 <w:sz w:val="19"/>
                 <w:szCs w:val="19"/>
               </w:rPr>
-              <w:t xml:space="preserve">D. 비상정지</w:t>
+              <w:t xml:space="preserve">E. USB 허브</w:t>
             </w:r>
           </w:p>
         </w:tc>
@@ -12994,7 +12811,7 @@
                 <w:sz w:val="19"/>
                 <w:szCs w:val="19"/>
               </w:rPr>
-              <w:t xml:space="preserve">ipTIME UH308 허브 ×1</w:t>
+              <w:t xml:space="preserve">5V 고정 강압 모듈 + DC잭 세트</w:t>
             </w:r>
           </w:p>
         </w:tc>
@@ -13026,7 +12843,7 @@
                 <w:sz w:val="19"/>
                 <w:szCs w:val="19"/>
               </w:rPr>
-              <w:t xml:space="preserve">27,900</w:t>
+              <w:t xml:space="preserve">14,620</w:t>
             </w:r>
           </w:p>
         </w:tc>
@@ -13092,7 +12909,7 @@
                 <w:sz w:val="19"/>
                 <w:szCs w:val="19"/>
               </w:rPr>
-              <w:t xml:space="preserve">5V 고정 강압 모듈 + DC잭 세트</w:t>
+              <w:t xml:space="preserve">퓨즈홀더 ×4 + 퓨즈 2A×10·3A×10</w:t>
             </w:r>
           </w:p>
         </w:tc>
@@ -13124,7 +12941,7 @@
                 <w:sz w:val="19"/>
                 <w:szCs w:val="19"/>
               </w:rPr>
-              <w:t xml:space="preserve">14,620</w:t>
+              <w:t xml:space="preserve">7,400</w:t>
             </w:r>
           </w:p>
         </w:tc>
@@ -13156,7 +12973,7 @@
                 <w:sz w:val="19"/>
                 <w:szCs w:val="19"/>
               </w:rPr>
-              <w:t xml:space="preserve">E. USB 허브</w:t>
+              <w:t xml:space="preserve">A·E</w:t>
             </w:r>
           </w:p>
         </w:tc>
@@ -13190,7 +13007,7 @@
                 <w:sz w:val="19"/>
                 <w:szCs w:val="19"/>
               </w:rPr>
-              <w:t xml:space="preserve">퓨즈홀더 ×4 + 퓨즈 2A×10·3A×10</w:t>
+              <w:t xml:space="preserve">EC5 피그테일 ×3</w:t>
             </w:r>
           </w:p>
         </w:tc>
@@ -13222,7 +13039,7 @@
                 <w:sz w:val="19"/>
                 <w:szCs w:val="19"/>
               </w:rPr>
-              <w:t xml:space="preserve">7,400</w:t>
+              <w:t xml:space="preserve">9,000</w:t>
             </w:r>
           </w:p>
         </w:tc>
@@ -13254,7 +13071,7 @@
                 <w:sz w:val="19"/>
                 <w:szCs w:val="19"/>
               </w:rPr>
-              <w:t xml:space="preserve">A·E</w:t>
+              <w:t xml:space="preserve">F. 주 전력</w:t>
             </w:r>
           </w:p>
         </w:tc>
@@ -13269,6 +13086,7 @@
               <w:bottom w:val="single" w:color="A6A6A6" w:sz="4"/>
               <w:right w:val="single" w:color="A6A6A6" w:sz="4"/>
             </w:tcBorders>
+            <w:shd w:fill="F2F2F2" w:color="auto" w:val="clear"/>
             <w:tcMar>
               <w:top w:type="dxa" w:w="60"/>
               <w:left w:type="dxa" w:w="100"/>
@@ -13288,7 +13106,7 @@
                 <w:sz w:val="19"/>
                 <w:szCs w:val="19"/>
               </w:rPr>
-              <w:t xml:space="preserve">EC5 피그테일 ×3</w:t>
+              <w:t xml:space="preserve">자부담 합계</w:t>
             </w:r>
           </w:p>
         </w:tc>
@@ -13301,6 +13119,7 @@
               <w:bottom w:val="single" w:color="A6A6A6" w:sz="4"/>
               <w:right w:val="single" w:color="A6A6A6" w:sz="4"/>
             </w:tcBorders>
+            <w:shd w:fill="F2F2F2" w:color="auto" w:val="clear"/>
             <w:tcMar>
               <w:top w:type="dxa" w:w="60"/>
               <w:left w:type="dxa" w:w="100"/>
@@ -13315,112 +13134,12 @@
             <w:r>
               <w:rPr>
                 <w:rFonts w:ascii="Malgun Gothic" w:cs="Malgun Gothic" w:eastAsia="Malgun Gothic" w:hAnsi="Malgun Gothic"/>
-                <w:b w:val="false"/>
-                <w:bCs w:val="false"/>
-                <w:sz w:val="19"/>
-                <w:szCs w:val="19"/>
-              </w:rPr>
-              <w:t xml:space="preserve">9,000</w:t>
-            </w:r>
-          </w:p>
-        </w:tc>
-        <w:tc>
-          <w:tcPr>
-            <w:tcW w:type="dxa" w:w="6570"/>
-            <w:tcBorders>
-              <w:top w:val="single" w:color="A6A6A6" w:sz="4"/>
-              <w:left w:val="single" w:color="A6A6A6" w:sz="4"/>
-              <w:bottom w:val="single" w:color="A6A6A6" w:sz="4"/>
-              <w:right w:val="single" w:color="A6A6A6" w:sz="4"/>
-            </w:tcBorders>
-            <w:tcMar>
-              <w:top w:type="dxa" w:w="60"/>
-              <w:left w:type="dxa" w:w="100"/>
-              <w:bottom w:type="dxa" w:w="60"/>
-              <w:right w:type="dxa" w:w="100"/>
-            </w:tcMar>
-          </w:tcPr>
-          <w:p>
-            <w:pPr>
-              <w:jc w:val="left"/>
-            </w:pPr>
-            <w:r>
-              <w:rPr>
-                <w:rFonts w:ascii="Malgun Gothic" w:cs="Malgun Gothic" w:eastAsia="Malgun Gothic" w:hAnsi="Malgun Gothic"/>
-                <w:b w:val="false"/>
-                <w:bCs w:val="false"/>
-                <w:sz w:val="19"/>
-                <w:szCs w:val="19"/>
-              </w:rPr>
-              <w:t xml:space="preserve">F. 주 전력</w:t>
-            </w:r>
-          </w:p>
-        </w:tc>
-      </w:tr>
-      <w:tr>
-        <w:tc>
-          <w:tcPr>
-            <w:tcW w:type="dxa" w:w="4200"/>
-            <w:tcBorders>
-              <w:top w:val="single" w:color="A6A6A6" w:sz="4"/>
-              <w:left w:val="single" w:color="A6A6A6" w:sz="4"/>
-              <w:bottom w:val="single" w:color="A6A6A6" w:sz="4"/>
-              <w:right w:val="single" w:color="A6A6A6" w:sz="4"/>
-            </w:tcBorders>
-            <w:shd w:fill="F2F2F2" w:color="auto" w:val="clear"/>
-            <w:tcMar>
-              <w:top w:type="dxa" w:w="60"/>
-              <w:left w:type="dxa" w:w="100"/>
-              <w:bottom w:type="dxa" w:w="60"/>
-              <w:right w:type="dxa" w:w="100"/>
-            </w:tcMar>
-          </w:tcPr>
-          <w:p>
-            <w:pPr>
-              <w:jc w:val="left"/>
-            </w:pPr>
-            <w:r>
-              <w:rPr>
-                <w:rFonts w:ascii="Malgun Gothic" w:cs="Malgun Gothic" w:eastAsia="Malgun Gothic" w:hAnsi="Malgun Gothic"/>
-                <w:b/>
-                <w:bCs/>
-                <w:sz w:val="19"/>
-                <w:szCs w:val="19"/>
-              </w:rPr>
-              <w:t xml:space="preserve">자부담 합계</w:t>
-            </w:r>
-          </w:p>
-        </w:tc>
-        <w:tc>
-          <w:tcPr>
-            <w:tcW w:type="dxa" w:w="3800"/>
-            <w:tcBorders>
-              <w:top w:val="single" w:color="A6A6A6" w:sz="4"/>
-              <w:left w:val="single" w:color="A6A6A6" w:sz="4"/>
-              <w:bottom w:val="single" w:color="A6A6A6" w:sz="4"/>
-              <w:right w:val="single" w:color="A6A6A6" w:sz="4"/>
-            </w:tcBorders>
-            <w:shd w:fill="F2F2F2" w:color="auto" w:val="clear"/>
-            <w:tcMar>
-              <w:top w:type="dxa" w:w="60"/>
-              <w:left w:type="dxa" w:w="100"/>
-              <w:bottom w:type="dxa" w:w="60"/>
-              <w:right w:type="dxa" w:w="100"/>
-            </w:tcMar>
-          </w:tcPr>
-          <w:p>
-            <w:pPr>
-              <w:jc w:val="right"/>
-            </w:pPr>
-            <w:r>
-              <w:rPr>
-                <w:rFonts w:ascii="Malgun Gothic" w:cs="Malgun Gothic" w:eastAsia="Malgun Gothic" w:hAnsi="Malgun Gothic"/>
-                <w:b/>
-                <w:bCs/>
-                <w:sz w:val="19"/>
-                <w:szCs w:val="19"/>
-              </w:rPr>
-              <w:t xml:space="preserve">296,320 ~ 311,320</w:t>
+                <w:b/>
+                <w:bCs/>
+                <w:sz w:val="19"/>
+                <w:szCs w:val="19"/>
+              </w:rPr>
+              <w:t xml:space="preserve">282,720 ~ 297,720</w:t>
             </w:r>
           </w:p>
         </w:tc>

--- a/docs/전달용/SSF2026_구매목록_계통별.docx
+++ b/docs/전달용/SSF2026_구매목록_계통별.docx
@@ -39,7 +39,7 @@
           <w:sz w:val="19"/>
           <w:szCs w:val="19"/>
         </w:rPr>
-        <w:t xml:space="preserve">사야 할 것은 11항목, 합계 약 170~171만원이다. 아직 하나도 주문하지 않았다. 같은 계통 안에서 하나만 빠져도 그 계통은 안 돈다.</w:t>
+        <w:t xml:space="preserve">사야 할 것은 11항목, 합계 약 167~169만원이다. 아직 하나도 주문하지 않았다. 같은 계통 안에서 하나만 빠져도 그 계통은 안 돈다.</w:t>
       </w:r>
     </w:p>
     <w:tbl>
@@ -282,7 +282,7 @@
                 <w:sz w:val="19"/>
                 <w:szCs w:val="19"/>
               </w:rPr>
-              <w:t xml:space="preserve">1,508,100</w:t>
+              <w:t xml:space="preserve">1,484,680</w:t>
             </w:r>
           </w:p>
         </w:tc>
@@ -1195,7 +1195,7 @@
                 <w:sz w:val="19"/>
                 <w:szCs w:val="19"/>
               </w:rPr>
-              <w:t xml:space="preserve">1,696,820 ~ 1,711,820</w:t>
+              <w:t xml:space="preserve">1,673,400 ~ 1,688,400</w:t>
             </w:r>
           </w:p>
         </w:tc>
@@ -1228,7 +1228,7 @@
                 <w:sz w:val="19"/>
                 <w:szCs w:val="19"/>
               </w:rPr>
-              <w:t xml:space="preserve">OAK 2대가 77~78%</w:t>
+              <w:t xml:space="preserve">OAK 2대가 78~79%</w:t>
             </w:r>
           </w:p>
         </w:tc>
@@ -3191,7 +3191,7 @@
                 <w:sz w:val="19"/>
                 <w:szCs w:val="19"/>
               </w:rPr>
-              <w:t xml:space="preserve">PoE 인젝터 (옥션)</w:t>
+              <w:t xml:space="preserve">PoE 인젝터</w:t>
             </w:r>
           </w:p>
         </w:tc>
@@ -3293,7 +3293,7 @@
                 <w:sz w:val="19"/>
                 <w:szCs w:val="19"/>
               </w:rPr>
-              <w:t xml:space="preserve">사진 없음</w:t>
+              <w:t xml:space="preserve">옥션분 미발송 → 10-26 G마켓 61,000 재발주(오늘출발)</w:t>
             </w:r>
           </w:p>
         </w:tc>
@@ -3327,7 +3327,7 @@
                 <w:sz w:val="19"/>
                 <w:szCs w:val="19"/>
               </w:rPr>
-              <w:t xml:space="preserve">⚠ 미확인 — 발송 확인</w:t>
+              <w:t xml:space="preserve">⚠ 재발주</w:t>
             </w:r>
           </w:p>
         </w:tc>
@@ -4267,7 +4267,7 @@
             </w:tcMar>
           </w:tcPr>
           <w:p>
-            <w:hyperlink w:history="1" r:id="rIdfteln2dqg8lfxa5meyjkl">
+            <w:hyperlink w:history="1" r:id="rIdsvneyfnjl-ymiwg1-u0vr">
               <w:r>
                 <w:rPr>
                   <w:rStyle w:val="Hyperlink"/>
@@ -4309,7 +4309,7 @@
                 <w:sz w:val="19"/>
                 <w:szCs w:val="19"/>
               </w:rPr>
-              <w:t xml:space="preserve">PoE 인젝터 30W DC 12-48V→48V DIN (옥션, PSE5502G 동급)</w:t>
+              <w:t xml:space="preserve">PoE 인젝터 30W DC 12-48V→48V DIN (G마켓, PSE5502G 동급)</w:t>
             </w:r>
           </w:p>
         </w:tc>
@@ -4336,7 +4336,7 @@
                 <w:sz w:val="19"/>
                 <w:szCs w:val="19"/>
               </w:rPr>
-              <w:t xml:space="preserve">4S 배터리를 48V PoE 로 변환. 랜선 한 가닥으로 카메라 전원+데이터. 11번가 PSE5502G 판매중지 → 10-14 옥션으로 확정. 발주 후 3~4일 내 발송 안 되면 하이링크 DIVA-IPoEI(190,000)로 전환</w:t>
+              <w:t xml:space="preserve">4S 배터리를 48V PoE 로 변환. 랜선 한 가닥으로 카메라 전원+데이터. 옥션분(10-14) 미발송 → 10-26 G마켓 재발주: 오늘출발·무료배송·국내배송만. 도착 시 OAK 로 802.3af 동작 확인</w:t>
             </w:r>
           </w:p>
         </w:tc>
@@ -4396,7 +4396,7 @@
                 <w:sz w:val="19"/>
                 <w:szCs w:val="19"/>
               </w:rPr>
-              <w:t xml:space="preserve">145,420</w:t>
+              <w:t xml:space="preserve">122,000 (개당 61,000)</w:t>
             </w:r>
           </w:p>
         </w:tc>
@@ -4450,7 +4450,7 @@
             </w:tcMar>
           </w:tcPr>
           <w:p>
-            <w:hyperlink w:history="1" r:id="rId4bqewpboama5zyjag-31t">
+            <w:hyperlink w:history="1" r:id="rIdt3fxdmxibo_xlix5gbqrz">
               <w:r>
                 <w:rPr>
                   <w:rStyle w:val="Hyperlink"/>
@@ -4460,7 +4460,7 @@
                   <w:szCs w:val="19"/>
                   <w:u w:val="single"/>
                 </w:rPr>
-                <w:t xml:space="preserve">옥션 F640411167</w:t>
+                <w:t xml:space="preserve">G마켓 4578145347</w:t>
               </w:r>
             </w:hyperlink>
             <w:r>
@@ -4471,7 +4471,7 @@
               </w:rPr>
               <w:t xml:space="preserve"> · </w:t>
             </w:r>
-            <w:hyperlink w:history="1" r:id="rIdld4tpbleib_2aeongrtt4">
+            <w:hyperlink w:history="1" r:id="rId9_mgm7jhurjlkldhbozyb">
               <w:r>
                 <w:rPr>
                   <w:rStyle w:val="Hyperlink"/>
@@ -4654,7 +4654,7 @@
             </w:tcMar>
           </w:tcPr>
           <w:p>
-            <w:hyperlink w:history="1" r:id="rIder8uosvn6wuedqjggvm5h">
+            <w:hyperlink w:history="1" r:id="rIdmnhfz1gnogjhacfrbrkzp">
               <w:r>
                 <w:rPr>
                   <w:rStyle w:val="Hyperlink"/>
@@ -4837,7 +4837,7 @@
             </w:tcMar>
           </w:tcPr>
           <w:p>
-            <w:hyperlink w:history="1" r:id="rIdfen49am-z0xmuwrqwnkcv">
+            <w:hyperlink w:history="1" r:id="rIdentrcgvipklpgfdqzszkw">
               <w:r>
                 <w:rPr>
                   <w:rStyle w:val="Hyperlink"/>
@@ -4858,7 +4858,7 @@
               </w:rPr>
               <w:t xml:space="preserve"> · </w:t>
             </w:r>
-            <w:hyperlink w:history="1" r:id="rId3bwneu49w7mqdi3bcat13">
+            <w:hyperlink w:history="1" r:id="rIdff3k1evi-uimk5rm98akh">
               <w:r>
                 <w:rPr>
                   <w:rStyle w:val="Hyperlink"/>
@@ -4990,7 +4990,7 @@
                 <w:sz w:val="19"/>
                 <w:szCs w:val="19"/>
               </w:rPr>
-              <w:t xml:space="preserve">1,508,100</w:t>
+              <w:t xml:space="preserve">1,484,680</w:t>
             </w:r>
           </w:p>
         </w:tc>
@@ -7144,7 +7144,7 @@
             </w:tcMar>
           </w:tcPr>
           <w:p>
-            <w:hyperlink w:history="1" r:id="rIdegenbjy_7slklpfff2rzd">
+            <w:hyperlink w:history="1" r:id="rIdgp2ifh5gvsyqth9myft-x">
               <w:r>
                 <w:rPr>
                   <w:rStyle w:val="Hyperlink"/>
@@ -7165,7 +7165,7 @@
               </w:rPr>
               <w:t xml:space="preserve"> · </w:t>
             </w:r>
-            <w:hyperlink w:history="1" r:id="rIdoflh3kpvbcsq9tzuqd92z">
+            <w:hyperlink w:history="1" r:id="rIdqapoccc-_iku1hf5yeiui">
               <w:r>
                 <w:rPr>
                   <w:rStyle w:val="Hyperlink"/>
@@ -7802,7 +7802,7 @@
             </w:tcMar>
           </w:tcPr>
           <w:p>
-            <w:hyperlink w:history="1" r:id="rIdpfguy3nwlwgpl6-3veuxt">
+            <w:hyperlink w:history="1" r:id="rIdbexkqs8kjug-mhd2noet9">
               <w:r>
                 <w:rPr>
                   <w:rStyle w:val="Hyperlink"/>
@@ -7985,7 +7985,7 @@
             </w:tcMar>
           </w:tcPr>
           <w:p>
-            <w:hyperlink w:history="1" r:id="rIdvchev6w_wfblqjdb_cz-2">
+            <w:hyperlink w:history="1" r:id="rIdisj7d3693efegqgoivggh">
               <w:r>
                 <w:rPr>
                   <w:rStyle w:val="Hyperlink"/>
@@ -8597,7 +8597,7 @@
             </w:tcMar>
           </w:tcPr>
           <w:p>
-            <w:hyperlink w:history="1" r:id="rIdtpoqbdfqn78h6jox6lq0n">
+            <w:hyperlink w:history="1" r:id="rIdpashru-qkzyzp7h3tswj9">
               <w:r>
                 <w:rPr>
                   <w:rStyle w:val="Hyperlink"/>
@@ -8618,7 +8618,7 @@
               </w:rPr>
               <w:t xml:space="preserve"> · </w:t>
             </w:r>
-            <w:hyperlink w:history="1" r:id="rIdrdv_itebiyhgxu6oqijbl">
+            <w:hyperlink w:history="1" r:id="rIdvuqulris_k_sk8po_w8gz">
               <w:r>
                 <w:rPr>
                   <w:rStyle w:val="Hyperlink"/>
@@ -8801,7 +8801,7 @@
             </w:tcMar>
           </w:tcPr>
           <w:p>
-            <w:hyperlink w:history="1" r:id="rId4flwc6i4ksaqvcnlluisu">
+            <w:hyperlink w:history="1" r:id="rIdtdo2dukgr9hjg-hmx89t0">
               <w:r>
                 <w:rPr>
                   <w:rStyle w:val="Hyperlink"/>
@@ -8822,7 +8822,7 @@
               </w:rPr>
               <w:t xml:space="preserve"> · </w:t>
             </w:r>
-            <w:hyperlink w:history="1" r:id="rIdqdi6jjw9-mi7lvnw-_24q">
+            <w:hyperlink w:history="1" r:id="rIdiygkylnbtxksztr4wjk0p">
               <w:r>
                 <w:rPr>
                   <w:rStyle w:val="Hyperlink"/>
@@ -9005,7 +9005,7 @@
             </w:tcMar>
           </w:tcPr>
           <w:p>
-            <w:hyperlink w:history="1" r:id="rIdwlvbyuq2hoghn0ynrjbwy">
+            <w:hyperlink w:history="1" r:id="rId61x3tt1-bmmluqhh7oejp">
               <w:r>
                 <w:rPr>
                   <w:rStyle w:val="Hyperlink"/>
@@ -9026,7 +9026,7 @@
               </w:rPr>
               <w:t xml:space="preserve"> · </w:t>
             </w:r>
-            <w:hyperlink w:history="1" r:id="rId5mxwodfcwpvtdnjru9pbq">
+            <w:hyperlink w:history="1" r:id="rIdjuflu4skks0ta50pg30zz">
               <w:r>
                 <w:rPr>
                   <w:rStyle w:val="Hyperlink"/>
@@ -9638,7 +9638,7 @@
             </w:tcMar>
           </w:tcPr>
           <w:p>
-            <w:hyperlink w:history="1" r:id="rIds-payxns5apsfbtno9wfm">
+            <w:hyperlink w:history="1" r:id="rId4ehtzfk0lgja6inmo9xyh">
               <w:r>
                 <w:rPr>
                   <w:rStyle w:val="Hyperlink"/>
@@ -10250,7 +10250,7 @@
             </w:tcMar>
           </w:tcPr>
           <w:p>
-            <w:hyperlink w:history="1" r:id="rIdtdimbgl6zsnigf3d5cqdu">
+            <w:hyperlink w:history="1" r:id="rIddgrtqyjzagr9frduzdnrd">
               <w:r>
                 <w:rPr>
                   <w:rStyle w:val="Hyperlink"/>
@@ -11421,7 +11421,7 @@
                 <w:sz w:val="24"/>
                 <w:szCs w:val="24"/>
               </w:rPr>
-              <w:t xml:space="preserve">1,696,820 ~ 1,711,820</w:t>
+              <w:t xml:space="preserve">1,673,400 ~ 1,688,400</w:t>
             </w:r>
           </w:p>
         </w:tc>
@@ -11603,7 +11603,7 @@
                 <w:sz w:val="24"/>
                 <w:szCs w:val="24"/>
               </w:rPr>
-              <w:t xml:space="preserve">282,720 ~ 297,720</w:t>
+              <w:t xml:space="preserve">259,300 ~ 274,300</w:t>
             </w:r>
           </w:p>
         </w:tc>
@@ -12321,7 +12321,7 @@
                 <w:sz w:val="19"/>
                 <w:szCs w:val="19"/>
               </w:rPr>
-              <w:t xml:space="preserve">PoE 인젝터 30W 12-48V (옥션) ×2</w:t>
+              <w:t xml:space="preserve">PoE 인젝터 30W 12-48V (G마켓) ×2</w:t>
             </w:r>
           </w:p>
         </w:tc>
@@ -12353,7 +12353,7 @@
                 <w:sz w:val="19"/>
                 <w:szCs w:val="19"/>
               </w:rPr>
-              <w:t xml:space="preserve">145,420</w:t>
+              <w:t xml:space="preserve">122,000</w:t>
             </w:r>
           </w:p>
         </w:tc>
@@ -13139,7 +13139,7 @@
                 <w:sz w:val="19"/>
                 <w:szCs w:val="19"/>
               </w:rPr>
-              <w:t xml:space="preserve">282,720 ~ 297,720</w:t>
+              <w:t xml:space="preserve">259,300 ~ 274,300</w:t>
             </w:r>
           </w:p>
         </w:tc>

--- a/docs/전달용/SSF2026_구매목록_계통별.docx
+++ b/docs/전달용/SSF2026_구매목록_계통별.docx
@@ -4267,7 +4267,7 @@
             </w:tcMar>
           </w:tcPr>
           <w:p>
-            <w:hyperlink w:history="1" r:id="rIdsvneyfnjl-ymiwg1-u0vr">
+            <w:hyperlink w:history="1" r:id="rId2yv7pgzvobuhdieg7nqjb">
               <w:r>
                 <w:rPr>
                   <w:rStyle w:val="Hyperlink"/>
@@ -4309,7 +4309,7 @@
                 <w:sz w:val="19"/>
                 <w:szCs w:val="19"/>
               </w:rPr>
-              <w:t xml:space="preserve">PoE 인젝터 30W DC 12-48V→48V DIN (G마켓, PSE5502G 동급)</w:t>
+              <w:t xml:space="preserve">PoE 인젝터 REVOTECH PSE5502G 30W DC 12-48V→48V (G마켓)</w:t>
             </w:r>
           </w:p>
         </w:tc>
@@ -4336,7 +4336,7 @@
                 <w:sz w:val="19"/>
                 <w:szCs w:val="19"/>
               </w:rPr>
-              <w:t xml:space="preserve">4S 배터리를 48V PoE 로 변환. 랜선 한 가닥으로 카메라 전원+데이터. 옥션분(10-14) 미발송 → 10-26 G마켓 재발주: 오늘출발·무료배송·국내배송만. 도착 시 OAK 로 802.3af 동작 확인</w:t>
+              <w:t xml:space="preserve">4S 배터리를 48V PoE 로 변환. 랜선 한 가닥으로 카메라 전원+데이터. 옥션분(10-14) 미발송 → 10-26 G마켓 재발주: 오늘출발·무료배송·국내배송만. 상세 사진으로 모델 PSE5502G·802.3af/at·30W·기가 확인</w:t>
             </w:r>
           </w:p>
         </w:tc>
@@ -4450,7 +4450,7 @@
             </w:tcMar>
           </w:tcPr>
           <w:p>
-            <w:hyperlink w:history="1" r:id="rIdt3fxdmxibo_xlix5gbqrz">
+            <w:hyperlink w:history="1" r:id="rIdly1mkioxedqwpcgulhqsf">
               <w:r>
                 <w:rPr>
                   <w:rStyle w:val="Hyperlink"/>
@@ -4471,7 +4471,7 @@
               </w:rPr>
               <w:t xml:space="preserve"> · </w:t>
             </w:r>
-            <w:hyperlink w:history="1" r:id="rId9_mgm7jhurjlkldhbozyb">
+            <w:hyperlink w:history="1" r:id="rIdijiv8evuyeuuednavwjau">
               <w:r>
                 <w:rPr>
                   <w:rStyle w:val="Hyperlink"/>
@@ -4654,7 +4654,7 @@
             </w:tcMar>
           </w:tcPr>
           <w:p>
-            <w:hyperlink w:history="1" r:id="rIdmnhfz1gnogjhacfrbrkzp">
+            <w:hyperlink w:history="1" r:id="rIdykqqgeveqjvlio-2sdyqb">
               <w:r>
                 <w:rPr>
                   <w:rStyle w:val="Hyperlink"/>
@@ -4837,7 +4837,7 @@
             </w:tcMar>
           </w:tcPr>
           <w:p>
-            <w:hyperlink w:history="1" r:id="rIdentrcgvipklpgfdqzszkw">
+            <w:hyperlink w:history="1" r:id="rIdirwlazwvwokpmt_l1-jmp">
               <w:r>
                 <w:rPr>
                   <w:rStyle w:val="Hyperlink"/>
@@ -4858,7 +4858,7 @@
               </w:rPr>
               <w:t xml:space="preserve"> · </w:t>
             </w:r>
-            <w:hyperlink w:history="1" r:id="rIdff3k1evi-uimk5rm98akh">
+            <w:hyperlink w:history="1" r:id="rId96nfp9obbe1a3ffhj3djl">
               <w:r>
                 <w:rPr>
                   <w:rStyle w:val="Hyperlink"/>
@@ -7144,7 +7144,7 @@
             </w:tcMar>
           </w:tcPr>
           <w:p>
-            <w:hyperlink w:history="1" r:id="rIdgp2ifh5gvsyqth9myft-x">
+            <w:hyperlink w:history="1" r:id="rIdur2wniad350620dgxahtx">
               <w:r>
                 <w:rPr>
                   <w:rStyle w:val="Hyperlink"/>
@@ -7165,7 +7165,7 @@
               </w:rPr>
               <w:t xml:space="preserve"> · </w:t>
             </w:r>
-            <w:hyperlink w:history="1" r:id="rIdqapoccc-_iku1hf5yeiui">
+            <w:hyperlink w:history="1" r:id="rIdcsada283qlywywxgfftfb">
               <w:r>
                 <w:rPr>
                   <w:rStyle w:val="Hyperlink"/>
@@ -7802,7 +7802,7 @@
             </w:tcMar>
           </w:tcPr>
           <w:p>
-            <w:hyperlink w:history="1" r:id="rIdbexkqs8kjug-mhd2noet9">
+            <w:hyperlink w:history="1" r:id="rIdupo4wejmtps6xjdmsmb0k">
               <w:r>
                 <w:rPr>
                   <w:rStyle w:val="Hyperlink"/>
@@ -7985,7 +7985,7 @@
             </w:tcMar>
           </w:tcPr>
           <w:p>
-            <w:hyperlink w:history="1" r:id="rIdisj7d3693efegqgoivggh">
+            <w:hyperlink w:history="1" r:id="rIdf5agv2qrxa6xg-ikgusdv">
               <w:r>
                 <w:rPr>
                   <w:rStyle w:val="Hyperlink"/>
@@ -8597,7 +8597,7 @@
             </w:tcMar>
           </w:tcPr>
           <w:p>
-            <w:hyperlink w:history="1" r:id="rIdpashru-qkzyzp7h3tswj9">
+            <w:hyperlink w:history="1" r:id="rIdiuznsh0oq0u5y7k7ow1a3">
               <w:r>
                 <w:rPr>
                   <w:rStyle w:val="Hyperlink"/>
@@ -8618,7 +8618,7 @@
               </w:rPr>
               <w:t xml:space="preserve"> · </w:t>
             </w:r>
-            <w:hyperlink w:history="1" r:id="rIdvuqulris_k_sk8po_w8gz">
+            <w:hyperlink w:history="1" r:id="rIdbvrmadtumxt_di9pwrtvq">
               <w:r>
                 <w:rPr>
                   <w:rStyle w:val="Hyperlink"/>
@@ -8801,7 +8801,7 @@
             </w:tcMar>
           </w:tcPr>
           <w:p>
-            <w:hyperlink w:history="1" r:id="rIdtdo2dukgr9hjg-hmx89t0">
+            <w:hyperlink w:history="1" r:id="rIdp2a-s1zvh9lb3qw380y0s">
               <w:r>
                 <w:rPr>
                   <w:rStyle w:val="Hyperlink"/>
@@ -8822,7 +8822,7 @@
               </w:rPr>
               <w:t xml:space="preserve"> · </w:t>
             </w:r>
-            <w:hyperlink w:history="1" r:id="rIdiygkylnbtxksztr4wjk0p">
+            <w:hyperlink w:history="1" r:id="rIdcogm9cohezdidjpje9lth">
               <w:r>
                 <w:rPr>
                   <w:rStyle w:val="Hyperlink"/>
@@ -9005,7 +9005,7 @@
             </w:tcMar>
           </w:tcPr>
           <w:p>
-            <w:hyperlink w:history="1" r:id="rId61x3tt1-bmmluqhh7oejp">
+            <w:hyperlink w:history="1" r:id="rIdmnzscbxw4xtj5rkbrzlvh">
               <w:r>
                 <w:rPr>
                   <w:rStyle w:val="Hyperlink"/>
@@ -9026,7 +9026,7 @@
               </w:rPr>
               <w:t xml:space="preserve"> · </w:t>
             </w:r>
-            <w:hyperlink w:history="1" r:id="rIdjuflu4skks0ta50pg30zz">
+            <w:hyperlink w:history="1" r:id="rIddioegqvrqcv6y02ptyrsu">
               <w:r>
                 <w:rPr>
                   <w:rStyle w:val="Hyperlink"/>
@@ -9638,7 +9638,7 @@
             </w:tcMar>
           </w:tcPr>
           <w:p>
-            <w:hyperlink w:history="1" r:id="rId4ehtzfk0lgja6inmo9xyh">
+            <w:hyperlink w:history="1" r:id="rIdl0kyacaokkcd47plexxzl">
               <w:r>
                 <w:rPr>
                   <w:rStyle w:val="Hyperlink"/>
@@ -10250,7 +10250,7 @@
             </w:tcMar>
           </w:tcPr>
           <w:p>
-            <w:hyperlink w:history="1" r:id="rIddgrtqyjzagr9frduzdnrd">
+            <w:hyperlink w:history="1" r:id="rId5hqco4avsubjwmoyseqk1">
               <w:r>
                 <w:rPr>
                   <w:rStyle w:val="Hyperlink"/>

--- a/docs/전달용/SSF2026_구매목록_계통별.docx
+++ b/docs/전달용/SSF2026_구매목록_계통별.docx
@@ -39,7 +39,7 @@
           <w:sz w:val="19"/>
           <w:szCs w:val="19"/>
         </w:rPr>
-        <w:t xml:space="preserve">사야 할 것은 11항목, 합계 약 167~169만원이다. 아직 하나도 주문하지 않았다. 같은 계통 안에서 하나만 빠져도 그 계통은 안 돈다.</w:t>
+        <w:t xml:space="preserve">사야 할 것은 12항목, 합계 약 168~169만원이다. 아직 하나도 주문하지 않았다. 같은 계통 안에서 하나만 빠져도 그 계통은 안 돈다.</w:t>
       </w:r>
     </w:p>
     <w:tbl>
@@ -770,7 +770,7 @@
                 <w:sz w:val="19"/>
                 <w:szCs w:val="19"/>
               </w:rPr>
-              <w:t xml:space="preserve">3</w:t>
+              <w:t xml:space="preserve">4</w:t>
             </w:r>
           </w:p>
         </w:tc>
@@ -802,7 +802,7 @@
                 <w:sz w:val="19"/>
                 <w:szCs w:val="19"/>
               </w:rPr>
-              <w:t xml:space="preserve">46,220</w:t>
+              <w:t xml:space="preserve">49,190</w:t>
             </w:r>
           </w:p>
         </w:tc>
@@ -834,7 +834,7 @@
                 <w:sz w:val="19"/>
                 <w:szCs w:val="19"/>
               </w:rPr>
-              <w:t xml:space="preserve">P1</w:t>
+              <w:t xml:space="preserve">P1 (+DC 수 플러그 ×3)</w:t>
             </w:r>
           </w:p>
         </w:tc>
@@ -1162,7 +1162,7 @@
                 <w:sz w:val="19"/>
                 <w:szCs w:val="19"/>
               </w:rPr>
-              <w:t xml:space="preserve">11</w:t>
+              <w:t xml:space="preserve">12</w:t>
             </w:r>
           </w:p>
         </w:tc>
@@ -1195,7 +1195,7 @@
                 <w:sz w:val="19"/>
                 <w:szCs w:val="19"/>
               </w:rPr>
-              <w:t xml:space="preserve">1,673,400 ~ 1,688,400</w:t>
+              <w:t xml:space="preserve">1,676,370 ~ 1,691,370</w:t>
             </w:r>
           </w:p>
         </w:tc>
@@ -4267,7 +4267,7 @@
             </w:tcMar>
           </w:tcPr>
           <w:p>
-            <w:hyperlink w:history="1" r:id="rId2yv7pgzvobuhdieg7nqjb">
+            <w:hyperlink w:history="1" r:id="rId44a7renf5cclxz5zf_q3u">
               <w:r>
                 <w:rPr>
                   <w:rStyle w:val="Hyperlink"/>
@@ -4450,7 +4450,7 @@
             </w:tcMar>
           </w:tcPr>
           <w:p>
-            <w:hyperlink w:history="1" r:id="rIdly1mkioxedqwpcgulhqsf">
+            <w:hyperlink w:history="1" r:id="rIdiak0tomwn6g9zykqk1jtk">
               <w:r>
                 <w:rPr>
                   <w:rStyle w:val="Hyperlink"/>
@@ -4471,7 +4471,7 @@
               </w:rPr>
               <w:t xml:space="preserve"> · </w:t>
             </w:r>
-            <w:hyperlink w:history="1" r:id="rIdijiv8evuyeuuednavwjau">
+            <w:hyperlink w:history="1" r:id="rIdiwq59ow_kvx9kyvhfbzsl">
               <w:r>
                 <w:rPr>
                   <w:rStyle w:val="Hyperlink"/>
@@ -4654,7 +4654,7 @@
             </w:tcMar>
           </w:tcPr>
           <w:p>
-            <w:hyperlink w:history="1" r:id="rIdykqqgeveqjvlio-2sdyqb">
+            <w:hyperlink w:history="1" r:id="rIdihxhbn_jh-dq6ryqbmeik">
               <w:r>
                 <w:rPr>
                   <w:rStyle w:val="Hyperlink"/>
@@ -4837,7 +4837,7 @@
             </w:tcMar>
           </w:tcPr>
           <w:p>
-            <w:hyperlink w:history="1" r:id="rIdirwlazwvwokpmt_l1-jmp">
+            <w:hyperlink w:history="1" r:id="rId7vdv6ifbf-vkfwvmvnqvm">
               <w:r>
                 <w:rPr>
                   <w:rStyle w:val="Hyperlink"/>
@@ -4858,7 +4858,7 @@
               </w:rPr>
               <w:t xml:space="preserve"> · </w:t>
             </w:r>
-            <w:hyperlink w:history="1" r:id="rId96nfp9obbe1a3ffhj3djl">
+            <w:hyperlink w:history="1" r:id="rIdtz29twwb66pqfaf2vybik">
               <w:r>
                 <w:rPr>
                   <w:rStyle w:val="Hyperlink"/>
@@ -7144,7 +7144,7 @@
             </w:tcMar>
           </w:tcPr>
           <w:p>
-            <w:hyperlink w:history="1" r:id="rIdur2wniad350620dgxahtx">
+            <w:hyperlink w:history="1" r:id="rIdli4guhy271cjaml69voa7">
               <w:r>
                 <w:rPr>
                   <w:rStyle w:val="Hyperlink"/>
@@ -7165,7 +7165,7 @@
               </w:rPr>
               <w:t xml:space="preserve"> · </w:t>
             </w:r>
-            <w:hyperlink w:history="1" r:id="rIdcsada283qlywywxgfftfb">
+            <w:hyperlink w:history="1" r:id="rId65i3q_ezswo5rxnhnrlyq">
               <w:r>
                 <w:rPr>
                   <w:rStyle w:val="Hyperlink"/>
@@ -7802,7 +7802,7 @@
             </w:tcMar>
           </w:tcPr>
           <w:p>
-            <w:hyperlink w:history="1" r:id="rIdupo4wejmtps6xjdmsmb0k">
+            <w:hyperlink w:history="1" r:id="rIdnms0izsssx-njkgljvtsz">
               <w:r>
                 <w:rPr>
                   <w:rStyle w:val="Hyperlink"/>
@@ -7985,7 +7985,7 @@
             </w:tcMar>
           </w:tcPr>
           <w:p>
-            <w:hyperlink w:history="1" r:id="rIdf5agv2qrxa6xg-ikgusdv">
+            <w:hyperlink w:history="1" r:id="rIditohokomgmafkgvl6c6ns">
               <w:r>
                 <w:rPr>
                   <w:rStyle w:val="Hyperlink"/>
@@ -8597,7 +8597,7 @@
             </w:tcMar>
           </w:tcPr>
           <w:p>
-            <w:hyperlink w:history="1" r:id="rIdiuznsh0oq0u5y7k7ow1a3">
+            <w:hyperlink w:history="1" r:id="rIdgevlhmvtlxpbltyu1qhh3">
               <w:r>
                 <w:rPr>
                   <w:rStyle w:val="Hyperlink"/>
@@ -8618,7 +8618,7 @@
               </w:rPr>
               <w:t xml:space="preserve"> · </w:t>
             </w:r>
-            <w:hyperlink w:history="1" r:id="rIdbvrmadtumxt_di9pwrtvq">
+            <w:hyperlink w:history="1" r:id="rId0sy-xaabkvaqhwxgkx1sf">
               <w:r>
                 <w:rPr>
                   <w:rStyle w:val="Hyperlink"/>
@@ -8801,7 +8801,7 @@
             </w:tcMar>
           </w:tcPr>
           <w:p>
-            <w:hyperlink w:history="1" r:id="rIdp2a-s1zvh9lb3qw380y0s">
+            <w:hyperlink w:history="1" r:id="rId0mmpu4v7-kb3x2c_1co_j">
               <w:r>
                 <w:rPr>
                   <w:rStyle w:val="Hyperlink"/>
@@ -8822,7 +8822,7 @@
               </w:rPr>
               <w:t xml:space="preserve"> · </w:t>
             </w:r>
-            <w:hyperlink w:history="1" r:id="rIdcogm9cohezdidjpje9lth">
+            <w:hyperlink w:history="1" r:id="rIdr0vid5w8391wwtb5sbc_x">
               <w:r>
                 <w:rPr>
                   <w:rStyle w:val="Hyperlink"/>
@@ -8864,7 +8864,7 @@
                 <w:sz w:val="19"/>
                 <w:szCs w:val="19"/>
               </w:rPr>
-              <w:t xml:space="preserve">퓨즈홀더 BF303 + 5x20 퓨즈 3A</w:t>
+              <w:t xml:space="preserve">DC 5.5×2.1 수(MALE) 플러그 케이블 30cm</w:t>
             </w:r>
           </w:p>
         </w:tc>
@@ -8891,7 +8891,7 @@
                 <w:sz w:val="19"/>
                 <w:szCs w:val="19"/>
               </w:rPr>
-              <w:t xml:space="preserve">허브 급전(XL4015 입력) 보호. 퓨즈는 1회용이라 예비 포함 10개(10-14)</w:t>
+              <w:t xml:space="preserve">인젝터·허브 DC IN 잭. 배당 2개 = 4개 필요, 티놀지 세트에 수 1개뿐. 인젝터에 리드선 동봉되면 예비. 극성(중심 +) 라벨·멀티미터로 확인 후 삽입</w:t>
             </w:r>
           </w:p>
         </w:tc>
@@ -8921,7 +8921,7 @@
                 <w:sz w:val="19"/>
                 <w:szCs w:val="19"/>
               </w:rPr>
-              <w:t xml:space="preserve">홀더 2 · 퓨즈 10</w:t>
+              <w:t xml:space="preserve">3</w:t>
             </w:r>
           </w:p>
         </w:tc>
@@ -8951,7 +8951,7 @@
                 <w:sz w:val="19"/>
                 <w:szCs w:val="19"/>
               </w:rPr>
-              <w:t xml:space="preserve">3,700</w:t>
+              <w:t xml:space="preserve">2,970 + 배송 3,000</w:t>
             </w:r>
           </w:p>
         </w:tc>
@@ -9005,7 +9005,190 @@
             </w:tcMar>
           </w:tcPr>
           <w:p>
-            <w:hyperlink w:history="1" r:id="rIdmnzscbxw4xtj5rkbrzlvh">
+            <w:hyperlink w:history="1" r:id="rIdzj-vecffv0qwmvujxmwlg">
+              <w:r>
+                <w:rPr>
+                  <w:rStyle w:val="Hyperlink"/>
+                  <w:rFonts w:ascii="Malgun Gothic" w:cs="Malgun Gothic" w:eastAsia="Malgun Gothic" w:hAnsi="Malgun Gothic"/>
+                  <w:color w:val="0563C1"/>
+                  <w:sz w:val="19"/>
+                  <w:szCs w:val="19"/>
+                  <w:u w:val="single"/>
+                </w:rPr>
+                <w:t xml:space="preserve">쿠팡</w:t>
+              </w:r>
+            </w:hyperlink>
+          </w:p>
+        </w:tc>
+      </w:tr>
+      <w:tr>
+        <w:tc>
+          <w:tcPr>
+            <w:tcW w:type="dxa" w:w="3000"/>
+            <w:tcBorders>
+              <w:top w:val="single" w:color="A6A6A6" w:sz="4"/>
+              <w:left w:val="single" w:color="A6A6A6" w:sz="4"/>
+              <w:bottom w:val="single" w:color="A6A6A6" w:sz="4"/>
+              <w:right w:val="single" w:color="A6A6A6" w:sz="4"/>
+            </w:tcBorders>
+            <w:tcMar>
+              <w:top w:type="dxa" w:w="60"/>
+              <w:left w:type="dxa" w:w="100"/>
+              <w:bottom w:type="dxa" w:w="60"/>
+              <w:right w:type="dxa" w:w="100"/>
+            </w:tcMar>
+          </w:tcPr>
+          <w:p>
+            <w:r>
+              <w:rPr>
+                <w:rFonts w:ascii="Malgun Gothic" w:cs="Malgun Gothic" w:eastAsia="Malgun Gothic" w:hAnsi="Malgun Gothic"/>
+                <w:b/>
+                <w:bCs/>
+                <w:sz w:val="19"/>
+                <w:szCs w:val="19"/>
+              </w:rPr>
+              <w:t xml:space="preserve">퓨즈홀더 BF303 + 5x20 퓨즈 3A</w:t>
+            </w:r>
+          </w:p>
+        </w:tc>
+        <w:tc>
+          <w:tcPr>
+            <w:tcW w:type="dxa" w:w="4000"/>
+            <w:tcBorders>
+              <w:top w:val="single" w:color="A6A6A6" w:sz="4"/>
+              <w:left w:val="single" w:color="A6A6A6" w:sz="4"/>
+              <w:bottom w:val="single" w:color="A6A6A6" w:sz="4"/>
+              <w:right w:val="single" w:color="A6A6A6" w:sz="4"/>
+            </w:tcBorders>
+            <w:tcMar>
+              <w:top w:type="dxa" w:w="60"/>
+              <w:left w:type="dxa" w:w="100"/>
+              <w:bottom w:type="dxa" w:w="60"/>
+              <w:right w:type="dxa" w:w="100"/>
+            </w:tcMar>
+          </w:tcPr>
+          <w:p>
+            <w:r>
+              <w:rPr>
+                <w:rFonts w:ascii="Malgun Gothic" w:cs="Malgun Gothic" w:eastAsia="Malgun Gothic" w:hAnsi="Malgun Gothic"/>
+                <w:sz w:val="19"/>
+                <w:szCs w:val="19"/>
+              </w:rPr>
+              <w:t xml:space="preserve">허브 급전(XL4015 입력) 보호. 퓨즈는 1회용이라 예비 포함 10개(10-14)</w:t>
+            </w:r>
+          </w:p>
+        </w:tc>
+        <w:tc>
+          <w:tcPr>
+            <w:tcW w:type="dxa" w:w="1100"/>
+            <w:tcBorders>
+              <w:top w:val="single" w:color="A6A6A6" w:sz="4"/>
+              <w:left w:val="single" w:color="A6A6A6" w:sz="4"/>
+              <w:bottom w:val="single" w:color="A6A6A6" w:sz="4"/>
+              <w:right w:val="single" w:color="A6A6A6" w:sz="4"/>
+            </w:tcBorders>
+            <w:tcMar>
+              <w:top w:type="dxa" w:w="60"/>
+              <w:left w:type="dxa" w:w="100"/>
+              <w:bottom w:type="dxa" w:w="60"/>
+              <w:right w:type="dxa" w:w="100"/>
+            </w:tcMar>
+          </w:tcPr>
+          <w:p>
+            <w:pPr>
+              <w:jc w:val="center"/>
+            </w:pPr>
+            <w:r>
+              <w:rPr>
+                <w:rFonts w:ascii="Malgun Gothic" w:cs="Malgun Gothic" w:eastAsia="Malgun Gothic" w:hAnsi="Malgun Gothic"/>
+                <w:sz w:val="19"/>
+                <w:szCs w:val="19"/>
+              </w:rPr>
+              <w:t xml:space="preserve">홀더 2 · 퓨즈 10</w:t>
+            </w:r>
+          </w:p>
+        </w:tc>
+        <w:tc>
+          <w:tcPr>
+            <w:tcW w:type="dxa" w:w="2300"/>
+            <w:tcBorders>
+              <w:top w:val="single" w:color="A6A6A6" w:sz="4"/>
+              <w:left w:val="single" w:color="A6A6A6" w:sz="4"/>
+              <w:bottom w:val="single" w:color="A6A6A6" w:sz="4"/>
+              <w:right w:val="single" w:color="A6A6A6" w:sz="4"/>
+            </w:tcBorders>
+            <w:tcMar>
+              <w:top w:type="dxa" w:w="60"/>
+              <w:left w:type="dxa" w:w="100"/>
+              <w:bottom w:type="dxa" w:w="60"/>
+              <w:right w:type="dxa" w:w="100"/>
+            </w:tcMar>
+          </w:tcPr>
+          <w:p>
+            <w:pPr>
+              <w:jc w:val="right"/>
+            </w:pPr>
+            <w:r>
+              <w:rPr>
+                <w:rFonts w:ascii="Malgun Gothic" w:cs="Malgun Gothic" w:eastAsia="Malgun Gothic" w:hAnsi="Malgun Gothic"/>
+                <w:sz w:val="19"/>
+                <w:szCs w:val="19"/>
+              </w:rPr>
+              <w:t xml:space="preserve">3,700</w:t>
+            </w:r>
+          </w:p>
+        </w:tc>
+        <w:tc>
+          <w:tcPr>
+            <w:tcW w:type="dxa" w:w="700"/>
+            <w:tcBorders>
+              <w:top w:val="single" w:color="A6A6A6" w:sz="4"/>
+              <w:left w:val="single" w:color="A6A6A6" w:sz="4"/>
+              <w:bottom w:val="single" w:color="A6A6A6" w:sz="4"/>
+              <w:right w:val="single" w:color="A6A6A6" w:sz="4"/>
+            </w:tcBorders>
+            <w:tcMar>
+              <w:top w:type="dxa" w:w="60"/>
+              <w:left w:type="dxa" w:w="100"/>
+              <w:bottom w:type="dxa" w:w="60"/>
+              <w:right w:type="dxa" w:w="100"/>
+            </w:tcMar>
+          </w:tcPr>
+          <w:p>
+            <w:pPr>
+              <w:jc w:val="center"/>
+            </w:pPr>
+            <w:r>
+              <w:rPr>
+                <w:rFonts w:ascii="Malgun Gothic" w:cs="Malgun Gothic" w:eastAsia="Malgun Gothic" w:hAnsi="Malgun Gothic"/>
+                <w:b w:val="false"/>
+                <w:bCs w:val="false"/>
+                <w:color w:val="000000"/>
+                <w:sz w:val="19"/>
+                <w:szCs w:val="19"/>
+              </w:rPr>
+              <w:t xml:space="preserve">P1</w:t>
+            </w:r>
+          </w:p>
+        </w:tc>
+        <w:tc>
+          <w:tcPr>
+            <w:tcW w:type="dxa" w:w="3470"/>
+            <w:tcBorders>
+              <w:top w:val="single" w:color="A6A6A6" w:sz="4"/>
+              <w:left w:val="single" w:color="A6A6A6" w:sz="4"/>
+              <w:bottom w:val="single" w:color="A6A6A6" w:sz="4"/>
+              <w:right w:val="single" w:color="A6A6A6" w:sz="4"/>
+            </w:tcBorders>
+            <w:tcMar>
+              <w:top w:type="dxa" w:w="60"/>
+              <w:left w:type="dxa" w:w="100"/>
+              <w:bottom w:type="dxa" w:w="60"/>
+              <w:right w:type="dxa" w:w="100"/>
+            </w:tcMar>
+          </w:tcPr>
+          <w:p>
+            <w:hyperlink w:history="1" r:id="rIdnrd0zbeqb_q4zoh7ea_u0">
               <w:r>
                 <w:rPr>
                   <w:rStyle w:val="Hyperlink"/>
@@ -9026,7 +9209,7 @@
               </w:rPr>
               <w:t xml:space="preserve"> · </w:t>
             </w:r>
-            <w:hyperlink w:history="1" r:id="rIddioegqvrqcv6y02ptyrsu">
+            <w:hyperlink w:history="1" r:id="rIdoriyiddsvkpndlgs60hce">
               <w:r>
                 <w:rPr>
                   <w:rStyle w:val="Hyperlink"/>
@@ -9158,7 +9341,7 @@
                 <w:sz w:val="19"/>
                 <w:szCs w:val="19"/>
               </w:rPr>
-              <w:t xml:space="preserve">46,220</w:t>
+              <w:t xml:space="preserve">49,190</w:t>
             </w:r>
           </w:p>
         </w:tc>
@@ -9638,7 +9821,7 @@
             </w:tcMar>
           </w:tcPr>
           <w:p>
-            <w:hyperlink w:history="1" r:id="rIdl0kyacaokkcd47plexxzl">
+            <w:hyperlink w:history="1" r:id="rIdyhgrk4njhdkppykcrt05n">
               <w:r>
                 <w:rPr>
                   <w:rStyle w:val="Hyperlink"/>
@@ -10250,7 +10433,7 @@
             </w:tcMar>
           </w:tcPr>
           <w:p>
-            <w:hyperlink w:history="1" r:id="rId5hqco4avsubjwmoyseqk1">
+            <w:hyperlink w:history="1" r:id="rIdecdytyvm_8oizh2_dzgrl">
               <w:r>
                 <w:rPr>
                   <w:rStyle w:val="Hyperlink"/>
@@ -11421,7 +11604,7 @@
                 <w:sz w:val="24"/>
                 <w:szCs w:val="24"/>
               </w:rPr>
-              <w:t xml:space="preserve">1,673,400 ~ 1,688,400</w:t>
+              <w:t xml:space="preserve">1,676,370 ~ 1,691,370</w:t>
             </w:r>
           </w:p>
         </w:tc>
@@ -11448,7 +11631,7 @@
                 <w:sz w:val="19"/>
                 <w:szCs w:val="19"/>
               </w:rPr>
-              <w:t xml:space="preserve">11항목 전체</w:t>
+              <w:t xml:space="preserve">12항목 전체</w:t>
             </w:r>
           </w:p>
         </w:tc>
@@ -11603,7 +11786,7 @@
                 <w:sz w:val="24"/>
                 <w:szCs w:val="24"/>
               </w:rPr>
-              <w:t xml:space="preserve">259,300 ~ 274,300</w:t>
+              <w:t xml:space="preserve">262,270 ~ 277,270</w:t>
             </w:r>
           </w:p>
         </w:tc>
@@ -11630,7 +11813,7 @@
                 <w:sz w:val="19"/>
                 <w:szCs w:val="19"/>
               </w:rPr>
-              <w:t xml:space="preserve">나머지 8항목 — 우리가 내야 하는 금액</w:t>
+              <w:t xml:space="preserve">나머지 9항목 — 우리가 내야 하는 금액</w:t>
             </w:r>
           </w:p>
         </w:tc>
@@ -12909,7 +13092,7 @@
                 <w:sz w:val="19"/>
                 <w:szCs w:val="19"/>
               </w:rPr>
-              <w:t xml:space="preserve">퓨즈홀더 ×4 + 퓨즈 2A×10·3A×10</w:t>
+              <w:t xml:space="preserve">DC 5.5×2.1 수 플러그 ×3</w:t>
             </w:r>
           </w:p>
         </w:tc>
@@ -12941,7 +13124,7 @@
                 <w:sz w:val="19"/>
                 <w:szCs w:val="19"/>
               </w:rPr>
-              <w:t xml:space="preserve">7,400</w:t>
+              <w:t xml:space="preserve">2,970</w:t>
             </w:r>
           </w:p>
         </w:tc>
@@ -12973,7 +13156,7 @@
                 <w:sz w:val="19"/>
                 <w:szCs w:val="19"/>
               </w:rPr>
-              <w:t xml:space="preserve">A·E</w:t>
+              <w:t xml:space="preserve">E. USB 허브 / A 인젝터</w:t>
             </w:r>
           </w:p>
         </w:tc>
@@ -13007,7 +13190,7 @@
                 <w:sz w:val="19"/>
                 <w:szCs w:val="19"/>
               </w:rPr>
-              <w:t xml:space="preserve">EC5 피그테일 ×3</w:t>
+              <w:t xml:space="preserve">퓨즈홀더 ×4 + 퓨즈 2A×10·3A×10</w:t>
             </w:r>
           </w:p>
         </w:tc>
@@ -13039,7 +13222,7 @@
                 <w:sz w:val="19"/>
                 <w:szCs w:val="19"/>
               </w:rPr>
-              <w:t xml:space="preserve">9,000</w:t>
+              <w:t xml:space="preserve">7,400</w:t>
             </w:r>
           </w:p>
         </w:tc>
@@ -13071,7 +13254,7 @@
                 <w:sz w:val="19"/>
                 <w:szCs w:val="19"/>
               </w:rPr>
-              <w:t xml:space="preserve">F. 주 전력</w:t>
+              <w:t xml:space="preserve">A·E</w:t>
             </w:r>
           </w:p>
         </w:tc>
@@ -13086,6 +13269,104 @@
               <w:bottom w:val="single" w:color="A6A6A6" w:sz="4"/>
               <w:right w:val="single" w:color="A6A6A6" w:sz="4"/>
             </w:tcBorders>
+            <w:tcMar>
+              <w:top w:type="dxa" w:w="60"/>
+              <w:left w:type="dxa" w:w="100"/>
+              <w:bottom w:type="dxa" w:w="60"/>
+              <w:right w:type="dxa" w:w="100"/>
+            </w:tcMar>
+          </w:tcPr>
+          <w:p>
+            <w:pPr>
+              <w:jc w:val="left"/>
+            </w:pPr>
+            <w:r>
+              <w:rPr>
+                <w:rFonts w:ascii="Malgun Gothic" w:cs="Malgun Gothic" w:eastAsia="Malgun Gothic" w:hAnsi="Malgun Gothic"/>
+                <w:b/>
+                <w:bCs/>
+                <w:sz w:val="19"/>
+                <w:szCs w:val="19"/>
+              </w:rPr>
+              <w:t xml:space="preserve">EC5 피그테일 ×3</w:t>
+            </w:r>
+          </w:p>
+        </w:tc>
+        <w:tc>
+          <w:tcPr>
+            <w:tcW w:type="dxa" w:w="3800"/>
+            <w:tcBorders>
+              <w:top w:val="single" w:color="A6A6A6" w:sz="4"/>
+              <w:left w:val="single" w:color="A6A6A6" w:sz="4"/>
+              <w:bottom w:val="single" w:color="A6A6A6" w:sz="4"/>
+              <w:right w:val="single" w:color="A6A6A6" w:sz="4"/>
+            </w:tcBorders>
+            <w:tcMar>
+              <w:top w:type="dxa" w:w="60"/>
+              <w:left w:type="dxa" w:w="100"/>
+              <w:bottom w:type="dxa" w:w="60"/>
+              <w:right w:type="dxa" w:w="100"/>
+            </w:tcMar>
+          </w:tcPr>
+          <w:p>
+            <w:pPr>
+              <w:jc w:val="right"/>
+            </w:pPr>
+            <w:r>
+              <w:rPr>
+                <w:rFonts w:ascii="Malgun Gothic" w:cs="Malgun Gothic" w:eastAsia="Malgun Gothic" w:hAnsi="Malgun Gothic"/>
+                <w:b w:val="false"/>
+                <w:bCs w:val="false"/>
+                <w:sz w:val="19"/>
+                <w:szCs w:val="19"/>
+              </w:rPr>
+              <w:t xml:space="preserve">9,000</w:t>
+            </w:r>
+          </w:p>
+        </w:tc>
+        <w:tc>
+          <w:tcPr>
+            <w:tcW w:type="dxa" w:w="6570"/>
+            <w:tcBorders>
+              <w:top w:val="single" w:color="A6A6A6" w:sz="4"/>
+              <w:left w:val="single" w:color="A6A6A6" w:sz="4"/>
+              <w:bottom w:val="single" w:color="A6A6A6" w:sz="4"/>
+              <w:right w:val="single" w:color="A6A6A6" w:sz="4"/>
+            </w:tcBorders>
+            <w:tcMar>
+              <w:top w:type="dxa" w:w="60"/>
+              <w:left w:type="dxa" w:w="100"/>
+              <w:bottom w:type="dxa" w:w="60"/>
+              <w:right w:type="dxa" w:w="100"/>
+            </w:tcMar>
+          </w:tcPr>
+          <w:p>
+            <w:pPr>
+              <w:jc w:val="left"/>
+            </w:pPr>
+            <w:r>
+              <w:rPr>
+                <w:rFonts w:ascii="Malgun Gothic" w:cs="Malgun Gothic" w:eastAsia="Malgun Gothic" w:hAnsi="Malgun Gothic"/>
+                <w:b w:val="false"/>
+                <w:bCs w:val="false"/>
+                <w:sz w:val="19"/>
+                <w:szCs w:val="19"/>
+              </w:rPr>
+              <w:t xml:space="preserve">F. 주 전력</w:t>
+            </w:r>
+          </w:p>
+        </w:tc>
+      </w:tr>
+      <w:tr>
+        <w:tc>
+          <w:tcPr>
+            <w:tcW w:type="dxa" w:w="4200"/>
+            <w:tcBorders>
+              <w:top w:val="single" w:color="A6A6A6" w:sz="4"/>
+              <w:left w:val="single" w:color="A6A6A6" w:sz="4"/>
+              <w:bottom w:val="single" w:color="A6A6A6" w:sz="4"/>
+              <w:right w:val="single" w:color="A6A6A6" w:sz="4"/>
+            </w:tcBorders>
             <w:shd w:fill="F2F2F2" w:color="auto" w:val="clear"/>
             <w:tcMar>
               <w:top w:type="dxa" w:w="60"/>
@@ -13139,7 +13420,7 @@
                 <w:sz w:val="19"/>
                 <w:szCs w:val="19"/>
               </w:rPr>
-              <w:t xml:space="preserve">259,300 ~ 274,300</w:t>
+              <w:t xml:space="preserve">262,270 ~ 277,270</w:t>
             </w:r>
           </w:p>
         </w:tc>

--- a/docs/전달용/SSF2026_구매목록_계통별.docx
+++ b/docs/전달용/SSF2026_구매목록_계통별.docx
@@ -1258,7 +1258,7 @@
           <w:sz w:val="19"/>
           <w:szCs w:val="19"/>
         </w:rPr>
-        <w:t xml:space="preserve">주문 10-18~19, 도착 10-20~22. 11항목 중 8항목 도착, 부분 1(홀더), 미확인 3(인젝터·EC5·DC잭) + 3A 퓨즈.</w:t>
+        <w:t xml:space="preserve">주문 10-18~19, 도착 10-20~22. 12항목 중 9항목 도착, 부분 1(홀더), 미도착 4(인젝터 재발주·DC잭·수 플러그·3A 퓨즈).</w:t>
       </w:r>
     </w:p>
     <w:tbl>
@@ -3514,7 +3514,7 @@
               <w:bottom w:val="single" w:color="A6A6A6" w:sz="4"/>
               <w:right w:val="single" w:color="A6A6A6" w:sz="4"/>
             </w:tcBorders>
-            <w:shd w:fill="FDECEA" w:color="auto" w:val="clear"/>
+            <w:shd w:fill="E8F3EA" w:color="auto" w:val="clear"/>
             <w:tcMar>
               <w:top w:type="dxa" w:w="60"/>
               <w:left w:type="dxa" w:w="100"/>
@@ -3548,7 +3548,7 @@
               <w:bottom w:val="single" w:color="A6A6A6" w:sz="4"/>
               <w:right w:val="single" w:color="A6A6A6" w:sz="4"/>
             </w:tcBorders>
-            <w:shd w:fill="FDECEA" w:color="auto" w:val="clear"/>
+            <w:shd w:fill="E8F3EA" w:color="auto" w:val="clear"/>
             <w:tcMar>
               <w:top w:type="dxa" w:w="60"/>
               <w:left w:type="dxa" w:w="100"/>
@@ -3582,7 +3582,7 @@
               <w:bottom w:val="single" w:color="A6A6A6" w:sz="4"/>
               <w:right w:val="single" w:color="A6A6A6" w:sz="4"/>
             </w:tcBorders>
-            <w:shd w:fill="FDECEA" w:color="auto" w:val="clear"/>
+            <w:shd w:fill="E8F3EA" w:color="auto" w:val="clear"/>
             <w:tcMar>
               <w:top w:type="dxa" w:w="60"/>
               <w:left w:type="dxa" w:w="100"/>
@@ -3603,7 +3603,7 @@
                 <w:sz w:val="19"/>
                 <w:szCs w:val="19"/>
               </w:rPr>
-              <w:t xml:space="preserve">0</w:t>
+              <w:t xml:space="preserve">3</w:t>
             </w:r>
           </w:p>
         </w:tc>
@@ -3616,7 +3616,7 @@
               <w:bottom w:val="single" w:color="A6A6A6" w:sz="4"/>
               <w:right w:val="single" w:color="A6A6A6" w:sz="4"/>
             </w:tcBorders>
-            <w:shd w:fill="FDECEA" w:color="auto" w:val="clear"/>
+            <w:shd w:fill="E8F3EA" w:color="auto" w:val="clear"/>
             <w:tcMar>
               <w:top w:type="dxa" w:w="60"/>
               <w:left w:type="dxa" w:w="100"/>
@@ -3637,7 +3637,7 @@
                 <w:sz w:val="19"/>
                 <w:szCs w:val="19"/>
               </w:rPr>
-              <w:t xml:space="preserve">사진 없음</w:t>
+              <w:t xml:space="preserve">팀 확인 10-26</w:t>
             </w:r>
           </w:p>
         </w:tc>
@@ -3650,7 +3650,7 @@
               <w:bottom w:val="single" w:color="A6A6A6" w:sz="4"/>
               <w:right w:val="single" w:color="A6A6A6" w:sz="4"/>
             </w:tcBorders>
-            <w:shd w:fill="FDECEA" w:color="auto" w:val="clear"/>
+            <w:shd w:fill="E8F3EA" w:color="auto" w:val="clear"/>
             <w:tcMar>
               <w:top w:type="dxa" w:w="60"/>
               <w:left w:type="dxa" w:w="100"/>
@@ -3667,11 +3667,11 @@
                 <w:rFonts w:ascii="Malgun Gothic" w:cs="Malgun Gothic" w:eastAsia="Malgun Gothic" w:hAnsi="Malgun Gothic"/>
                 <w:b/>
                 <w:bCs/>
-                <w:color w:val="C00000"/>
-                <w:sz w:val="19"/>
-                <w:szCs w:val="19"/>
-              </w:rPr>
-              <w:t xml:space="preserve">⚠ 미확인</w:t>
+                <w:color w:val="1F7A3A"/>
+                <w:sz w:val="19"/>
+                <w:szCs w:val="19"/>
+              </w:rPr>
+              <w:t xml:space="preserve">✓ 도착</w:t>
             </w:r>
           </w:p>
         </w:tc>
@@ -4267,7 +4267,7 @@
             </w:tcMar>
           </w:tcPr>
           <w:p>
-            <w:hyperlink w:history="1" r:id="rId44a7renf5cclxz5zf_q3u">
+            <w:hyperlink w:history="1" r:id="rIdk_xghkvvy_unqbq3oq2mk">
               <w:r>
                 <w:rPr>
                   <w:rStyle w:val="Hyperlink"/>
@@ -4450,7 +4450,7 @@
             </w:tcMar>
           </w:tcPr>
           <w:p>
-            <w:hyperlink w:history="1" r:id="rIdiak0tomwn6g9zykqk1jtk">
+            <w:hyperlink w:history="1" r:id="rIdmtdqk9prasnzn8ad4xfr7">
               <w:r>
                 <w:rPr>
                   <w:rStyle w:val="Hyperlink"/>
@@ -4471,7 +4471,7 @@
               </w:rPr>
               <w:t xml:space="preserve"> · </w:t>
             </w:r>
-            <w:hyperlink w:history="1" r:id="rIdiwq59ow_kvx9kyvhfbzsl">
+            <w:hyperlink w:history="1" r:id="rId3hqjpjqll0o9cxxqu86ln">
               <w:r>
                 <w:rPr>
                   <w:rStyle w:val="Hyperlink"/>
@@ -4654,7 +4654,7 @@
             </w:tcMar>
           </w:tcPr>
           <w:p>
-            <w:hyperlink w:history="1" r:id="rIdihxhbn_jh-dq6ryqbmeik">
+            <w:hyperlink w:history="1" r:id="rId85tnt8s9fgzq3orwjpybl">
               <w:r>
                 <w:rPr>
                   <w:rStyle w:val="Hyperlink"/>
@@ -4837,7 +4837,7 @@
             </w:tcMar>
           </w:tcPr>
           <w:p>
-            <w:hyperlink w:history="1" r:id="rId7vdv6ifbf-vkfwvmvnqvm">
+            <w:hyperlink w:history="1" r:id="rIdq2c7y-9ldwkjoqaui96yu">
               <w:r>
                 <w:rPr>
                   <w:rStyle w:val="Hyperlink"/>
@@ -4858,7 +4858,7 @@
               </w:rPr>
               <w:t xml:space="preserve"> · </w:t>
             </w:r>
-            <w:hyperlink w:history="1" r:id="rIdtz29twwb66pqfaf2vybik">
+            <w:hyperlink w:history="1" r:id="rIdezpwo8yx-v9rulho5xpsy">
               <w:r>
                 <w:rPr>
                   <w:rStyle w:val="Hyperlink"/>
@@ -7144,7 +7144,7 @@
             </w:tcMar>
           </w:tcPr>
           <w:p>
-            <w:hyperlink w:history="1" r:id="rIdli4guhy271cjaml69voa7">
+            <w:hyperlink w:history="1" r:id="rId9r58fxzwj0lh-7mow0a7n">
               <w:r>
                 <w:rPr>
                   <w:rStyle w:val="Hyperlink"/>
@@ -7165,7 +7165,7 @@
               </w:rPr>
               <w:t xml:space="preserve"> · </w:t>
             </w:r>
-            <w:hyperlink w:history="1" r:id="rId65i3q_ezswo5rxnhnrlyq">
+            <w:hyperlink w:history="1" r:id="rIddrpaqyr0yrhg_gizhljml">
               <w:r>
                 <w:rPr>
                   <w:rStyle w:val="Hyperlink"/>
@@ -7802,7 +7802,7 @@
             </w:tcMar>
           </w:tcPr>
           <w:p>
-            <w:hyperlink w:history="1" r:id="rIdnms0izsssx-njkgljvtsz">
+            <w:hyperlink w:history="1" r:id="rIdz0vw8w2epglc6k6y9ktsq">
               <w:r>
                 <w:rPr>
                   <w:rStyle w:val="Hyperlink"/>
@@ -7985,7 +7985,7 @@
             </w:tcMar>
           </w:tcPr>
           <w:p>
-            <w:hyperlink w:history="1" r:id="rIditohokomgmafkgvl6c6ns">
+            <w:hyperlink w:history="1" r:id="rIdhl6ho1edke7dze2s6-a8l">
               <w:r>
                 <w:rPr>
                   <w:rStyle w:val="Hyperlink"/>
@@ -8597,7 +8597,7 @@
             </w:tcMar>
           </w:tcPr>
           <w:p>
-            <w:hyperlink w:history="1" r:id="rIdgevlhmvtlxpbltyu1qhh3">
+            <w:hyperlink w:history="1" r:id="rIdwtnbazhyhk2qdpokzween">
               <w:r>
                 <w:rPr>
                   <w:rStyle w:val="Hyperlink"/>
@@ -8618,7 +8618,7 @@
               </w:rPr>
               <w:t xml:space="preserve"> · </w:t>
             </w:r>
-            <w:hyperlink w:history="1" r:id="rId0sy-xaabkvaqhwxgkx1sf">
+            <w:hyperlink w:history="1" r:id="rIdpcb3522cthqjh7ovkooep">
               <w:r>
                 <w:rPr>
                   <w:rStyle w:val="Hyperlink"/>
@@ -8801,7 +8801,7 @@
             </w:tcMar>
           </w:tcPr>
           <w:p>
-            <w:hyperlink w:history="1" r:id="rId0mmpu4v7-kb3x2c_1co_j">
+            <w:hyperlink w:history="1" r:id="rIdgjbvawv6pdbwjy1fkzexn">
               <w:r>
                 <w:rPr>
                   <w:rStyle w:val="Hyperlink"/>
@@ -8822,7 +8822,7 @@
               </w:rPr>
               <w:t xml:space="preserve"> · </w:t>
             </w:r>
-            <w:hyperlink w:history="1" r:id="rIdr0vid5w8391wwtb5sbc_x">
+            <w:hyperlink w:history="1" r:id="rIdg6dx3dqwwlfg55g8ziobi">
               <w:r>
                 <w:rPr>
                   <w:rStyle w:val="Hyperlink"/>
@@ -9005,7 +9005,7 @@
             </w:tcMar>
           </w:tcPr>
           <w:p>
-            <w:hyperlink w:history="1" r:id="rIdzj-vecffv0qwmvujxmwlg">
+            <w:hyperlink w:history="1" r:id="rIdwzwhiofaxyiyfitls_v6a">
               <w:r>
                 <w:rPr>
                   <w:rStyle w:val="Hyperlink"/>
@@ -9188,7 +9188,7 @@
             </w:tcMar>
           </w:tcPr>
           <w:p>
-            <w:hyperlink w:history="1" r:id="rIdnrd0zbeqb_q4zoh7ea_u0">
+            <w:hyperlink w:history="1" r:id="rIdfke4vryplixkif0b-wttv">
               <w:r>
                 <w:rPr>
                   <w:rStyle w:val="Hyperlink"/>
@@ -9209,7 +9209,7 @@
               </w:rPr>
               <w:t xml:space="preserve"> · </w:t>
             </w:r>
-            <w:hyperlink w:history="1" r:id="rIdoriyiddsvkpndlgs60hce">
+            <w:hyperlink w:history="1" r:id="rIddyrotvtuh_gtwxt7rvdvd">
               <w:r>
                 <w:rPr>
                   <w:rStyle w:val="Hyperlink"/>
@@ -9821,7 +9821,7 @@
             </w:tcMar>
           </w:tcPr>
           <w:p>
-            <w:hyperlink w:history="1" r:id="rIdyhgrk4njhdkppykcrt05n">
+            <w:hyperlink w:history="1" r:id="rId74rw91hb8poozu6ukqv67">
               <w:r>
                 <w:rPr>
                   <w:rStyle w:val="Hyperlink"/>
@@ -10433,7 +10433,7 @@
             </w:tcMar>
           </w:tcPr>
           <w:p>
-            <w:hyperlink w:history="1" r:id="rIdecdytyvm_8oizh2_dzgrl">
+            <w:hyperlink w:history="1" r:id="rIdjoyv90gu1ijcrswmamw6j">
               <w:r>
                 <w:rPr>
                   <w:rStyle w:val="Hyperlink"/>

--- a/docs/전달용/SSF2026_구매목록_계통별.docx
+++ b/docs/전달용/SSF2026_구매목록_계통별.docx
@@ -282,7 +282,7 @@
                 <w:sz w:val="19"/>
                 <w:szCs w:val="19"/>
               </w:rPr>
-              <w:t xml:space="preserve">1,484,680</w:t>
+              <w:t xml:space="preserve">1,483,380</w:t>
             </w:r>
           </w:p>
         </w:tc>
@@ -802,7 +802,7 @@
                 <w:sz w:val="19"/>
                 <w:szCs w:val="19"/>
               </w:rPr>
-              <w:t xml:space="preserve">49,190</w:t>
+              <w:t xml:space="preserve">47,890</w:t>
             </w:r>
           </w:p>
         </w:tc>
@@ -1195,7 +1195,7 @@
                 <w:sz w:val="19"/>
                 <w:szCs w:val="19"/>
               </w:rPr>
-              <w:t xml:space="preserve">1,676,370 ~ 1,691,370</w:t>
+              <w:t xml:space="preserve">1,673,770 ~ 1,688,770</w:t>
             </w:r>
           </w:p>
         </w:tc>
@@ -1258,7 +1258,7 @@
           <w:sz w:val="19"/>
           <w:szCs w:val="19"/>
         </w:rPr>
-        <w:t xml:space="preserve">주문 10-18~19, 도착 10-20~22. 12항목 중 9항목 도착, 부분 1(홀더), 미도착 4(인젝터 재발주·DC잭·수 플러그·3A 퓨즈).</w:t>
+        <w:t xml:space="preserve">주문 10-18~19, 도착 10-20~22. 12항목 중 10항목 도착, 미도착 4(인젝터 재발주·DC잭·수 플러그·3A 퓨즈).</w:t>
       </w:r>
     </w:p>
     <w:tbl>
@@ -2826,7 +2826,7 @@
               <w:bottom w:val="single" w:color="A6A6A6" w:sz="4"/>
               <w:right w:val="single" w:color="A6A6A6" w:sz="4"/>
             </w:tcBorders>
-            <w:shd w:fill="FDECEA" w:color="auto" w:val="clear"/>
+            <w:shd w:fill="E8F3EA" w:color="auto" w:val="clear"/>
             <w:tcMar>
               <w:top w:type="dxa" w:w="60"/>
               <w:left w:type="dxa" w:w="100"/>
@@ -2860,7 +2860,7 @@
               <w:bottom w:val="single" w:color="A6A6A6" w:sz="4"/>
               <w:right w:val="single" w:color="A6A6A6" w:sz="4"/>
             </w:tcBorders>
-            <w:shd w:fill="FDECEA" w:color="auto" w:val="clear"/>
+            <w:shd w:fill="E8F3EA" w:color="auto" w:val="clear"/>
             <w:tcMar>
               <w:top w:type="dxa" w:w="60"/>
               <w:left w:type="dxa" w:w="100"/>
@@ -2881,7 +2881,7 @@
                 <w:sz w:val="19"/>
                 <w:szCs w:val="19"/>
               </w:rPr>
-              <w:t xml:space="preserve">4</w:t>
+              <w:t xml:space="preserve">2</w:t>
             </w:r>
           </w:p>
         </w:tc>
@@ -2894,7 +2894,7 @@
               <w:bottom w:val="single" w:color="A6A6A6" w:sz="4"/>
               <w:right w:val="single" w:color="A6A6A6" w:sz="4"/>
             </w:tcBorders>
-            <w:shd w:fill="FDECEA" w:color="auto" w:val="clear"/>
+            <w:shd w:fill="E8F3EA" w:color="auto" w:val="clear"/>
             <w:tcMar>
               <w:top w:type="dxa" w:w="60"/>
               <w:left w:type="dxa" w:w="100"/>
@@ -2928,7 +2928,7 @@
               <w:bottom w:val="single" w:color="A6A6A6" w:sz="4"/>
               <w:right w:val="single" w:color="A6A6A6" w:sz="4"/>
             </w:tcBorders>
-            <w:shd w:fill="FDECEA" w:color="auto" w:val="clear"/>
+            <w:shd w:fill="E8F3EA" w:color="auto" w:val="clear"/>
             <w:tcMar>
               <w:top w:type="dxa" w:w="60"/>
               <w:left w:type="dxa" w:w="100"/>
@@ -2949,7 +2949,7 @@
                 <w:sz w:val="19"/>
                 <w:szCs w:val="19"/>
               </w:rPr>
-              <w:t xml:space="preserve">디바이스마트 봉투 2 EA 2,860</w:t>
+              <w:t xml:space="preserve">디바이스마트 봉투 2 EA — 1번배분, 2번배는 실험 후</w:t>
             </w:r>
           </w:p>
         </w:tc>
@@ -2962,7 +2962,7 @@
               <w:bottom w:val="single" w:color="A6A6A6" w:sz="4"/>
               <w:right w:val="single" w:color="A6A6A6" w:sz="4"/>
             </w:tcBorders>
-            <w:shd w:fill="FDECEA" w:color="auto" w:val="clear"/>
+            <w:shd w:fill="E8F3EA" w:color="auto" w:val="clear"/>
             <w:tcMar>
               <w:top w:type="dxa" w:w="60"/>
               <w:left w:type="dxa" w:w="100"/>
@@ -2979,11 +2979,11 @@
                 <w:rFonts w:ascii="Malgun Gothic" w:cs="Malgun Gothic" w:eastAsia="Malgun Gothic" w:hAnsi="Malgun Gothic"/>
                 <w:b/>
                 <w:bCs/>
-                <w:color w:val="C00000"/>
-                <w:sz w:val="19"/>
-                <w:szCs w:val="19"/>
-              </w:rPr>
-              <w:t xml:space="preserve">⚠ 2개 부족</w:t>
+                <w:color w:val="1F7A3A"/>
+                <w:sz w:val="19"/>
+                <w:szCs w:val="19"/>
+              </w:rPr>
+              <w:t xml:space="preserve">✓ 도착</w:t>
             </w:r>
           </w:p>
         </w:tc>
@@ -4267,7 +4267,7 @@
             </w:tcMar>
           </w:tcPr>
           <w:p>
-            <w:hyperlink w:history="1" r:id="rIdk_xghkvvy_unqbq3oq2mk">
+            <w:hyperlink w:history="1" r:id="rId0ov_jhsgdk1wily8t4eee">
               <w:r>
                 <w:rPr>
                   <w:rStyle w:val="Hyperlink"/>
@@ -4450,7 +4450,7 @@
             </w:tcMar>
           </w:tcPr>
           <w:p>
-            <w:hyperlink w:history="1" r:id="rIdmtdqk9prasnzn8ad4xfr7">
+            <w:hyperlink w:history="1" r:id="rIdf-dkdqek4spru7sx70vd3">
               <w:r>
                 <w:rPr>
                   <w:rStyle w:val="Hyperlink"/>
@@ -4471,7 +4471,7 @@
               </w:rPr>
               <w:t xml:space="preserve"> · </w:t>
             </w:r>
-            <w:hyperlink w:history="1" r:id="rId3hqjpjqll0o9cxxqu86ln">
+            <w:hyperlink w:history="1" r:id="rIdvjatozm23udcgatpnji4r">
               <w:r>
                 <w:rPr>
                   <w:rStyle w:val="Hyperlink"/>
@@ -4654,7 +4654,7 @@
             </w:tcMar>
           </w:tcPr>
           <w:p>
-            <w:hyperlink w:history="1" r:id="rId85tnt8s9fgzq3orwjpybl">
+            <w:hyperlink w:history="1" r:id="rIdqf2xmap8t3qd8uwx5wh44">
               <w:r>
                 <w:rPr>
                   <w:rStyle w:val="Hyperlink"/>
@@ -4723,7 +4723,7 @@
                 <w:sz w:val="19"/>
                 <w:szCs w:val="19"/>
               </w:rPr>
-              <w:t xml:space="preserve">인젝터 입력 보호. 배터리 ⊕ 와 인젝터 사이. 퓨즈는 1회용이라 예비 포함 10개(10-14)</w:t>
+              <w:t xml:space="preserve">인젝터 입력 보호. 배터리 ⊕ 와 인젝터 사이. 퓨즈는 1회용이라 예비 포함 10개. 홀더는 1번배분 1개, 2번배는 실험 후(09-30 원칙)</w:t>
             </w:r>
           </w:p>
         </w:tc>
@@ -4753,7 +4753,7 @@
                 <w:sz w:val="19"/>
                 <w:szCs w:val="19"/>
               </w:rPr>
-              <w:t xml:space="preserve">홀더 2 · 퓨즈 10</w:t>
+              <w:t xml:space="preserve">홀더 1 · 퓨즈 10</w:t>
             </w:r>
           </w:p>
         </w:tc>
@@ -4783,7 +4783,7 @@
                 <w:sz w:val="19"/>
                 <w:szCs w:val="19"/>
               </w:rPr>
-              <w:t xml:space="preserve">3,700</w:t>
+              <w:t xml:space="preserve">2,400</w:t>
             </w:r>
           </w:p>
         </w:tc>
@@ -4837,7 +4837,7 @@
             </w:tcMar>
           </w:tcPr>
           <w:p>
-            <w:hyperlink w:history="1" r:id="rIdq2c7y-9ldwkjoqaui96yu">
+            <w:hyperlink w:history="1" r:id="rIdr69dkpb1avmn5fifu39vu">
               <w:r>
                 <w:rPr>
                   <w:rStyle w:val="Hyperlink"/>
@@ -4858,7 +4858,7 @@
               </w:rPr>
               <w:t xml:space="preserve"> · </w:t>
             </w:r>
-            <w:hyperlink w:history="1" r:id="rIdezpwo8yx-v9rulho5xpsy">
+            <w:hyperlink w:history="1" r:id="rIdmgczxnwvu_exnrzgyuu0w">
               <w:r>
                 <w:rPr>
                   <w:rStyle w:val="Hyperlink"/>
@@ -4990,7 +4990,7 @@
                 <w:sz w:val="19"/>
                 <w:szCs w:val="19"/>
               </w:rPr>
-              <w:t xml:space="preserve">1,484,680</w:t>
+              <w:t xml:space="preserve">1,483,380</w:t>
             </w:r>
           </w:p>
         </w:tc>
@@ -7144,7 +7144,7 @@
             </w:tcMar>
           </w:tcPr>
           <w:p>
-            <w:hyperlink w:history="1" r:id="rId9r58fxzwj0lh-7mow0a7n">
+            <w:hyperlink w:history="1" r:id="rIdi67pacr4ctv1jedtv5hta">
               <w:r>
                 <w:rPr>
                   <w:rStyle w:val="Hyperlink"/>
@@ -7165,7 +7165,7 @@
               </w:rPr>
               <w:t xml:space="preserve"> · </w:t>
             </w:r>
-            <w:hyperlink w:history="1" r:id="rIddrpaqyr0yrhg_gizhljml">
+            <w:hyperlink w:history="1" r:id="rIdimdy_fouzy8uulgrcvjco">
               <w:r>
                 <w:rPr>
                   <w:rStyle w:val="Hyperlink"/>
@@ -7802,7 +7802,7 @@
             </w:tcMar>
           </w:tcPr>
           <w:p>
-            <w:hyperlink w:history="1" r:id="rIdz0vw8w2epglc6k6y9ktsq">
+            <w:hyperlink w:history="1" r:id="rIdw-qpncv0b7panvl4a4tqo">
               <w:r>
                 <w:rPr>
                   <w:rStyle w:val="Hyperlink"/>
@@ -7985,7 +7985,7 @@
             </w:tcMar>
           </w:tcPr>
           <w:p>
-            <w:hyperlink w:history="1" r:id="rIdhl6ho1edke7dze2s6-a8l">
+            <w:hyperlink w:history="1" r:id="rIdq6-ijq4_yjk6ssz5wwl_i">
               <w:r>
                 <w:rPr>
                   <w:rStyle w:val="Hyperlink"/>
@@ -8597,7 +8597,7 @@
             </w:tcMar>
           </w:tcPr>
           <w:p>
-            <w:hyperlink w:history="1" r:id="rIdwtnbazhyhk2qdpokzween">
+            <w:hyperlink w:history="1" r:id="rId13ubnqwrkok7wgsji6qdy">
               <w:r>
                 <w:rPr>
                   <w:rStyle w:val="Hyperlink"/>
@@ -8618,7 +8618,7 @@
               </w:rPr>
               <w:t xml:space="preserve"> · </w:t>
             </w:r>
-            <w:hyperlink w:history="1" r:id="rIdpcb3522cthqjh7ovkooep">
+            <w:hyperlink w:history="1" r:id="rIdu3seksm6onhglxwognk0j">
               <w:r>
                 <w:rPr>
                   <w:rStyle w:val="Hyperlink"/>
@@ -8801,7 +8801,7 @@
             </w:tcMar>
           </w:tcPr>
           <w:p>
-            <w:hyperlink w:history="1" r:id="rIdgjbvawv6pdbwjy1fkzexn">
+            <w:hyperlink w:history="1" r:id="rIdivkczxuwdilnefz020s68">
               <w:r>
                 <w:rPr>
                   <w:rStyle w:val="Hyperlink"/>
@@ -8822,7 +8822,7 @@
               </w:rPr>
               <w:t xml:space="preserve"> · </w:t>
             </w:r>
-            <w:hyperlink w:history="1" r:id="rIdg6dx3dqwwlfg55g8ziobi">
+            <w:hyperlink w:history="1" r:id="rIdegz9gumrqsb9z_rn-gwix">
               <w:r>
                 <w:rPr>
                   <w:rStyle w:val="Hyperlink"/>
@@ -9005,7 +9005,7 @@
             </w:tcMar>
           </w:tcPr>
           <w:p>
-            <w:hyperlink w:history="1" r:id="rIdwzwhiofaxyiyfitls_v6a">
+            <w:hyperlink w:history="1" r:id="rIdk2ruxjio9lure72vydpvz">
               <w:r>
                 <w:rPr>
                   <w:rStyle w:val="Hyperlink"/>
@@ -9074,7 +9074,7 @@
                 <w:sz w:val="19"/>
                 <w:szCs w:val="19"/>
               </w:rPr>
-              <w:t xml:space="preserve">허브 급전(XL4015 입력) 보호. 퓨즈는 1회용이라 예비 포함 10개(10-14)</w:t>
+              <w:t xml:space="preserve">허브 급전(5V 모듈 입력) 보호. 퓨즈는 1회용이라 예비 포함 10개. 홀더는 1번배분 1개, 2번배는 실험 후</w:t>
             </w:r>
           </w:p>
         </w:tc>
@@ -9104,7 +9104,7 @@
                 <w:sz w:val="19"/>
                 <w:szCs w:val="19"/>
               </w:rPr>
-              <w:t xml:space="preserve">홀더 2 · 퓨즈 10</w:t>
+              <w:t xml:space="preserve">홀더 1 · 퓨즈 10</w:t>
             </w:r>
           </w:p>
         </w:tc>
@@ -9134,7 +9134,7 @@
                 <w:sz w:val="19"/>
                 <w:szCs w:val="19"/>
               </w:rPr>
-              <w:t xml:space="preserve">3,700</w:t>
+              <w:t xml:space="preserve">2,400</w:t>
             </w:r>
           </w:p>
         </w:tc>
@@ -9188,7 +9188,7 @@
             </w:tcMar>
           </w:tcPr>
           <w:p>
-            <w:hyperlink w:history="1" r:id="rIdfke4vryplixkif0b-wttv">
+            <w:hyperlink w:history="1" r:id="rIdfk_87cgtmws7sdhdw8oqh">
               <w:r>
                 <w:rPr>
                   <w:rStyle w:val="Hyperlink"/>
@@ -9209,7 +9209,7 @@
               </w:rPr>
               <w:t xml:space="preserve"> · </w:t>
             </w:r>
-            <w:hyperlink w:history="1" r:id="rIddyrotvtuh_gtwxt7rvdvd">
+            <w:hyperlink w:history="1" r:id="rId2d25i_f-yzpyu2lquvnzp">
               <w:r>
                 <w:rPr>
                   <w:rStyle w:val="Hyperlink"/>
@@ -9341,7 +9341,7 @@
                 <w:sz w:val="19"/>
                 <w:szCs w:val="19"/>
               </w:rPr>
-              <w:t xml:space="preserve">49,190</w:t>
+              <w:t xml:space="preserve">47,890</w:t>
             </w:r>
           </w:p>
         </w:tc>
@@ -9821,7 +9821,7 @@
             </w:tcMar>
           </w:tcPr>
           <w:p>
-            <w:hyperlink w:history="1" r:id="rId74rw91hb8poozu6ukqv67">
+            <w:hyperlink w:history="1" r:id="rIdmts2zdsy_cczm5pvf53-i">
               <w:r>
                 <w:rPr>
                   <w:rStyle w:val="Hyperlink"/>
@@ -10433,7 +10433,7 @@
             </w:tcMar>
           </w:tcPr>
           <w:p>
-            <w:hyperlink w:history="1" r:id="rIdjoyv90gu1ijcrswmamw6j">
+            <w:hyperlink w:history="1" r:id="rIdzvnmsxp9rpt4tyuigv97w">
               <w:r>
                 <w:rPr>
                   <w:rStyle w:val="Hyperlink"/>
@@ -11604,7 +11604,7 @@
                 <w:sz w:val="24"/>
                 <w:szCs w:val="24"/>
               </w:rPr>
-              <w:t xml:space="preserve">1,676,370 ~ 1,691,370</w:t>
+              <w:t xml:space="preserve">1,673,770 ~ 1,688,770</w:t>
             </w:r>
           </w:p>
         </w:tc>
@@ -11786,7 +11786,7 @@
                 <w:sz w:val="24"/>
                 <w:szCs w:val="24"/>
               </w:rPr>
-              <w:t xml:space="preserve">262,270 ~ 277,270</w:t>
+              <w:t xml:space="preserve">259,670 ~ 274,670</w:t>
             </w:r>
           </w:p>
         </w:tc>
@@ -13190,7 +13190,7 @@
                 <w:sz w:val="19"/>
                 <w:szCs w:val="19"/>
               </w:rPr>
-              <w:t xml:space="preserve">퓨즈홀더 ×4 + 퓨즈 2A×10·3A×10</w:t>
+              <w:t xml:space="preserve">퓨즈홀더 ×2 + 퓨즈 2A×10·3A×10</w:t>
             </w:r>
           </w:p>
         </w:tc>
@@ -13222,7 +13222,7 @@
                 <w:sz w:val="19"/>
                 <w:szCs w:val="19"/>
               </w:rPr>
-              <w:t xml:space="preserve">7,400</w:t>
+              <w:t xml:space="preserve">4,800</w:t>
             </w:r>
           </w:p>
         </w:tc>
@@ -13420,7 +13420,7 @@
                 <w:sz w:val="19"/>
                 <w:szCs w:val="19"/>
               </w:rPr>
-              <w:t xml:space="preserve">262,270 ~ 277,270</w:t>
+              <w:t xml:space="preserve">259,670 ~ 274,670</w:t>
             </w:r>
           </w:p>
         </w:tc>
